--- a/Lec1-5_Derm_Study_Guide.docx
+++ b/Lec1-5_Derm_Study_Guide.docx
@@ -29531,6 +29531,8275 @@
       </w:tr>
     </w:tbl>
     <w:p/>
+    <w:p>
+      <w:pPr>
+        <w:pStyle w:val="Heading1"/>
+      </w:pPr>
+      <w:r>
+        <w:t>Lecture 3: Primary Skin Lesions &amp; Psoriasis — Comprehensive Study Guide</w:t>
+      </w:r>
+    </w:p>
+    <w:p>
+      <w:pPr>
+        <w:pStyle w:val="Heading2"/>
+      </w:pPr>
+      <w:r>
+        <w:t>1. Primary Skin Lesions — Flat Lesions</w:t>
+      </w:r>
+    </w:p>
+    <w:p>
+      <w:pPr>
+        <w:pStyle w:val="Heading3"/>
+      </w:pPr>
+      <w:r>
+        <w:t>Summary</w:t>
+      </w:r>
+    </w:p>
+    <w:p>
+      <w:pPr/>
+      <w:r>
+        <w:t xml:space="preserve">Primary lesions are the </w:t>
+      </w:r>
+      <w:r>
+        <w:rPr>
+          <w:b/>
+        </w:rPr>
+        <w:t>first lesions</w:t>
+      </w:r>
+      <w:r>
+        <w:t xml:space="preserve"> that appear in a disease — they exist de novo, without requiring a pre-existing lesion. Mastering primary lesions is the ABC of dermatology and the foundation of clinical diagnosis.</w:t>
+      </w:r>
+    </w:p>
+    <w:p>
+      <w:pPr/>
+      <w:r>
+        <w:rPr>
+          <w:b/>
+        </w:rPr>
+        <w:t>Flat lesions (colour change only, not elevated):</w:t>
+      </w:r>
+    </w:p>
+    <w:p>
+      <w:pPr>
+        <w:pStyle w:val="ListBullet"/>
+        <w:ind w:left="340"/>
+      </w:pPr>
+      <w:r>
+        <w:rPr>
+          <w:b/>
+        </w:rPr>
+        <w:t>Macule</w:t>
+      </w:r>
+    </w:p>
+    <w:p>
+      <w:pPr>
+        <w:pStyle w:val="ListBullet2"/>
+        <w:ind w:left="624"/>
+      </w:pPr>
+      <w:r>
+        <w:t xml:space="preserve">Definition: A </w:t>
+      </w:r>
+      <w:r>
+        <w:rPr>
+          <w:b/>
+        </w:rPr>
+        <w:t>flat, circumscribed change in skin colour</w:t>
+      </w:r>
+      <w:r>
+        <w:t xml:space="preserve"> — no elevation, no depression, no atrophy</w:t>
+      </w:r>
+    </w:p>
+    <w:p>
+      <w:pPr>
+        <w:pStyle w:val="ListBullet2"/>
+        <w:ind w:left="624"/>
+      </w:pPr>
+      <w:r>
+        <w:t xml:space="preserve">Size: </w:t>
+      </w:r>
+      <w:r>
+        <w:rPr>
+          <w:b/>
+        </w:rPr>
+        <w:t>&lt; 1 cm</w:t>
+      </w:r>
+    </w:p>
+    <w:p>
+      <w:pPr>
+        <w:pStyle w:val="ListBullet2"/>
+        <w:ind w:left="624"/>
+      </w:pPr>
+      <w:r>
+        <w:t>Examples: Early Vitiligo, Melasma, café-au-lait spots, freckles</w:t>
+      </w:r>
+    </w:p>
+    <w:p>
+      <w:pPr>
+        <w:pStyle w:val="ListBullet2"/>
+        <w:ind w:left="624"/>
+      </w:pPr>
+      <w:r>
+        <w:t>Key point: Purely a colour change — no palpable component</w:t>
+      </w:r>
+    </w:p>
+    <w:p>
+      <w:pPr>
+        <w:pStyle w:val="ListBullet"/>
+        <w:ind w:left="340"/>
+      </w:pPr>
+      <w:r>
+        <w:rPr>
+          <w:b/>
+        </w:rPr>
+        <w:t>Patch</w:t>
+      </w:r>
+    </w:p>
+    <w:p>
+      <w:pPr>
+        <w:pStyle w:val="ListBullet2"/>
+        <w:ind w:left="624"/>
+      </w:pPr>
+      <w:r>
+        <w:t xml:space="preserve">Definition: Same as a Macule but </w:t>
+      </w:r>
+      <w:r>
+        <w:rPr>
+          <w:b/>
+        </w:rPr>
+        <w:t>&gt; 1 cm</w:t>
+      </w:r>
+    </w:p>
+    <w:p>
+      <w:pPr>
+        <w:pStyle w:val="ListBullet2"/>
+        <w:ind w:left="624"/>
+      </w:pPr>
+      <w:r>
+        <w:t>Examples: Large vitiligo patches, large café-au-lait patches, Pityriasis versicolor (extensive)</w:t>
+      </w:r>
+    </w:p>
+    <w:p>
+      <w:pPr>
+        <w:pStyle w:val="ListBullet"/>
+      </w:pPr>
+      <w:r>
+        <w:rPr>
+          <w:b/>
+        </w:rPr>
+        <w:t>💡 Clinical Pearl:</w:t>
+      </w:r>
+      <w:r>
+        <w:t xml:space="preserve"> In exams you must choose the correct term. A flat hypopigmented area &lt; 1 cm = Macule. The same area &gt; 1 cm = Patch. Never call a flat lesion a Plaque — plaques are elevated.</w:t>
+      </w:r>
+    </w:p>
+    <w:p>
+      <w:pPr>
+        <w:pStyle w:val="Heading3"/>
+      </w:pPr>
+      <w:r>
+        <w:t>Translated &amp; Tidied Audio Transcript</w:t>
+      </w:r>
+    </w:p>
+    <w:p>
+      <w:pPr/>
+      <w:r>
+        <w:rPr>
+          <w:b/>
+        </w:rPr>
+        <w:t xml:space="preserve">Dr. Eman:  </w:t>
+      </w:r>
+      <w:r>
+        <w:t>Before we start Psoriasis, there are things that every dermatologist — at any level — must know. These are the Primary Lesions. Has anyone heard of them before?</w:t>
+      </w:r>
+    </w:p>
+    <w:p>
+      <w:pPr/>
+      <w:r>
+        <w:rPr>
+          <w:b/>
+        </w:rPr>
+        <w:t xml:space="preserve">Student (Dr. Doaa):  </w:t>
+      </w:r>
+      <w:r>
+        <w:t>Primary lesions are the initial lesions a disease produces — for example, a Papule or a Macule.</w:t>
+      </w:r>
+    </w:p>
+    <w:p>
+      <w:pPr/>
+      <w:r>
+        <w:rPr>
+          <w:b/>
+        </w:rPr>
+        <w:t xml:space="preserve">Dr. Eman:  </w:t>
+      </w:r>
+      <w:r>
+        <w:t>Good. And what is the difference between Primary and Secondary lesions?</w:t>
+      </w:r>
+    </w:p>
+    <w:p>
+      <w:pPr/>
+      <w:r>
+        <w:rPr>
+          <w:b/>
+        </w:rPr>
+        <w:t xml:space="preserve">Student:  </w:t>
+      </w:r>
+      <w:r>
+        <w:t>Secondary lesions include Scars and Hyperpigmentation.</w:t>
+      </w:r>
+    </w:p>
+    <w:p>
+      <w:pPr/>
+      <w:r>
+        <w:rPr>
+          <w:b/>
+        </w:rPr>
+        <w:t xml:space="preserve">Dr. Eman:  </w:t>
+      </w:r>
+      <w:r>
+        <w:t>Exactly. Primary lesions appear from the beginning; Secondary lesions develop on top of a pre-existing Primary lesion — such as Scarring, Crusting, and so on. Now — Primary lesions must be memorised like your own name. In the Egyptian Dermatology Fellowship exam, one-third of candidates failed because they didn't know Primary lesions. Imagine that.</w:t>
+      </w:r>
+    </w:p>
+    <w:p>
+      <w:pPr/>
+      <w:r>
+        <w:rPr>
+          <w:b/>
+        </w:rPr>
+        <w:t xml:space="preserve">Dr. Eman:  </w:t>
+      </w:r>
+      <w:r>
+        <w:t xml:space="preserve">First: </w:t>
+      </w:r>
+      <w:r>
+        <w:rPr>
+          <w:b/>
+        </w:rPr>
+        <w:t>Macule.</w:t>
+      </w:r>
+      <w:r>
+        <w:t xml:space="preserve"> What is a Macule? It is simply a </w:t>
+      </w:r>
+      <w:r>
+        <w:rPr>
+          <w:b/>
+        </w:rPr>
+        <w:t>change in colour only</w:t>
+      </w:r>
+      <w:r>
+        <w:t xml:space="preserve"> — flat, circumscribed, less than 1 cm. If it is larger than 1 cm, we call it a </w:t>
+      </w:r>
+      <w:r>
+        <w:rPr>
+          <w:b/>
+        </w:rPr>
+        <w:t>Patch.</w:t>
+      </w:r>
+      <w:r>
+        <w:t xml:space="preserve"> The difference is purely in size. Examples: Melasma, Vitiligo — as long as the area is only a colour change with no elevation.</w:t>
+      </w:r>
+    </w:p>
+    <w:p>
+      <w:pPr>
+        <w:pStyle w:val="Heading2"/>
+      </w:pPr>
+      <w:r>
+        <w:t>2. Primary Skin Lesions — Elevated Solid Lesions</w:t>
+      </w:r>
+    </w:p>
+    <w:p>
+      <w:pPr>
+        <w:pStyle w:val="Heading3"/>
+      </w:pPr>
+      <w:r>
+        <w:t>Summary</w:t>
+      </w:r>
+    </w:p>
+    <w:p>
+      <w:pPr/>
+      <w:r>
+        <w:rPr>
+          <w:b/>
+        </w:rPr>
+        <w:t>Elevated solid lesions:</w:t>
+      </w:r>
+    </w:p>
+    <w:p>
+      <w:pPr>
+        <w:pStyle w:val="ListBullet"/>
+        <w:ind w:left="340"/>
+      </w:pPr>
+      <w:r>
+        <w:rPr>
+          <w:b/>
+        </w:rPr>
+        <w:t>Papule</w:t>
+      </w:r>
+    </w:p>
+    <w:p>
+      <w:pPr>
+        <w:pStyle w:val="ListBullet2"/>
+        <w:ind w:left="624"/>
+      </w:pPr>
+      <w:r>
+        <w:t xml:space="preserve">Definition: </w:t>
+      </w:r>
+      <w:r>
+        <w:rPr>
+          <w:b/>
+        </w:rPr>
+        <w:t>Elevated, circumscribed, solid lesion</w:t>
+      </w:r>
+      <w:r>
+        <w:t xml:space="preserve"> with no fluid</w:t>
+      </w:r>
+    </w:p>
+    <w:p>
+      <w:pPr>
+        <w:pStyle w:val="ListBullet2"/>
+        <w:ind w:left="624"/>
+      </w:pPr>
+      <w:r>
+        <w:t xml:space="preserve">Size: </w:t>
+      </w:r>
+      <w:r>
+        <w:rPr>
+          <w:b/>
+        </w:rPr>
+        <w:t>&lt; 1 cm</w:t>
+      </w:r>
+    </w:p>
+    <w:p>
+      <w:pPr>
+        <w:pStyle w:val="ListBullet2"/>
+        <w:ind w:left="624"/>
+      </w:pPr>
+      <w:r>
+        <w:t>Subtypes:</w:t>
+      </w:r>
+    </w:p>
+    <w:p>
+      <w:pPr>
+        <w:pStyle w:val="ListBullet2"/>
+        <w:ind w:left="624"/>
+      </w:pPr>
+      <w:r>
+        <w:rPr>
+          <w:b/>
+        </w:rPr>
+        <w:t>Flat-topped papule</w:t>
+      </w:r>
+      <w:r>
+        <w:t xml:space="preserve"> — e.g., Lichen Planus</w:t>
+      </w:r>
+    </w:p>
+    <w:p>
+      <w:pPr>
+        <w:pStyle w:val="ListBullet2"/>
+        <w:ind w:left="624"/>
+      </w:pPr>
+      <w:r>
+        <w:rPr>
+          <w:b/>
+        </w:rPr>
+        <w:t>Umbilicated papule</w:t>
+      </w:r>
+      <w:r>
+        <w:t xml:space="preserve"> — e.g., Molluscum Contagiosum (central dell/dimple)</w:t>
+      </w:r>
+    </w:p>
+    <w:p>
+      <w:pPr>
+        <w:pStyle w:val="ListBullet2"/>
+        <w:ind w:left="624"/>
+      </w:pPr>
+      <w:r>
+        <w:rPr>
+          <w:b/>
+        </w:rPr>
+        <w:t>Verrucous papule</w:t>
+      </w:r>
+      <w:r>
+        <w:t xml:space="preserve"> — e.g., Common Warts (HPV)</w:t>
+      </w:r>
+    </w:p>
+    <w:p>
+      <w:pPr>
+        <w:pStyle w:val="ListBullet2"/>
+        <w:ind w:left="624"/>
+      </w:pPr>
+      <w:r>
+        <w:rPr>
+          <w:b/>
+        </w:rPr>
+        <w:t>Dome-shaped papule</w:t>
+      </w:r>
+      <w:r>
+        <w:t xml:space="preserve"> — e.g., Molluscum, Dermatofibromas</w:t>
+      </w:r>
+    </w:p>
+    <w:p>
+      <w:pPr>
+        <w:pStyle w:val="ListBullet2"/>
+        <w:ind w:left="624"/>
+      </w:pPr>
+      <w:r>
+        <w:t>Reference: Defined by Bolognia as &lt; 1 cm (some texts say &lt; 0.5 cm)</w:t>
+      </w:r>
+    </w:p>
+    <w:p>
+      <w:pPr>
+        <w:pStyle w:val="ListBullet"/>
+        <w:ind w:left="340"/>
+      </w:pPr>
+      <w:r>
+        <w:rPr>
+          <w:b/>
+        </w:rPr>
+        <w:t>Plaque</w:t>
+      </w:r>
+    </w:p>
+    <w:p>
+      <w:pPr>
+        <w:pStyle w:val="ListBullet2"/>
+        <w:ind w:left="624"/>
+      </w:pPr>
+      <w:r>
+        <w:t xml:space="preserve">Definition: </w:t>
+      </w:r>
+      <w:r>
+        <w:rPr>
+          <w:b/>
+        </w:rPr>
+        <w:t>Elevated, circumscribed, solid lesion</w:t>
+      </w:r>
+      <w:r>
+        <w:t xml:space="preserve"> with flat top</w:t>
+      </w:r>
+    </w:p>
+    <w:p>
+      <w:pPr>
+        <w:pStyle w:val="ListBullet2"/>
+        <w:ind w:left="624"/>
+      </w:pPr>
+      <w:r>
+        <w:t xml:space="preserve">Size: </w:t>
+      </w:r>
+      <w:r>
+        <w:rPr>
+          <w:b/>
+        </w:rPr>
+        <w:t>&gt; 1 cm</w:t>
+      </w:r>
+      <w:r>
+        <w:t xml:space="preserve"> (by Bolognia definition)</w:t>
+      </w:r>
+    </w:p>
+    <w:p>
+      <w:pPr>
+        <w:pStyle w:val="ListBullet2"/>
+        <w:ind w:left="624"/>
+      </w:pPr>
+      <w:r>
+        <w:t>Same structure as a Papule but larger</w:t>
+      </w:r>
+    </w:p>
+    <w:p>
+      <w:pPr>
+        <w:pStyle w:val="ListBullet2"/>
+        <w:ind w:left="624"/>
+      </w:pPr>
+      <w:r>
+        <w:t xml:space="preserve">Classic example: </w:t>
+      </w:r>
+      <w:r>
+        <w:rPr>
+          <w:b/>
+        </w:rPr>
+        <w:t>Psoriatic plaque</w:t>
+      </w:r>
+      <w:r>
+        <w:t xml:space="preserve"> (the hallmark lesion of Psoriasis)</w:t>
+      </w:r>
+    </w:p>
+    <w:p>
+      <w:pPr>
+        <w:pStyle w:val="ListBullet"/>
+        <w:ind w:left="340"/>
+      </w:pPr>
+      <w:r>
+        <w:rPr>
+          <w:b/>
+        </w:rPr>
+        <w:t>Nodule</w:t>
+      </w:r>
+    </w:p>
+    <w:p>
+      <w:pPr>
+        <w:pStyle w:val="ListBullet2"/>
+        <w:ind w:left="624"/>
+      </w:pPr>
+      <w:r>
+        <w:t xml:space="preserve">Definition: Like a Papule/Plaque but extends </w:t>
+      </w:r>
+      <w:r>
+        <w:rPr>
+          <w:b/>
+        </w:rPr>
+        <w:t>deep into the dermis or subcutaneous tissue</w:t>
+      </w:r>
+    </w:p>
+    <w:p>
+      <w:pPr>
+        <w:pStyle w:val="ListBullet2"/>
+        <w:ind w:left="624"/>
+      </w:pPr>
+      <w:r>
+        <w:t xml:space="preserve">Key distinguishing feature: Has a </w:t>
+      </w:r>
+      <w:r>
+        <w:rPr>
+          <w:b/>
+        </w:rPr>
+        <w:t>dermal and/or subcutaneous component</w:t>
+      </w:r>
+      <w:r>
+        <w:t xml:space="preserve"> — it is deep</w:t>
+      </w:r>
+    </w:p>
+    <w:p>
+      <w:pPr>
+        <w:pStyle w:val="ListBullet2"/>
+        <w:ind w:left="624"/>
+      </w:pPr>
+      <w:r>
+        <w:t>Palpable deeper structure distinguishes it from a Papule</w:t>
+      </w:r>
+    </w:p>
+    <w:p>
+      <w:pPr>
+        <w:pStyle w:val="ListBullet2"/>
+        <w:ind w:left="624"/>
+      </w:pPr>
+      <w:r>
+        <w:t>Examples: Dermatofibroma, Lipoma (subcutaneous), Epidermoid cyst</w:t>
+      </w:r>
+    </w:p>
+    <w:p>
+      <w:pPr>
+        <w:pStyle w:val="ListBullet"/>
+        <w:ind w:left="340"/>
+      </w:pPr>
+      <w:r>
+        <w:rPr>
+          <w:b/>
+        </w:rPr>
+        <w:t>Wheal (Urticarial Lesion)</w:t>
+      </w:r>
+    </w:p>
+    <w:p>
+      <w:pPr>
+        <w:pStyle w:val="ListBullet2"/>
+        <w:ind w:left="624"/>
+      </w:pPr>
+      <w:r>
+        <w:t xml:space="preserve">Definition: </w:t>
+      </w:r>
+      <w:r>
+        <w:rPr>
+          <w:b/>
+        </w:rPr>
+        <w:t>Transient elevation of the skin due to dermal oedema</w:t>
+      </w:r>
+    </w:p>
+    <w:p>
+      <w:pPr>
+        <w:pStyle w:val="ListBullet2"/>
+        <w:ind w:left="624"/>
+      </w:pPr>
+      <w:r>
+        <w:t xml:space="preserve">Key feature: </w:t>
+      </w:r>
+      <w:r>
+        <w:rPr>
+          <w:b/>
+        </w:rPr>
+        <w:t>Lasts &lt; 24 hours</w:t>
+      </w:r>
+      <w:r>
+        <w:t xml:space="preserve"> (by definition — if &gt; 24 hours, consider Urticarial Vasculitis)</w:t>
+      </w:r>
+    </w:p>
+    <w:p>
+      <w:pPr>
+        <w:pStyle w:val="ListBullet2"/>
+        <w:ind w:left="624"/>
+      </w:pPr>
+      <w:r>
+        <w:t xml:space="preserve">Primary lesion of: </w:t>
+      </w:r>
+      <w:r>
+        <w:rPr>
+          <w:b/>
+        </w:rPr>
+        <w:t>Urticaria</w:t>
+      </w:r>
+    </w:p>
+    <w:p>
+      <w:pPr>
+        <w:pStyle w:val="ListBullet"/>
+      </w:pPr>
+      <w:r>
+        <w:rPr>
+          <w:b/>
+        </w:rPr>
+        <w:t>💡 Key Distinction — Papule vs. Nodule:</w:t>
+      </w:r>
+      <w:r>
+        <w:t xml:space="preserve"> Both are solid elevated lesions, but a Nodule has depth — it extends into the dermis or subcutaneous fat. A Papule is superficial.</w:t>
+      </w:r>
+    </w:p>
+    <w:p>
+      <w:pPr>
+        <w:pStyle w:val="ListBullet"/>
+      </w:pPr>
+      <w:r>
+        <w:rPr>
+          <w:b/>
+        </w:rPr>
+        <w:t>💡 Wheal Clinical Pearl:</w:t>
+      </w:r>
+      <w:r>
+        <w:t xml:space="preserve"> Urticaria resolves within 24 hours by definition. Any wheal lasting &gt; 24 hours requires investigation for Urticarial Vasculitis or other systemic causes.</w:t>
+      </w:r>
+    </w:p>
+    <w:p>
+      <w:pPr>
+        <w:pStyle w:val="Heading3"/>
+      </w:pPr>
+      <w:r>
+        <w:t>Translated &amp; Tidied Audio Transcript</w:t>
+      </w:r>
+    </w:p>
+    <w:p>
+      <w:pPr/>
+      <w:r>
+        <w:rPr>
+          <w:b/>
+        </w:rPr>
+        <w:t xml:space="preserve">Dr. Eman:  </w:t>
+      </w:r>
+      <w:r>
+        <w:t xml:space="preserve">What is a </w:t>
+      </w:r>
+      <w:r>
+        <w:rPr>
+          <w:b/>
+        </w:rPr>
+        <w:t>Papule</w:t>
+      </w:r>
+      <w:r>
+        <w:t xml:space="preserve">? It is an </w:t>
+      </w:r>
+      <w:r>
+        <w:rPr>
+          <w:b/>
+        </w:rPr>
+        <w:t>elevated, circumscribed lesion less than 1 cm.</w:t>
+      </w:r>
+      <w:r>
+        <w:t xml:space="preserve"> What if it is more than 1 cm? We call it a </w:t>
+      </w:r>
+      <w:r>
+        <w:rPr>
+          <w:b/>
+        </w:rPr>
+        <w:t>Plaque.</w:t>
+      </w:r>
+      <w:r>
+        <w:t xml:space="preserve"> Does everyone know this? Those who know, confirm it — those who don't, tell me.</w:t>
+      </w:r>
+    </w:p>
+    <w:p>
+      <w:pPr/>
+      <w:r>
+        <w:rPr>
+          <w:b/>
+        </w:rPr>
+        <w:t xml:space="preserve">Students:  </w:t>
+      </w:r>
+      <w:r>
+        <w:t>Yes.</w:t>
+      </w:r>
+    </w:p>
+    <w:p>
+      <w:pPr/>
+      <w:r>
+        <w:rPr>
+          <w:b/>
+        </w:rPr>
+        <w:t xml:space="preserve">Dr. Eman:  </w:t>
+      </w:r>
+      <w:r>
+        <w:t>Good. The Papule has subtypes based on shape: Flat-topped (like Lichen Planus), Umbilicated (like Molluscum contagiosum — a central dimple), Verrucous (like Warts), Dome-shaped. The Plaque is the same definition as the Papule, just larger than 1 cm. Bologna defines it as &gt; 1 cm.</w:t>
+      </w:r>
+    </w:p>
+    <w:p>
+      <w:pPr/>
+      <w:r>
+        <w:rPr>
+          <w:b/>
+        </w:rPr>
+        <w:t xml:space="preserve">Dr. Eman:  </w:t>
+      </w:r>
+      <w:r>
+        <w:t xml:space="preserve">Now what is the difference between a </w:t>
+      </w:r>
+      <w:r>
+        <w:rPr>
+          <w:b/>
+        </w:rPr>
+        <w:t>Nodule</w:t>
+      </w:r>
+      <w:r>
+        <w:t xml:space="preserve"> and a </w:t>
+      </w:r>
+      <w:r>
+        <w:rPr>
+          <w:b/>
+        </w:rPr>
+        <w:t>Papule or Plaque</w:t>
+      </w:r>
+      <w:r>
+        <w:t>?</w:t>
+      </w:r>
+    </w:p>
+    <w:p>
+      <w:pPr/>
+      <w:r>
+        <w:rPr>
+          <w:b/>
+        </w:rPr>
+        <w:t xml:space="preserve">Student:  </w:t>
+      </w:r>
+      <w:r>
+        <w:t>The Depth — a Nodule is deeper.</w:t>
+      </w:r>
+    </w:p>
+    <w:p>
+      <w:pPr/>
+      <w:r>
+        <w:rPr>
+          <w:b/>
+        </w:rPr>
+        <w:t xml:space="preserve">Dr. Eman:  </w:t>
+      </w:r>
+      <w:r>
+        <w:t>Exactly — depth. The Nodule extends into the Dermis and can reach the Subcutaneous tissue. It has a dermal or subcutaneous component. Very important to remember.</w:t>
+      </w:r>
+    </w:p>
+    <w:p>
+      <w:pPr/>
+      <w:r>
+        <w:rPr>
+          <w:b/>
+        </w:rPr>
+        <w:t xml:space="preserve">Dr. Eman:  </w:t>
+      </w:r>
+      <w:r>
+        <w:t xml:space="preserve">What are </w:t>
+      </w:r>
+      <w:r>
+        <w:rPr>
+          <w:b/>
+        </w:rPr>
+        <w:t>Wheals</w:t>
+      </w:r>
+      <w:r>
+        <w:t>?</w:t>
+      </w:r>
+    </w:p>
+    <w:p>
+      <w:pPr/>
+      <w:r>
+        <w:rPr>
+          <w:b/>
+        </w:rPr>
+        <w:t xml:space="preserve">Student:  </w:t>
+      </w:r>
+      <w:r>
+        <w:t>They are the primary lesion of Urticaria.</w:t>
+      </w:r>
+    </w:p>
+    <w:p>
+      <w:pPr/>
+      <w:r>
+        <w:rPr>
+          <w:b/>
+        </w:rPr>
+        <w:t xml:space="preserve">Dr. Eman:  </w:t>
+      </w:r>
+      <w:r>
+        <w:t xml:space="preserve">Excellent. A Wheal is a </w:t>
+      </w:r>
+      <w:r>
+        <w:rPr>
+          <w:b/>
+        </w:rPr>
+        <w:t>transient elevation of the skin due to dermal oedema.</w:t>
+      </w:r>
+      <w:r>
+        <w:t xml:space="preserve"> Why transient? Because Urticaria resolves in less than 24 hours. If it stays longer than 24 hours, it is not ordinary Urticaria — it becomes Urticarial Vasculitis or something else.</w:t>
+      </w:r>
+    </w:p>
+    <w:p>
+      <w:pPr>
+        <w:pStyle w:val="Heading2"/>
+      </w:pPr>
+      <w:r>
+        <w:t>3. Primary Skin Lesions — Fluid-Filled Lesions</w:t>
+      </w:r>
+    </w:p>
+    <w:p>
+      <w:pPr>
+        <w:pStyle w:val="Heading3"/>
+      </w:pPr>
+      <w:r>
+        <w:t>Summary</w:t>
+      </w:r>
+    </w:p>
+    <w:p>
+      <w:pPr/>
+      <w:r>
+        <w:rPr>
+          <w:b/>
+        </w:rPr>
+        <w:t>Fluid-filled primary lesions:</w:t>
+      </w:r>
+    </w:p>
+    <w:tbl>
+      <w:tblPr>
+        <w:tblStyle w:val="TableGrid"/>
+        <w:tblW w:type="auto" w:w="0"/>
+        <w:tblLook w:firstColumn="1" w:firstRow="1" w:lastColumn="0" w:lastRow="0" w:noHBand="0" w:noVBand="1" w:val="04A0"/>
+      </w:tblPr>
+      <w:tblGrid>
+        <w:gridCol w:w="2340"/>
+        <w:gridCol w:w="2340"/>
+        <w:gridCol w:w="2340"/>
+        <w:gridCol w:w="2340"/>
+      </w:tblGrid>
+      <w:tr>
+        <w:tc>
+          <w:tcPr>
+            <w:tcW w:type="dxa" w:w="2340"/>
+            <w:shd w:val="clear" w:color="auto" w:fill="1F3964"/>
+          </w:tcPr>
+          <w:p>
+            <w:r>
+              <w:rPr>
+                <w:b/>
+                <w:color w:val="FFFFFF"/>
+              </w:rPr>
+              <w:t>Lesion</w:t>
+            </w:r>
+          </w:p>
+        </w:tc>
+        <w:tc>
+          <w:tcPr>
+            <w:tcW w:type="dxa" w:w="2340"/>
+            <w:shd w:val="clear" w:color="auto" w:fill="1F3964"/>
+          </w:tcPr>
+          <w:p>
+            <w:r>
+              <w:rPr>
+                <w:b/>
+                <w:color w:val="FFFFFF"/>
+              </w:rPr>
+              <w:t>Definition</w:t>
+            </w:r>
+          </w:p>
+        </w:tc>
+        <w:tc>
+          <w:tcPr>
+            <w:tcW w:type="dxa" w:w="2340"/>
+            <w:shd w:val="clear" w:color="auto" w:fill="1F3964"/>
+          </w:tcPr>
+          <w:p>
+            <w:r>
+              <w:rPr>
+                <w:b/>
+                <w:color w:val="FFFFFF"/>
+              </w:rPr>
+              <w:t>Size</w:t>
+            </w:r>
+          </w:p>
+        </w:tc>
+        <w:tc>
+          <w:tcPr>
+            <w:tcW w:type="dxa" w:w="2340"/>
+            <w:shd w:val="clear" w:color="auto" w:fill="1F3964"/>
+          </w:tcPr>
+          <w:p>
+            <w:r>
+              <w:rPr>
+                <w:b/>
+                <w:color w:val="FFFFFF"/>
+              </w:rPr>
+              <w:t>Key Example</w:t>
+            </w:r>
+          </w:p>
+        </w:tc>
+      </w:tr>
+      <w:tr>
+        <w:tc>
+          <w:tcPr>
+            <w:tcW w:type="dxa" w:w="2340"/>
+          </w:tcPr>
+          <w:p>
+            <w:r>
+              <w:rPr>
+                <w:b/>
+              </w:rPr>
+              <w:t>Vesicle</w:t>
+            </w:r>
+          </w:p>
+        </w:tc>
+        <w:tc>
+          <w:tcPr>
+            <w:tcW w:type="dxa" w:w="2340"/>
+          </w:tcPr>
+          <w:p>
+            <w:r>
+              <w:t xml:space="preserve">Elevated, circumscribed, </w:t>
+            </w:r>
+            <w:r>
+              <w:rPr>
+                <w:b/>
+              </w:rPr>
+              <w:t>fluid-filled</w:t>
+            </w:r>
+            <w:r>
+              <w:t xml:space="preserve"> lesion</w:t>
+            </w:r>
+          </w:p>
+        </w:tc>
+        <w:tc>
+          <w:tcPr>
+            <w:tcW w:type="dxa" w:w="2340"/>
+          </w:tcPr>
+          <w:p>
+            <w:r>
+              <w:rPr>
+                <w:b/>
+              </w:rPr>
+              <w:t>&lt; 1 cm</w:t>
+            </w:r>
+          </w:p>
+        </w:tc>
+        <w:tc>
+          <w:tcPr>
+            <w:tcW w:type="dxa" w:w="2340"/>
+          </w:tcPr>
+          <w:p>
+            <w:r>
+              <w:t>Chickenpox (Varicella), Herpes Simplex, Herpes Zoster</w:t>
+            </w:r>
+          </w:p>
+        </w:tc>
+      </w:tr>
+      <w:tr>
+        <w:tc>
+          <w:tcPr>
+            <w:tcW w:type="dxa" w:w="2340"/>
+            <w:shd w:val="clear" w:color="auto" w:fill="DCE6F1"/>
+          </w:tcPr>
+          <w:p>
+            <w:r>
+              <w:rPr>
+                <w:b/>
+              </w:rPr>
+              <w:t>Bulla</w:t>
+            </w:r>
+          </w:p>
+        </w:tc>
+        <w:tc>
+          <w:tcPr>
+            <w:tcW w:type="dxa" w:w="2340"/>
+            <w:shd w:val="clear" w:color="auto" w:fill="DCE6F1"/>
+          </w:tcPr>
+          <w:p>
+            <w:r>
+              <w:t xml:space="preserve">Elevated, circumscribed, </w:t>
+            </w:r>
+            <w:r>
+              <w:rPr>
+                <w:b/>
+              </w:rPr>
+              <w:t>fluid-filled</w:t>
+            </w:r>
+            <w:r>
+              <w:t xml:space="preserve"> lesion</w:t>
+            </w:r>
+          </w:p>
+        </w:tc>
+        <w:tc>
+          <w:tcPr>
+            <w:tcW w:type="dxa" w:w="2340"/>
+            <w:shd w:val="clear" w:color="auto" w:fill="DCE6F1"/>
+          </w:tcPr>
+          <w:p>
+            <w:r>
+              <w:rPr>
+                <w:b/>
+              </w:rPr>
+              <w:t>&gt; 1 cm</w:t>
+            </w:r>
+          </w:p>
+        </w:tc>
+        <w:tc>
+          <w:tcPr>
+            <w:tcW w:type="dxa" w:w="2340"/>
+            <w:shd w:val="clear" w:color="auto" w:fill="DCE6F1"/>
+          </w:tcPr>
+          <w:p>
+            <w:r>
+              <w:t>Bullous Pemphigoid, Pemphigus Vulgaris, Burns</w:t>
+            </w:r>
+          </w:p>
+        </w:tc>
+      </w:tr>
+      <w:tr>
+        <w:tc>
+          <w:tcPr>
+            <w:tcW w:type="dxa" w:w="2340"/>
+          </w:tcPr>
+          <w:p>
+            <w:r>
+              <w:rPr>
+                <w:b/>
+              </w:rPr>
+              <w:t>Pustule</w:t>
+            </w:r>
+          </w:p>
+        </w:tc>
+        <w:tc>
+          <w:tcPr>
+            <w:tcW w:type="dxa" w:w="2340"/>
+          </w:tcPr>
+          <w:p>
+            <w:r>
+              <w:t xml:space="preserve">Elevated, circumscribed, </w:t>
+            </w:r>
+            <w:r>
+              <w:rPr>
+                <w:b/>
+              </w:rPr>
+              <w:t>pus-filled</w:t>
+            </w:r>
+            <w:r>
+              <w:t xml:space="preserve"> (purulent fluid)</w:t>
+            </w:r>
+          </w:p>
+        </w:tc>
+        <w:tc>
+          <w:tcPr>
+            <w:tcW w:type="dxa" w:w="2340"/>
+          </w:tcPr>
+          <w:p>
+            <w:r>
+              <w:t>Any size</w:t>
+            </w:r>
+          </w:p>
+        </w:tc>
+        <w:tc>
+          <w:tcPr>
+            <w:tcW w:type="dxa" w:w="2340"/>
+          </w:tcPr>
+          <w:p>
+            <w:r>
+              <w:t>Acne (secondary), Psoriasis pustulosa (primary), Folliculitis</w:t>
+            </w:r>
+          </w:p>
+        </w:tc>
+      </w:tr>
+    </w:tbl>
+    <w:p/>
+    <w:p>
+      <w:pPr/>
+      <w:r>
+        <w:rPr>
+          <w:b/>
+        </w:rPr>
+        <w:t>Key Notes on Pustules:</w:t>
+      </w:r>
+    </w:p>
+    <w:p>
+      <w:pPr>
+        <w:pStyle w:val="ListBullet"/>
+        <w:ind w:left="340"/>
+      </w:pPr>
+      <w:r>
+        <w:t xml:space="preserve">A Pustule can be either a </w:t>
+      </w:r>
+      <w:r>
+        <w:rPr>
+          <w:b/>
+        </w:rPr>
+        <w:t>Primary lesion</w:t>
+      </w:r>
+      <w:r>
+        <w:t xml:space="preserve"> (e.g., in Neutrophilic diseases, Pustular Psoriasis) or a </w:t>
+      </w:r>
+      <w:r>
+        <w:rPr>
+          <w:b/>
+        </w:rPr>
+        <w:t>Secondary lesion</w:t>
+      </w:r>
+      <w:r>
+        <w:t xml:space="preserve"> (when infection complicates another lesion)</w:t>
+      </w:r>
+    </w:p>
+    <w:p>
+      <w:pPr>
+        <w:pStyle w:val="ListBullet"/>
+        <w:ind w:left="340"/>
+      </w:pPr>
+      <w:r>
+        <w:t>Secondary Pustules: e.g., Herpes Simplex with secondary bacterial infection → Pustules; Acne Papule that becomes infected → Pustule</w:t>
+      </w:r>
+    </w:p>
+    <w:p>
+      <w:pPr>
+        <w:pStyle w:val="ListBullet"/>
+        <w:ind w:left="340"/>
+      </w:pPr>
+      <w:r>
+        <w:rPr>
+          <w:b/>
+        </w:rPr>
+        <w:t>Pustules in Neutrophilic disorders</w:t>
+      </w:r>
+      <w:r>
+        <w:t xml:space="preserve"> = Primary lesion</w:t>
+      </w:r>
+    </w:p>
+    <w:p>
+      <w:pPr>
+        <w:pStyle w:val="ListBullet"/>
+      </w:pPr>
+      <w:r>
+        <w:rPr>
+          <w:b/>
+        </w:rPr>
+        <w:t>💡 Why can't Chickenpox be in the Differential Diagnosis of Guttate Psoriasis?</w:t>
+      </w:r>
+      <w:r>
+        <w:t xml:space="preserve"> Because Chickenpox primary lesion = </w:t>
+      </w:r>
+      <w:r>
+        <w:rPr>
+          <w:b/>
+        </w:rPr>
+        <w:t>Vesicle</w:t>
+      </w:r>
+      <w:r>
+        <w:t xml:space="preserve">, while Guttate Psoriasis primary lesion = </w:t>
+      </w:r>
+      <w:r>
+        <w:rPr>
+          <w:b/>
+        </w:rPr>
+        <w:t>Papule with scales.</w:t>
+      </w:r>
+      <w:r>
+        <w:t xml:space="preserve"> The primary lesion immediately excludes Chickenpox.</w:t>
+      </w:r>
+    </w:p>
+    <w:p>
+      <w:pPr>
+        <w:pStyle w:val="Heading3"/>
+      </w:pPr>
+      <w:r>
+        <w:t>Translated &amp; Tidied Audio Transcript</w:t>
+      </w:r>
+    </w:p>
+    <w:p>
+      <w:pPr/>
+      <w:r>
+        <w:rPr>
+          <w:b/>
+        </w:rPr>
+        <w:t xml:space="preserve">Dr. Eman:  </w:t>
+      </w:r>
+      <w:r>
+        <w:t xml:space="preserve">What are </w:t>
+      </w:r>
+      <w:r>
+        <w:rPr>
+          <w:b/>
+        </w:rPr>
+        <w:t>Vesicles</w:t>
+      </w:r>
+      <w:r>
+        <w:t>? A balloon filled with fluid — small, less than 1 cm. What disease do we see them in?</w:t>
+      </w:r>
+    </w:p>
+    <w:p>
+      <w:pPr/>
+      <w:r>
+        <w:rPr>
+          <w:b/>
+        </w:rPr>
+        <w:t xml:space="preserve">Student:  </w:t>
+      </w:r>
+      <w:r>
+        <w:t>Viral diseases — Chickenpox.</w:t>
+      </w:r>
+    </w:p>
+    <w:p>
+      <w:pPr/>
+      <w:r>
+        <w:rPr>
+          <w:b/>
+        </w:rPr>
+        <w:t xml:space="preserve">Dr. Eman:  </w:t>
+      </w:r>
+      <w:r>
+        <w:t xml:space="preserve">Exactly. Chickenpox, Herpes Simplex, Herpes Zoster. If it grows larger than 1 cm, it becomes a </w:t>
+      </w:r>
+      <w:r>
+        <w:rPr>
+          <w:b/>
+        </w:rPr>
+        <w:t>Bulla.</w:t>
+      </w:r>
+      <w:r>
+        <w:t xml:space="preserve"> What if the fluid inside becomes pus?</w:t>
+      </w:r>
+    </w:p>
+    <w:p>
+      <w:pPr/>
+      <w:r>
+        <w:rPr>
+          <w:b/>
+        </w:rPr>
+        <w:t xml:space="preserve">Student:  </w:t>
+      </w:r>
+      <w:r>
+        <w:t>Pustule.</w:t>
+      </w:r>
+    </w:p>
+    <w:p>
+      <w:pPr/>
+      <w:r>
+        <w:rPr>
+          <w:b/>
+        </w:rPr>
+        <w:t xml:space="preserve">Dr. Eman:  </w:t>
+      </w:r>
+      <w:r>
+        <w:rPr>
+          <w:b/>
+        </w:rPr>
+        <w:t>Pustule</w:t>
+      </w:r>
+      <w:r>
+        <w:t xml:space="preserve"> — the easiest one. Pus = Pustule. A Pustule can be a Primary or Secondary lesion. In Neutrophilic diseases, the Pustule is Primary. But if you have Herpes Simplex and it gets a bacterial secondary infection, the resulting Pustule is Secondary. Or if an Acne Papule becomes infected and develops into a Pustule — that is also Secondary. Clear?</w:t>
+      </w:r>
+    </w:p>
+    <w:p>
+      <w:pPr>
+        <w:pStyle w:val="Heading2"/>
+      </w:pPr>
+      <w:r>
+        <w:t>4. Secondary Skin Lesions</w:t>
+      </w:r>
+    </w:p>
+    <w:p>
+      <w:pPr>
+        <w:pStyle w:val="Heading3"/>
+      </w:pPr>
+      <w:r>
+        <w:t>Summary</w:t>
+      </w:r>
+    </w:p>
+    <w:p>
+      <w:pPr/>
+      <w:r>
+        <w:t xml:space="preserve">Secondary lesions </w:t>
+      </w:r>
+      <w:r>
+        <w:rPr>
+          <w:b/>
+        </w:rPr>
+        <w:t>develop from pre-existing primary lesions</w:t>
+      </w:r>
+      <w:r>
+        <w:t xml:space="preserve"> (either as disease progression or from external trauma). Understanding the difference between them is a high-yield exam topic.</w:t>
+      </w:r>
+    </w:p>
+    <w:tbl>
+      <w:tblPr>
+        <w:tblStyle w:val="TableGrid"/>
+        <w:tblW w:type="auto" w:w="0"/>
+        <w:tblLook w:firstColumn="1" w:firstRow="1" w:lastColumn="0" w:lastRow="0" w:noHBand="0" w:noVBand="1" w:val="04A0"/>
+      </w:tblPr>
+      <w:tblGrid>
+        <w:gridCol w:w="3120"/>
+        <w:gridCol w:w="3120"/>
+        <w:gridCol w:w="3120"/>
+      </w:tblGrid>
+      <w:tr>
+        <w:tc>
+          <w:tcPr>
+            <w:tcW w:type="dxa" w:w="3120"/>
+            <w:shd w:val="clear" w:color="auto" w:fill="1F3964"/>
+          </w:tcPr>
+          <w:p>
+            <w:r>
+              <w:rPr>
+                <w:b/>
+                <w:color w:val="FFFFFF"/>
+              </w:rPr>
+              <w:t>Secondary Lesion</w:t>
+            </w:r>
+          </w:p>
+        </w:tc>
+        <w:tc>
+          <w:tcPr>
+            <w:tcW w:type="dxa" w:w="3120"/>
+            <w:shd w:val="clear" w:color="auto" w:fill="1F3964"/>
+          </w:tcPr>
+          <w:p>
+            <w:r>
+              <w:rPr>
+                <w:b/>
+                <w:color w:val="FFFFFF"/>
+              </w:rPr>
+              <w:t>Definition</w:t>
+            </w:r>
+          </w:p>
+        </w:tc>
+        <w:tc>
+          <w:tcPr>
+            <w:tcW w:type="dxa" w:w="3120"/>
+            <w:shd w:val="clear" w:color="auto" w:fill="1F3964"/>
+          </w:tcPr>
+          <w:p>
+            <w:r>
+              <w:rPr>
+                <w:b/>
+                <w:color w:val="FFFFFF"/>
+              </w:rPr>
+              <w:t>Key Notes</w:t>
+            </w:r>
+          </w:p>
+        </w:tc>
+      </w:tr>
+      <w:tr>
+        <w:tc>
+          <w:tcPr>
+            <w:tcW w:type="dxa" w:w="3120"/>
+          </w:tcPr>
+          <w:p>
+            <w:r>
+              <w:rPr>
+                <w:b/>
+              </w:rPr>
+              <w:t>Crust</w:t>
+            </w:r>
+          </w:p>
+        </w:tc>
+        <w:tc>
+          <w:tcPr>
+            <w:tcW w:type="dxa" w:w="3120"/>
+          </w:tcPr>
+          <w:p>
+            <w:r>
+              <w:rPr>
+                <w:b/>
+              </w:rPr>
+              <w:t>Dried serum, blood, or pus</w:t>
+            </w:r>
+            <w:r>
+              <w:t xml:space="preserve"> on the skin surface</w:t>
+            </w:r>
+          </w:p>
+        </w:tc>
+        <w:tc>
+          <w:tcPr>
+            <w:tcW w:type="dxa" w:w="3120"/>
+          </w:tcPr>
+          <w:p>
+            <w:r>
+              <w:t>Result of fluid (serum/pus/blood) that has dried; NOT skin itself</w:t>
+            </w:r>
+          </w:p>
+        </w:tc>
+      </w:tr>
+      <w:tr>
+        <w:tc>
+          <w:tcPr>
+            <w:tcW w:type="dxa" w:w="3120"/>
+            <w:shd w:val="clear" w:color="auto" w:fill="DCE6F1"/>
+          </w:tcPr>
+          <w:p>
+            <w:r>
+              <w:rPr>
+                <w:b/>
+              </w:rPr>
+              <w:t>Scale</w:t>
+            </w:r>
+          </w:p>
+        </w:tc>
+        <w:tc>
+          <w:tcPr>
+            <w:tcW w:type="dxa" w:w="3120"/>
+            <w:shd w:val="clear" w:color="auto" w:fill="DCE6F1"/>
+          </w:tcPr>
+          <w:p>
+            <w:r>
+              <w:rPr>
+                <w:b/>
+              </w:rPr>
+              <w:t>Accumulation of Stratum Corneum</w:t>
+            </w:r>
+            <w:r>
+              <w:t xml:space="preserve"> (dead keratinocytes)</w:t>
+            </w:r>
+          </w:p>
+        </w:tc>
+        <w:tc>
+          <w:tcPr>
+            <w:tcW w:type="dxa" w:w="3120"/>
+            <w:shd w:val="clear" w:color="auto" w:fill="DCE6F1"/>
+          </w:tcPr>
+          <w:p>
+            <w:r>
+              <w:t>Hyperkeratosis + Desquamation; the skin itself flaking off</w:t>
+            </w:r>
+          </w:p>
+        </w:tc>
+      </w:tr>
+      <w:tr>
+        <w:tc>
+          <w:tcPr>
+            <w:tcW w:type="dxa" w:w="3120"/>
+          </w:tcPr>
+          <w:p>
+            <w:r>
+              <w:rPr>
+                <w:b/>
+              </w:rPr>
+              <w:t>Fissure</w:t>
+            </w:r>
+          </w:p>
+        </w:tc>
+        <w:tc>
+          <w:tcPr>
+            <w:tcW w:type="dxa" w:w="3120"/>
+          </w:tcPr>
+          <w:p>
+            <w:r>
+              <w:rPr>
+                <w:b/>
+              </w:rPr>
+              <w:t>Linear cleft</w:t>
+            </w:r>
+            <w:r>
+              <w:t xml:space="preserve"> in the skin</w:t>
+            </w:r>
+          </w:p>
+        </w:tc>
+        <w:tc>
+          <w:tcPr>
+            <w:tcW w:type="dxa" w:w="3120"/>
+          </w:tcPr>
+          <w:p>
+            <w:r>
+              <w:t>Extends into dermis; seen in dry skin, palmoplantar conditions</w:t>
+            </w:r>
+          </w:p>
+        </w:tc>
+      </w:tr>
+      <w:tr>
+        <w:tc>
+          <w:tcPr>
+            <w:tcW w:type="dxa" w:w="3120"/>
+            <w:shd w:val="clear" w:color="auto" w:fill="DCE6F1"/>
+          </w:tcPr>
+          <w:p>
+            <w:r>
+              <w:rPr>
+                <w:b/>
+              </w:rPr>
+              <w:t>Excoriation</w:t>
+            </w:r>
+          </w:p>
+        </w:tc>
+        <w:tc>
+          <w:tcPr>
+            <w:tcW w:type="dxa" w:w="3120"/>
+            <w:shd w:val="clear" w:color="auto" w:fill="DCE6F1"/>
+          </w:tcPr>
+          <w:p>
+            <w:r>
+              <w:t>Exogenous injury to part or all of the epidermis</w:t>
+            </w:r>
+          </w:p>
+        </w:tc>
+        <w:tc>
+          <w:tcPr>
+            <w:tcW w:type="dxa" w:w="3120"/>
+            <w:shd w:val="clear" w:color="auto" w:fill="DCE6F1"/>
+          </w:tcPr>
+          <w:p>
+            <w:r>
+              <w:t>Scratch marks — from nails or any sharp object; linear/angular</w:t>
+            </w:r>
+          </w:p>
+        </w:tc>
+      </w:tr>
+      <w:tr>
+        <w:tc>
+          <w:tcPr>
+            <w:tcW w:type="dxa" w:w="3120"/>
+          </w:tcPr>
+          <w:p>
+            <w:r>
+              <w:rPr>
+                <w:b/>
+              </w:rPr>
+              <w:t>Erosion</w:t>
+            </w:r>
+          </w:p>
+        </w:tc>
+        <w:tc>
+          <w:tcPr>
+            <w:tcW w:type="dxa" w:w="3120"/>
+          </w:tcPr>
+          <w:p>
+            <w:r>
+              <w:rPr>
+                <w:b/>
+              </w:rPr>
+              <w:t>Partial (superficial) loss of epidermis</w:t>
+            </w:r>
+          </w:p>
+        </w:tc>
+        <w:tc>
+          <w:tcPr>
+            <w:tcW w:type="dxa" w:w="3120"/>
+          </w:tcPr>
+          <w:p>
+            <w:r>
+              <w:t>Does NOT reach dermis; heals without scarring</w:t>
+            </w:r>
+          </w:p>
+        </w:tc>
+      </w:tr>
+      <w:tr>
+        <w:tc>
+          <w:tcPr>
+            <w:tcW w:type="dxa" w:w="3120"/>
+            <w:shd w:val="clear" w:color="auto" w:fill="DCE6F1"/>
+          </w:tcPr>
+          <w:p>
+            <w:r>
+              <w:rPr>
+                <w:b/>
+              </w:rPr>
+              <w:t>Ulcer</w:t>
+            </w:r>
+          </w:p>
+        </w:tc>
+        <w:tc>
+          <w:tcPr>
+            <w:tcW w:type="dxa" w:w="3120"/>
+            <w:shd w:val="clear" w:color="auto" w:fill="DCE6F1"/>
+          </w:tcPr>
+          <w:p>
+            <w:r>
+              <w:rPr>
+                <w:b/>
+              </w:rPr>
+              <w:t>Total loss of epidermis ± dermis</w:t>
+            </w:r>
+          </w:p>
+        </w:tc>
+        <w:tc>
+          <w:tcPr>
+            <w:tcW w:type="dxa" w:w="3120"/>
+            <w:shd w:val="clear" w:color="auto" w:fill="DCE6F1"/>
+          </w:tcPr>
+          <w:p>
+            <w:r>
+              <w:t>Reaches dermis; heals WITH scarring; essentially a "deep erosion"</w:t>
+            </w:r>
+          </w:p>
+        </w:tc>
+      </w:tr>
+    </w:tbl>
+    <w:p/>
+    <w:p>
+      <w:pPr>
+        <w:pStyle w:val="ListBullet"/>
+      </w:pPr>
+      <w:r>
+        <w:rPr>
+          <w:b/>
+        </w:rPr>
+        <w:t>💡 High-Yield Exam Distinction — Crust vs. Scale:</w:t>
+      </w:r>
+      <w:r>
+        <w:t xml:space="preserve"> - </w:t>
+      </w:r>
+      <w:r>
+        <w:rPr>
+          <w:b/>
+        </w:rPr>
+        <w:t>Crust</w:t>
+      </w:r>
+      <w:r>
+        <w:t xml:space="preserve"> = Dried biological fluid (serum, blood, pus) sitting ON the skin surface - </w:t>
+      </w:r>
+      <w:r>
+        <w:rPr>
+          <w:b/>
+        </w:rPr>
+        <w:t>Scale</w:t>
+      </w:r>
+      <w:r>
+        <w:t xml:space="preserve"> = The skin (Stratum Corneum) itself — dead keratinocytes accumulating - The distinction was an actual Fellowship exam question!</w:t>
+      </w:r>
+    </w:p>
+    <w:p>
+      <w:pPr>
+        <w:pStyle w:val="ListBullet"/>
+      </w:pPr>
+      <w:r>
+        <w:rPr>
+          <w:b/>
+        </w:rPr>
+        <w:t>💡 High-Yield Exam Distinction — Erosion vs. Ulcer:</w:t>
+      </w:r>
+      <w:r>
+        <w:t xml:space="preserve"> - </w:t>
+      </w:r>
+      <w:r>
+        <w:rPr>
+          <w:b/>
+        </w:rPr>
+        <w:t>Erosion</w:t>
+      </w:r>
+      <w:r>
+        <w:t xml:space="preserve"> = Superficial (epidermis only) → heals without scar - </w:t>
+      </w:r>
+      <w:r>
+        <w:rPr>
+          <w:b/>
+        </w:rPr>
+        <w:t>Ulcer</w:t>
+      </w:r>
+      <w:r>
+        <w:t xml:space="preserve"> = Deep (epidermis + dermis) → heals with scar - An Ulcer is essentially a </w:t>
+      </w:r>
+      <w:r>
+        <w:rPr>
+          <w:b/>
+        </w:rPr>
+        <w:t>deep erosion</w:t>
+      </w:r>
+    </w:p>
+    <w:p>
+      <w:pPr>
+        <w:pStyle w:val="Heading3"/>
+      </w:pPr>
+      <w:r>
+        <w:t>Translated &amp; Tidied Audio Transcript</w:t>
+      </w:r>
+    </w:p>
+    <w:p>
+      <w:pPr/>
+      <w:r>
+        <w:rPr>
+          <w:b/>
+        </w:rPr>
+        <w:t xml:space="preserve">Dr. Eman:  </w:t>
+      </w:r>
+      <w:r>
+        <w:t xml:space="preserve">Secondary lesions — for example: Crust, Scale, Fissure, Ulcer, Excoriation, Erosion. What is the difference between a </w:t>
+      </w:r>
+      <w:r>
+        <w:rPr>
+          <w:b/>
+        </w:rPr>
+        <w:t>Crust</w:t>
+      </w:r>
+      <w:r>
+        <w:t xml:space="preserve"> and </w:t>
+      </w:r>
+      <w:r>
+        <w:rPr>
+          <w:b/>
+        </w:rPr>
+        <w:t>Scale</w:t>
+      </w:r>
+      <w:r>
+        <w:t>?</w:t>
+      </w:r>
+    </w:p>
+    <w:p>
+      <w:pPr/>
+      <w:r>
+        <w:rPr>
+          <w:b/>
+        </w:rPr>
+        <w:t xml:space="preserve">Student:  </w:t>
+      </w:r>
+      <w:r>
+        <w:t>A Crust is dried exudate.</w:t>
+      </w:r>
+    </w:p>
+    <w:p>
+      <w:pPr/>
+      <w:r>
+        <w:rPr>
+          <w:b/>
+        </w:rPr>
+        <w:t xml:space="preserve">Dr. Eman:  </w:t>
+      </w:r>
+      <w:r>
+        <w:t xml:space="preserve">Exactly — dried serum, blood, or pus on the surface. But what about </w:t>
+      </w:r>
+      <w:r>
+        <w:rPr>
+          <w:b/>
+        </w:rPr>
+        <w:t>Scales</w:t>
+      </w:r>
+      <w:r>
+        <w:t>?</w:t>
+      </w:r>
+    </w:p>
+    <w:p>
+      <w:pPr/>
+      <w:r>
+        <w:rPr>
+          <w:b/>
+        </w:rPr>
+        <w:t xml:space="preserve">Student:  </w:t>
+      </w:r>
+      <w:r>
+        <w:t>Exfoliation — desquamation.</w:t>
+      </w:r>
+    </w:p>
+    <w:p>
+      <w:pPr/>
+      <w:r>
+        <w:rPr>
+          <w:b/>
+        </w:rPr>
+        <w:t xml:space="preserve">Dr. Eman:  </w:t>
+      </w:r>
+      <w:r>
+        <w:t xml:space="preserve">No — they are different. A Crust is dried biological fluid ON the skin. Scales are the </w:t>
+      </w:r>
+      <w:r>
+        <w:rPr>
+          <w:b/>
+        </w:rPr>
+        <w:t>skin itself</w:t>
+      </w:r>
+      <w:r>
+        <w:t xml:space="preserve"> — the Stratum Corneum accumulating. Scales = Hyperkeratosis + Desquamation. Imagine how this was an actual Fellowship exam question: "What is the difference between a Crust and Scales?"</w:t>
+      </w:r>
+    </w:p>
+    <w:p>
+      <w:pPr/>
+      <w:r>
+        <w:rPr>
+          <w:b/>
+        </w:rPr>
+        <w:t xml:space="preserve">Dr. Eman:  </w:t>
+      </w:r>
+      <w:r>
+        <w:rPr>
+          <w:b/>
+        </w:rPr>
+        <w:t>Fissure</w:t>
+      </w:r>
+      <w:r>
+        <w:t xml:space="preserve"> = A linear cleft in the skin — it goes inward, like a crack. </w:t>
+      </w:r>
+      <w:r>
+        <w:rPr>
+          <w:b/>
+        </w:rPr>
+        <w:t>Excoriation</w:t>
+      </w:r>
+      <w:r>
+        <w:t xml:space="preserve"> = Exogenous injury from nails or a sharp object — the patient scratches. </w:t>
+      </w:r>
+      <w:r>
+        <w:rPr>
+          <w:b/>
+        </w:rPr>
+        <w:t>Erosion vs. Ulcer</w:t>
+      </w:r>
+      <w:r>
+        <w:t>: Both involve loss of epidermis. But Erosion is superficial — partial loss of epidermis. Ulcer is total loss of epidermis and can reach the dermis. An Ulcer = a deep Erosion. Clear, doctors?</w:t>
+      </w:r>
+    </w:p>
+    <w:p>
+      <w:pPr>
+        <w:pStyle w:val="Heading2"/>
+      </w:pPr>
+      <w:r>
+        <w:t>5. Psoriasis — Definition, Epidemiology &amp; Systemic Nature</w:t>
+      </w:r>
+    </w:p>
+    <w:p>
+      <w:pPr>
+        <w:pStyle w:val="Heading3"/>
+      </w:pPr>
+      <w:r>
+        <w:t>Summary</w:t>
+      </w:r>
+    </w:p>
+    <w:p>
+      <w:pPr>
+        <w:pStyle w:val="Heading4"/>
+      </w:pPr>
+      <w:r>
+        <w:t>Definition</w:t>
+      </w:r>
+    </w:p>
+    <w:p>
+      <w:pPr/>
+      <w:r>
+        <w:t xml:space="preserve">Psoriasis is a </w:t>
+      </w:r>
+      <w:r>
+        <w:rPr>
+          <w:b/>
+        </w:rPr>
+        <w:t>chronic immune-mediated inflammatory disorder</w:t>
+      </w:r>
+      <w:r>
+        <w:t xml:space="preserve"> resulting from genetic predisposition combined with environmental triggers, characterised clinically by </w:t>
+      </w:r>
+      <w:r>
+        <w:rPr>
+          <w:b/>
+        </w:rPr>
+        <w:t>sharply demarcated erythematous scaly plaques.</w:t>
+      </w:r>
+    </w:p>
+    <w:p>
+      <w:pPr>
+        <w:pStyle w:val="ListBullet"/>
+        <w:ind w:left="340"/>
+      </w:pPr>
+      <w:r>
+        <w:t xml:space="preserve">Full definition (Bolognia): </w:t>
+      </w:r>
+      <w:r>
+        <w:rPr>
+          <w:i/>
+        </w:rPr>
+        <w:t>"Chronic immune-mediated disorder that results from genetic predisposition combined with environmental triggers, characterised by sharply demarcated erythematous scaly plaques"</w:t>
+      </w:r>
+    </w:p>
+    <w:p>
+      <w:pPr>
+        <w:pStyle w:val="ListBullet"/>
+        <w:ind w:left="340"/>
+      </w:pPr>
+      <w:r>
+        <w:t xml:space="preserve">Core problem: </w:t>
+      </w:r>
+      <w:r>
+        <w:rPr>
+          <w:b/>
+        </w:rPr>
+        <w:t>Abnormal proliferation AND differentiation of the epidermis</w:t>
+      </w:r>
+      <w:r>
+        <w:t xml:space="preserve"> — accelerated turnover from 28 days → ~1 week</w:t>
+      </w:r>
+    </w:p>
+    <w:p>
+      <w:pPr>
+        <w:pStyle w:val="ListBullet"/>
+        <w:ind w:left="340"/>
+      </w:pPr>
+      <w:r>
+        <w:t>Silvery-white scales = accumulation of Stratum Corneum due to rapid, incomplete differentiation</w:t>
+      </w:r>
+    </w:p>
+    <w:p>
+      <w:pPr>
+        <w:pStyle w:val="ListBullet"/>
+        <w:ind w:left="340"/>
+      </w:pPr>
+      <w:r>
+        <w:t>Erythema = vascular angiogenesis and dilation</w:t>
+      </w:r>
+    </w:p>
+    <w:p>
+      <w:pPr>
+        <w:pStyle w:val="Heading4"/>
+      </w:pPr>
+      <w:r>
+        <w:t>Epidemiology</w:t>
+      </w:r>
+    </w:p>
+    <w:p>
+      <w:pPr>
+        <w:pStyle w:val="ListBullet"/>
+        <w:ind w:left="340"/>
+      </w:pPr>
+      <w:r>
+        <w:t xml:space="preserve">Prevalence: </w:t>
+      </w:r>
+      <w:r>
+        <w:rPr>
+          <w:b/>
+        </w:rPr>
+        <w:t>2% of the world population</w:t>
+      </w:r>
+      <w:r>
+        <w:t xml:space="preserve"> (significant — same as Vitiligo and Alopecia Areata)</w:t>
+      </w:r>
+    </w:p>
+    <w:p>
+      <w:pPr>
+        <w:pStyle w:val="ListBullet"/>
+        <w:ind w:left="340"/>
+      </w:pPr>
+      <w:r>
+        <w:rPr>
+          <w:b/>
+        </w:rPr>
+        <w:t>Bimodal age of onset:</w:t>
+      </w:r>
+    </w:p>
+    <w:p>
+      <w:pPr>
+        <w:pStyle w:val="ListBullet2"/>
+        <w:ind w:left="624"/>
+      </w:pPr>
+      <w:r>
+        <w:rPr>
+          <w:b/>
+        </w:rPr>
+        <w:t>Early onset:</w:t>
+      </w:r>
+      <w:r>
+        <w:t xml:space="preserve"> 20–30 years (associated with HLA-Cw6; more severe and familial)</w:t>
+      </w:r>
+    </w:p>
+    <w:p>
+      <w:pPr>
+        <w:pStyle w:val="ListBullet2"/>
+        <w:ind w:left="624"/>
+      </w:pPr>
+      <w:r>
+        <w:rPr>
+          <w:b/>
+        </w:rPr>
+        <w:t>Late onset:</w:t>
+      </w:r>
+      <w:r>
+        <w:t xml:space="preserve"> 50–60 years (less genetic association)</w:t>
+      </w:r>
+    </w:p>
+    <w:p>
+      <w:pPr>
+        <w:pStyle w:val="ListBullet"/>
+        <w:ind w:left="340"/>
+      </w:pPr>
+      <w:r>
+        <w:rPr>
+          <w:b/>
+        </w:rPr>
+        <w:t>Equal in both sexes</w:t>
+      </w:r>
+      <w:r>
+        <w:t xml:space="preserve"> — no sex predilection</w:t>
+      </w:r>
+    </w:p>
+    <w:p>
+      <w:pPr>
+        <w:pStyle w:val="ListBullet"/>
+        <w:ind w:left="340"/>
+      </w:pPr>
+      <w:r>
+        <w:t xml:space="preserve">Psoriasis is a </w:t>
+      </w:r>
+      <w:r>
+        <w:rPr>
+          <w:b/>
+        </w:rPr>
+        <w:t>Systemic Disease</w:t>
+      </w:r>
+      <w:r>
+        <w:t>, not merely a skin disease:</w:t>
+      </w:r>
+    </w:p>
+    <w:p>
+      <w:pPr>
+        <w:pStyle w:val="ListBullet2"/>
+        <w:ind w:left="624"/>
+      </w:pPr>
+      <w:r>
+        <w:rPr>
+          <w:b/>
+        </w:rPr>
+        <w:t>Psoriatic Arthritis</w:t>
+      </w:r>
+      <w:r>
+        <w:t xml:space="preserve"> (inflammatory joint disease)</w:t>
+      </w:r>
+    </w:p>
+    <w:p>
+      <w:pPr>
+        <w:pStyle w:val="ListBullet2"/>
+        <w:ind w:left="624"/>
+      </w:pPr>
+      <w:r>
+        <w:rPr>
+          <w:b/>
+        </w:rPr>
+        <w:t>Metabolic Syndrome</w:t>
+      </w:r>
+      <w:r>
+        <w:t xml:space="preserve"> (Obesity, Hyperlipidaemia, Diabetes, Cardiovascular disease)</w:t>
+      </w:r>
+    </w:p>
+    <w:p>
+      <w:pPr>
+        <w:pStyle w:val="ListBullet2"/>
+        <w:ind w:left="624"/>
+      </w:pPr>
+      <w:r>
+        <w:rPr>
+          <w:b/>
+        </w:rPr>
+        <w:t>Atherosclerotic cardiovascular disease</w:t>
+      </w:r>
+    </w:p>
+    <w:p>
+      <w:pPr>
+        <w:pStyle w:val="ListBullet2"/>
+        <w:ind w:left="624"/>
+      </w:pPr>
+      <w:r>
+        <w:t>Patients with Psoriasis have increased risk of all metabolic comorbidities</w:t>
+      </w:r>
+    </w:p>
+    <w:p>
+      <w:pPr>
+        <w:pStyle w:val="ListBullet"/>
+      </w:pPr>
+      <w:r>
+        <w:rPr>
+          <w:b/>
+        </w:rPr>
+        <w:t>💡 Clinical Pearl:</w:t>
+      </w:r>
+      <w:r>
+        <w:t xml:space="preserve"> Always screen Psoriasis patients for Metabolic Syndrome. Ask about smoking, alcohol, obesity. Always review medications. Psoriasis is not just a skin disease — it is a multisystem inflammatory condition.</w:t>
+      </w:r>
+    </w:p>
+    <w:p>
+      <w:pPr>
+        <w:pStyle w:val="Heading3"/>
+      </w:pPr>
+      <w:r>
+        <w:t>Translated &amp; Tidied Audio Transcript</w:t>
+      </w:r>
+    </w:p>
+    <w:p>
+      <w:pPr/>
+      <w:r>
+        <w:rPr>
+          <w:b/>
+        </w:rPr>
+        <w:t xml:space="preserve">Dr. Eman:  </w:t>
+      </w:r>
+      <w:r>
+        <w:t xml:space="preserve">Now we enter our most important subject — </w:t>
+      </w:r>
+      <w:r>
+        <w:rPr>
+          <w:b/>
+        </w:rPr>
+        <w:t>Psoriasis (Psoriasis Vulgaris).</w:t>
+      </w:r>
+      <w:r>
+        <w:t xml:space="preserve"> This disease will take approximately three lectures. Today's lecture, the next, and the third will cover therapy. Everyone knows what Psoriasis is — the Arabic name is Ṣadafiyya (صدفية). Can anyone share some knowledge about it?</w:t>
+      </w:r>
+    </w:p>
+    <w:p>
+      <w:pPr/>
+      <w:r>
+        <w:rPr>
+          <w:b/>
+        </w:rPr>
+        <w:t xml:space="preserve">Student:  </w:t>
+      </w:r>
+      <w:r>
+        <w:t>It is a chronic autoimmune disease.</w:t>
+      </w:r>
+    </w:p>
+    <w:p>
+      <w:pPr/>
+      <w:r>
+        <w:rPr>
+          <w:b/>
+        </w:rPr>
+        <w:t xml:space="preserve">Dr. Eman:  </w:t>
+      </w:r>
+      <w:r>
+        <w:t>Excellent. The problem in Psoriasis is abnormal proliferation and differentiation of the epidermis. The turnover becomes very rapid, the desquamation continues, resulting in thick silvery-white scales on an erythematous base. Chronic immune-mediated disorder resulting from genetic predisposition combined with environmental triggers, characterised by sharply demarcated erythematous scaly plaques.</w:t>
+      </w:r>
+    </w:p>
+    <w:p>
+      <w:pPr/>
+      <w:r>
+        <w:rPr>
+          <w:b/>
+        </w:rPr>
+        <w:t xml:space="preserve">Dr. Eman:  </w:t>
+      </w:r>
+      <w:r>
+        <w:t>Is Psoriasis a systemic disease or only dermatological?</w:t>
+      </w:r>
+    </w:p>
+    <w:p>
+      <w:pPr/>
+      <w:r>
+        <w:rPr>
+          <w:b/>
+        </w:rPr>
+        <w:t xml:space="preserve">Student:  </w:t>
+      </w:r>
+      <w:r>
+        <w:t>Systemic.</w:t>
+      </w:r>
+    </w:p>
+    <w:p>
+      <w:pPr/>
+      <w:r>
+        <w:rPr>
+          <w:b/>
+        </w:rPr>
+        <w:t xml:space="preserve">Dr. Eman:  </w:t>
+      </w:r>
+      <w:r>
+        <w:t>Why?</w:t>
+      </w:r>
+    </w:p>
+    <w:p>
+      <w:pPr/>
+      <w:r>
+        <w:rPr>
+          <w:b/>
+        </w:rPr>
+        <w:t xml:space="preserve">Student:  </w:t>
+      </w:r>
+      <w:r>
+        <w:t>Because of associated cardiac and metabolic conditions.</w:t>
+      </w:r>
+    </w:p>
+    <w:p>
+      <w:pPr/>
+      <w:r>
+        <w:rPr>
+          <w:b/>
+        </w:rPr>
+        <w:t xml:space="preserve">Dr. Eman:  </w:t>
+      </w:r>
+      <w:r>
+        <w:t>Yes — Metabolic Syndrome. Psoriasis is now classified as a systemic disease. It is associated with Psoriatic Arthritis, Metabolic Syndrome, atherosclerotic cardiovascular disease and others. That is why Psoriasis is no longer just a skin disease. Two percent of the world's population — that is not a small number. The Peak of Age has two peaks: Early onset 20–30 years, Late onset 50–60 years. Equal in both sexes.</w:t>
+      </w:r>
+    </w:p>
+    <w:p>
+      <w:pPr>
+        <w:pStyle w:val="Heading2"/>
+      </w:pPr>
+      <w:r>
+        <w:t>6. Psoriasis — Etiopathogenesis: The Master Triangle</w:t>
+      </w:r>
+    </w:p>
+    <w:p>
+      <w:pPr>
+        <w:pStyle w:val="Heading3"/>
+      </w:pPr>
+      <w:r>
+        <w:t>Summary</w:t>
+      </w:r>
+    </w:p>
+    <w:p>
+      <w:pPr/>
+      <w:r>
+        <w:t xml:space="preserve">The etiopathogenesis of most dermatological diseases — including Psoriasis — follows a </w:t>
+      </w:r>
+      <w:r>
+        <w:rPr>
+          <w:b/>
+        </w:rPr>
+        <w:t>three-factor pathway</w:t>
+      </w:r>
+      <w:r>
+        <w:t xml:space="preserve"> that must never be forgotten:</w:t>
+      </w:r>
+    </w:p>
+    <w:p>
+      <w:pPr>
+        <w:ind w:left="567"/>
+      </w:pPr>
+      <w:r>
+        <w:rPr>
+          <w:rFonts w:ascii="Courier New" w:hAnsi="Courier New"/>
+        </w:rPr>
+        <w:t>Environmental Trigger</w:t>
+      </w:r>
+    </w:p>
+    <w:p>
+      <w:pPr>
+        <w:ind w:left="567"/>
+      </w:pPr>
+      <w:r>
+        <w:rPr>
+          <w:rFonts w:ascii="Courier New" w:hAnsi="Courier New"/>
+        </w:rPr>
+        <w:t xml:space="preserve">        +</w:t>
+      </w:r>
+    </w:p>
+    <w:p>
+      <w:pPr>
+        <w:ind w:left="567"/>
+      </w:pPr>
+      <w:r>
+        <w:rPr>
+          <w:rFonts w:ascii="Courier New" w:hAnsi="Courier New"/>
+        </w:rPr>
+        <w:t>Genetically Susceptible Patient</w:t>
+      </w:r>
+    </w:p>
+    <w:p>
+      <w:pPr>
+        <w:ind w:left="567"/>
+      </w:pPr>
+      <w:r>
+        <w:rPr>
+          <w:rFonts w:ascii="Courier New" w:hAnsi="Courier New"/>
+        </w:rPr>
+        <w:t xml:space="preserve">        ↓</w:t>
+      </w:r>
+    </w:p>
+    <w:p>
+      <w:pPr>
+        <w:ind w:left="567"/>
+      </w:pPr>
+      <w:r>
+        <w:rPr>
+          <w:rFonts w:ascii="Courier New" w:hAnsi="Courier New"/>
+        </w:rPr>
+        <w:t xml:space="preserve">  Immune Dysregulation</w:t>
+      </w:r>
+    </w:p>
+    <w:p>
+      <w:pPr>
+        <w:ind w:left="567"/>
+      </w:pPr>
+      <w:r>
+        <w:rPr>
+          <w:rFonts w:ascii="Courier New" w:hAnsi="Courier New"/>
+        </w:rPr>
+        <w:t xml:space="preserve">        ↓</w:t>
+      </w:r>
+    </w:p>
+    <w:p>
+      <w:pPr>
+        <w:ind w:left="567"/>
+      </w:pPr>
+      <w:r>
+        <w:rPr>
+          <w:rFonts w:ascii="Courier New" w:hAnsi="Courier New"/>
+        </w:rPr>
+        <w:t xml:space="preserve">     PSORIASIS</w:t>
+      </w:r>
+    </w:p>
+    <w:p>
+      <w:pPr/>
+      <w:r>
+        <w:t>This triangle applies to the majority of inflammatory skin diseases.</w:t>
+      </w:r>
+    </w:p>
+    <w:p>
+      <w:pPr>
+        <w:pStyle w:val="Heading4"/>
+      </w:pPr>
+      <w:r>
+        <w:t>1. Environmental Triggers — "TIEPOD-LIBA" Mnemonic</w:t>
+      </w:r>
+    </w:p>
+    <w:tbl>
+      <w:tblPr>
+        <w:tblStyle w:val="TableGrid"/>
+        <w:tblW w:type="auto" w:w="0"/>
+        <w:tblLook w:firstColumn="1" w:firstRow="1" w:lastColumn="0" w:lastRow="0" w:noHBand="0" w:noVBand="1" w:val="04A0"/>
+      </w:tblPr>
+      <w:tblGrid>
+        <w:gridCol w:w="3120"/>
+        <w:gridCol w:w="3120"/>
+        <w:gridCol w:w="3120"/>
+      </w:tblGrid>
+      <w:tr>
+        <w:tc>
+          <w:tcPr>
+            <w:tcW w:type="dxa" w:w="3120"/>
+            <w:shd w:val="clear" w:color="auto" w:fill="1F3964"/>
+          </w:tcPr>
+          <w:p>
+            <w:r>
+              <w:rPr>
+                <w:b/>
+                <w:color w:val="FFFFFF"/>
+              </w:rPr>
+              <w:t>Letter</w:t>
+            </w:r>
+          </w:p>
+        </w:tc>
+        <w:tc>
+          <w:tcPr>
+            <w:tcW w:type="dxa" w:w="3120"/>
+            <w:shd w:val="clear" w:color="auto" w:fill="1F3964"/>
+          </w:tcPr>
+          <w:p>
+            <w:r>
+              <w:rPr>
+                <w:b/>
+                <w:color w:val="FFFFFF"/>
+              </w:rPr>
+              <w:t>Trigger</w:t>
+            </w:r>
+          </w:p>
+        </w:tc>
+        <w:tc>
+          <w:tcPr>
+            <w:tcW w:type="dxa" w:w="3120"/>
+            <w:shd w:val="clear" w:color="auto" w:fill="1F3964"/>
+          </w:tcPr>
+          <w:p>
+            <w:r>
+              <w:rPr>
+                <w:b/>
+                <w:color w:val="FFFFFF"/>
+              </w:rPr>
+              <w:t>Clinical Significance</w:t>
+            </w:r>
+          </w:p>
+        </w:tc>
+      </w:tr>
+      <w:tr>
+        <w:tc>
+          <w:tcPr>
+            <w:tcW w:type="dxa" w:w="3120"/>
+          </w:tcPr>
+          <w:p>
+            <w:r>
+              <w:rPr>
+                <w:b/>
+              </w:rPr>
+              <w:t>T</w:t>
+            </w:r>
+          </w:p>
+        </w:tc>
+        <w:tc>
+          <w:tcPr>
+            <w:tcW w:type="dxa" w:w="3120"/>
+          </w:tcPr>
+          <w:p>
+            <w:r>
+              <w:rPr>
+                <w:b/>
+              </w:rPr>
+              <w:t>Trauma</w:t>
+            </w:r>
+          </w:p>
+        </w:tc>
+        <w:tc>
+          <w:tcPr>
+            <w:tcW w:type="dxa" w:w="3120"/>
+          </w:tcPr>
+          <w:p>
+            <w:r>
+              <w:t>Koebner phenomenon — new lesions appear at sites of injury</w:t>
+            </w:r>
+          </w:p>
+        </w:tc>
+      </w:tr>
+      <w:tr>
+        <w:tc>
+          <w:tcPr>
+            <w:tcW w:type="dxa" w:w="3120"/>
+            <w:shd w:val="clear" w:color="auto" w:fill="DCE6F1"/>
+          </w:tcPr>
+          <w:p>
+            <w:r>
+              <w:rPr>
+                <w:b/>
+              </w:rPr>
+              <w:t>I</w:t>
+            </w:r>
+          </w:p>
+        </w:tc>
+        <w:tc>
+          <w:tcPr>
+            <w:tcW w:type="dxa" w:w="3120"/>
+            <w:shd w:val="clear" w:color="auto" w:fill="DCE6F1"/>
+          </w:tcPr>
+          <w:p>
+            <w:r>
+              <w:rPr>
+                <w:b/>
+              </w:rPr>
+              <w:t>Infection</w:t>
+            </w:r>
+          </w:p>
+        </w:tc>
+        <w:tc>
+          <w:tcPr>
+            <w:tcW w:type="dxa" w:w="3120"/>
+            <w:shd w:val="clear" w:color="auto" w:fill="DCE6F1"/>
+          </w:tcPr>
+          <w:p>
+            <w:r>
+              <w:t>Streptococcal URTI → Guttate Psoriasis; HIV → severe Psoriasis</w:t>
+            </w:r>
+          </w:p>
+        </w:tc>
+      </w:tr>
+      <w:tr>
+        <w:tc>
+          <w:tcPr>
+            <w:tcW w:type="dxa" w:w="3120"/>
+          </w:tcPr>
+          <w:p>
+            <w:r>
+              <w:rPr>
+                <w:b/>
+              </w:rPr>
+              <w:t>E</w:t>
+            </w:r>
+          </w:p>
+        </w:tc>
+        <w:tc>
+          <w:tcPr>
+            <w:tcW w:type="dxa" w:w="3120"/>
+          </w:tcPr>
+          <w:p>
+            <w:r>
+              <w:rPr>
+                <w:b/>
+              </w:rPr>
+              <w:t>Endocrine</w:t>
+            </w:r>
+          </w:p>
+        </w:tc>
+        <w:tc>
+          <w:tcPr>
+            <w:tcW w:type="dxa" w:w="3120"/>
+          </w:tcPr>
+          <w:p>
+            <w:r>
+              <w:t>Hypocalcaemia → trigger for Generalized Pustular Psoriasis</w:t>
+            </w:r>
+          </w:p>
+        </w:tc>
+      </w:tr>
+      <w:tr>
+        <w:tc>
+          <w:tcPr>
+            <w:tcW w:type="dxa" w:w="3120"/>
+            <w:shd w:val="clear" w:color="auto" w:fill="DCE6F1"/>
+          </w:tcPr>
+          <w:p>
+            <w:r>
+              <w:rPr>
+                <w:b/>
+              </w:rPr>
+              <w:t>P</w:t>
+            </w:r>
+          </w:p>
+        </w:tc>
+        <w:tc>
+          <w:tcPr>
+            <w:tcW w:type="dxa" w:w="3120"/>
+            <w:shd w:val="clear" w:color="auto" w:fill="DCE6F1"/>
+          </w:tcPr>
+          <w:p>
+            <w:r>
+              <w:rPr>
+                <w:b/>
+              </w:rPr>
+              <w:t>Psychological Stress</w:t>
+            </w:r>
+          </w:p>
+        </w:tc>
+        <w:tc>
+          <w:tcPr>
+            <w:tcW w:type="dxa" w:w="3120"/>
+            <w:shd w:val="clear" w:color="auto" w:fill="DCE6F1"/>
+          </w:tcPr>
+          <w:p>
+            <w:r>
+              <w:t>Worsens existing disease; stress is a major flare factor</w:t>
+            </w:r>
+          </w:p>
+        </w:tc>
+      </w:tr>
+      <w:tr>
+        <w:tc>
+          <w:tcPr>
+            <w:tcW w:type="dxa" w:w="3120"/>
+          </w:tcPr>
+          <w:p>
+            <w:r>
+              <w:rPr>
+                <w:b/>
+              </w:rPr>
+              <w:t>O</w:t>
+            </w:r>
+          </w:p>
+        </w:tc>
+        <w:tc>
+          <w:tcPr>
+            <w:tcW w:type="dxa" w:w="3120"/>
+          </w:tcPr>
+          <w:p>
+            <w:r>
+              <w:rPr>
+                <w:b/>
+              </w:rPr>
+              <w:t>Others</w:t>
+            </w:r>
+          </w:p>
+        </w:tc>
+        <w:tc>
+          <w:tcPr>
+            <w:tcW w:type="dxa" w:w="3120"/>
+          </w:tcPr>
+          <w:p>
+            <w:r>
+              <w:t>Alcohol, Smoking, Obesity (all worsen disease)</w:t>
+            </w:r>
+          </w:p>
+        </w:tc>
+      </w:tr>
+      <w:tr>
+        <w:tc>
+          <w:tcPr>
+            <w:tcW w:type="dxa" w:w="3120"/>
+            <w:shd w:val="clear" w:color="auto" w:fill="DCE6F1"/>
+          </w:tcPr>
+          <w:p>
+            <w:r>
+              <w:rPr>
+                <w:b/>
+              </w:rPr>
+              <w:t>D</w:t>
+            </w:r>
+          </w:p>
+        </w:tc>
+        <w:tc>
+          <w:tcPr>
+            <w:tcW w:type="dxa" w:w="3120"/>
+            <w:shd w:val="clear" w:color="auto" w:fill="DCE6F1"/>
+          </w:tcPr>
+          <w:p>
+            <w:r>
+              <w:rPr>
+                <w:b/>
+              </w:rPr>
+              <w:t>Drugs</w:t>
+            </w:r>
+          </w:p>
+        </w:tc>
+        <w:tc>
+          <w:tcPr>
+            <w:tcW w:type="dxa" w:w="3120"/>
+            <w:shd w:val="clear" w:color="auto" w:fill="DCE6F1"/>
+          </w:tcPr>
+          <w:p>
+            <w:r>
+              <w:t>See LIBA below</w:t>
+            </w:r>
+          </w:p>
+        </w:tc>
+      </w:tr>
+      <w:tr>
+        <w:tc>
+          <w:tcPr>
+            <w:tcW w:type="dxa" w:w="3120"/>
+          </w:tcPr>
+          <w:p>
+            <w:r>
+              <w:rPr>
+                <w:b/>
+              </w:rPr>
+              <w:t>L</w:t>
+            </w:r>
+          </w:p>
+        </w:tc>
+        <w:tc>
+          <w:tcPr>
+            <w:tcW w:type="dxa" w:w="3120"/>
+          </w:tcPr>
+          <w:p>
+            <w:r>
+              <w:rPr>
+                <w:b/>
+              </w:rPr>
+              <w:t>Lithium</w:t>
+            </w:r>
+          </w:p>
+        </w:tc>
+        <w:tc>
+          <w:tcPr>
+            <w:tcW w:type="dxa" w:w="3120"/>
+          </w:tcPr>
+          <w:p>
+            <w:r>
+              <w:t>Psychiatric drug — classic psoriasis trigger</w:t>
+            </w:r>
+          </w:p>
+        </w:tc>
+      </w:tr>
+      <w:tr>
+        <w:tc>
+          <w:tcPr>
+            <w:tcW w:type="dxa" w:w="3120"/>
+            <w:shd w:val="clear" w:color="auto" w:fill="DCE6F1"/>
+          </w:tcPr>
+          <w:p>
+            <w:r>
+              <w:rPr>
+                <w:b/>
+              </w:rPr>
+              <w:t>I</w:t>
+            </w:r>
+          </w:p>
+        </w:tc>
+        <w:tc>
+          <w:tcPr>
+            <w:tcW w:type="dxa" w:w="3120"/>
+            <w:shd w:val="clear" w:color="auto" w:fill="DCE6F1"/>
+          </w:tcPr>
+          <w:p>
+            <w:r>
+              <w:rPr>
+                <w:b/>
+              </w:rPr>
+              <w:t>Interferon</w:t>
+            </w:r>
+          </w:p>
+        </w:tc>
+        <w:tc>
+          <w:tcPr>
+            <w:tcW w:type="dxa" w:w="3120"/>
+            <w:shd w:val="clear" w:color="auto" w:fill="DCE6F1"/>
+          </w:tcPr>
+          <w:p>
+            <w:r>
+              <w:t>Biologic/immune modulator — can trigger/worsen psoriasis</w:t>
+            </w:r>
+          </w:p>
+        </w:tc>
+      </w:tr>
+      <w:tr>
+        <w:tc>
+          <w:tcPr>
+            <w:tcW w:type="dxa" w:w="3120"/>
+          </w:tcPr>
+          <w:p>
+            <w:r>
+              <w:rPr>
+                <w:b/>
+              </w:rPr>
+              <w:t>B</w:t>
+            </w:r>
+          </w:p>
+        </w:tc>
+        <w:tc>
+          <w:tcPr>
+            <w:tcW w:type="dxa" w:w="3120"/>
+          </w:tcPr>
+          <w:p>
+            <w:r>
+              <w:rPr>
+                <w:b/>
+              </w:rPr>
+              <w:t>Beta-blockers</w:t>
+            </w:r>
+          </w:p>
+        </w:tc>
+        <w:tc>
+          <w:tcPr>
+            <w:tcW w:type="dxa" w:w="3120"/>
+          </w:tcPr>
+          <w:p>
+            <w:r>
+              <w:t>Antihypertensives — classic trigger</w:t>
+            </w:r>
+          </w:p>
+        </w:tc>
+      </w:tr>
+      <w:tr>
+        <w:tc>
+          <w:tcPr>
+            <w:tcW w:type="dxa" w:w="3120"/>
+            <w:shd w:val="clear" w:color="auto" w:fill="DCE6F1"/>
+          </w:tcPr>
+          <w:p>
+            <w:r>
+              <w:rPr>
+                <w:b/>
+              </w:rPr>
+              <w:t>A</w:t>
+            </w:r>
+          </w:p>
+        </w:tc>
+        <w:tc>
+          <w:tcPr>
+            <w:tcW w:type="dxa" w:w="3120"/>
+            <w:shd w:val="clear" w:color="auto" w:fill="DCE6F1"/>
+          </w:tcPr>
+          <w:p>
+            <w:r>
+              <w:rPr>
+                <w:b/>
+              </w:rPr>
+              <w:t>Antimalarials</w:t>
+            </w:r>
+          </w:p>
+        </w:tc>
+        <w:tc>
+          <w:tcPr>
+            <w:tcW w:type="dxa" w:w="3120"/>
+            <w:shd w:val="clear" w:color="auto" w:fill="DCE6F1"/>
+          </w:tcPr>
+          <w:p>
+            <w:r>
+              <w:t>e.g., Chloroquine, Hydroxychloroquine — documented trigger</w:t>
+            </w:r>
+          </w:p>
+        </w:tc>
+      </w:tr>
+    </w:tbl>
+    <w:p/>
+    <w:p>
+      <w:pPr>
+        <w:pStyle w:val="ListBullet"/>
+      </w:pPr>
+      <w:r>
+        <w:rPr>
+          <w:b/>
+        </w:rPr>
+        <w:t>💡 Critical Clinical Pearl:</w:t>
+      </w:r>
+      <w:r>
+        <w:t xml:space="preserve"> </w:t>
+      </w:r>
+      <w:r>
+        <w:rPr>
+          <w:b/>
+        </w:rPr>
+        <w:t>Systemic corticosteroids are CONTRAINDICATED in Psoriasis</w:t>
+      </w:r>
+      <w:r>
+        <w:t xml:space="preserve"> (except impetigo herpetiformis). Although they produce a dramatic short-term response, sudden withdrawal triggers </w:t>
+      </w:r>
+      <w:r>
+        <w:rPr>
+          <w:b/>
+        </w:rPr>
+        <w:t>Rebound Psoriasis</w:t>
+      </w:r>
+      <w:r>
+        <w:t xml:space="preserve"> — often converting stable plaque psoriasis to </w:t>
+      </w:r>
+      <w:r>
+        <w:rPr>
+          <w:b/>
+        </w:rPr>
+        <w:t>Pustular or Erythrodermic Psoriasis.</w:t>
+      </w:r>
+      <w:r>
+        <w:t xml:space="preserve"> This is a potentially life-threatening complication.</w:t>
+      </w:r>
+    </w:p>
+    <w:p>
+      <w:pPr>
+        <w:pStyle w:val="Heading4"/>
+      </w:pPr>
+      <w:r>
+        <w:t>The Koebner Phenomenon</w:t>
+      </w:r>
+    </w:p>
+    <w:p>
+      <w:pPr>
+        <w:pStyle w:val="ListBullet"/>
+        <w:ind w:left="340"/>
+      </w:pPr>
+      <w:r>
+        <w:rPr>
+          <w:b/>
+        </w:rPr>
+        <w:t>Definition:</w:t>
+      </w:r>
+      <w:r>
+        <w:t xml:space="preserve"> Formation of psoriasiform lesions in </w:t>
+      </w:r>
+      <w:r>
+        <w:rPr>
+          <w:b/>
+        </w:rPr>
+        <w:t>previously uninvolved skin</w:t>
+      </w:r>
+      <w:r>
+        <w:t xml:space="preserve"> of a psoriatic patient following skin injury</w:t>
+      </w:r>
+    </w:p>
+    <w:p>
+      <w:pPr>
+        <w:pStyle w:val="ListBullet"/>
+        <w:ind w:left="340"/>
+      </w:pPr>
+      <w:r>
+        <w:t>The new lesion appears exactly at the site of trauma</w:t>
+      </w:r>
+    </w:p>
+    <w:p>
+      <w:pPr>
+        <w:pStyle w:val="ListBullet"/>
+        <w:ind w:left="340"/>
+      </w:pPr>
+      <w:r>
+        <w:rPr>
+          <w:b/>
+        </w:rPr>
+        <w:t>Diseases showing true Koebner:</w:t>
+      </w:r>
+      <w:r>
+        <w:t xml:space="preserve"> Psoriasis, Vitiligo, Lichen Planus</w:t>
+      </w:r>
+    </w:p>
+    <w:p>
+      <w:pPr>
+        <w:pStyle w:val="ListBullet"/>
+        <w:ind w:left="340"/>
+      </w:pPr>
+      <w:r>
+        <w:rPr>
+          <w:b/>
+        </w:rPr>
+        <w:t>Pseudo-Koebner:</w:t>
+      </w:r>
+      <w:r>
+        <w:t xml:space="preserve"> Warts (HPV) — the virus physically transfers to the injured site; not a true immune reaction</w:t>
+      </w:r>
+    </w:p>
+    <w:p>
+      <w:pPr>
+        <w:pStyle w:val="ListBullet"/>
+        <w:ind w:left="340"/>
+      </w:pPr>
+      <w:r>
+        <w:rPr>
+          <w:b/>
+        </w:rPr>
+        <w:t>Reverse Koebner:</w:t>
+      </w:r>
+      <w:r>
+        <w:t xml:space="preserve"> Trauma at a psoriatic lesion site may cause the lesion to heal (basis of some Vitiligo treatments)</w:t>
+      </w:r>
+    </w:p>
+    <w:p>
+      <w:pPr>
+        <w:pStyle w:val="Heading4"/>
+      </w:pPr>
+      <w:r>
+        <w:t>2. Genetic Predisposition</w:t>
+      </w:r>
+    </w:p>
+    <w:p>
+      <w:pPr/>
+      <w:r>
+        <w:t>Evidence for genetic basis:</w:t>
+      </w:r>
+    </w:p>
+    <w:p>
+      <w:pPr>
+        <w:pStyle w:val="ListBullet"/>
+        <w:ind w:left="340"/>
+      </w:pPr>
+      <w:r>
+        <w:rPr>
+          <w:b/>
+        </w:rPr>
+        <w:t>Positive family history in 35–90% of cases</w:t>
+      </w:r>
+    </w:p>
+    <w:p>
+      <w:pPr>
+        <w:pStyle w:val="ListBullet"/>
+        <w:ind w:left="340"/>
+      </w:pPr>
+      <w:r>
+        <w:t xml:space="preserve">Risk with Both parents affected: </w:t>
+      </w:r>
+      <w:r>
+        <w:rPr>
+          <w:b/>
+        </w:rPr>
+        <w:t>41%</w:t>
+      </w:r>
+    </w:p>
+    <w:p>
+      <w:pPr>
+        <w:pStyle w:val="ListBullet"/>
+        <w:ind w:left="340"/>
+      </w:pPr>
+      <w:r>
+        <w:t xml:space="preserve">Risk with One parent affected: </w:t>
+      </w:r>
+      <w:r>
+        <w:rPr>
+          <w:b/>
+        </w:rPr>
+        <w:t>14%</w:t>
+      </w:r>
+    </w:p>
+    <w:p>
+      <w:pPr>
+        <w:pStyle w:val="ListBullet"/>
+        <w:ind w:left="340"/>
+      </w:pPr>
+      <w:r>
+        <w:t xml:space="preserve">Risk with One sibling affected: </w:t>
+      </w:r>
+      <w:r>
+        <w:rPr>
+          <w:b/>
+        </w:rPr>
+        <w:t>6%</w:t>
+      </w:r>
+    </w:p>
+    <w:p>
+      <w:pPr>
+        <w:pStyle w:val="ListBullet"/>
+        <w:ind w:left="340"/>
+      </w:pPr>
+      <w:r>
+        <w:rPr>
+          <w:b/>
+        </w:rPr>
+        <w:t>Monozygotic twins</w:t>
+      </w:r>
+      <w:r>
+        <w:t xml:space="preserve"> show 2–3 fold higher concordance than Dizygotic twins</w:t>
+      </w:r>
+    </w:p>
+    <w:p>
+      <w:pPr/>
+      <w:r>
+        <w:rPr>
+          <w:b/>
+        </w:rPr>
+        <w:t>HLA Associations (must memorise):</w:t>
+      </w:r>
+    </w:p>
+    <w:tbl>
+      <w:tblPr>
+        <w:tblStyle w:val="TableGrid"/>
+        <w:tblW w:type="auto" w:w="0"/>
+        <w:tblLook w:firstColumn="1" w:firstRow="1" w:lastColumn="0" w:lastRow="0" w:noHBand="0" w:noVBand="1" w:val="04A0"/>
+      </w:tblPr>
+      <w:tblGrid>
+        <w:gridCol w:w="3120"/>
+        <w:gridCol w:w="3120"/>
+        <w:gridCol w:w="3120"/>
+      </w:tblGrid>
+      <w:tr>
+        <w:tc>
+          <w:tcPr>
+            <w:tcW w:type="dxa" w:w="3120"/>
+            <w:shd w:val="clear" w:color="auto" w:fill="1F3964"/>
+          </w:tcPr>
+          <w:p>
+            <w:r>
+              <w:rPr>
+                <w:b/>
+                <w:color w:val="FFFFFF"/>
+              </w:rPr>
+              <w:t>HLA</w:t>
+            </w:r>
+          </w:p>
+        </w:tc>
+        <w:tc>
+          <w:tcPr>
+            <w:tcW w:type="dxa" w:w="3120"/>
+            <w:shd w:val="clear" w:color="auto" w:fill="1F3964"/>
+          </w:tcPr>
+          <w:p>
+            <w:r>
+              <w:rPr>
+                <w:b/>
+                <w:color w:val="FFFFFF"/>
+              </w:rPr>
+              <w:t>Association</w:t>
+            </w:r>
+          </w:p>
+        </w:tc>
+        <w:tc>
+          <w:tcPr>
+            <w:tcW w:type="dxa" w:w="3120"/>
+            <w:shd w:val="clear" w:color="auto" w:fill="1F3964"/>
+          </w:tcPr>
+          <w:p>
+            <w:r>
+              <w:rPr>
+                <w:b/>
+                <w:color w:val="FFFFFF"/>
+              </w:rPr>
+              <w:t>Clinical Relevance</w:t>
+            </w:r>
+          </w:p>
+        </w:tc>
+      </w:tr>
+      <w:tr>
+        <w:tc>
+          <w:tcPr>
+            <w:tcW w:type="dxa" w:w="3120"/>
+          </w:tcPr>
+          <w:p>
+            <w:r>
+              <w:rPr>
+                <w:b/>
+              </w:rPr>
+              <w:t>HLA-Cw6</w:t>
+            </w:r>
+          </w:p>
+        </w:tc>
+        <w:tc>
+          <w:tcPr>
+            <w:tcW w:type="dxa" w:w="3120"/>
+          </w:tcPr>
+          <w:p>
+            <w:r>
+              <w:rPr>
+                <w:b/>
+              </w:rPr>
+              <w:t>90% of Early-onset Psoriasis; 50% of Late-onset</w:t>
+            </w:r>
+          </w:p>
+        </w:tc>
+        <w:tc>
+          <w:tcPr>
+            <w:tcW w:type="dxa" w:w="3120"/>
+          </w:tcPr>
+          <w:p>
+            <w:r>
+              <w:t>Most important HLA association in Psoriasis</w:t>
+            </w:r>
+          </w:p>
+        </w:tc>
+      </w:tr>
+      <w:tr>
+        <w:tc>
+          <w:tcPr>
+            <w:tcW w:type="dxa" w:w="3120"/>
+            <w:shd w:val="clear" w:color="auto" w:fill="DCE6F1"/>
+          </w:tcPr>
+          <w:p>
+            <w:r>
+              <w:rPr>
+                <w:b/>
+              </w:rPr>
+              <w:t>HLA-B27</w:t>
+            </w:r>
+          </w:p>
+        </w:tc>
+        <w:tc>
+          <w:tcPr>
+            <w:tcW w:type="dxa" w:w="3120"/>
+            <w:shd w:val="clear" w:color="auto" w:fill="DCE6F1"/>
+          </w:tcPr>
+          <w:p>
+            <w:r>
+              <w:rPr>
+                <w:b/>
+              </w:rPr>
+              <w:t>Pustular Psoriasis + Psoriatic Arthritis</w:t>
+            </w:r>
+          </w:p>
+        </w:tc>
+        <w:tc>
+          <w:tcPr>
+            <w:tcW w:type="dxa" w:w="3120"/>
+            <w:shd w:val="clear" w:color="auto" w:fill="DCE6F1"/>
+          </w:tcPr>
+          <w:p>
+            <w:r>
+              <w:t>Must be memorised</w:t>
+            </w:r>
+          </w:p>
+        </w:tc>
+      </w:tr>
+    </w:tbl>
+    <w:p/>
+    <w:p>
+      <w:pPr>
+        <w:pStyle w:val="Heading3"/>
+      </w:pPr>
+      <w:r>
+        <w:t>Translated &amp; Tidied Audio Transcript</w:t>
+      </w:r>
+    </w:p>
+    <w:p>
+      <w:pPr/>
+      <w:r>
+        <w:rPr>
+          <w:b/>
+        </w:rPr>
+        <w:t xml:space="preserve">Dr. Eman:  </w:t>
+      </w:r>
+      <w:r>
+        <w:t xml:space="preserve">Most dermatological diseases follow a specific pathway — and I want you to never forget this arrow: </w:t>
+      </w:r>
+      <w:r>
+        <w:rPr>
+          <w:b/>
+        </w:rPr>
+        <w:t>Environmental trigger in a genetically susceptible patient → Immune dysregulation → Disease.</w:t>
+      </w:r>
+      <w:r>
+        <w:t xml:space="preserve"> For example: Is it true that every child exposed to Streptococcal throat infection develops Guttate Psoriasis? No — because not every child is genetically susceptible. But a child with HLA-Cw6, when exposed to Strep, develops immune dysregulation → Guttate Psoriasis.</w:t>
+      </w:r>
+    </w:p>
+    <w:p>
+      <w:pPr/>
+      <w:r>
+        <w:rPr>
+          <w:b/>
+        </w:rPr>
+        <w:t xml:space="preserve">Dr. Eman:  </w:t>
+      </w:r>
+      <w:r>
+        <w:t xml:space="preserve">Environmental triggers — I have collected them into one word: </w:t>
+      </w:r>
+      <w:r>
+        <w:rPr>
+          <w:b/>
+        </w:rPr>
+        <w:t>"Tie Pod Leba"</w:t>
+      </w:r>
+      <w:r>
+        <w:t xml:space="preserve"> (TIEPOD-LIBA). T = Trauma, I = Infection, E = Endocrine, P = Psychological stress, O = Others, D = Drugs — and the Drugs are: Lithium, Interferon, Beta-blocker, Antimalarial.</w:t>
+      </w:r>
+    </w:p>
+    <w:p>
+      <w:pPr/>
+      <w:r>
+        <w:rPr>
+          <w:b/>
+        </w:rPr>
+        <w:t xml:space="preserve">Dr. Eman:  </w:t>
+      </w:r>
+      <w:r>
+        <w:t xml:space="preserve">Trauma gives us the </w:t>
+      </w:r>
+      <w:r>
+        <w:rPr>
+          <w:b/>
+        </w:rPr>
+        <w:t>Koebner phenomenon</w:t>
+      </w:r>
+      <w:r>
+        <w:t xml:space="preserve"> — new lesions appear at injury sites in psoriatic patients. Is Koebner specific to Psoriasis only?</w:t>
+      </w:r>
+    </w:p>
+    <w:p>
+      <w:pPr/>
+      <w:r>
+        <w:rPr>
+          <w:b/>
+        </w:rPr>
+        <w:t xml:space="preserve">Student:  </w:t>
+      </w:r>
+      <w:r>
+        <w:t>No — also Vitiligo and Lichen Planus.</w:t>
+      </w:r>
+    </w:p>
+    <w:p>
+      <w:pPr/>
+      <w:r>
+        <w:rPr>
+          <w:b/>
+        </w:rPr>
+        <w:t xml:space="preserve">Dr. Eman:  </w:t>
+      </w:r>
+      <w:r>
+        <w:t>Correct. What about Common Warts?</w:t>
+      </w:r>
+    </w:p>
+    <w:p>
+      <w:pPr/>
+      <w:r>
+        <w:rPr>
+          <w:b/>
+        </w:rPr>
+        <w:t xml:space="preserve">Student (Dr. Sherifa):  </w:t>
+      </w:r>
+      <w:r>
+        <w:t>Pseudo-Koebner.</w:t>
+      </w:r>
+    </w:p>
+    <w:p>
+      <w:pPr/>
+      <w:r>
+        <w:rPr>
+          <w:b/>
+        </w:rPr>
+        <w:t xml:space="preserve">Dr. Eman:  </w:t>
+      </w:r>
+      <w:r>
+        <w:t xml:space="preserve">Exactly — it is called </w:t>
+      </w:r>
+      <w:r>
+        <w:rPr>
+          <w:b/>
+        </w:rPr>
+        <w:t>Pseudo-Koebnerisation</w:t>
+      </w:r>
+      <w:r>
+        <w:t>. With Warts, the virus physically transfers to the wound site — it is not a true immune reaction.</w:t>
+      </w:r>
+    </w:p>
+    <w:p>
+      <w:pPr/>
+      <w:r>
+        <w:rPr>
+          <w:b/>
+        </w:rPr>
+        <w:t xml:space="preserve">Dr. Eman:  </w:t>
+      </w:r>
+      <w:r>
+        <w:t xml:space="preserve">Genetic predisposition — proven by: positive family history in 35–90% of cases. If both parents have Psoriasis: 41% risk. One parent: 14%. One sibling: 6%. Monozygotic twins show 2–3 fold higher concordance. HLA: </w:t>
+      </w:r>
+      <w:r>
+        <w:rPr>
+          <w:b/>
+        </w:rPr>
+        <w:t>Cw6 is positive in 90% of Early-onset and 50% of Late-onset.</w:t>
+      </w:r>
+      <w:r>
+        <w:t xml:space="preserve"> </w:t>
+      </w:r>
+      <w:r>
+        <w:rPr>
+          <w:b/>
+        </w:rPr>
+        <w:t>HLA-B27 is associated with Psoriatic Arthritis and Pustular Psoriasis.</w:t>
+      </w:r>
+      <w:r>
+        <w:t xml:space="preserve"> Memorise these.</w:t>
+      </w:r>
+    </w:p>
+    <w:p>
+      <w:pPr>
+        <w:pStyle w:val="Heading2"/>
+      </w:pPr>
+      <w:r>
+        <w:t>7. Psoriasis — Immunopathogenesis (Immune Dysregulation)</w:t>
+      </w:r>
+    </w:p>
+    <w:p>
+      <w:pPr>
+        <w:pStyle w:val="Heading3"/>
+      </w:pPr>
+      <w:r>
+        <w:t>Summary</w:t>
+      </w:r>
+    </w:p>
+    <w:p>
+      <w:pPr/>
+      <w:r>
+        <w:t xml:space="preserve">Psoriasis is a </w:t>
+      </w:r>
+      <w:r>
+        <w:rPr>
+          <w:b/>
+        </w:rPr>
+        <w:t>T-cell mediated inflammatory disease.</w:t>
+      </w:r>
+      <w:r>
+        <w:t xml:space="preserve"> The specific T-helper subtypes involved are:</w:t>
+      </w:r>
+    </w:p>
+    <w:p>
+      <w:pPr>
+        <w:pStyle w:val="Heading3"/>
+      </w:pPr>
+      <w:r>
+        <w:t>The Three Key T-Helper Subtypes in Psoriasis</w:t>
+      </w:r>
+    </w:p>
+    <w:tbl>
+      <w:tblPr>
+        <w:tblStyle w:val="TableGrid"/>
+        <w:tblW w:type="auto" w:w="0"/>
+        <w:tblLook w:firstColumn="1" w:firstRow="1" w:lastColumn="0" w:lastRow="0" w:noHBand="0" w:noVBand="1" w:val="04A0"/>
+      </w:tblPr>
+      <w:tblGrid>
+        <w:gridCol w:w="3120"/>
+        <w:gridCol w:w="3120"/>
+        <w:gridCol w:w="3120"/>
+      </w:tblGrid>
+      <w:tr>
+        <w:tc>
+          <w:tcPr>
+            <w:tcW w:type="dxa" w:w="3120"/>
+            <w:shd w:val="clear" w:color="auto" w:fill="1F3964"/>
+          </w:tcPr>
+          <w:p>
+            <w:r>
+              <w:rPr>
+                <w:b/>
+                <w:color w:val="FFFFFF"/>
+              </w:rPr>
+              <w:t>T-Helper Subtype</w:t>
+            </w:r>
+          </w:p>
+        </w:tc>
+        <w:tc>
+          <w:tcPr>
+            <w:tcW w:type="dxa" w:w="3120"/>
+            <w:shd w:val="clear" w:color="auto" w:fill="1F3964"/>
+          </w:tcPr>
+          <w:p>
+            <w:r>
+              <w:rPr>
+                <w:b/>
+                <w:color w:val="FFFFFF"/>
+              </w:rPr>
+              <w:t>Key Cytokines Produced</w:t>
+            </w:r>
+          </w:p>
+        </w:tc>
+        <w:tc>
+          <w:tcPr>
+            <w:tcW w:type="dxa" w:w="3120"/>
+            <w:shd w:val="clear" w:color="auto" w:fill="1F3964"/>
+          </w:tcPr>
+          <w:p>
+            <w:r>
+              <w:rPr>
+                <w:b/>
+                <w:color w:val="FFFFFF"/>
+              </w:rPr>
+              <w:t>Clinical/Pathological Effect</w:t>
+            </w:r>
+          </w:p>
+        </w:tc>
+      </w:tr>
+      <w:tr>
+        <w:tc>
+          <w:tcPr>
+            <w:tcW w:type="dxa" w:w="3120"/>
+          </w:tcPr>
+          <w:p>
+            <w:r>
+              <w:rPr>
+                <w:b/>
+              </w:rPr>
+              <w:t>Th1</w:t>
+            </w:r>
+          </w:p>
+        </w:tc>
+        <w:tc>
+          <w:tcPr>
+            <w:tcW w:type="dxa" w:w="3120"/>
+          </w:tcPr>
+          <w:p>
+            <w:r>
+              <w:rPr>
+                <w:b/>
+              </w:rPr>
+              <w:t>TNF-α (Tumour Necrosis Factor alpha)</w:t>
+            </w:r>
+            <w:r>
+              <w:t xml:space="preserve"> + IFN-γ</w:t>
+            </w:r>
+          </w:p>
+        </w:tc>
+        <w:tc>
+          <w:tcPr>
+            <w:tcW w:type="dxa" w:w="3120"/>
+          </w:tcPr>
+          <w:p>
+            <w:r>
+              <w:rPr>
+                <w:b/>
+              </w:rPr>
+              <w:t>Angiogenesis</w:t>
+            </w:r>
+            <w:r>
+              <w:t xml:space="preserve"> (VEGF ↑) + Keratinocyte </w:t>
+            </w:r>
+            <w:r>
+              <w:rPr>
+                <w:b/>
+              </w:rPr>
+              <w:t>Proliferation</w:t>
+            </w:r>
+          </w:p>
+        </w:tc>
+      </w:tr>
+      <w:tr>
+        <w:tc>
+          <w:tcPr>
+            <w:tcW w:type="dxa" w:w="3120"/>
+            <w:shd w:val="clear" w:color="auto" w:fill="DCE6F1"/>
+          </w:tcPr>
+          <w:p>
+            <w:r>
+              <w:rPr>
+                <w:b/>
+              </w:rPr>
+              <w:t>Th17</w:t>
+            </w:r>
+          </w:p>
+        </w:tc>
+        <w:tc>
+          <w:tcPr>
+            <w:tcW w:type="dxa" w:w="3120"/>
+            <w:shd w:val="clear" w:color="auto" w:fill="DCE6F1"/>
+          </w:tcPr>
+          <w:p>
+            <w:r>
+              <w:rPr>
+                <w:b/>
+              </w:rPr>
+              <w:t>IL-17A, IL-17F</w:t>
+            </w:r>
+          </w:p>
+        </w:tc>
+        <w:tc>
+          <w:tcPr>
+            <w:tcW w:type="dxa" w:w="3120"/>
+            <w:shd w:val="clear" w:color="auto" w:fill="DCE6F1"/>
+          </w:tcPr>
+          <w:p>
+            <w:r>
+              <w:rPr>
+                <w:b/>
+              </w:rPr>
+              <w:t>Neutrophil chemotaxis</w:t>
+            </w:r>
+            <w:r>
+              <w:t xml:space="preserve"> → Munro microabscesses → Pustular Psoriasis</w:t>
+            </w:r>
+          </w:p>
+        </w:tc>
+      </w:tr>
+      <w:tr>
+        <w:tc>
+          <w:tcPr>
+            <w:tcW w:type="dxa" w:w="3120"/>
+          </w:tcPr>
+          <w:p>
+            <w:r>
+              <w:rPr>
+                <w:b/>
+              </w:rPr>
+              <w:t>Th22</w:t>
+            </w:r>
+          </w:p>
+        </w:tc>
+        <w:tc>
+          <w:tcPr>
+            <w:tcW w:type="dxa" w:w="3120"/>
+          </w:tcPr>
+          <w:p>
+            <w:r>
+              <w:rPr>
+                <w:b/>
+              </w:rPr>
+              <w:t>IL-22</w:t>
+            </w:r>
+          </w:p>
+        </w:tc>
+        <w:tc>
+          <w:tcPr>
+            <w:tcW w:type="dxa" w:w="3120"/>
+          </w:tcPr>
+          <w:p>
+            <w:r>
+              <w:rPr>
+                <w:b/>
+              </w:rPr>
+              <w:t>Keratinocyte proliferation</w:t>
+            </w:r>
+            <w:r>
+              <w:t xml:space="preserve"> → Epidermal Plaque formation</w:t>
+            </w:r>
+          </w:p>
+        </w:tc>
+      </w:tr>
+    </w:tbl>
+    <w:p/>
+    <w:p>
+      <w:pPr>
+        <w:pStyle w:val="Heading3"/>
+      </w:pPr>
+      <w:r>
+        <w:t>The Complete Immunopathogenesis Pathway</w:t>
+      </w:r>
+    </w:p>
+    <w:p>
+      <w:pPr>
+        <w:ind w:left="567"/>
+      </w:pPr>
+      <w:r>
+        <w:rPr>
+          <w:rFonts w:ascii="Courier New" w:hAnsi="Courier New"/>
+        </w:rPr>
+        <w:t>Environmental Trigger (Infection/Trauma/Drug etc.)</w:t>
+      </w:r>
+    </w:p>
+    <w:p>
+      <w:pPr>
+        <w:ind w:left="567"/>
+      </w:pPr>
+      <w:r>
+        <w:rPr>
+          <w:rFonts w:ascii="Courier New" w:hAnsi="Courier New"/>
+        </w:rPr>
+        <w:t xml:space="preserve">         ↓</w:t>
+      </w:r>
+    </w:p>
+    <w:p>
+      <w:pPr>
+        <w:ind w:left="567"/>
+      </w:pPr>
+      <w:r>
+        <w:rPr>
+          <w:rFonts w:ascii="Courier New" w:hAnsi="Courier New"/>
+        </w:rPr>
+        <w:t>Antigen-Presenting Cell (Dendritic Cell) in skin</w:t>
+      </w:r>
+    </w:p>
+    <w:p>
+      <w:pPr>
+        <w:ind w:left="567"/>
+      </w:pPr>
+      <w:r>
+        <w:rPr>
+          <w:rFonts w:ascii="Courier New" w:hAnsi="Courier New"/>
+        </w:rPr>
+        <w:t xml:space="preserve">         ↓  presents via MHC-II</w:t>
+      </w:r>
+    </w:p>
+    <w:p>
+      <w:pPr>
+        <w:ind w:left="567"/>
+      </w:pPr>
+      <w:r>
+        <w:rPr>
+          <w:rFonts w:ascii="Courier New" w:hAnsi="Courier New"/>
+        </w:rPr>
+        <w:t>Naive CD4+ T-cell in Lymph Node</w:t>
+      </w:r>
+    </w:p>
+    <w:p>
+      <w:pPr>
+        <w:ind w:left="567"/>
+      </w:pPr>
+      <w:r>
+        <w:rPr>
+          <w:rFonts w:ascii="Courier New" w:hAnsi="Courier New"/>
+        </w:rPr>
+        <w:t xml:space="preserve">         ↓  activates to:</w:t>
+      </w:r>
+    </w:p>
+    <w:p>
+      <w:pPr>
+        <w:ind w:left="567"/>
+      </w:pPr>
+      <w:r>
+        <w:rPr>
+          <w:rFonts w:ascii="Courier New" w:hAnsi="Courier New"/>
+        </w:rPr>
+        <w:t xml:space="preserve">    Th1 → TNF-α → VEGF → Angiogenesis + Adhesion molecules</w:t>
+      </w:r>
+    </w:p>
+    <w:p>
+      <w:pPr>
+        <w:ind w:left="567"/>
+      </w:pPr>
+      <w:r>
+        <w:rPr>
+          <w:rFonts w:ascii="Courier New" w:hAnsi="Courier New"/>
+        </w:rPr>
+        <w:t xml:space="preserve">    Th17 → IL-17 → Neutrophil chemotaxis (Munro/Kogoj microabscesses)</w:t>
+      </w:r>
+    </w:p>
+    <w:p>
+      <w:pPr>
+        <w:ind w:left="567"/>
+      </w:pPr>
+      <w:r>
+        <w:rPr>
+          <w:rFonts w:ascii="Courier New" w:hAnsi="Courier New"/>
+        </w:rPr>
+        <w:t xml:space="preserve">    Th22 → IL-22 → Keratinocyte proliferation (Plaque)</w:t>
+      </w:r>
+    </w:p>
+    <w:p>
+      <w:pPr>
+        <w:ind w:left="567"/>
+      </w:pPr>
+      <w:r>
+        <w:rPr>
+          <w:rFonts w:ascii="Courier New" w:hAnsi="Courier New"/>
+        </w:rPr>
+        <w:t xml:space="preserve">         ↓</w:t>
+      </w:r>
+    </w:p>
+    <w:p>
+      <w:pPr>
+        <w:ind w:left="567"/>
+      </w:pPr>
+      <w:r>
+        <w:rPr>
+          <w:rFonts w:ascii="Courier New" w:hAnsi="Courier New"/>
+        </w:rPr>
+        <w:t>T-cells skin-home via CLA + E-selectin</w:t>
+      </w:r>
+    </w:p>
+    <w:p>
+      <w:pPr>
+        <w:ind w:left="567"/>
+      </w:pPr>
+      <w:r>
+        <w:rPr>
+          <w:rFonts w:ascii="Courier New" w:hAnsi="Courier New"/>
+        </w:rPr>
+        <w:t xml:space="preserve">         ↓</w:t>
+      </w:r>
+    </w:p>
+    <w:p>
+      <w:pPr>
+        <w:ind w:left="567"/>
+      </w:pPr>
+      <w:r>
+        <w:rPr>
+          <w:rFonts w:ascii="Courier New" w:hAnsi="Courier New"/>
+        </w:rPr>
+        <w:t>Keratinocyte hyperproliferation + Angiogenesis</w:t>
+      </w:r>
+    </w:p>
+    <w:p>
+      <w:pPr>
+        <w:ind w:left="567"/>
+      </w:pPr>
+      <w:r>
+        <w:rPr>
+          <w:rFonts w:ascii="Courier New" w:hAnsi="Courier New"/>
+        </w:rPr>
+        <w:t xml:space="preserve">         ↓</w:t>
+      </w:r>
+    </w:p>
+    <w:p>
+      <w:pPr>
+        <w:ind w:left="567"/>
+      </w:pPr>
+      <w:r>
+        <w:rPr>
+          <w:rFonts w:ascii="Courier New" w:hAnsi="Courier New"/>
+        </w:rPr>
+        <w:t>CLINICAL: Erythematous plaque + Silvery-white scales + Auspitz sign</w:t>
+      </w:r>
+    </w:p>
+    <w:p>
+      <w:pPr>
+        <w:pStyle w:val="Heading3"/>
+      </w:pPr>
+      <w:r>
+        <w:t>Mechanism of Each Clinical Feature</w:t>
+      </w:r>
+    </w:p>
+    <w:tbl>
+      <w:tblPr>
+        <w:tblStyle w:val="TableGrid"/>
+        <w:tblW w:type="auto" w:w="0"/>
+        <w:tblLook w:firstColumn="1" w:firstRow="1" w:lastColumn="0" w:lastRow="0" w:noHBand="0" w:noVBand="1" w:val="04A0"/>
+      </w:tblPr>
+      <w:tblGrid>
+        <w:gridCol w:w="4680"/>
+        <w:gridCol w:w="4680"/>
+      </w:tblGrid>
+      <w:tr>
+        <w:tc>
+          <w:tcPr>
+            <w:tcW w:type="dxa" w:w="4680"/>
+            <w:shd w:val="clear" w:color="auto" w:fill="1F3964"/>
+          </w:tcPr>
+          <w:p>
+            <w:r>
+              <w:rPr>
+                <w:b/>
+                <w:color w:val="FFFFFF"/>
+              </w:rPr>
+              <w:t>Clinical Feature</w:t>
+            </w:r>
+          </w:p>
+        </w:tc>
+        <w:tc>
+          <w:tcPr>
+            <w:tcW w:type="dxa" w:w="4680"/>
+            <w:shd w:val="clear" w:color="auto" w:fill="1F3964"/>
+          </w:tcPr>
+          <w:p>
+            <w:r>
+              <w:rPr>
+                <w:b/>
+                <w:color w:val="FFFFFF"/>
+              </w:rPr>
+              <w:t>Mechanism</w:t>
+            </w:r>
+          </w:p>
+        </w:tc>
+      </w:tr>
+      <w:tr>
+        <w:tc>
+          <w:tcPr>
+            <w:tcW w:type="dxa" w:w="4680"/>
+          </w:tcPr>
+          <w:p>
+            <w:r>
+              <w:rPr>
+                <w:b/>
+              </w:rPr>
+              <w:t>Erythema (red base)</w:t>
+            </w:r>
+          </w:p>
+        </w:tc>
+        <w:tc>
+          <w:tcPr>
+            <w:tcW w:type="dxa" w:w="4680"/>
+          </w:tcPr>
+          <w:p>
+            <w:r>
+              <w:t>Th1 → TNF-α → VEGF → Angiogenesis → Dilated, elongated, tortuous dermal capillaries</w:t>
+            </w:r>
+          </w:p>
+        </w:tc>
+      </w:tr>
+      <w:tr>
+        <w:tc>
+          <w:tcPr>
+            <w:tcW w:type="dxa" w:w="4680"/>
+            <w:shd w:val="clear" w:color="auto" w:fill="DCE6F1"/>
+          </w:tcPr>
+          <w:p>
+            <w:r>
+              <w:rPr>
+                <w:b/>
+              </w:rPr>
+              <w:t>Silvery-white scales</w:t>
+            </w:r>
+          </w:p>
+        </w:tc>
+        <w:tc>
+          <w:tcPr>
+            <w:tcW w:type="dxa" w:w="4680"/>
+            <w:shd w:val="clear" w:color="auto" w:fill="DCE6F1"/>
+          </w:tcPr>
+          <w:p>
+            <w:r>
+              <w:t>Th1 + Th22 → Keratinocyte proliferation (28 days → 7 days) + Abnormal keratinisation (Keratin 6, 16, 17 instead of 1, 10)</w:t>
+            </w:r>
+          </w:p>
+        </w:tc>
+      </w:tr>
+      <w:tr>
+        <w:tc>
+          <w:tcPr>
+            <w:tcW w:type="dxa" w:w="4680"/>
+          </w:tcPr>
+          <w:p>
+            <w:r>
+              <w:rPr>
+                <w:b/>
+              </w:rPr>
+              <w:t>Auspitz Sign</w:t>
+            </w:r>
+            <w:r>
+              <w:rPr>
+                <w:b/>
+              </w:rPr>
+              <w:t xml:space="preserve"> (pinpoint bleeding on scale removal)</w:t>
+            </w:r>
+          </w:p>
+        </w:tc>
+        <w:tc>
+          <w:tcPr>
+            <w:tcW w:type="dxa" w:w="4680"/>
+          </w:tcPr>
+          <w:p>
+            <w:r>
+              <w:t>Suprapapillary thinning + dilated dermal papillary capillaries → exposed when scale peeled</w:t>
+            </w:r>
+          </w:p>
+        </w:tc>
+      </w:tr>
+      <w:tr>
+        <w:tc>
+          <w:tcPr>
+            <w:tcW w:type="dxa" w:w="4680"/>
+            <w:shd w:val="clear" w:color="auto" w:fill="DCE6F1"/>
+          </w:tcPr>
+          <w:p>
+            <w:r>
+              <w:rPr>
+                <w:b/>
+              </w:rPr>
+              <w:t>Pustules</w:t>
+            </w:r>
+            <w:r>
+              <w:rPr>
+                <w:b/>
+              </w:rPr>
+              <w:t xml:space="preserve"> (Pustular Psoriasis)</w:t>
+            </w:r>
+          </w:p>
+        </w:tc>
+        <w:tc>
+          <w:tcPr>
+            <w:tcW w:type="dxa" w:w="4680"/>
+            <w:shd w:val="clear" w:color="auto" w:fill="DCE6F1"/>
+          </w:tcPr>
+          <w:p>
+            <w:r>
+              <w:t>Th17 → IL-17 → Massive neutrophil recruitment → Kogoj spongiform pustules</w:t>
+            </w:r>
+          </w:p>
+        </w:tc>
+      </w:tr>
+    </w:tbl>
+    <w:p/>
+    <w:p>
+      <w:pPr>
+        <w:pStyle w:val="Heading3"/>
+      </w:pPr>
+      <w:r>
+        <w:t>Abnormal Keratinisation in Psoriasis</w:t>
+      </w:r>
+    </w:p>
+    <w:p>
+      <w:pPr/>
+      <w:r>
+        <w:t xml:space="preserve">Normal epidermis expresses </w:t>
+      </w:r>
+      <w:r>
+        <w:rPr>
+          <w:b/>
+        </w:rPr>
+        <w:t>Keratin 1 and Keratin 10</w:t>
+      </w:r>
+      <w:r>
+        <w:t xml:space="preserve"> in the spinous and granular layers. In Psoriasis:</w:t>
+      </w:r>
+    </w:p>
+    <w:p>
+      <w:pPr>
+        <w:pStyle w:val="ListBullet"/>
+        <w:ind w:left="340"/>
+      </w:pPr>
+      <w:r>
+        <w:t xml:space="preserve">Normal K1/K10 is </w:t>
+      </w:r>
+      <w:r>
+        <w:rPr>
+          <w:b/>
+        </w:rPr>
+        <w:t>replaced by K6, K16, K17</w:t>
+      </w:r>
+      <w:r>
+        <w:t xml:space="preserve"> — hyperproliferative keratins</w:t>
+      </w:r>
+    </w:p>
+    <w:p>
+      <w:pPr>
+        <w:pStyle w:val="ListBullet"/>
+        <w:ind w:left="340"/>
+      </w:pPr>
+      <w:r>
+        <w:t>This contributes to abnormal barrier function and the thick scaly appearance</w:t>
+      </w:r>
+    </w:p>
+    <w:p>
+      <w:pPr>
+        <w:pStyle w:val="Heading3"/>
+      </w:pPr>
+      <w:r>
+        <w:t>Biologics Arising from the Pathway</w:t>
+      </w:r>
+    </w:p>
+    <w:tbl>
+      <w:tblPr>
+        <w:tblStyle w:val="TableGrid"/>
+        <w:tblW w:type="auto" w:w="0"/>
+        <w:tblLook w:firstColumn="1" w:firstRow="1" w:lastColumn="0" w:lastRow="0" w:noHBand="0" w:noVBand="1" w:val="04A0"/>
+      </w:tblPr>
+      <w:tblGrid>
+        <w:gridCol w:w="3120"/>
+        <w:gridCol w:w="3120"/>
+        <w:gridCol w:w="3120"/>
+      </w:tblGrid>
+      <w:tr>
+        <w:tc>
+          <w:tcPr>
+            <w:tcW w:type="dxa" w:w="3120"/>
+            <w:shd w:val="clear" w:color="auto" w:fill="1F3964"/>
+          </w:tcPr>
+          <w:p>
+            <w:r>
+              <w:rPr>
+                <w:b/>
+                <w:color w:val="FFFFFF"/>
+              </w:rPr>
+              <w:t>Target</w:t>
+            </w:r>
+          </w:p>
+        </w:tc>
+        <w:tc>
+          <w:tcPr>
+            <w:tcW w:type="dxa" w:w="3120"/>
+            <w:shd w:val="clear" w:color="auto" w:fill="1F3964"/>
+          </w:tcPr>
+          <w:p>
+            <w:r>
+              <w:rPr>
+                <w:b/>
+                <w:color w:val="FFFFFF"/>
+              </w:rPr>
+              <w:t>Biologic Drug</w:t>
+            </w:r>
+          </w:p>
+        </w:tc>
+        <w:tc>
+          <w:tcPr>
+            <w:tcW w:type="dxa" w:w="3120"/>
+            <w:shd w:val="clear" w:color="auto" w:fill="1F3964"/>
+          </w:tcPr>
+          <w:p>
+            <w:r>
+              <w:rPr>
+                <w:b/>
+                <w:color w:val="FFFFFF"/>
+              </w:rPr>
+              <w:t>Comment</w:t>
+            </w:r>
+          </w:p>
+        </w:tc>
+      </w:tr>
+      <w:tr>
+        <w:tc>
+          <w:tcPr>
+            <w:tcW w:type="dxa" w:w="3120"/>
+          </w:tcPr>
+          <w:p>
+            <w:r>
+              <w:rPr>
+                <w:b/>
+              </w:rPr>
+              <w:t>TNF-α</w:t>
+            </w:r>
+          </w:p>
+        </w:tc>
+        <w:tc>
+          <w:tcPr>
+            <w:tcW w:type="dxa" w:w="3120"/>
+          </w:tcPr>
+          <w:p>
+            <w:r>
+              <w:t>Infliximab, Adalimumab (Humira), Etanercept</w:t>
+            </w:r>
+          </w:p>
+        </w:tc>
+        <w:tc>
+          <w:tcPr>
+            <w:tcW w:type="dxa" w:w="3120"/>
+          </w:tcPr>
+          <w:p>
+            <w:r>
+              <w:t>First-generation biologics</w:t>
+            </w:r>
+          </w:p>
+        </w:tc>
+      </w:tr>
+      <w:tr>
+        <w:tc>
+          <w:tcPr>
+            <w:tcW w:type="dxa" w:w="3120"/>
+            <w:shd w:val="clear" w:color="auto" w:fill="DCE6F1"/>
+          </w:tcPr>
+          <w:p>
+            <w:r>
+              <w:rPr>
+                <w:b/>
+              </w:rPr>
+              <w:t>IL-12/IL-23 (p40 subunit)</w:t>
+            </w:r>
+          </w:p>
+        </w:tc>
+        <w:tc>
+          <w:tcPr>
+            <w:tcW w:type="dxa" w:w="3120"/>
+            <w:shd w:val="clear" w:color="auto" w:fill="DCE6F1"/>
+          </w:tcPr>
+          <w:p>
+            <w:r>
+              <w:rPr>
+                <w:b/>
+              </w:rPr>
+              <w:t>Ustekinumab (Stelara)</w:t>
+            </w:r>
+          </w:p>
+        </w:tc>
+        <w:tc>
+          <w:tcPr>
+            <w:tcW w:type="dxa" w:w="3120"/>
+            <w:shd w:val="clear" w:color="auto" w:fill="DCE6F1"/>
+          </w:tcPr>
+          <w:p>
+            <w:r>
+              <w:t>Targets shared p40 unit of both IL-12 and IL-23 simultaneously</w:t>
+            </w:r>
+          </w:p>
+        </w:tc>
+      </w:tr>
+      <w:tr>
+        <w:tc>
+          <w:tcPr>
+            <w:tcW w:type="dxa" w:w="3120"/>
+          </w:tcPr>
+          <w:p>
+            <w:r>
+              <w:rPr>
+                <w:b/>
+              </w:rPr>
+              <w:t>IL-17A</w:t>
+            </w:r>
+          </w:p>
+        </w:tc>
+        <w:tc>
+          <w:tcPr>
+            <w:tcW w:type="dxa" w:w="3120"/>
+          </w:tcPr>
+          <w:p>
+            <w:r>
+              <w:rPr>
+                <w:b/>
+              </w:rPr>
+              <w:t>Secukinumab (Cosentyx)</w:t>
+            </w:r>
+            <w:r>
+              <w:t>, Ixekizumab, Brodalumab</w:t>
+            </w:r>
+          </w:p>
+        </w:tc>
+        <w:tc>
+          <w:tcPr>
+            <w:tcW w:type="dxa" w:w="3120"/>
+          </w:tcPr>
+          <w:p>
+            <w:r>
+              <w:t>Most effective for skin clearance</w:t>
+            </w:r>
+          </w:p>
+        </w:tc>
+      </w:tr>
+      <w:tr>
+        <w:tc>
+          <w:tcPr>
+            <w:tcW w:type="dxa" w:w="3120"/>
+            <w:shd w:val="clear" w:color="auto" w:fill="DCE6F1"/>
+          </w:tcPr>
+          <w:p>
+            <w:r>
+              <w:rPr>
+                <w:b/>
+              </w:rPr>
+              <w:t>IL-23 (p19 subunit)</w:t>
+            </w:r>
+          </w:p>
+        </w:tc>
+        <w:tc>
+          <w:tcPr>
+            <w:tcW w:type="dxa" w:w="3120"/>
+            <w:shd w:val="clear" w:color="auto" w:fill="DCE6F1"/>
+          </w:tcPr>
+          <w:p>
+            <w:r>
+              <w:t>Guselkumab (Tremfya), Risankizumab, Tildrakizumab</w:t>
+            </w:r>
+          </w:p>
+        </w:tc>
+        <w:tc>
+          <w:tcPr>
+            <w:tcW w:type="dxa" w:w="3120"/>
+            <w:shd w:val="clear" w:color="auto" w:fill="DCE6F1"/>
+          </w:tcPr>
+          <w:p>
+            <w:r>
+              <w:t>Newer, highly selective</w:t>
+            </w:r>
+          </w:p>
+        </w:tc>
+      </w:tr>
+    </w:tbl>
+    <w:p/>
+    <w:p>
+      <w:pPr>
+        <w:pStyle w:val="ListBullet"/>
+      </w:pPr>
+      <w:r>
+        <w:rPr>
+          <w:b/>
+        </w:rPr>
+        <w:t>💡 Why does Ustekinumab target BOTH IL-12 AND IL-23?</w:t>
+      </w:r>
+      <w:r>
+        <w:t xml:space="preserve"> Both interleukins share a common structural unit called </w:t>
+      </w:r>
+      <w:r>
+        <w:rPr>
+          <w:b/>
+        </w:rPr>
+        <w:t>p40.</w:t>
+      </w:r>
+      <w:r>
+        <w:t xml:space="preserve"> Ustekinumab binds the p40 subunit — blocking both simultaneously. IL-12 drives Th1 (→ TNF-α) and IL-23 drives Th17 (→ IL-17). Blocking p40 suppresses both pathways.</w:t>
+      </w:r>
+    </w:p>
+    <w:p>
+      <w:pPr>
+        <w:pStyle w:val="Heading3"/>
+      </w:pPr>
+      <w:r>
+        <w:t>Translated &amp; Tidied Audio Transcript</w:t>
+      </w:r>
+    </w:p>
+    <w:p>
+      <w:pPr/>
+      <w:r>
+        <w:rPr>
+          <w:b/>
+        </w:rPr>
+        <w:t xml:space="preserve">Dr. Eman:  </w:t>
+      </w:r>
+      <w:r>
+        <w:t xml:space="preserve">Psoriasis is a </w:t>
+      </w:r>
+      <w:r>
+        <w:rPr>
+          <w:b/>
+        </w:rPr>
+        <w:t>T-cell mediated inflammatory disease.</w:t>
+      </w:r>
+      <w:r>
+        <w:t xml:space="preserve"> Which T-cell — T-helper or T-cytotoxic?</w:t>
+      </w:r>
+    </w:p>
+    <w:p>
+      <w:pPr/>
+      <w:r>
+        <w:rPr>
+          <w:b/>
+        </w:rPr>
+        <w:t xml:space="preserve">Student:  </w:t>
+      </w:r>
+      <w:r>
+        <w:t>T-helper.</w:t>
+      </w:r>
+    </w:p>
+    <w:p>
+      <w:pPr/>
+      <w:r>
+        <w:rPr>
+          <w:b/>
+        </w:rPr>
+        <w:t xml:space="preserve">Dr. Eman:  </w:t>
+      </w:r>
+      <w:r>
+        <w:t xml:space="preserve">T-helper. Specifically </w:t>
+      </w:r>
+      <w:r>
+        <w:rPr>
+          <w:b/>
+        </w:rPr>
+        <w:t>Th1, Th17, and Th22</w:t>
+      </w:r>
+      <w:r>
+        <w:t xml:space="preserve"> — memorise these three. Th1 → </w:t>
+      </w:r>
+      <w:r>
+        <w:rPr>
+          <w:b/>
+        </w:rPr>
+        <w:t>TNF-alpha</w:t>
+      </w:r>
+      <w:r>
+        <w:t xml:space="preserve"> (the most important cytokine in Psoriasis). TNF-alpha does two things: First, it stimulates keratinocyte proliferation → Plaque. Second, it increases Adhesion molecule expression (ICAM, E-selectin) → more T-cell recruitment. AND it produces </w:t>
+      </w:r>
+      <w:r>
+        <w:rPr>
+          <w:b/>
+        </w:rPr>
+        <w:t>VEGF</w:t>
+      </w:r>
+      <w:r>
+        <w:t xml:space="preserve"> (Vascular Endothelial Growth Factor) → </w:t>
+      </w:r>
+      <w:r>
+        <w:rPr>
+          <w:b/>
+        </w:rPr>
+        <w:t>Angiogenesis</w:t>
+      </w:r>
+      <w:r>
+        <w:t xml:space="preserve"> → new blood vessels → Erythema and </w:t>
+      </w:r>
+      <w:r>
+        <w:rPr>
+          <w:b/>
+        </w:rPr>
+        <w:t>Auspitz sign.</w:t>
+      </w:r>
+    </w:p>
+    <w:p>
+      <w:pPr/>
+      <w:r>
+        <w:rPr>
+          <w:b/>
+        </w:rPr>
+        <w:t xml:space="preserve">Dr. Eman:  </w:t>
+      </w:r>
+      <w:r>
+        <w:t xml:space="preserve">Th17 → </w:t>
+      </w:r>
+      <w:r>
+        <w:rPr>
+          <w:b/>
+        </w:rPr>
+        <w:t>IL-17</w:t>
+      </w:r>
+      <w:r>
+        <w:t xml:space="preserve"> → </w:t>
+      </w:r>
+      <w:r>
+        <w:rPr>
+          <w:b/>
+        </w:rPr>
+        <w:t>Neutrophil chemotaxis.</w:t>
+      </w:r>
+      <w:r>
+        <w:t xml:space="preserve"> This is why we find Neutrophils in Psoriasis histopathology — called </w:t>
+      </w:r>
+      <w:r>
+        <w:rPr>
+          <w:b/>
+        </w:rPr>
+        <w:t>Munro microabscesses</w:t>
+      </w:r>
+      <w:r>
+        <w:t xml:space="preserve"> (small) and </w:t>
+      </w:r>
+      <w:r>
+        <w:rPr>
+          <w:b/>
+        </w:rPr>
+        <w:t>Kogoj spongiform pustules</w:t>
+      </w:r>
+      <w:r>
+        <w:t xml:space="preserve"> (larger, visible clinically as Pustular Psoriasis).</w:t>
+      </w:r>
+    </w:p>
+    <w:p>
+      <w:pPr/>
+      <w:r>
+        <w:rPr>
+          <w:b/>
+        </w:rPr>
+        <w:t xml:space="preserve">Dr. Eman:  </w:t>
+      </w:r>
+      <w:r>
+        <w:t xml:space="preserve">Th22 → </w:t>
+      </w:r>
+      <w:r>
+        <w:rPr>
+          <w:b/>
+        </w:rPr>
+        <w:t>IL-22</w:t>
+      </w:r>
+      <w:r>
+        <w:t xml:space="preserve"> → more keratinocyte proliferation → more Plaque formation.</w:t>
+      </w:r>
+    </w:p>
+    <w:p>
+      <w:pPr/>
+      <w:r>
+        <w:rPr>
+          <w:b/>
+        </w:rPr>
+        <w:t xml:space="preserve">Dr. Eman:  </w:t>
+      </w:r>
+      <w:r>
+        <w:t>Now — I want to block TNF-alpha to treat Psoriasis. What biologics do this?</w:t>
+      </w:r>
+    </w:p>
+    <w:p>
+      <w:pPr/>
+      <w:r>
+        <w:rPr>
+          <w:b/>
+        </w:rPr>
+        <w:t xml:space="preserve">Student:  </w:t>
+      </w:r>
+      <w:r>
+        <w:t>Infliximab, Adalimumab, Etanercept.</w:t>
+      </w:r>
+    </w:p>
+    <w:p>
+      <w:pPr/>
+      <w:r>
+        <w:rPr>
+          <w:b/>
+        </w:rPr>
+        <w:t xml:space="preserve">Dr. Eman:  </w:t>
+      </w:r>
+      <w:r>
+        <w:t>Correct. I want to block IL-17?</w:t>
+      </w:r>
+    </w:p>
+    <w:p>
+      <w:pPr/>
+      <w:r>
+        <w:rPr>
+          <w:b/>
+        </w:rPr>
+        <w:t xml:space="preserve">Student:  </w:t>
+      </w:r>
+      <w:r>
+        <w:t>Secukinumab (Cosentyx).</w:t>
+      </w:r>
+    </w:p>
+    <w:p>
+      <w:pPr/>
+      <w:r>
+        <w:rPr>
+          <w:b/>
+        </w:rPr>
+        <w:t xml:space="preserve">Dr. Eman:  </w:t>
+      </w:r>
+      <w:r>
+        <w:t>Yes — and also Ixekizumab and Brodalumab. Now what about blocking IL-12 AND IL-23 together?</w:t>
+      </w:r>
+    </w:p>
+    <w:p>
+      <w:pPr/>
+      <w:r>
+        <w:rPr>
+          <w:b/>
+        </w:rPr>
+        <w:t xml:space="preserve">Student:  </w:t>
+      </w:r>
+      <w:r>
+        <w:t>Ustekinumab.</w:t>
+      </w:r>
+    </w:p>
+    <w:p>
+      <w:pPr/>
+      <w:r>
+        <w:rPr>
+          <w:b/>
+        </w:rPr>
+        <w:t xml:space="preserve">Dr. Eman:  </w:t>
+      </w:r>
+      <w:r>
+        <w:t xml:space="preserve">Exactly — </w:t>
+      </w:r>
+      <w:r>
+        <w:rPr>
+          <w:b/>
+        </w:rPr>
+        <w:t>Ustekinumab (Stelara).</w:t>
+      </w:r>
+      <w:r>
+        <w:t xml:space="preserve"> Why do IL-12 and IL-23 share one biologic? Because both share a structural component called </w:t>
+      </w:r>
+      <w:r>
+        <w:rPr>
+          <w:b/>
+        </w:rPr>
+        <w:t>p40.</w:t>
+      </w:r>
+      <w:r>
+        <w:t xml:space="preserve"> Ustekinumab targets p40 — blocking both interleukins at once. IL-12 activates Th1, IL-23 activates Th17 — so one drug blocks both upstream pathways. Is that clear?</w:t>
+      </w:r>
+    </w:p>
+    <w:p>
+      <w:pPr/>
+      <w:r>
+        <w:rPr>
+          <w:b/>
+        </w:rPr>
+        <w:t xml:space="preserve">Student:  </w:t>
+      </w:r>
+      <w:r>
+        <w:t>Yes, very clear doctor.</w:t>
+      </w:r>
+    </w:p>
+    <w:p>
+      <w:pPr>
+        <w:pStyle w:val="Heading2"/>
+      </w:pPr>
+      <w:r>
+        <w:t>8. Psoriasis — Clinical Features &amp; Auspitz Sign</w:t>
+      </w:r>
+    </w:p>
+    <w:p>
+      <w:pPr>
+        <w:pStyle w:val="Heading3"/>
+      </w:pPr>
+      <w:r>
+        <w:t>Summary</w:t>
+      </w:r>
+    </w:p>
+    <w:p>
+      <w:pPr>
+        <w:pStyle w:val="Heading4"/>
+      </w:pPr>
+      <w:r>
+        <w:t>Classic Clinical Presentation (Psoriasis Vulgaris)</w:t>
+      </w:r>
+    </w:p>
+    <w:p>
+      <w:pPr>
+        <w:pStyle w:val="ListBullet"/>
+        <w:ind w:left="340"/>
+      </w:pPr>
+      <w:r>
+        <w:rPr>
+          <w:b/>
+        </w:rPr>
+        <w:t>Appearance:</w:t>
+      </w:r>
+      <w:r>
+        <w:t xml:space="preserve"> Well-defined (sharply demarcated) </w:t>
+      </w:r>
+      <w:r>
+        <w:rPr>
+          <w:b/>
+        </w:rPr>
+        <w:t>erythematous plaques</w:t>
+      </w:r>
+      <w:r>
+        <w:t xml:space="preserve"> with </w:t>
+      </w:r>
+      <w:r>
+        <w:rPr>
+          <w:b/>
+        </w:rPr>
+        <w:t>silvery-white scales</w:t>
+      </w:r>
+    </w:p>
+    <w:p>
+      <w:pPr>
+        <w:pStyle w:val="ListBullet"/>
+        <w:ind w:left="340"/>
+      </w:pPr>
+      <w:r>
+        <w:rPr>
+          <w:b/>
+        </w:rPr>
+        <w:t>Predilection sites:</w:t>
+      </w:r>
+      <w:r>
+        <w:t xml:space="preserve"> Extensor surfaces — </w:t>
+      </w:r>
+      <w:r>
+        <w:rPr>
+          <w:b/>
+        </w:rPr>
+        <w:t>Elbows, Knees, Perisacral region (lumbosacral area)</w:t>
+      </w:r>
+    </w:p>
+    <w:p>
+      <w:pPr>
+        <w:pStyle w:val="ListBullet"/>
+        <w:ind w:left="340"/>
+      </w:pPr>
+      <w:r>
+        <w:rPr>
+          <w:b/>
+        </w:rPr>
+        <w:t>Symptom:</w:t>
+      </w:r>
+      <w:r>
+        <w:t xml:space="preserve"> Classically described as non-pruritic, but many patients report </w:t>
+      </w:r>
+      <w:r>
+        <w:rPr>
+          <w:b/>
+        </w:rPr>
+        <w:t>pruritus</w:t>
+      </w:r>
+      <w:r>
+        <w:t xml:space="preserve"> (now recognised as a feature, related to Neutrophil infiltration)</w:t>
+      </w:r>
+    </w:p>
+    <w:p>
+      <w:pPr>
+        <w:pStyle w:val="Heading4"/>
+      </w:pPr>
+      <w:r>
+        <w:t>The Auspitz Sign (Pathognomonic)</w:t>
+      </w:r>
+    </w:p>
+    <w:p>
+      <w:pPr>
+        <w:pStyle w:val="ListBullet"/>
+        <w:ind w:left="340"/>
+      </w:pPr>
+      <w:r>
+        <w:rPr>
+          <w:b/>
+        </w:rPr>
+        <w:t>What it is:</w:t>
+      </w:r>
+      <w:r>
+        <w:t xml:space="preserve"> When scales are peeled off, </w:t>
+      </w:r>
+      <w:r>
+        <w:rPr>
+          <w:b/>
+        </w:rPr>
+        <w:t>pinpoint bleeding points</w:t>
+      </w:r>
+      <w:r>
+        <w:t xml:space="preserve"> appear</w:t>
+      </w:r>
+    </w:p>
+    <w:p>
+      <w:pPr>
+        <w:pStyle w:val="ListBullet"/>
+        <w:ind w:left="340"/>
+      </w:pPr>
+      <w:r>
+        <w:rPr>
+          <w:b/>
+        </w:rPr>
+        <w:t>Mechanism:</w:t>
+      </w:r>
+    </w:p>
+    <w:p>
+      <w:pPr>
+        <w:pStyle w:val="ListNumber"/>
+      </w:pPr>
+      <w:r>
+        <w:t>Suprapapillary thinning of the epidermis above dermal papillae</w:t>
+      </w:r>
+    </w:p>
+    <w:p>
+      <w:pPr>
+        <w:pStyle w:val="ListNumber"/>
+      </w:pPr>
+      <w:r>
+        <w:t>Dilated, tortuous, elongated capillaries just beneath</w:t>
+      </w:r>
+    </w:p>
+    <w:p>
+      <w:pPr>
+        <w:pStyle w:val="ListNumber"/>
+      </w:pPr>
+      <w:r>
+        <w:t>When scale is removed, these capillaries are immediately exposed → bleeding</w:t>
+      </w:r>
+    </w:p>
+    <w:p>
+      <w:pPr>
+        <w:pStyle w:val="ListBullet"/>
+        <w:ind w:left="340"/>
+      </w:pPr>
+      <w:r>
+        <w:rPr>
+          <w:b/>
+        </w:rPr>
+        <w:t>Clinical significance:</w:t>
+      </w:r>
+      <w:r>
+        <w:t xml:space="preserve"> Highly specific for Psoriasis — differentiates from other scaly conditions</w:t>
+      </w:r>
+    </w:p>
+    <w:p>
+      <w:pPr>
+        <w:pStyle w:val="Heading4"/>
+      </w:pPr>
+      <w:r>
+        <w:t>Post-Inflammatory Changes</w:t>
+      </w:r>
+    </w:p>
+    <w:p>
+      <w:pPr>
+        <w:pStyle w:val="ListBullet"/>
+        <w:ind w:left="340"/>
+      </w:pPr>
+      <w:r>
+        <w:t xml:space="preserve">Psoriasis heals leaving </w:t>
+      </w:r>
+      <w:r>
+        <w:rPr>
+          <w:b/>
+        </w:rPr>
+        <w:t>Post-Inflammatory Hypopigmentation</w:t>
+      </w:r>
+      <w:r>
+        <w:t xml:space="preserve"> (not Hyperpigmentation as sometimes incorrectly stated)</w:t>
+      </w:r>
+    </w:p>
+    <w:p>
+      <w:pPr>
+        <w:pStyle w:val="ListBullet"/>
+        <w:ind w:left="340"/>
+      </w:pPr>
+      <w:r>
+        <w:t>There is no distinct "Hypopigmented Psoriasis" type — the hypopigmentation is a PIH (Post-Inflammatory Hypopigmentation) sequela</w:t>
+      </w:r>
+    </w:p>
+    <w:p>
+      <w:pPr>
+        <w:pStyle w:val="ListBullet"/>
+        <w:ind w:left="340"/>
+      </w:pPr>
+      <w:r>
+        <w:t xml:space="preserve">Psoriasis + Vitiligo can </w:t>
+      </w:r>
+      <w:r>
+        <w:rPr>
+          <w:b/>
+        </w:rPr>
+        <w:t>coexist</w:t>
+      </w:r>
+      <w:r>
+        <w:t xml:space="preserve"> (both are immunological diseases) — especially in Down Syndrome patients</w:t>
+      </w:r>
+    </w:p>
+    <w:p>
+      <w:pPr>
+        <w:pStyle w:val="Heading4"/>
+      </w:pPr>
+      <w:r>
+        <w:t>Differential Diagnosis of Psoriasis Vulgaris (Erythematous Plaques)</w:t>
+      </w:r>
+    </w:p>
+    <w:tbl>
+      <w:tblPr>
+        <w:tblStyle w:val="TableGrid"/>
+        <w:tblW w:type="auto" w:w="0"/>
+        <w:tblLook w:firstColumn="1" w:firstRow="1" w:lastColumn="0" w:lastRow="0" w:noHBand="0" w:noVBand="1" w:val="04A0"/>
+      </w:tblPr>
+      <w:tblGrid>
+        <w:gridCol w:w="4680"/>
+        <w:gridCol w:w="4680"/>
+      </w:tblGrid>
+      <w:tr>
+        <w:tc>
+          <w:tcPr>
+            <w:tcW w:type="dxa" w:w="4680"/>
+            <w:shd w:val="clear" w:color="auto" w:fill="1F3964"/>
+          </w:tcPr>
+          <w:p>
+            <w:r>
+              <w:rPr>
+                <w:b/>
+                <w:color w:val="FFFFFF"/>
+              </w:rPr>
+              <w:t>Differential</w:t>
+            </w:r>
+          </w:p>
+        </w:tc>
+        <w:tc>
+          <w:tcPr>
+            <w:tcW w:type="dxa" w:w="4680"/>
+            <w:shd w:val="clear" w:color="auto" w:fill="1F3964"/>
+          </w:tcPr>
+          <w:p>
+            <w:r>
+              <w:rPr>
+                <w:b/>
+                <w:color w:val="FFFFFF"/>
+              </w:rPr>
+              <w:t>Distinguishing Feature</w:t>
+            </w:r>
+          </w:p>
+        </w:tc>
+      </w:tr>
+      <w:tr>
+        <w:tc>
+          <w:tcPr>
+            <w:tcW w:type="dxa" w:w="4680"/>
+          </w:tcPr>
+          <w:p>
+            <w:r>
+              <w:rPr>
+                <w:b/>
+              </w:rPr>
+              <w:t>Hypertrophic Lichen Planus</w:t>
+            </w:r>
+          </w:p>
+        </w:tc>
+        <w:tc>
+          <w:tcPr>
+            <w:tcW w:type="dxa" w:w="4680"/>
+          </w:tcPr>
+          <w:p>
+            <w:r>
+              <w:t>Violaceous hue, Wickham's striae, different distribution</w:t>
+            </w:r>
+          </w:p>
+        </w:tc>
+      </w:tr>
+      <w:tr>
+        <w:tc>
+          <w:tcPr>
+            <w:tcW w:type="dxa" w:w="4680"/>
+            <w:shd w:val="clear" w:color="auto" w:fill="DCE6F1"/>
+          </w:tcPr>
+          <w:p>
+            <w:r>
+              <w:rPr>
+                <w:b/>
+              </w:rPr>
+              <w:t>Dermatomyositis</w:t>
+            </w:r>
+          </w:p>
+        </w:tc>
+        <w:tc>
+          <w:tcPr>
+            <w:tcW w:type="dxa" w:w="4680"/>
+            <w:shd w:val="clear" w:color="auto" w:fill="DCE6F1"/>
+          </w:tcPr>
+          <w:p>
+            <w:r>
+              <w:t>Gottron's sign (knuckle papules), photodistribution, muscle weakness</w:t>
+            </w:r>
+          </w:p>
+        </w:tc>
+      </w:tr>
+      <w:tr>
+        <w:tc>
+          <w:tcPr>
+            <w:tcW w:type="dxa" w:w="4680"/>
+          </w:tcPr>
+          <w:p>
+            <w:r>
+              <w:rPr>
+                <w:b/>
+              </w:rPr>
+              <w:t>Eczema (Atopic/Contact Dermatitis)</w:t>
+            </w:r>
+          </w:p>
+        </w:tc>
+        <w:tc>
+          <w:tcPr>
+            <w:tcW w:type="dxa" w:w="4680"/>
+          </w:tcPr>
+          <w:p>
+            <w:r>
+              <w:t>Vesicles, weeping, lichenification, different distribution</w:t>
+            </w:r>
+          </w:p>
+        </w:tc>
+      </w:tr>
+      <w:tr>
+        <w:tc>
+          <w:tcPr>
+            <w:tcW w:type="dxa" w:w="4680"/>
+            <w:shd w:val="clear" w:color="auto" w:fill="DCE6F1"/>
+          </w:tcPr>
+          <w:p>
+            <w:r>
+              <w:rPr>
+                <w:b/>
+              </w:rPr>
+              <w:t>Mycosis Fungoides (MF)</w:t>
+            </w:r>
+          </w:p>
+        </w:tc>
+        <w:tc>
+          <w:tcPr>
+            <w:tcW w:type="dxa" w:w="4680"/>
+            <w:shd w:val="clear" w:color="auto" w:fill="DCE6F1"/>
+          </w:tcPr>
+          <w:p>
+            <w:r>
+              <w:t>Psoriasiform plaques but photodistributed, atypical cells on biopsy</w:t>
+            </w:r>
+          </w:p>
+        </w:tc>
+      </w:tr>
+    </w:tbl>
+    <w:p/>
+    <w:p>
+      <w:pPr>
+        <w:pStyle w:val="ListBullet"/>
+      </w:pPr>
+      <w:r>
+        <w:rPr>
+          <w:b/>
+        </w:rPr>
+        <w:t>💡 Clinical Approach Pearl:</w:t>
+      </w:r>
+      <w:r>
+        <w:t xml:space="preserve"> When you see an erythematous scaly plaque — always ask about the PRIMARY LESION first. This guides your entire differential. Psoriasis = Plaque. Guttate = Papule. Chickenpox = Vesicle. Never mix these up.</w:t>
+      </w:r>
+    </w:p>
+    <w:p>
+      <w:pPr>
+        <w:pStyle w:val="Heading3"/>
+      </w:pPr>
+      <w:r>
+        <w:t>Translated &amp; Tidied Audio Transcript</w:t>
+      </w:r>
+    </w:p>
+    <w:p>
+      <w:pPr/>
+      <w:r>
+        <w:rPr>
+          <w:b/>
+        </w:rPr>
+        <w:t xml:space="preserve">Dr. Eman:  </w:t>
+      </w:r>
+      <w:r>
+        <w:t xml:space="preserve">The classic Psoriasis presentation — what do we see? </w:t>
+      </w:r>
+      <w:r>
+        <w:rPr>
+          <w:b/>
+        </w:rPr>
+        <w:t>Erythema, Epidermal thickening, Scales.</w:t>
+      </w:r>
+      <w:r>
+        <w:t xml:space="preserve"> The erythema is caused by vascular angiogenesis — elongated, dilated, tortuous dermal papillary capillaries. The epidermal thickening is from acanthosis (keratinocyte proliferation) and cellular infiltrate. The scales are from abnormal keratinisation and rapid turnover — Keratin 6, 16, 17 replacing the normal Keratin 1 and 10.</w:t>
+      </w:r>
+    </w:p>
+    <w:p>
+      <w:pPr/>
+      <w:r>
+        <w:rPr>
+          <w:b/>
+        </w:rPr>
+        <w:t xml:space="preserve">Dr. Eman:  </w:t>
+      </w:r>
+      <w:r>
+        <w:t>Where do we most commonly see Psoriasis Vulgaris?</w:t>
+      </w:r>
+    </w:p>
+    <w:p>
+      <w:pPr/>
+      <w:r>
+        <w:rPr>
+          <w:i/>
+        </w:rPr>
+        <w:t>(discussion)</w:t>
+      </w:r>
+      <w:r>
+        <w:t xml:space="preserve"> </w:t>
+      </w:r>
+      <w:r>
+        <w:rPr>
+          <w:b/>
+        </w:rPr>
+        <w:t>Dr. Eman:</w:t>
+      </w:r>
+      <w:r>
+        <w:t xml:space="preserve"> Most common sites: </w:t>
+      </w:r>
+      <w:r>
+        <w:rPr>
+          <w:b/>
+        </w:rPr>
+        <w:t>Elbow, Knee, Perisacral area.</w:t>
+      </w:r>
+      <w:r>
+        <w:t xml:space="preserve"> When examining a patient you suspect has Psoriasis — even if they present with scalp disease — always ask: "Do you have anything on your elbows or knees?" Because these are the classic sites.</w:t>
+      </w:r>
+    </w:p>
+    <w:p>
+      <w:pPr/>
+      <w:r>
+        <w:rPr>
+          <w:b/>
+        </w:rPr>
+        <w:t xml:space="preserve">Student (Dr. Doaa):  </w:t>
+      </w:r>
+      <w:r>
+        <w:t>Is Psoriasis itchy or not? Because we were taught it was non-itchy, but now some sources say it is itchy.</w:t>
+      </w:r>
+    </w:p>
+    <w:p>
+      <w:pPr/>
+      <w:r>
+        <w:rPr>
+          <w:b/>
+        </w:rPr>
+        <w:t xml:space="preserve">Dr. Eman:  </w:t>
+      </w:r>
+      <w:r>
+        <w:t>Look — it WAS described as non-pruritic, but Psoriasis IS itchy. Why? Because it has Neutrophils. And the MCQ examination does not ask "is Psoriasis itchy or not?" — they ask about clinical scenarios, Etiopathogenesis, interleukins, biologics. Don't get distracted by such word debates. It is Inflammatory, it is T-cell mediated — those two terms mean the same thing fundamentally.</w:t>
+      </w:r>
+    </w:p>
+    <w:p>
+      <w:pPr>
+        <w:pStyle w:val="Heading2"/>
+      </w:pPr>
+      <w:r>
+        <w:t>9. Psoriasis — Histopathology (High-Yield)</w:t>
+      </w:r>
+    </w:p>
+    <w:p>
+      <w:pPr>
+        <w:pStyle w:val="Heading3"/>
+      </w:pPr>
+      <w:r>
+        <w:t>Summary</w:t>
+      </w:r>
+    </w:p>
+    <w:p>
+      <w:pPr/>
+      <w:r>
+        <w:t xml:space="preserve">Histopathology of Psoriasis follows logically from the Etiopathogenesis. Learn the features </w:t>
+      </w:r>
+      <w:r>
+        <w:rPr>
+          <w:b/>
+        </w:rPr>
+        <w:t>from top to bottom:</w:t>
+      </w:r>
+    </w:p>
+    <w:p>
+      <w:pPr>
+        <w:pStyle w:val="Heading4"/>
+      </w:pPr>
+      <w:r>
+        <w:t>Epidermal Changes (Top to Bottom)</w:t>
+      </w:r>
+    </w:p>
+    <w:tbl>
+      <w:tblPr>
+        <w:tblStyle w:val="TableGrid"/>
+        <w:tblW w:type="auto" w:w="0"/>
+        <w:tblLook w:firstColumn="1" w:firstRow="1" w:lastColumn="0" w:lastRow="0" w:noHBand="0" w:noVBand="1" w:val="04A0"/>
+      </w:tblPr>
+      <w:tblGrid>
+        <w:gridCol w:w="4680"/>
+        <w:gridCol w:w="4680"/>
+      </w:tblGrid>
+      <w:tr>
+        <w:tc>
+          <w:tcPr>
+            <w:tcW w:type="dxa" w:w="4680"/>
+            <w:shd w:val="clear" w:color="auto" w:fill="1F3964"/>
+          </w:tcPr>
+          <w:p>
+            <w:r>
+              <w:rPr>
+                <w:b/>
+                <w:color w:val="FFFFFF"/>
+              </w:rPr>
+              <w:t>Feature</w:t>
+            </w:r>
+          </w:p>
+        </w:tc>
+        <w:tc>
+          <w:tcPr>
+            <w:tcW w:type="dxa" w:w="4680"/>
+            <w:shd w:val="clear" w:color="auto" w:fill="1F3964"/>
+          </w:tcPr>
+          <w:p>
+            <w:r>
+              <w:rPr>
+                <w:b/>
+                <w:color w:val="FFFFFF"/>
+              </w:rPr>
+              <w:t>Explanation</w:t>
+            </w:r>
+          </w:p>
+        </w:tc>
+      </w:tr>
+      <w:tr>
+        <w:tc>
+          <w:tcPr>
+            <w:tcW w:type="dxa" w:w="4680"/>
+          </w:tcPr>
+          <w:p>
+            <w:r>
+              <w:rPr>
+                <w:b/>
+              </w:rPr>
+              <w:t>Parakeratosis</w:t>
+            </w:r>
+          </w:p>
+        </w:tc>
+        <w:tc>
+          <w:tcPr>
+            <w:tcW w:type="dxa" w:w="4680"/>
+          </w:tcPr>
+          <w:p>
+            <w:r>
+              <w:t>Retention of nuclei in Stratum Corneum — due to rapid proliferation; cells reach corneum before completing differentiation (still have nuclei — normally dead/anucleate)</w:t>
+            </w:r>
+          </w:p>
+        </w:tc>
+      </w:tr>
+      <w:tr>
+        <w:tc>
+          <w:tcPr>
+            <w:tcW w:type="dxa" w:w="4680"/>
+            <w:shd w:val="clear" w:color="auto" w:fill="DCE6F1"/>
+          </w:tcPr>
+          <w:p>
+            <w:r>
+              <w:rPr>
+                <w:b/>
+              </w:rPr>
+              <w:t>Absence of Stratum Granulosum (Granular Cell Layer)</w:t>
+            </w:r>
+          </w:p>
+        </w:tc>
+        <w:tc>
+          <w:tcPr>
+            <w:tcW w:type="dxa" w:w="4680"/>
+            <w:shd w:val="clear" w:color="auto" w:fill="DCE6F1"/>
+          </w:tcPr>
+          <w:p>
+            <w:r>
+              <w:t>Rapid turnover means cells skip granulosum stage entirely — no Keratohyalin granules formed</w:t>
+            </w:r>
+          </w:p>
+        </w:tc>
+      </w:tr>
+      <w:tr>
+        <w:tc>
+          <w:tcPr>
+            <w:tcW w:type="dxa" w:w="4680"/>
+          </w:tcPr>
+          <w:p>
+            <w:r>
+              <w:rPr>
+                <w:b/>
+              </w:rPr>
+              <w:t>Regular Acanthosis</w:t>
+            </w:r>
+            <w:r>
+              <w:rPr>
+                <w:b/>
+              </w:rPr>
+              <w:t xml:space="preserve"> ("Test tube" or "Clubbing" appearance)</w:t>
+            </w:r>
+          </w:p>
+        </w:tc>
+        <w:tc>
+          <w:tcPr>
+            <w:tcW w:type="dxa" w:w="4680"/>
+          </w:tcPr>
+          <w:p>
+            <w:r>
+              <w:t>Elongation of rete ridges into dermis — uniform/regular pattern; tips of rete ridges club together</w:t>
+            </w:r>
+          </w:p>
+        </w:tc>
+      </w:tr>
+      <w:tr>
+        <w:tc>
+          <w:tcPr>
+            <w:tcW w:type="dxa" w:w="4680"/>
+            <w:shd w:val="clear" w:color="auto" w:fill="DCE6F1"/>
+          </w:tcPr>
+          <w:p>
+            <w:r>
+              <w:rPr>
+                <w:b/>
+              </w:rPr>
+              <w:t>Suprapapillary Thinning</w:t>
+            </w:r>
+          </w:p>
+        </w:tc>
+        <w:tc>
+          <w:tcPr>
+            <w:tcW w:type="dxa" w:w="4680"/>
+            <w:shd w:val="clear" w:color="auto" w:fill="DCE6F1"/>
+          </w:tcPr>
+          <w:p>
+            <w:r>
+              <w:t xml:space="preserve">The epidermis ABOVE the dermal papillae is thinned — makes capillaries easily accessible → </w:t>
+            </w:r>
+            <w:r>
+              <w:rPr>
+                <w:b/>
+              </w:rPr>
+              <w:t>Auspitz sign</w:t>
+            </w:r>
+          </w:p>
+        </w:tc>
+      </w:tr>
+      <w:tr>
+        <w:tc>
+          <w:tcPr>
+            <w:tcW w:type="dxa" w:w="4680"/>
+          </w:tcPr>
+          <w:p>
+            <w:r>
+              <w:rPr>
+                <w:b/>
+              </w:rPr>
+              <w:t>Exocytosis</w:t>
+            </w:r>
+          </w:p>
+        </w:tc>
+        <w:tc>
+          <w:tcPr>
+            <w:tcW w:type="dxa" w:w="4680"/>
+          </w:tcPr>
+          <w:p>
+            <w:r>
+              <w:t>Lymphocytes migrating into the epidermis (abnormal — normally lymphocytes do NOT reside in epidermis)</w:t>
+            </w:r>
+          </w:p>
+        </w:tc>
+      </w:tr>
+      <w:tr>
+        <w:tc>
+          <w:tcPr>
+            <w:tcW w:type="dxa" w:w="4680"/>
+            <w:shd w:val="clear" w:color="auto" w:fill="DCE6F1"/>
+          </w:tcPr>
+          <w:p>
+            <w:r>
+              <w:rPr>
+                <w:b/>
+              </w:rPr>
+              <w:t>Munro Microabscesses</w:t>
+            </w:r>
+          </w:p>
+        </w:tc>
+        <w:tc>
+          <w:tcPr>
+            <w:tcW w:type="dxa" w:w="4680"/>
+            <w:shd w:val="clear" w:color="auto" w:fill="DCE6F1"/>
+          </w:tcPr>
+          <w:p>
+            <w:r>
+              <w:t>Small collections of Neutrophils in the Stratum Corneum/upper epidermis — driven by IL-17</w:t>
+            </w:r>
+          </w:p>
+        </w:tc>
+      </w:tr>
+      <w:tr>
+        <w:tc>
+          <w:tcPr>
+            <w:tcW w:type="dxa" w:w="4680"/>
+          </w:tcPr>
+          <w:p>
+            <w:r>
+              <w:rPr>
+                <w:b/>
+              </w:rPr>
+              <w:t>Kogoj Spongiform Pustules</w:t>
+            </w:r>
+          </w:p>
+        </w:tc>
+        <w:tc>
+          <w:tcPr>
+            <w:tcW w:type="dxa" w:w="4680"/>
+          </w:tcPr>
+          <w:p>
+            <w:r>
+              <w:t xml:space="preserve">Larger collections of Neutrophils in the spinous layer — clinically visible as </w:t>
+            </w:r>
+            <w:r>
+              <w:rPr>
+                <w:b/>
+              </w:rPr>
+              <w:t>Pustular Psoriasis</w:t>
+            </w:r>
+          </w:p>
+        </w:tc>
+      </w:tr>
+    </w:tbl>
+    <w:p/>
+    <w:p>
+      <w:pPr>
+        <w:pStyle w:val="Heading4"/>
+      </w:pPr>
+      <w:r>
+        <w:t>Dermal Changes</w:t>
+      </w:r>
+    </w:p>
+    <w:tbl>
+      <w:tblPr>
+        <w:tblStyle w:val="TableGrid"/>
+        <w:tblW w:type="auto" w:w="0"/>
+        <w:tblLook w:firstColumn="1" w:firstRow="1" w:lastColumn="0" w:lastRow="0" w:noHBand="0" w:noVBand="1" w:val="04A0"/>
+      </w:tblPr>
+      <w:tblGrid>
+        <w:gridCol w:w="4680"/>
+        <w:gridCol w:w="4680"/>
+      </w:tblGrid>
+      <w:tr>
+        <w:tc>
+          <w:tcPr>
+            <w:tcW w:type="dxa" w:w="4680"/>
+            <w:shd w:val="clear" w:color="auto" w:fill="1F3964"/>
+          </w:tcPr>
+          <w:p>
+            <w:r>
+              <w:rPr>
+                <w:b/>
+                <w:color w:val="FFFFFF"/>
+              </w:rPr>
+              <w:t>Feature</w:t>
+            </w:r>
+          </w:p>
+        </w:tc>
+        <w:tc>
+          <w:tcPr>
+            <w:tcW w:type="dxa" w:w="4680"/>
+            <w:shd w:val="clear" w:color="auto" w:fill="1F3964"/>
+          </w:tcPr>
+          <w:p>
+            <w:r>
+              <w:rPr>
+                <w:b/>
+                <w:color w:val="FFFFFF"/>
+              </w:rPr>
+              <w:t>Explanation</w:t>
+            </w:r>
+          </w:p>
+        </w:tc>
+      </w:tr>
+      <w:tr>
+        <w:tc>
+          <w:tcPr>
+            <w:tcW w:type="dxa" w:w="4680"/>
+          </w:tcPr>
+          <w:p>
+            <w:r>
+              <w:rPr>
+                <w:b/>
+              </w:rPr>
+              <w:t>Dilated, elongated, tortuous capillaries</w:t>
+            </w:r>
+          </w:p>
+        </w:tc>
+        <w:tc>
+          <w:tcPr>
+            <w:tcW w:type="dxa" w:w="4680"/>
+          </w:tcPr>
+          <w:p>
+            <w:r>
+              <w:t>Angiogenesis driven by VEGF from TNF-α; increased number AND length</w:t>
+            </w:r>
+          </w:p>
+        </w:tc>
+      </w:tr>
+      <w:tr>
+        <w:tc>
+          <w:tcPr>
+            <w:tcW w:type="dxa" w:w="4680"/>
+            <w:shd w:val="clear" w:color="auto" w:fill="DCE6F1"/>
+          </w:tcPr>
+          <w:p>
+            <w:r>
+              <w:rPr>
+                <w:b/>
+              </w:rPr>
+              <w:t>Oedema at the tip of dermal papillae</w:t>
+            </w:r>
+          </w:p>
+        </w:tc>
+        <w:tc>
+          <w:tcPr>
+            <w:tcW w:type="dxa" w:w="4680"/>
+            <w:shd w:val="clear" w:color="auto" w:fill="DCE6F1"/>
+          </w:tcPr>
+          <w:p>
+            <w:r>
+              <w:t>Contributes to the clubbing/test tube shape of rete ridges</w:t>
+            </w:r>
+          </w:p>
+        </w:tc>
+      </w:tr>
+      <w:tr>
+        <w:tc>
+          <w:tcPr>
+            <w:tcW w:type="dxa" w:w="4680"/>
+          </w:tcPr>
+          <w:p>
+            <w:r>
+              <w:rPr>
+                <w:b/>
+              </w:rPr>
+              <w:t>Mixed perivascular inflammatory infiltrate</w:t>
+            </w:r>
+          </w:p>
+        </w:tc>
+        <w:tc>
+          <w:tcPr>
+            <w:tcW w:type="dxa" w:w="4680"/>
+          </w:tcPr>
+          <w:p>
+            <w:r>
+              <w:t>Lymphocytes + Macrophages + Neutrophils clustered around dilated blood vessels — these cells then migrate upward into the epidermis</w:t>
+            </w:r>
+          </w:p>
+        </w:tc>
+      </w:tr>
+    </w:tbl>
+    <w:p/>
+    <w:p>
+      <w:pPr>
+        <w:pStyle w:val="ListBullet"/>
+      </w:pPr>
+      <w:r>
+        <w:rPr>
+          <w:b/>
+        </w:rPr>
+        <w:t>🧠 Memory Strategy — Epidermis Top to Bottom:</w:t>
+      </w:r>
+      <w:r>
+        <w:t xml:space="preserve"> 1. </w:t>
+      </w:r>
+      <w:r>
+        <w:rPr>
+          <w:b/>
+        </w:rPr>
+        <w:t>Para</w:t>
+      </w:r>
+      <w:r>
+        <w:t xml:space="preserve">keratosis → nuclei retained in corneum 2. </w:t>
+      </w:r>
+      <w:r>
+        <w:rPr>
+          <w:b/>
+        </w:rPr>
+        <w:t>Absent</w:t>
+      </w:r>
+      <w:r>
+        <w:t xml:space="preserve"> granular layer 3. </w:t>
+      </w:r>
+      <w:r>
+        <w:rPr>
+          <w:b/>
+        </w:rPr>
+        <w:t>Regular</w:t>
+      </w:r>
+      <w:r>
+        <w:t xml:space="preserve"> acanthosis (test tube appearance) 4. </w:t>
+      </w:r>
+      <w:r>
+        <w:rPr>
+          <w:b/>
+        </w:rPr>
+        <w:t>Supra</w:t>
+      </w:r>
+      <w:r>
+        <w:t xml:space="preserve">papillary thinning 5. </w:t>
+      </w:r>
+      <w:r>
+        <w:rPr>
+          <w:b/>
+        </w:rPr>
+        <w:t>Exo</w:t>
+      </w:r>
+      <w:r>
+        <w:t xml:space="preserve">cytosis of lymphocytes 6. </w:t>
+      </w:r>
+      <w:r>
+        <w:rPr>
+          <w:b/>
+        </w:rPr>
+        <w:t>Munro</w:t>
+      </w:r>
+      <w:r>
+        <w:t xml:space="preserve"> microabscesses (small Neutrophil collections) 7. </w:t>
+      </w:r>
+      <w:r>
+        <w:rPr>
+          <w:b/>
+        </w:rPr>
+        <w:t>(Kogoj</w:t>
+      </w:r>
+      <w:r>
+        <w:t xml:space="preserve"> pustules if Pustular Psoriasis)</w:t>
+      </w:r>
+    </w:p>
+    <w:p>
+      <w:pPr>
+        <w:pStyle w:val="ListBullet"/>
+      </w:pPr>
+      <w:r>
+        <w:rPr>
+          <w:b/>
+        </w:rPr>
+        <w:t>💡 Exocytosis vs. Epidermotropism:</w:t>
+      </w:r>
+      <w:r>
+        <w:t xml:space="preserve"> - </w:t>
+      </w:r>
+      <w:r>
+        <w:rPr>
+          <w:b/>
+        </w:rPr>
+        <w:t>Exocytosis</w:t>
+      </w:r>
+      <w:r>
+        <w:t xml:space="preserve"> = Normal lymphocytes migrating into epidermis (benign inflammatory response — seen in Psoriasis, Eczema) - </w:t>
+      </w:r>
+      <w:r>
+        <w:rPr>
+          <w:b/>
+        </w:rPr>
+        <w:t>Epidermotropism</w:t>
+      </w:r>
+      <w:r>
+        <w:t xml:space="preserve"> = Malignant lymphocytes taking up residence in epidermis — hallmark of </w:t>
+      </w:r>
+      <w:r>
+        <w:rPr>
+          <w:b/>
+        </w:rPr>
+        <w:t>Mycosis Fungoides (Primary Cutaneous T-Cell Lymphoma)</w:t>
+      </w:r>
+    </w:p>
+    <w:p>
+      <w:pPr>
+        <w:pStyle w:val="Heading3"/>
+      </w:pPr>
+      <w:r>
+        <w:t>Translated &amp; Tidied Audio Transcript</w:t>
+      </w:r>
+    </w:p>
+    <w:p>
+      <w:pPr/>
+      <w:r>
+        <w:rPr>
+          <w:b/>
+        </w:rPr>
+        <w:t xml:space="preserve">Dr. Eman:  </w:t>
+      </w:r>
+      <w:r>
+        <w:t xml:space="preserve">Histopathology — let's work through it from the Etiopathogenesis. We have rapid proliferation (TNF-alpha driving Keratinocyte growth). What happens? Cells are made so fast the factory can't finish them properly. They reach the Stratum Corneum still with their nuclei — this is called </w:t>
+      </w:r>
+      <w:r>
+        <w:rPr>
+          <w:b/>
+        </w:rPr>
+        <w:t>Parakeratosis.</w:t>
+      </w:r>
+      <w:r>
+        <w:t xml:space="preserve"> Normal Stratum Corneum = dead, anucleate. In Psoriasis = retained nuclei. Name?</w:t>
+      </w:r>
+    </w:p>
+    <w:p>
+      <w:pPr/>
+      <w:r>
+        <w:rPr>
+          <w:b/>
+        </w:rPr>
+        <w:t xml:space="preserve">Student:  </w:t>
+      </w:r>
+      <w:r>
+        <w:t>Parakeratosis.</w:t>
+      </w:r>
+    </w:p>
+    <w:p>
+      <w:pPr/>
+      <w:r>
+        <w:rPr>
+          <w:b/>
+        </w:rPr>
+        <w:t xml:space="preserve">Dr. Eman:  </w:t>
+      </w:r>
+      <w:r>
+        <w:t xml:space="preserve">And because everything happened so fast — no time to form the Stratum Granulosum. So: </w:t>
+      </w:r>
+      <w:r>
+        <w:rPr>
+          <w:b/>
+        </w:rPr>
+        <w:t>Absence of granular cell layer.</w:t>
+      </w:r>
+      <w:r>
+        <w:t xml:space="preserve"> The proliferation in the Spinous layer = </w:t>
+      </w:r>
+      <w:r>
+        <w:rPr>
+          <w:b/>
+        </w:rPr>
+        <w:t>Regular Acanthosis.</w:t>
+      </w:r>
+      <w:r>
+        <w:t xml:space="preserve"> Why "Regular"? Because it is uniform — forming the classic "test tube" or "clubbing" shape when the tips of the rete ridges fuse together. The epidermis ABOVE the dermal papillae becomes thin — </w:t>
+      </w:r>
+      <w:r>
+        <w:rPr>
+          <w:b/>
+        </w:rPr>
+        <w:t>Suprapapillary thinning.</w:t>
+      </w:r>
+      <w:r>
+        <w:t xml:space="preserve"> This is what causes the Auspitz sign: thin epidermis + dilated capillaries just below = bleeding when scales peeled.</w:t>
+      </w:r>
+    </w:p>
+    <w:p>
+      <w:pPr/>
+      <w:r>
+        <w:rPr>
+          <w:b/>
+        </w:rPr>
+        <w:t xml:space="preserve">Dr. Eman:  </w:t>
+      </w:r>
+      <w:r>
+        <w:t>Lymphocytes found in the epidermis — is this normal?</w:t>
+      </w:r>
+    </w:p>
+    <w:p>
+      <w:pPr/>
+      <w:r>
+        <w:rPr>
+          <w:b/>
+        </w:rPr>
+        <w:t xml:space="preserve">Students:  </w:t>
+      </w:r>
+      <w:r>
+        <w:t>No.</w:t>
+      </w:r>
+    </w:p>
+    <w:p>
+      <w:pPr/>
+      <w:r>
+        <w:rPr>
+          <w:b/>
+        </w:rPr>
+        <w:t xml:space="preserve">Dr. Eman:  </w:t>
+      </w:r>
+      <w:r>
+        <w:t xml:space="preserve">Correct. Lymphocytes in the epidermis = </w:t>
+      </w:r>
+      <w:r>
+        <w:rPr>
+          <w:b/>
+        </w:rPr>
+        <w:t>Exocytosis</w:t>
+      </w:r>
+      <w:r>
+        <w:t xml:space="preserve"> — they migrated there as part of inflammation (Psoriasis, Eczema). BUT if they are malignant lymphocytes that have permanently taken up residence → </w:t>
+      </w:r>
+      <w:r>
+        <w:rPr>
+          <w:b/>
+        </w:rPr>
+        <w:t>Epidermotropism</w:t>
+      </w:r>
+      <w:r>
+        <w:t xml:space="preserve"> → hallmark of </w:t>
+      </w:r>
+      <w:r>
+        <w:rPr>
+          <w:b/>
+        </w:rPr>
+        <w:t>Mycosis Fungoides.</w:t>
+      </w:r>
+    </w:p>
+    <w:p>
+      <w:pPr/>
+      <w:r>
+        <w:rPr>
+          <w:b/>
+        </w:rPr>
+        <w:t xml:space="preserve">Dr. Eman:  </w:t>
+      </w:r>
+      <w:r>
+        <w:t xml:space="preserve">IL-17 drives Neutrophil chemotaxis → small Neutrophil collections = </w:t>
+      </w:r>
+      <w:r>
+        <w:rPr>
+          <w:b/>
+        </w:rPr>
+        <w:t>Munro microabscesses.</w:t>
+      </w:r>
+      <w:r>
+        <w:t xml:space="preserve"> If they grow large and become clinically visible → </w:t>
+      </w:r>
+      <w:r>
+        <w:rPr>
+          <w:b/>
+        </w:rPr>
+        <w:t>Kogoj spongiform pustules</w:t>
+      </w:r>
+      <w:r>
+        <w:t xml:space="preserve"> → Pustular Psoriasis.</w:t>
+      </w:r>
+    </w:p>
+    <w:p>
+      <w:pPr/>
+      <w:r>
+        <w:rPr>
+          <w:b/>
+        </w:rPr>
+        <w:t xml:space="preserve">Dr. Eman:  </w:t>
+      </w:r>
+      <w:r>
+        <w:t>In the Dermis: Dilated, elongated, tortuous blood vessels. Oedema at the tips of dermal papillae (gives the clubbing shape). Mixed perivascular inflammatory infiltrate — lymphocytes, macrophages, neutrophils clustered around blood vessels ready to migrate upward. This is the complete histopathology. Memorise it from top to bottom.</w:t>
+      </w:r>
+    </w:p>
+    <w:p>
+      <w:pPr>
+        <w:pStyle w:val="Heading2"/>
+      </w:pPr>
+      <w:r>
+        <w:t>10. Classification of Psoriasis — The 4-7-2-8 Framework</w:t>
+      </w:r>
+    </w:p>
+    <w:p>
+      <w:pPr>
+        <w:pStyle w:val="Heading3"/>
+      </w:pPr>
+      <w:r>
+        <w:t>Summary</w:t>
+      </w:r>
+    </w:p>
+    <w:p>
+      <w:pPr/>
+      <w:r>
+        <w:rPr>
+          <w:b/>
+        </w:rPr>
+        <w:t xml:space="preserve">Dr. Eman's teaching mnemonic for classifying all types of Psoriasis:  </w:t>
+      </w:r>
+      <w:r>
+        <w:rPr>
+          <w:b/>
+        </w:rPr>
+        <w:t>"4-7-2-8"</w:t>
+      </w:r>
+      <w:r>
+        <w:t xml:space="preserve"> (like a football formation)</w:t>
+      </w:r>
+    </w:p>
+    <w:tbl>
+      <w:tblPr>
+        <w:tblStyle w:val="TableGrid"/>
+        <w:tblW w:type="auto" w:w="0"/>
+        <w:tblLook w:firstColumn="1" w:firstRow="1" w:lastColumn="0" w:lastRow="0" w:noHBand="0" w:noVBand="1" w:val="04A0"/>
+      </w:tblPr>
+      <w:tblGrid>
+        <w:gridCol w:w="3120"/>
+        <w:gridCol w:w="3120"/>
+        <w:gridCol w:w="3120"/>
+      </w:tblGrid>
+      <w:tr>
+        <w:tc>
+          <w:tcPr>
+            <w:tcW w:type="dxa" w:w="3120"/>
+            <w:shd w:val="clear" w:color="auto" w:fill="1F3964"/>
+          </w:tcPr>
+          <w:p>
+            <w:r>
+              <w:rPr>
+                <w:b/>
+                <w:color w:val="FFFFFF"/>
+              </w:rPr>
+              <w:t>Number</w:t>
+            </w:r>
+          </w:p>
+        </w:tc>
+        <w:tc>
+          <w:tcPr>
+            <w:tcW w:type="dxa" w:w="3120"/>
+            <w:shd w:val="clear" w:color="auto" w:fill="1F3964"/>
+          </w:tcPr>
+          <w:p>
+            <w:r>
+              <w:rPr>
+                <w:b/>
+                <w:color w:val="FFFFFF"/>
+              </w:rPr>
+              <w:t>Category</w:t>
+            </w:r>
+          </w:p>
+        </w:tc>
+        <w:tc>
+          <w:tcPr>
+            <w:tcW w:type="dxa" w:w="3120"/>
+            <w:shd w:val="clear" w:color="auto" w:fill="1F3964"/>
+          </w:tcPr>
+          <w:p>
+            <w:r>
+              <w:rPr>
+                <w:b/>
+                <w:color w:val="FFFFFF"/>
+              </w:rPr>
+              <w:t>Types</w:t>
+            </w:r>
+          </w:p>
+        </w:tc>
+      </w:tr>
+      <w:tr>
+        <w:tc>
+          <w:tcPr>
+            <w:tcW w:type="dxa" w:w="3120"/>
+          </w:tcPr>
+          <w:p>
+            <w:r>
+              <w:rPr>
+                <w:b/>
+              </w:rPr>
+              <w:t>4</w:t>
+            </w:r>
+          </w:p>
+        </w:tc>
+        <w:tc>
+          <w:tcPr>
+            <w:tcW w:type="dxa" w:w="3120"/>
+          </w:tcPr>
+          <w:p>
+            <w:r>
+              <w:t>Major Clinical Types</w:t>
+            </w:r>
+          </w:p>
+        </w:tc>
+        <w:tc>
+          <w:tcPr>
+            <w:tcW w:type="dxa" w:w="3120"/>
+          </w:tcPr>
+          <w:p>
+            <w:r>
+              <w:t>Psoriasis Vulgaris, Guttate, Erythrodermic, Pustular</w:t>
+            </w:r>
+          </w:p>
+        </w:tc>
+      </w:tr>
+      <w:tr>
+        <w:tc>
+          <w:tcPr>
+            <w:tcW w:type="dxa" w:w="3120"/>
+            <w:shd w:val="clear" w:color="auto" w:fill="DCE6F1"/>
+          </w:tcPr>
+          <w:p>
+            <w:r>
+              <w:rPr>
+                <w:b/>
+              </w:rPr>
+              <w:t>7</w:t>
+            </w:r>
+          </w:p>
+        </w:tc>
+        <w:tc>
+          <w:tcPr>
+            <w:tcW w:type="dxa" w:w="3120"/>
+            <w:shd w:val="clear" w:color="auto" w:fill="DCE6F1"/>
+          </w:tcPr>
+          <w:p>
+            <w:r>
+              <w:t>Site-Specific Types</w:t>
+            </w:r>
+          </w:p>
+        </w:tc>
+        <w:tc>
+          <w:tcPr>
+            <w:tcW w:type="dxa" w:w="3120"/>
+            <w:shd w:val="clear" w:color="auto" w:fill="DCE6F1"/>
+          </w:tcPr>
+          <w:p>
+            <w:r>
+              <w:t>Nail, Psoriatic Arthritis, Scalp, Palmoplantar, Mucosal, Flexural (Inverse), Penile</w:t>
+            </w:r>
+          </w:p>
+        </w:tc>
+      </w:tr>
+      <w:tr>
+        <w:tc>
+          <w:tcPr>
+            <w:tcW w:type="dxa" w:w="3120"/>
+          </w:tcPr>
+          <w:p>
+            <w:r>
+              <w:rPr>
+                <w:b/>
+              </w:rPr>
+              <w:t>2</w:t>
+            </w:r>
+          </w:p>
+        </w:tc>
+        <w:tc>
+          <w:tcPr>
+            <w:tcW w:type="dxa" w:w="3120"/>
+          </w:tcPr>
+          <w:p>
+            <w:r>
+              <w:t>Special Considerations</w:t>
+            </w:r>
+          </w:p>
+        </w:tc>
+        <w:tc>
+          <w:tcPr>
+            <w:tcW w:type="dxa" w:w="3120"/>
+          </w:tcPr>
+          <w:p>
+            <w:r>
+              <w:t>Childhood Psoriasis, Unstable Psoriasis</w:t>
+            </w:r>
+          </w:p>
+        </w:tc>
+      </w:tr>
+      <w:tr>
+        <w:tc>
+          <w:tcPr>
+            <w:tcW w:type="dxa" w:w="3120"/>
+            <w:shd w:val="clear" w:color="auto" w:fill="DCE6F1"/>
+          </w:tcPr>
+          <w:p>
+            <w:r>
+              <w:rPr>
+                <w:b/>
+              </w:rPr>
+              <w:t>8</w:t>
+            </w:r>
+          </w:p>
+        </w:tc>
+        <w:tc>
+          <w:tcPr>
+            <w:tcW w:type="dxa" w:w="3120"/>
+            <w:shd w:val="clear" w:color="auto" w:fill="DCE6F1"/>
+          </w:tcPr>
+          <w:p>
+            <w:r>
+              <w:t>Rare Morphological Types</w:t>
+            </w:r>
+          </w:p>
+        </w:tc>
+        <w:tc>
+          <w:tcPr>
+            <w:tcW w:type="dxa" w:w="3120"/>
+            <w:shd w:val="clear" w:color="auto" w:fill="DCE6F1"/>
+          </w:tcPr>
+          <w:p>
+            <w:r>
+              <w:t>Rupioid, Elephantine, Ostraceous, Digital, Interdigital, Verrucous, Lichenoid, Follicular</w:t>
+            </w:r>
+          </w:p>
+        </w:tc>
+      </w:tr>
+    </w:tbl>
+    <w:p/>
+    <w:p>
+      <w:pPr>
+        <w:pStyle w:val="Heading3"/>
+      </w:pPr>
+      <w:r>
+        <w:t>The 4 Major Types</w:t>
+      </w:r>
+    </w:p>
+    <w:p>
+      <w:pPr>
+        <w:pStyle w:val="Heading4"/>
+      </w:pPr>
+      <w:r>
+        <w:t>Type 1: Psoriasis Vulgaris (Most Common — ~90% of cases)</w:t>
+      </w:r>
+    </w:p>
+    <w:p>
+      <w:pPr>
+        <w:pStyle w:val="ListBullet"/>
+        <w:ind w:left="340"/>
+      </w:pPr>
+      <w:r>
+        <w:rPr>
+          <w:b/>
+        </w:rPr>
+        <w:t>Definition:</w:t>
+      </w:r>
+      <w:r>
+        <w:t xml:space="preserve"> Well-defined erythematous plaques with silvery-white scales</w:t>
+      </w:r>
+    </w:p>
+    <w:p>
+      <w:pPr>
+        <w:pStyle w:val="ListBullet"/>
+        <w:ind w:left="340"/>
+      </w:pPr>
+      <w:r>
+        <w:rPr>
+          <w:b/>
+        </w:rPr>
+        <w:t>Sites:</w:t>
+      </w:r>
+      <w:r>
+        <w:t xml:space="preserve"> Elbows, Knees, Perisacral area</w:t>
+      </w:r>
+    </w:p>
+    <w:p>
+      <w:pPr>
+        <w:pStyle w:val="ListBullet"/>
+        <w:ind w:left="340"/>
+      </w:pPr>
+      <w:r>
+        <w:rPr>
+          <w:b/>
+        </w:rPr>
+        <w:t>Differential:</w:t>
+      </w:r>
+      <w:r>
+        <w:t xml:space="preserve"> Hypertrophic Lichen Planus, Dermatomyositis (Gottron sign), Eczema, Mycosis Fungoides</w:t>
+      </w:r>
+    </w:p>
+    <w:p>
+      <w:pPr>
+        <w:pStyle w:val="Heading4"/>
+      </w:pPr>
+      <w:r>
+        <w:t>Type 2: Guttate Psoriasis</w:t>
+      </w:r>
+    </w:p>
+    <w:p>
+      <w:pPr>
+        <w:pStyle w:val="ListBullet"/>
+        <w:ind w:left="340"/>
+      </w:pPr>
+      <w:r>
+        <w:rPr>
+          <w:b/>
+        </w:rPr>
+        <w:t>Appearance:</w:t>
+      </w:r>
+      <w:r>
+        <w:t xml:space="preserve"> Multiple </w:t>
+      </w:r>
+      <w:r>
+        <w:rPr>
+          <w:b/>
+        </w:rPr>
+        <w:t>small papules</w:t>
+      </w:r>
+      <w:r>
+        <w:t xml:space="preserve"> (raindrop-like) with </w:t>
+      </w:r>
+      <w:r>
+        <w:rPr>
+          <w:b/>
+        </w:rPr>
+        <w:t>thin scales</w:t>
+      </w:r>
+      <w:r>
+        <w:t xml:space="preserve"> scattered widely over the trunk</w:t>
+      </w:r>
+    </w:p>
+    <w:p>
+      <w:pPr>
+        <w:pStyle w:val="ListBullet"/>
+        <w:ind w:left="340"/>
+      </w:pPr>
+      <w:r>
+        <w:rPr>
+          <w:b/>
+        </w:rPr>
+        <w:t>"Guttate"</w:t>
+      </w:r>
+      <w:r>
+        <w:t xml:space="preserve"> = Latin for "drops" — describes the small drop-like papules</w:t>
+      </w:r>
+    </w:p>
+    <w:p>
+      <w:pPr>
+        <w:pStyle w:val="ListBullet"/>
+        <w:ind w:left="340"/>
+      </w:pPr>
+      <w:r>
+        <w:rPr>
+          <w:b/>
+        </w:rPr>
+        <w:t>Trigger:</w:t>
+      </w:r>
+      <w:r>
+        <w:t xml:space="preserve"> Classically </w:t>
+      </w:r>
+      <w:r>
+        <w:rPr>
+          <w:b/>
+        </w:rPr>
+        <w:t>Streptococcal upper respiratory tract infection</w:t>
+      </w:r>
+      <w:r>
+        <w:t xml:space="preserve"> (especially in children)</w:t>
+      </w:r>
+    </w:p>
+    <w:p>
+      <w:pPr>
+        <w:pStyle w:val="ListBullet"/>
+        <w:ind w:left="340"/>
+      </w:pPr>
+      <w:r>
+        <w:rPr>
+          <w:b/>
+        </w:rPr>
+        <w:t>Population:</w:t>
+      </w:r>
+      <w:r>
+        <w:t xml:space="preserve"> Mainly </w:t>
+      </w:r>
+      <w:r>
+        <w:rPr>
+          <w:b/>
+        </w:rPr>
+        <w:t>children and young adults</w:t>
+      </w:r>
+    </w:p>
+    <w:p>
+      <w:pPr>
+        <w:pStyle w:val="ListBullet"/>
+        <w:ind w:left="340"/>
+      </w:pPr>
+      <w:r>
+        <w:rPr>
+          <w:b/>
+        </w:rPr>
+        <w:t>Differential:</w:t>
+      </w:r>
+    </w:p>
+    <w:p>
+      <w:pPr>
+        <w:pStyle w:val="ListBullet2"/>
+        <w:ind w:left="624"/>
+      </w:pPr>
+      <w:r>
+        <w:rPr>
+          <w:b/>
+        </w:rPr>
+        <w:t>Pityriasis Rosea</w:t>
+      </w:r>
+      <w:r>
+        <w:t xml:space="preserve"> (Collarette scales, Herald patch, follows skin lines)</w:t>
+      </w:r>
+    </w:p>
+    <w:p>
+      <w:pPr>
+        <w:pStyle w:val="ListBullet2"/>
+        <w:ind w:left="624"/>
+      </w:pPr>
+      <w:r>
+        <w:rPr>
+          <w:b/>
+        </w:rPr>
+        <w:t>PLC (Pityriasis Lichenoides Chronica)</w:t>
+      </w:r>
+      <w:r>
+        <w:t xml:space="preserve"> — Mica scales, different morphology</w:t>
+      </w:r>
+    </w:p>
+    <w:p>
+      <w:pPr>
+        <w:pStyle w:val="ListBullet2"/>
+        <w:ind w:left="624"/>
+      </w:pPr>
+      <w:r>
+        <w:rPr>
+          <w:b/>
+        </w:rPr>
+        <w:t>Secondary Syphilis</w:t>
+      </w:r>
+      <w:r>
+        <w:t xml:space="preserve"> (Psoriasiform eruption — must always consider)</w:t>
+      </w:r>
+    </w:p>
+    <w:p>
+      <w:pPr>
+        <w:pStyle w:val="ListBullet2"/>
+        <w:ind w:left="624"/>
+      </w:pPr>
+      <w:r>
+        <w:rPr>
+          <w:b/>
+        </w:rPr>
+        <w:t>NOT Chickenpox</w:t>
+      </w:r>
+      <w:r>
+        <w:t xml:space="preserve"> — Chickenpox primary lesion = Vesicle, not Papule</w:t>
+      </w:r>
+    </w:p>
+    <w:p>
+      <w:pPr>
+        <w:pStyle w:val="Heading4"/>
+      </w:pPr>
+      <w:r>
+        <w:t>Type 3: Erythrodermic Psoriasis</w:t>
+      </w:r>
+    </w:p>
+    <w:p>
+      <w:pPr>
+        <w:pStyle w:val="ListBullet"/>
+        <w:ind w:left="340"/>
+      </w:pPr>
+      <w:r>
+        <w:rPr>
+          <w:b/>
+        </w:rPr>
+        <w:t>Definition:</w:t>
+      </w:r>
+      <w:r>
+        <w:t xml:space="preserve"> Generalised erythema AND scaling involving </w:t>
+      </w:r>
+      <w:r>
+        <w:rPr>
+          <w:b/>
+        </w:rPr>
+        <w:t>&gt; 90% body surface area</w:t>
+      </w:r>
+    </w:p>
+    <w:p>
+      <w:pPr>
+        <w:pStyle w:val="ListBullet"/>
+        <w:ind w:left="340"/>
+      </w:pPr>
+      <w:r>
+        <w:rPr>
+          <w:b/>
+        </w:rPr>
+        <w:t>Severity:</w:t>
+      </w:r>
+      <w:r>
+        <w:t xml:space="preserve"> Requires </w:t>
+      </w:r>
+      <w:r>
+        <w:rPr>
+          <w:b/>
+        </w:rPr>
+        <w:t>hospitalisation</w:t>
+      </w:r>
+      <w:r>
+        <w:t xml:space="preserve"> — a medical emergency</w:t>
+      </w:r>
+    </w:p>
+    <w:p>
+      <w:pPr>
+        <w:pStyle w:val="ListBullet"/>
+        <w:ind w:left="340"/>
+      </w:pPr>
+      <w:r>
+        <w:rPr>
+          <w:b/>
+        </w:rPr>
+        <w:t>Triggers for conversion to Erythroderma:</w:t>
+      </w:r>
+    </w:p>
+    <w:p>
+      <w:pPr>
+        <w:pStyle w:val="ListBullet2"/>
+        <w:ind w:left="624"/>
+      </w:pPr>
+      <w:r>
+        <w:rPr>
+          <w:b/>
+        </w:rPr>
+        <w:t>Sudden withdrawal of systemic corticosteroids</w:t>
+      </w:r>
+      <w:r>
+        <w:t xml:space="preserve"> (most important)</w:t>
+      </w:r>
+    </w:p>
+    <w:p>
+      <w:pPr>
+        <w:pStyle w:val="ListBullet2"/>
+        <w:ind w:left="624"/>
+      </w:pPr>
+      <w:r>
+        <w:t>Infection</w:t>
+      </w:r>
+    </w:p>
+    <w:p>
+      <w:pPr>
+        <w:pStyle w:val="ListBullet2"/>
+        <w:ind w:left="624"/>
+      </w:pPr>
+      <w:r>
+        <w:t>Other drug triggers (Lithium, Beta-blockers, etc.)</w:t>
+      </w:r>
+    </w:p>
+    <w:p>
+      <w:pPr>
+        <w:pStyle w:val="ListBullet"/>
+        <w:ind w:left="340"/>
+      </w:pPr>
+      <w:r>
+        <w:rPr>
+          <w:b/>
+        </w:rPr>
+        <w:t>Top 3 causes of Erythroderma in adults:</w:t>
+      </w:r>
+      <w:r>
+        <w:t xml:space="preserve"> Psoriasis, Drugs, Atopic Dermatitis</w:t>
+      </w:r>
+    </w:p>
+    <w:p>
+      <w:pPr>
+        <w:pStyle w:val="ListBullet"/>
+        <w:ind w:left="340"/>
+      </w:pPr>
+      <w:r>
+        <w:rPr>
+          <w:b/>
+        </w:rPr>
+        <w:t>Management:</w:t>
+      </w:r>
+      <w:r>
+        <w:t xml:space="preserve"> Hospitalisation, rule out infection, carefully initiate systemic therapy</w:t>
+      </w:r>
+    </w:p>
+    <w:p>
+      <w:pPr>
+        <w:pStyle w:val="ListBullet"/>
+      </w:pPr>
+      <w:r>
+        <w:rPr>
+          <w:b/>
+        </w:rPr>
+        <w:t>⚠️ Critical Warning:</w:t>
+      </w:r>
+      <w:r>
+        <w:t xml:space="preserve"> Systemic corticosteroids are ABSOLUTELY CONTRAINDICATED in Psoriasis. Even though there is a dramatic initial response, abrupt discontinuation triggers rebound flare → often Pustular or Erythrodermic Psoriasis — which may be life-threatening.</w:t>
+      </w:r>
+    </w:p>
+    <w:p>
+      <w:pPr>
+        <w:pStyle w:val="Heading4"/>
+      </w:pPr>
+      <w:r>
+        <w:t>Type 4: Pustular Psoriasis</w:t>
+      </w:r>
+    </w:p>
+    <w:p>
+      <w:pPr/>
+      <w:r>
+        <w:t xml:space="preserve">Divided into </w:t>
+      </w:r>
+      <w:r>
+        <w:rPr>
+          <w:b/>
+        </w:rPr>
+        <w:t>Generalised</w:t>
+      </w:r>
+      <w:r>
+        <w:t xml:space="preserve"> and </w:t>
+      </w:r>
+      <w:r>
+        <w:rPr>
+          <w:b/>
+        </w:rPr>
+        <w:t>Localised:</w:t>
+      </w:r>
+    </w:p>
+    <w:p>
+      <w:pPr/>
+      <w:r>
+        <w:rPr>
+          <w:b/>
+        </w:rPr>
+        <w:t>A) Generalised Pustular Psoriasis:</w:t>
+      </w:r>
+    </w:p>
+    <w:tbl>
+      <w:tblPr>
+        <w:tblStyle w:val="TableGrid"/>
+        <w:tblW w:type="auto" w:w="0"/>
+        <w:tblLook w:firstColumn="1" w:firstRow="1" w:lastColumn="0" w:lastRow="0" w:noHBand="0" w:noVBand="1" w:val="04A0"/>
+      </w:tblPr>
+      <w:tblGrid>
+        <w:gridCol w:w="4680"/>
+        <w:gridCol w:w="4680"/>
+      </w:tblGrid>
+      <w:tr>
+        <w:tc>
+          <w:tcPr>
+            <w:tcW w:type="dxa" w:w="4680"/>
+            <w:shd w:val="clear" w:color="auto" w:fill="1F3964"/>
+          </w:tcPr>
+          <w:p>
+            <w:r>
+              <w:rPr>
+                <w:b/>
+                <w:color w:val="FFFFFF"/>
+              </w:rPr>
+              <w:t>Subtype</w:t>
+            </w:r>
+          </w:p>
+        </w:tc>
+        <w:tc>
+          <w:tcPr>
+            <w:tcW w:type="dxa" w:w="4680"/>
+            <w:shd w:val="clear" w:color="auto" w:fill="1F3964"/>
+          </w:tcPr>
+          <w:p>
+            <w:r>
+              <w:rPr>
+                <w:b/>
+                <w:color w:val="FFFFFF"/>
+              </w:rPr>
+              <w:t>Key Features</w:t>
+            </w:r>
+          </w:p>
+        </w:tc>
+      </w:tr>
+      <w:tr>
+        <w:tc>
+          <w:tcPr>
+            <w:tcW w:type="dxa" w:w="4680"/>
+          </w:tcPr>
+          <w:p>
+            <w:r>
+              <w:rPr>
+                <w:b/>
+              </w:rPr>
+              <w:t>Acute Generalised Pustular Psoriasis (Von Zumbusch)</w:t>
+            </w:r>
+          </w:p>
+        </w:tc>
+        <w:tc>
+          <w:tcPr>
+            <w:tcW w:type="dxa" w:w="4680"/>
+          </w:tcPr>
+          <w:p>
+            <w:r>
+              <w:t>Sudden onset; high fever; sheets of sterile pustules on erythematous skin; systemic illness; HLA-B27 associated</w:t>
+            </w:r>
+          </w:p>
+        </w:tc>
+      </w:tr>
+      <w:tr>
+        <w:tc>
+          <w:tcPr>
+            <w:tcW w:type="dxa" w:w="4680"/>
+            <w:shd w:val="clear" w:color="auto" w:fill="DCE6F1"/>
+          </w:tcPr>
+          <w:p>
+            <w:r>
+              <w:rPr>
+                <w:b/>
+              </w:rPr>
+              <w:t>Generalised Pustular Psoriasis of Pregnancy (Impetigo Herpetiformis)</w:t>
+            </w:r>
+          </w:p>
+        </w:tc>
+        <w:tc>
+          <w:tcPr>
+            <w:tcW w:type="dxa" w:w="4680"/>
+            <w:shd w:val="clear" w:color="auto" w:fill="DCE6F1"/>
+          </w:tcPr>
+          <w:p>
+            <w:r>
+              <w:t>Occurs in pregnancy; high maternal + fetal morbidity; often requires systemic treatment; exception to steroid rule</w:t>
+            </w:r>
+          </w:p>
+        </w:tc>
+      </w:tr>
+      <w:tr>
+        <w:tc>
+          <w:tcPr>
+            <w:tcW w:type="dxa" w:w="4680"/>
+          </w:tcPr>
+          <w:p>
+            <w:r>
+              <w:rPr>
+                <w:b/>
+              </w:rPr>
+              <w:t>Circinate / Annular / Linear / Exanthematous</w:t>
+            </w:r>
+          </w:p>
+        </w:tc>
+        <w:tc>
+          <w:tcPr>
+            <w:tcW w:type="dxa" w:w="4680"/>
+          </w:tcPr>
+          <w:p>
+            <w:r>
+              <w:t>Various patterns of generalised pustular eruptions</w:t>
+            </w:r>
+          </w:p>
+        </w:tc>
+      </w:tr>
+      <w:tr>
+        <w:tc>
+          <w:tcPr>
+            <w:tcW w:type="dxa" w:w="4680"/>
+            <w:shd w:val="clear" w:color="auto" w:fill="DCE6F1"/>
+          </w:tcPr>
+          <w:p>
+            <w:r>
+              <w:rPr>
+                <w:b/>
+              </w:rPr>
+              <w:t>Infantile Pustular Psoriasis</w:t>
+            </w:r>
+          </w:p>
+        </w:tc>
+        <w:tc>
+          <w:tcPr>
+            <w:tcW w:type="dxa" w:w="4680"/>
+            <w:shd w:val="clear" w:color="auto" w:fill="DCE6F1"/>
+          </w:tcPr>
+          <w:p>
+            <w:r>
+              <w:t>Occurs in children/infants</w:t>
+            </w:r>
+          </w:p>
+        </w:tc>
+      </w:tr>
+    </w:tbl>
+    <w:p/>
+    <w:p>
+      <w:pPr/>
+      <w:r>
+        <w:rPr>
+          <w:b/>
+        </w:rPr>
+        <w:t>B) Localised Pustular Psoriasis:</w:t>
+      </w:r>
+    </w:p>
+    <w:tbl>
+      <w:tblPr>
+        <w:tblStyle w:val="TableGrid"/>
+        <w:tblW w:type="auto" w:w="0"/>
+        <w:tblLook w:firstColumn="1" w:firstRow="1" w:lastColumn="0" w:lastRow="0" w:noHBand="0" w:noVBand="1" w:val="04A0"/>
+      </w:tblPr>
+      <w:tblGrid>
+        <w:gridCol w:w="4680"/>
+        <w:gridCol w:w="4680"/>
+      </w:tblGrid>
+      <w:tr>
+        <w:tc>
+          <w:tcPr>
+            <w:tcW w:type="dxa" w:w="4680"/>
+            <w:shd w:val="clear" w:color="auto" w:fill="1F3964"/>
+          </w:tcPr>
+          <w:p>
+            <w:r>
+              <w:rPr>
+                <w:b/>
+                <w:color w:val="FFFFFF"/>
+              </w:rPr>
+              <w:t>Subtype</w:t>
+            </w:r>
+          </w:p>
+        </w:tc>
+        <w:tc>
+          <w:tcPr>
+            <w:tcW w:type="dxa" w:w="4680"/>
+            <w:shd w:val="clear" w:color="auto" w:fill="1F3964"/>
+          </w:tcPr>
+          <w:p>
+            <w:r>
+              <w:rPr>
+                <w:b/>
+                <w:color w:val="FFFFFF"/>
+              </w:rPr>
+              <w:t>Key Features</w:t>
+            </w:r>
+          </w:p>
+        </w:tc>
+      </w:tr>
+      <w:tr>
+        <w:tc>
+          <w:tcPr>
+            <w:tcW w:type="dxa" w:w="4680"/>
+          </w:tcPr>
+          <w:p>
+            <w:r>
+              <w:rPr>
+                <w:b/>
+              </w:rPr>
+              <w:t>Palmoplantar Pustulosis (PPP)</w:t>
+            </w:r>
+          </w:p>
+        </w:tc>
+        <w:tc>
+          <w:tcPr>
+            <w:tcW w:type="dxa" w:w="4680"/>
+          </w:tcPr>
+          <w:p>
+            <w:r>
+              <w:t>Sterile pustules confined to palms and soles; HLA-B27 associated; smoking is a major trigger</w:t>
+            </w:r>
+          </w:p>
+        </w:tc>
+      </w:tr>
+      <w:tr>
+        <w:tc>
+          <w:tcPr>
+            <w:tcW w:type="dxa" w:w="4680"/>
+            <w:shd w:val="clear" w:color="auto" w:fill="DCE6F1"/>
+          </w:tcPr>
+          <w:p>
+            <w:r>
+              <w:rPr>
+                <w:b/>
+              </w:rPr>
+              <w:t>Acrodermatitis Continua of Hallopeau</w:t>
+            </w:r>
+          </w:p>
+        </w:tc>
+        <w:tc>
+          <w:tcPr>
+            <w:tcW w:type="dxa" w:w="4680"/>
+            <w:shd w:val="clear" w:color="auto" w:fill="DCE6F1"/>
+          </w:tcPr>
+          <w:p>
+            <w:r>
+              <w:t>Pustules on fingers/toes around nails; progressive and destructive</w:t>
+            </w:r>
+          </w:p>
+        </w:tc>
+      </w:tr>
+    </w:tbl>
+    <w:p/>
+    <w:p>
+      <w:pPr>
+        <w:pStyle w:val="ListBullet"/>
+      </w:pPr>
+      <w:r>
+        <w:rPr>
+          <w:b/>
+        </w:rPr>
+        <w:t>💡 Hypocalcaemia as Trigger:</w:t>
+      </w:r>
+      <w:r>
+        <w:t xml:space="preserve"> Hypocalcaemia specifically triggers </w:t>
+      </w:r>
+      <w:r>
+        <w:rPr>
+          <w:b/>
+        </w:rPr>
+        <w:t>Generalised Pustular Psoriasis</w:t>
+      </w:r>
+      <w:r>
+        <w:t xml:space="preserve"> — the Endocrine (E) factor in TIEPOD-LIBA.</w:t>
+      </w:r>
+    </w:p>
+    <w:p>
+      <w:pPr>
+        <w:pStyle w:val="Heading3"/>
+      </w:pPr>
+      <w:r>
+        <w:t>Translated &amp; Tidied Audio Transcript</w:t>
+      </w:r>
+    </w:p>
+    <w:p>
+      <w:pPr/>
+      <w:r>
+        <w:rPr>
+          <w:b/>
+        </w:rPr>
+        <w:t xml:space="preserve">Dr. Eman:  </w:t>
+      </w:r>
+      <w:r>
+        <w:t>How many types of Psoriasis do you know? Everyone name one each.</w:t>
+      </w:r>
+    </w:p>
+    <w:p>
+      <w:pPr/>
+      <w:r>
+        <w:rPr>
+          <w:b/>
+        </w:rPr>
+        <w:t xml:space="preserve">Student:  </w:t>
+      </w:r>
+      <w:r>
+        <w:t>Psoriasis Vulgaris.</w:t>
+      </w:r>
+    </w:p>
+    <w:p>
+      <w:pPr/>
+      <w:r>
+        <w:rPr>
+          <w:b/>
+        </w:rPr>
+        <w:t xml:space="preserve">Student:  </w:t>
+      </w:r>
+      <w:r>
+        <w:t>Guttate Psoriasis.</w:t>
+      </w:r>
+    </w:p>
+    <w:p>
+      <w:pPr/>
+      <w:r>
+        <w:rPr>
+          <w:b/>
+        </w:rPr>
+        <w:t xml:space="preserve">Student:  </w:t>
+      </w:r>
+      <w:r>
+        <w:t>Pustular.</w:t>
+      </w:r>
+    </w:p>
+    <w:p>
+      <w:pPr/>
+      <w:r>
+        <w:rPr>
+          <w:b/>
+        </w:rPr>
+        <w:t xml:space="preserve">Student:  </w:t>
+      </w:r>
+      <w:r>
+        <w:t>Erythrodermic.</w:t>
+      </w:r>
+    </w:p>
+    <w:p>
+      <w:pPr/>
+      <w:r>
+        <w:rPr>
+          <w:b/>
+        </w:rPr>
+        <w:t xml:space="preserve">Student:  </w:t>
+      </w:r>
+      <w:r>
+        <w:t>Psoriatic Arthritis.</w:t>
+      </w:r>
+    </w:p>
+    <w:p>
+      <w:pPr/>
+      <w:r>
+        <w:rPr>
+          <w:b/>
+        </w:rPr>
+        <w:t xml:space="preserve">Student:  </w:t>
+      </w:r>
+      <w:r>
+        <w:t>Nail Psoriasis.</w:t>
+      </w:r>
+    </w:p>
+    <w:p>
+      <w:pPr/>
+      <w:r>
+        <w:rPr>
+          <w:b/>
+        </w:rPr>
+        <w:t xml:space="preserve">Student:  </w:t>
+      </w:r>
+      <w:r>
+        <w:t>Inverse Psoriasis.</w:t>
+      </w:r>
+    </w:p>
+    <w:p>
+      <w:pPr/>
+      <w:r>
+        <w:rPr>
+          <w:b/>
+        </w:rPr>
+        <w:t xml:space="preserve">Student:  </w:t>
+      </w:r>
+      <w:r>
+        <w:t>Palmoplantar.</w:t>
+      </w:r>
+    </w:p>
+    <w:p>
+      <w:pPr/>
+      <w:r>
+        <w:rPr>
+          <w:b/>
+        </w:rPr>
+        <w:t xml:space="preserve">Dr. Eman:  </w:t>
+      </w:r>
+      <w:r>
+        <w:t xml:space="preserve">Good. Let me organise them for you: </w:t>
+      </w:r>
+      <w:r>
+        <w:rPr>
+          <w:b/>
+        </w:rPr>
+        <w:t>4-7-2-8</w:t>
+      </w:r>
+      <w:r>
+        <w:t xml:space="preserve"> — like a football lineup. The 4 major types: Psoriasis Vulgaris, Guttate, Erythrodermic, Pustular. The 7 site-specific: Nail, Psoriatic Arthritis, Scalp, Palmoplantar, Mucosal, Flexural (Inverse), Penile. The 2 special: Childhood Psoriasis (same types but different management) and Unstable Psoriasis. The 8 rare: Rupioid, Elephantine, Ostraceous, and others.</w:t>
+      </w:r>
+    </w:p>
+    <w:p>
+      <w:pPr/>
+      <w:r>
+        <w:rPr>
+          <w:b/>
+        </w:rPr>
+        <w:t xml:space="preserve">Dr. Eman:  </w:t>
+      </w:r>
+      <w:r>
+        <w:t>Guttate Psoriasis — "Guttate" means drops. Multiple small papules with thin scales, mainly on the trunk. Mainly in children after Streptococcal throat infection. Differential?</w:t>
+      </w:r>
+    </w:p>
+    <w:p>
+      <w:pPr/>
+      <w:r>
+        <w:rPr>
+          <w:b/>
+        </w:rPr>
+        <w:t xml:space="preserve">Student:  </w:t>
+      </w:r>
+      <w:r>
+        <w:t>Chickenpox.</w:t>
+      </w:r>
+    </w:p>
+    <w:p>
+      <w:pPr/>
+      <w:r>
+        <w:rPr>
+          <w:b/>
+        </w:rPr>
+        <w:t xml:space="preserve">Dr. Eman:  </w:t>
+      </w:r>
+      <w:r>
+        <w:t>Can we put Chickenpox?</w:t>
+      </w:r>
+    </w:p>
+    <w:p>
+      <w:pPr/>
+      <w:r>
+        <w:rPr>
+          <w:b/>
+        </w:rPr>
+        <w:t xml:space="preserve">Student:  </w:t>
+      </w:r>
+      <w:r>
+        <w:t>No — Chickenpox is vesicles.</w:t>
+      </w:r>
+    </w:p>
+    <w:p>
+      <w:pPr/>
+      <w:r>
+        <w:rPr>
+          <w:b/>
+        </w:rPr>
+        <w:t xml:space="preserve">Dr. Eman:  </w:t>
+      </w:r>
+      <w:r>
+        <w:t xml:space="preserve">Exactly! You said it — Chickenpox primary lesion = Vesicle. Guttate Psoriasis = Papule. I cannot put Chickenpox as a differential. This is why Primary Lesions matter. Best differential: </w:t>
+      </w:r>
+      <w:r>
+        <w:rPr>
+          <w:b/>
+        </w:rPr>
+        <w:t>Pityriasis Rosea</w:t>
+      </w:r>
+      <w:r>
+        <w:t xml:space="preserve"> (collarette scales, herald patch). Also </w:t>
+      </w:r>
+      <w:r>
+        <w:rPr>
+          <w:b/>
+        </w:rPr>
+        <w:t>PLC</w:t>
+      </w:r>
+      <w:r>
+        <w:t xml:space="preserve"> (Mica scales), </w:t>
+      </w:r>
+      <w:r>
+        <w:rPr>
+          <w:b/>
+        </w:rPr>
+        <w:t>Secondary Syphilis</w:t>
+      </w:r>
+      <w:r>
+        <w:t xml:space="preserve"> (always think of it).</w:t>
+      </w:r>
+    </w:p>
+    <w:p>
+      <w:pPr/>
+      <w:r>
+        <w:rPr>
+          <w:b/>
+        </w:rPr>
+        <w:t xml:space="preserve">Dr. Eman:  </w:t>
+      </w:r>
+      <w:r>
+        <w:t>Erythrodermic Psoriasis — what converts stable psoriasis to Erythroderma?</w:t>
+      </w:r>
+    </w:p>
+    <w:p>
+      <w:pPr/>
+      <w:r>
+        <w:rPr>
+          <w:b/>
+        </w:rPr>
+        <w:t xml:space="preserve">Student:  </w:t>
+      </w:r>
+      <w:r>
+        <w:t>Infection. Sudden steroid withdrawal.</w:t>
+      </w:r>
+    </w:p>
+    <w:p>
+      <w:pPr/>
+      <w:r>
+        <w:rPr>
+          <w:b/>
+        </w:rPr>
+        <w:t xml:space="preserve">Dr. Eman:  </w:t>
+      </w:r>
+      <w:r>
+        <w:rPr>
+          <w:b/>
+        </w:rPr>
+        <w:t>Sudden withdrawal of systemic steroids.</w:t>
+      </w:r>
+      <w:r>
+        <w:t xml:space="preserve"> This is why we NEVER treat Psoriasis with systemic steroids. Even though you get a dramatic response initially — once stopped, it flares violently into Pustular or Erythrodermic Psoriasis.</w:t>
+      </w:r>
+    </w:p>
+    <w:p>
+      <w:pPr/>
+      <w:r>
+        <w:rPr>
+          <w:b/>
+        </w:rPr>
+        <w:t xml:space="preserve">Dr. Eman:  </w:t>
+      </w:r>
+      <w:r>
+        <w:t>Pustular Psoriasis — Generalised includes Von Zumbusch, Psoriasis of Pregnancy, Circinate/Annular/Linear, Infantile. Localised includes Palmoplantar Pustulosis and Acrodermatitis Continua of Hallopeau. The Localised that is NOT in hands/feet is technically classified under Generalised for organisational purposes. Clear?</w:t>
+      </w:r>
+    </w:p>
+    <w:p>
+      <w:pPr>
+        <w:pStyle w:val="Heading2"/>
+      </w:pPr>
+      <w:r>
+        <w:t>11. MCQ Practice &amp; Clinical Pearls</w:t>
+      </w:r>
+    </w:p>
+    <w:p>
+      <w:pPr>
+        <w:pStyle w:val="Heading3"/>
+      </w:pPr>
+      <w:r>
+        <w:t>Summary</w:t>
+      </w:r>
+    </w:p>
+    <w:p>
+      <w:pPr>
+        <w:pStyle w:val="Heading4"/>
+      </w:pPr>
+      <w:r>
+        <w:t>High-Yield MCQ Points</w:t>
+      </w:r>
+    </w:p>
+    <w:p>
+      <w:pPr>
+        <w:pStyle w:val="ListBullet"/>
+        <w:ind w:left="340"/>
+      </w:pPr>
+      <w:r>
+        <w:rPr>
+          <w:b/>
+        </w:rPr>
+        <w:t>Koebner Phenomenon:</w:t>
+      </w:r>
+      <w:r>
+        <w:t xml:space="preserve"> Formation of psoriasiform lesions in </w:t>
+      </w:r>
+      <w:r>
+        <w:rPr>
+          <w:b/>
+        </w:rPr>
+        <w:t>uninvolved</w:t>
+      </w:r>
+      <w:r>
+        <w:t xml:space="preserve"> skin following trauma → Psoriasis, Lichen Planus, Vitiligo</w:t>
+      </w:r>
+    </w:p>
+    <w:p>
+      <w:pPr>
+        <w:pStyle w:val="ListBullet"/>
+        <w:ind w:left="340"/>
+      </w:pPr>
+      <w:r>
+        <w:rPr>
+          <w:b/>
+        </w:rPr>
+        <w:t>Pseudo-Koebner:</w:t>
+      </w:r>
+      <w:r>
+        <w:t xml:space="preserve"> Warts (physical viral transfer to wound) — NOT a true Koebner</w:t>
+      </w:r>
+    </w:p>
+    <w:p>
+      <w:pPr>
+        <w:pStyle w:val="ListBullet"/>
+        <w:ind w:left="340"/>
+      </w:pPr>
+      <w:r>
+        <w:rPr>
+          <w:b/>
+        </w:rPr>
+        <w:t>HLA-Cw6:</w:t>
+      </w:r>
+      <w:r>
+        <w:t xml:space="preserve"> 90% of Early-onset Psoriasis</w:t>
+      </w:r>
+    </w:p>
+    <w:p>
+      <w:pPr>
+        <w:pStyle w:val="ListBullet"/>
+        <w:ind w:left="340"/>
+      </w:pPr>
+      <w:r>
+        <w:rPr>
+          <w:b/>
+        </w:rPr>
+        <w:t>HLA-B27:</w:t>
+      </w:r>
+      <w:r>
+        <w:t xml:space="preserve"> Psoriatic Arthritis + Pustular Psoriasis</w:t>
+      </w:r>
+    </w:p>
+    <w:p>
+      <w:pPr>
+        <w:pStyle w:val="ListBullet"/>
+        <w:ind w:left="340"/>
+      </w:pPr>
+      <w:r>
+        <w:rPr>
+          <w:b/>
+        </w:rPr>
+        <w:t>Munro microabscesses:</w:t>
+      </w:r>
+      <w:r>
+        <w:t xml:space="preserve"> Small Neutrophil collections in corneum/upper epidermis (all Psoriasis types)</w:t>
+      </w:r>
+    </w:p>
+    <w:p>
+      <w:pPr>
+        <w:pStyle w:val="ListBullet"/>
+        <w:ind w:left="340"/>
+      </w:pPr>
+      <w:r>
+        <w:rPr>
+          <w:b/>
+        </w:rPr>
+        <w:t>Kogoj pustules:</w:t>
+      </w:r>
+      <w:r>
+        <w:t xml:space="preserve"> Large Neutrophil collections → clinically = Pustular Psoriasis</w:t>
+      </w:r>
+    </w:p>
+    <w:p>
+      <w:pPr>
+        <w:pStyle w:val="ListBullet"/>
+        <w:ind w:left="340"/>
+      </w:pPr>
+      <w:r>
+        <w:rPr>
+          <w:b/>
+        </w:rPr>
+        <w:t>Auspitz sign:</w:t>
+      </w:r>
+      <w:r>
+        <w:t xml:space="preserve"> Pinpoint bleeding on scale removal → Suprapapillary thinning + dilated capillaries</w:t>
+      </w:r>
+    </w:p>
+    <w:p>
+      <w:pPr>
+        <w:pStyle w:val="ListBullet"/>
+        <w:ind w:left="340"/>
+      </w:pPr>
+      <w:r>
+        <w:rPr>
+          <w:b/>
+        </w:rPr>
+        <w:t>Absence of Stratum Granulosum:</w:t>
+      </w:r>
+      <w:r>
+        <w:t xml:space="preserve"> Pathognomonic of Psoriasis (vs. Lichen Planus = thick/hypergranulosis)</w:t>
+      </w:r>
+    </w:p>
+    <w:p>
+      <w:pPr>
+        <w:pStyle w:val="ListBullet"/>
+        <w:ind w:left="340"/>
+      </w:pPr>
+      <w:r>
+        <w:rPr>
+          <w:b/>
+        </w:rPr>
+        <w:t>Parakeratosis:</w:t>
+      </w:r>
+      <w:r>
+        <w:t xml:space="preserve"> Retained nuclei in Stratum Corneum</w:t>
+      </w:r>
+    </w:p>
+    <w:p>
+      <w:pPr>
+        <w:pStyle w:val="ListBullet"/>
+        <w:ind w:left="340"/>
+      </w:pPr>
+      <w:r>
+        <w:rPr>
+          <w:b/>
+        </w:rPr>
+        <w:t>Steroid contraindicated in Psoriasis:</w:t>
+      </w:r>
+      <w:r>
+        <w:t xml:space="preserve"> Risk of rebound Pustular/Erythrodermic flare</w:t>
+      </w:r>
+    </w:p>
+    <w:p>
+      <w:pPr>
+        <w:pStyle w:val="ListBullet"/>
+        <w:ind w:left="340"/>
+      </w:pPr>
+      <w:r>
+        <w:rPr>
+          <w:b/>
+        </w:rPr>
+        <w:t>Trigger for Generalized Pustular Psoriasis:</w:t>
+      </w:r>
+      <w:r>
+        <w:t xml:space="preserve"> Hypocalcaemia (Endocrine factor)</w:t>
+      </w:r>
+    </w:p>
+    <w:p>
+      <w:pPr>
+        <w:pStyle w:val="ListBullet"/>
+        <w:ind w:left="340"/>
+      </w:pPr>
+      <w:r>
+        <w:rPr>
+          <w:b/>
+        </w:rPr>
+        <w:t>Trigger for Guttate Psoriasis:</w:t>
+      </w:r>
+      <w:r>
+        <w:t xml:space="preserve"> Streptococcal URTI</w:t>
+      </w:r>
+    </w:p>
+    <w:p>
+      <w:pPr>
+        <w:pStyle w:val="ListBullet"/>
+        <w:ind w:left="340"/>
+      </w:pPr>
+      <w:r>
+        <w:rPr>
+          <w:b/>
+        </w:rPr>
+        <w:t>Erythroderma definition:</w:t>
+      </w:r>
+      <w:r>
+        <w:t xml:space="preserve"> &gt; 90% BSA involvement</w:t>
+      </w:r>
+    </w:p>
+    <w:p>
+      <w:pPr>
+        <w:pStyle w:val="ListBullet"/>
+        <w:ind w:left="340"/>
+      </w:pPr>
+      <w:r>
+        <w:rPr>
+          <w:b/>
+        </w:rPr>
+        <w:t>Top 3 causes of Erythroderma:</w:t>
+      </w:r>
+      <w:r>
+        <w:t xml:space="preserve"> Psoriasis, Drugs, Atopic Dermatitis</w:t>
+      </w:r>
+    </w:p>
+    <w:p>
+      <w:pPr>
+        <w:pStyle w:val="ListBullet"/>
+        <w:ind w:left="340"/>
+      </w:pPr>
+      <w:r>
+        <w:rPr>
+          <w:b/>
+        </w:rPr>
+        <w:t>Ustekinumab mechanism:</w:t>
+      </w:r>
+      <w:r>
+        <w:t xml:space="preserve"> Targets p40 subunit shared by IL-12 AND IL-23</w:t>
+      </w:r>
+    </w:p>
+    <w:p>
+      <w:pPr>
+        <w:pStyle w:val="ListBullet"/>
+        <w:ind w:left="340"/>
+      </w:pPr>
+      <w:r>
+        <w:rPr>
+          <w:b/>
+        </w:rPr>
+        <w:t>Secukinumab / Cosentyx:</w:t>
+      </w:r>
+      <w:r>
+        <w:t xml:space="preserve"> Anti-IL-17A</w:t>
+      </w:r>
+    </w:p>
+    <w:p>
+      <w:pPr>
+        <w:pStyle w:val="Heading4"/>
+      </w:pPr>
+      <w:r>
+        <w:t>Quick Reference Table — Primary Lesions</w:t>
+      </w:r>
+    </w:p>
+    <w:tbl>
+      <w:tblPr>
+        <w:tblStyle w:val="TableGrid"/>
+        <w:tblW w:type="auto" w:w="0"/>
+        <w:tblLook w:firstColumn="1" w:firstRow="1" w:lastColumn="0" w:lastRow="0" w:noHBand="0" w:noVBand="1" w:val="04A0"/>
+      </w:tblPr>
+      <w:tblGrid>
+        <w:gridCol w:w="1872"/>
+        <w:gridCol w:w="1872"/>
+        <w:gridCol w:w="1872"/>
+        <w:gridCol w:w="1872"/>
+        <w:gridCol w:w="1872"/>
+      </w:tblGrid>
+      <w:tr>
+        <w:tc>
+          <w:tcPr>
+            <w:tcW w:type="dxa" w:w="1872"/>
+            <w:shd w:val="clear" w:color="auto" w:fill="1F3964"/>
+          </w:tcPr>
+          <w:p>
+            <w:r>
+              <w:rPr>
+                <w:b/>
+                <w:color w:val="FFFFFF"/>
+              </w:rPr>
+              <w:t>Lesion</w:t>
+            </w:r>
+          </w:p>
+        </w:tc>
+        <w:tc>
+          <w:tcPr>
+            <w:tcW w:type="dxa" w:w="1872"/>
+            <w:shd w:val="clear" w:color="auto" w:fill="1F3964"/>
+          </w:tcPr>
+          <w:p>
+            <w:r>
+              <w:rPr>
+                <w:b/>
+                <w:color w:val="FFFFFF"/>
+              </w:rPr>
+              <w:t>Size</w:t>
+            </w:r>
+          </w:p>
+        </w:tc>
+        <w:tc>
+          <w:tcPr>
+            <w:tcW w:type="dxa" w:w="1872"/>
+            <w:shd w:val="clear" w:color="auto" w:fill="1F3964"/>
+          </w:tcPr>
+          <w:p>
+            <w:r>
+              <w:rPr>
+                <w:b/>
+                <w:color w:val="FFFFFF"/>
+              </w:rPr>
+              <w:t>Fluid</w:t>
+            </w:r>
+          </w:p>
+        </w:tc>
+        <w:tc>
+          <w:tcPr>
+            <w:tcW w:type="dxa" w:w="1872"/>
+            <w:shd w:val="clear" w:color="auto" w:fill="1F3964"/>
+          </w:tcPr>
+          <w:p>
+            <w:r>
+              <w:rPr>
+                <w:b/>
+                <w:color w:val="FFFFFF"/>
+              </w:rPr>
+              <w:t>Depth</w:t>
+            </w:r>
+          </w:p>
+        </w:tc>
+        <w:tc>
+          <w:tcPr>
+            <w:tcW w:type="dxa" w:w="1872"/>
+            <w:shd w:val="clear" w:color="auto" w:fill="1F3964"/>
+          </w:tcPr>
+          <w:p>
+            <w:r>
+              <w:rPr>
+                <w:b/>
+                <w:color w:val="FFFFFF"/>
+              </w:rPr>
+              <w:t>Examples</w:t>
+            </w:r>
+          </w:p>
+        </w:tc>
+      </w:tr>
+      <w:tr>
+        <w:tc>
+          <w:tcPr>
+            <w:tcW w:type="dxa" w:w="1872"/>
+          </w:tcPr>
+          <w:p>
+            <w:r>
+              <w:rPr>
+                <w:b/>
+              </w:rPr>
+              <w:t>Macule</w:t>
+            </w:r>
+          </w:p>
+        </w:tc>
+        <w:tc>
+          <w:tcPr>
+            <w:tcW w:type="dxa" w:w="1872"/>
+          </w:tcPr>
+          <w:p>
+            <w:r>
+              <w:t>&lt; 1 cm</w:t>
+            </w:r>
+          </w:p>
+        </w:tc>
+        <w:tc>
+          <w:tcPr>
+            <w:tcW w:type="dxa" w:w="1872"/>
+          </w:tcPr>
+          <w:p>
+            <w:r>
+              <w:t>No</w:t>
+            </w:r>
+          </w:p>
+        </w:tc>
+        <w:tc>
+          <w:tcPr>
+            <w:tcW w:type="dxa" w:w="1872"/>
+          </w:tcPr>
+          <w:p>
+            <w:r>
+              <w:t>Flat</w:t>
+            </w:r>
+          </w:p>
+        </w:tc>
+        <w:tc>
+          <w:tcPr>
+            <w:tcW w:type="dxa" w:w="1872"/>
+          </w:tcPr>
+          <w:p>
+            <w:r>
+              <w:t>Vitiligo spot</w:t>
+            </w:r>
+          </w:p>
+        </w:tc>
+      </w:tr>
+      <w:tr>
+        <w:tc>
+          <w:tcPr>
+            <w:tcW w:type="dxa" w:w="1872"/>
+            <w:shd w:val="clear" w:color="auto" w:fill="DCE6F1"/>
+          </w:tcPr>
+          <w:p>
+            <w:r>
+              <w:rPr>
+                <w:b/>
+              </w:rPr>
+              <w:t>Patch</w:t>
+            </w:r>
+          </w:p>
+        </w:tc>
+        <w:tc>
+          <w:tcPr>
+            <w:tcW w:type="dxa" w:w="1872"/>
+            <w:shd w:val="clear" w:color="auto" w:fill="DCE6F1"/>
+          </w:tcPr>
+          <w:p>
+            <w:r>
+              <w:t>&gt; 1 cm</w:t>
+            </w:r>
+          </w:p>
+        </w:tc>
+        <w:tc>
+          <w:tcPr>
+            <w:tcW w:type="dxa" w:w="1872"/>
+            <w:shd w:val="clear" w:color="auto" w:fill="DCE6F1"/>
+          </w:tcPr>
+          <w:p>
+            <w:r>
+              <w:t>No</w:t>
+            </w:r>
+          </w:p>
+        </w:tc>
+        <w:tc>
+          <w:tcPr>
+            <w:tcW w:type="dxa" w:w="1872"/>
+            <w:shd w:val="clear" w:color="auto" w:fill="DCE6F1"/>
+          </w:tcPr>
+          <w:p>
+            <w:r>
+              <w:t>Flat</w:t>
+            </w:r>
+          </w:p>
+        </w:tc>
+        <w:tc>
+          <w:tcPr>
+            <w:tcW w:type="dxa" w:w="1872"/>
+            <w:shd w:val="clear" w:color="auto" w:fill="DCE6F1"/>
+          </w:tcPr>
+          <w:p>
+            <w:r>
+              <w:t>Vitiligo patch</w:t>
+            </w:r>
+          </w:p>
+        </w:tc>
+      </w:tr>
+      <w:tr>
+        <w:tc>
+          <w:tcPr>
+            <w:tcW w:type="dxa" w:w="1872"/>
+          </w:tcPr>
+          <w:p>
+            <w:r>
+              <w:rPr>
+                <w:b/>
+              </w:rPr>
+              <w:t>Papule</w:t>
+            </w:r>
+          </w:p>
+        </w:tc>
+        <w:tc>
+          <w:tcPr>
+            <w:tcW w:type="dxa" w:w="1872"/>
+          </w:tcPr>
+          <w:p>
+            <w:r>
+              <w:t>&lt; 1 cm</w:t>
+            </w:r>
+          </w:p>
+        </w:tc>
+        <w:tc>
+          <w:tcPr>
+            <w:tcW w:type="dxa" w:w="1872"/>
+          </w:tcPr>
+          <w:p>
+            <w:r>
+              <w:t>No</w:t>
+            </w:r>
+          </w:p>
+        </w:tc>
+        <w:tc>
+          <w:tcPr>
+            <w:tcW w:type="dxa" w:w="1872"/>
+          </w:tcPr>
+          <w:p>
+            <w:r>
+              <w:t>Superficial</w:t>
+            </w:r>
+          </w:p>
+        </w:tc>
+        <w:tc>
+          <w:tcPr>
+            <w:tcW w:type="dxa" w:w="1872"/>
+          </w:tcPr>
+          <w:p>
+            <w:r>
+              <w:t>Lichen Planus, Wart</w:t>
+            </w:r>
+          </w:p>
+        </w:tc>
+      </w:tr>
+      <w:tr>
+        <w:tc>
+          <w:tcPr>
+            <w:tcW w:type="dxa" w:w="1872"/>
+            <w:shd w:val="clear" w:color="auto" w:fill="DCE6F1"/>
+          </w:tcPr>
+          <w:p>
+            <w:r>
+              <w:rPr>
+                <w:b/>
+              </w:rPr>
+              <w:t>Plaque</w:t>
+            </w:r>
+          </w:p>
+        </w:tc>
+        <w:tc>
+          <w:tcPr>
+            <w:tcW w:type="dxa" w:w="1872"/>
+            <w:shd w:val="clear" w:color="auto" w:fill="DCE6F1"/>
+          </w:tcPr>
+          <w:p>
+            <w:r>
+              <w:t>&gt; 1 cm</w:t>
+            </w:r>
+          </w:p>
+        </w:tc>
+        <w:tc>
+          <w:tcPr>
+            <w:tcW w:type="dxa" w:w="1872"/>
+            <w:shd w:val="clear" w:color="auto" w:fill="DCE6F1"/>
+          </w:tcPr>
+          <w:p>
+            <w:r>
+              <w:t>No</w:t>
+            </w:r>
+          </w:p>
+        </w:tc>
+        <w:tc>
+          <w:tcPr>
+            <w:tcW w:type="dxa" w:w="1872"/>
+            <w:shd w:val="clear" w:color="auto" w:fill="DCE6F1"/>
+          </w:tcPr>
+          <w:p>
+            <w:r>
+              <w:t>Superficial</w:t>
+            </w:r>
+          </w:p>
+        </w:tc>
+        <w:tc>
+          <w:tcPr>
+            <w:tcW w:type="dxa" w:w="1872"/>
+            <w:shd w:val="clear" w:color="auto" w:fill="DCE6F1"/>
+          </w:tcPr>
+          <w:p>
+            <w:r>
+              <w:t>Psoriasis</w:t>
+            </w:r>
+          </w:p>
+        </w:tc>
+      </w:tr>
+      <w:tr>
+        <w:tc>
+          <w:tcPr>
+            <w:tcW w:type="dxa" w:w="1872"/>
+          </w:tcPr>
+          <w:p>
+            <w:r>
+              <w:rPr>
+                <w:b/>
+              </w:rPr>
+              <w:t>Nodule</w:t>
+            </w:r>
+          </w:p>
+        </w:tc>
+        <w:tc>
+          <w:tcPr>
+            <w:tcW w:type="dxa" w:w="1872"/>
+          </w:tcPr>
+          <w:p>
+            <w:r>
+              <w:t>Any</w:t>
+            </w:r>
+          </w:p>
+        </w:tc>
+        <w:tc>
+          <w:tcPr>
+            <w:tcW w:type="dxa" w:w="1872"/>
+          </w:tcPr>
+          <w:p>
+            <w:r>
+              <w:t>No</w:t>
+            </w:r>
+          </w:p>
+        </w:tc>
+        <w:tc>
+          <w:tcPr>
+            <w:tcW w:type="dxa" w:w="1872"/>
+          </w:tcPr>
+          <w:p>
+            <w:r>
+              <w:t>Deep (dermis/SC)</w:t>
+            </w:r>
+          </w:p>
+        </w:tc>
+        <w:tc>
+          <w:tcPr>
+            <w:tcW w:type="dxa" w:w="1872"/>
+          </w:tcPr>
+          <w:p>
+            <w:r>
+              <w:t>Dermatofibroma</w:t>
+            </w:r>
+          </w:p>
+        </w:tc>
+      </w:tr>
+      <w:tr>
+        <w:tc>
+          <w:tcPr>
+            <w:tcW w:type="dxa" w:w="1872"/>
+            <w:shd w:val="clear" w:color="auto" w:fill="DCE6F1"/>
+          </w:tcPr>
+          <w:p>
+            <w:r>
+              <w:rPr>
+                <w:b/>
+              </w:rPr>
+              <w:t>Wheal</w:t>
+            </w:r>
+          </w:p>
+        </w:tc>
+        <w:tc>
+          <w:tcPr>
+            <w:tcW w:type="dxa" w:w="1872"/>
+            <w:shd w:val="clear" w:color="auto" w:fill="DCE6F1"/>
+          </w:tcPr>
+          <w:p>
+            <w:r>
+              <w:t>Any</w:t>
+            </w:r>
+          </w:p>
+        </w:tc>
+        <w:tc>
+          <w:tcPr>
+            <w:tcW w:type="dxa" w:w="1872"/>
+            <w:shd w:val="clear" w:color="auto" w:fill="DCE6F1"/>
+          </w:tcPr>
+          <w:p>
+            <w:r>
+              <w:t>Oedema</w:t>
+            </w:r>
+          </w:p>
+        </w:tc>
+        <w:tc>
+          <w:tcPr>
+            <w:tcW w:type="dxa" w:w="1872"/>
+            <w:shd w:val="clear" w:color="auto" w:fill="DCE6F1"/>
+          </w:tcPr>
+          <w:p>
+            <w:r>
+              <w:t>Transient</w:t>
+            </w:r>
+          </w:p>
+        </w:tc>
+        <w:tc>
+          <w:tcPr>
+            <w:tcW w:type="dxa" w:w="1872"/>
+            <w:shd w:val="clear" w:color="auto" w:fill="DCE6F1"/>
+          </w:tcPr>
+          <w:p>
+            <w:r>
+              <w:t>Urticaria</w:t>
+            </w:r>
+          </w:p>
+        </w:tc>
+      </w:tr>
+      <w:tr>
+        <w:tc>
+          <w:tcPr>
+            <w:tcW w:type="dxa" w:w="1872"/>
+          </w:tcPr>
+          <w:p>
+            <w:r>
+              <w:rPr>
+                <w:b/>
+              </w:rPr>
+              <w:t>Vesicle</w:t>
+            </w:r>
+          </w:p>
+        </w:tc>
+        <w:tc>
+          <w:tcPr>
+            <w:tcW w:type="dxa" w:w="1872"/>
+          </w:tcPr>
+          <w:p>
+            <w:r>
+              <w:t>&lt; 1 cm</w:t>
+            </w:r>
+          </w:p>
+        </w:tc>
+        <w:tc>
+          <w:tcPr>
+            <w:tcW w:type="dxa" w:w="1872"/>
+          </w:tcPr>
+          <w:p>
+            <w:r>
+              <w:t>Serous</w:t>
+            </w:r>
+          </w:p>
+        </w:tc>
+        <w:tc>
+          <w:tcPr>
+            <w:tcW w:type="dxa" w:w="1872"/>
+          </w:tcPr>
+          <w:p>
+            <w:r>
+              <w:t>Superficial</w:t>
+            </w:r>
+          </w:p>
+        </w:tc>
+        <w:tc>
+          <w:tcPr>
+            <w:tcW w:type="dxa" w:w="1872"/>
+          </w:tcPr>
+          <w:p>
+            <w:r>
+              <w:t>Chickenpox, Herpes</w:t>
+            </w:r>
+          </w:p>
+        </w:tc>
+      </w:tr>
+      <w:tr>
+        <w:tc>
+          <w:tcPr>
+            <w:tcW w:type="dxa" w:w="1872"/>
+            <w:shd w:val="clear" w:color="auto" w:fill="DCE6F1"/>
+          </w:tcPr>
+          <w:p>
+            <w:r>
+              <w:rPr>
+                <w:b/>
+              </w:rPr>
+              <w:t>Bulla</w:t>
+            </w:r>
+          </w:p>
+        </w:tc>
+        <w:tc>
+          <w:tcPr>
+            <w:tcW w:type="dxa" w:w="1872"/>
+            <w:shd w:val="clear" w:color="auto" w:fill="DCE6F1"/>
+          </w:tcPr>
+          <w:p>
+            <w:r>
+              <w:t>&gt; 1 cm</w:t>
+            </w:r>
+          </w:p>
+        </w:tc>
+        <w:tc>
+          <w:tcPr>
+            <w:tcW w:type="dxa" w:w="1872"/>
+            <w:shd w:val="clear" w:color="auto" w:fill="DCE6F1"/>
+          </w:tcPr>
+          <w:p>
+            <w:r>
+              <w:t>Serous</w:t>
+            </w:r>
+          </w:p>
+        </w:tc>
+        <w:tc>
+          <w:tcPr>
+            <w:tcW w:type="dxa" w:w="1872"/>
+            <w:shd w:val="clear" w:color="auto" w:fill="DCE6F1"/>
+          </w:tcPr>
+          <w:p>
+            <w:r>
+              <w:t>Superficial</w:t>
+            </w:r>
+          </w:p>
+        </w:tc>
+        <w:tc>
+          <w:tcPr>
+            <w:tcW w:type="dxa" w:w="1872"/>
+            <w:shd w:val="clear" w:color="auto" w:fill="DCE6F1"/>
+          </w:tcPr>
+          <w:p>
+            <w:r>
+              <w:t>Bullous Pemphigoid</w:t>
+            </w:r>
+          </w:p>
+        </w:tc>
+      </w:tr>
+      <w:tr>
+        <w:tc>
+          <w:tcPr>
+            <w:tcW w:type="dxa" w:w="1872"/>
+          </w:tcPr>
+          <w:p>
+            <w:r>
+              <w:rPr>
+                <w:b/>
+              </w:rPr>
+              <w:t>Pustule</w:t>
+            </w:r>
+          </w:p>
+        </w:tc>
+        <w:tc>
+          <w:tcPr>
+            <w:tcW w:type="dxa" w:w="1872"/>
+          </w:tcPr>
+          <w:p>
+            <w:r>
+              <w:t>Any</w:t>
+            </w:r>
+          </w:p>
+        </w:tc>
+        <w:tc>
+          <w:tcPr>
+            <w:tcW w:type="dxa" w:w="1872"/>
+          </w:tcPr>
+          <w:p>
+            <w:r>
+              <w:t>Pus</w:t>
+            </w:r>
+          </w:p>
+        </w:tc>
+        <w:tc>
+          <w:tcPr>
+            <w:tcW w:type="dxa" w:w="1872"/>
+          </w:tcPr>
+          <w:p>
+            <w:r>
+              <w:t>Any</w:t>
+            </w:r>
+          </w:p>
+        </w:tc>
+        <w:tc>
+          <w:tcPr>
+            <w:tcW w:type="dxa" w:w="1872"/>
+          </w:tcPr>
+          <w:p>
+            <w:r>
+              <w:t>Acne, Pustular Psoriasis</w:t>
+            </w:r>
+          </w:p>
+        </w:tc>
+      </w:tr>
+    </w:tbl>
+    <w:p/>
+    <w:p>
+      <w:pPr>
+        <w:pStyle w:val="Heading4"/>
+      </w:pPr>
+      <w:r>
+        <w:t>Psoriasis Disease Summary</w:t>
+      </w:r>
+    </w:p>
+    <w:tbl>
+      <w:tblPr>
+        <w:tblStyle w:val="TableGrid"/>
+        <w:tblW w:type="auto" w:w="0"/>
+        <w:tblLook w:firstColumn="1" w:firstRow="1" w:lastColumn="0" w:lastRow="0" w:noHBand="0" w:noVBand="1" w:val="04A0"/>
+      </w:tblPr>
+      <w:tblGrid>
+        <w:gridCol w:w="4680"/>
+        <w:gridCol w:w="4680"/>
+      </w:tblGrid>
+      <w:tr>
+        <w:tc>
+          <w:tcPr>
+            <w:tcW w:type="dxa" w:w="4680"/>
+            <w:shd w:val="clear" w:color="auto" w:fill="1F3964"/>
+          </w:tcPr>
+          <w:p>
+            <w:r>
+              <w:rPr>
+                <w:b/>
+                <w:color w:val="FFFFFF"/>
+              </w:rPr>
+              <w:t>Feature</w:t>
+            </w:r>
+          </w:p>
+        </w:tc>
+        <w:tc>
+          <w:tcPr>
+            <w:tcW w:type="dxa" w:w="4680"/>
+            <w:shd w:val="clear" w:color="auto" w:fill="1F3964"/>
+          </w:tcPr>
+          <w:p>
+            <w:r>
+              <w:rPr>
+                <w:b/>
+                <w:color w:val="FFFFFF"/>
+              </w:rPr>
+              <w:t>Detail</w:t>
+            </w:r>
+          </w:p>
+        </w:tc>
+      </w:tr>
+      <w:tr>
+        <w:tc>
+          <w:tcPr>
+            <w:tcW w:type="dxa" w:w="4680"/>
+          </w:tcPr>
+          <w:p>
+            <w:r>
+              <w:rPr>
+                <w:b/>
+              </w:rPr>
+              <w:t>Prevalence</w:t>
+            </w:r>
+          </w:p>
+        </w:tc>
+        <w:tc>
+          <w:tcPr>
+            <w:tcW w:type="dxa" w:w="4680"/>
+          </w:tcPr>
+          <w:p>
+            <w:r>
+              <w:t>2% world population</w:t>
+            </w:r>
+          </w:p>
+        </w:tc>
+      </w:tr>
+      <w:tr>
+        <w:tc>
+          <w:tcPr>
+            <w:tcW w:type="dxa" w:w="4680"/>
+            <w:shd w:val="clear" w:color="auto" w:fill="DCE6F1"/>
+          </w:tcPr>
+          <w:p>
+            <w:r>
+              <w:rPr>
+                <w:b/>
+              </w:rPr>
+              <w:t>Peak Age</w:t>
+            </w:r>
+          </w:p>
+        </w:tc>
+        <w:tc>
+          <w:tcPr>
+            <w:tcW w:type="dxa" w:w="4680"/>
+            <w:shd w:val="clear" w:color="auto" w:fill="DCE6F1"/>
+          </w:tcPr>
+          <w:p>
+            <w:r>
+              <w:t>20–30 (early) or 50–60 (late)</w:t>
+            </w:r>
+          </w:p>
+        </w:tc>
+      </w:tr>
+      <w:tr>
+        <w:tc>
+          <w:tcPr>
+            <w:tcW w:type="dxa" w:w="4680"/>
+          </w:tcPr>
+          <w:p>
+            <w:r>
+              <w:rPr>
+                <w:b/>
+              </w:rPr>
+              <w:t>Sex</w:t>
+            </w:r>
+          </w:p>
+        </w:tc>
+        <w:tc>
+          <w:tcPr>
+            <w:tcW w:type="dxa" w:w="4680"/>
+          </w:tcPr>
+          <w:p>
+            <w:r>
+              <w:t>Equal M = F</w:t>
+            </w:r>
+          </w:p>
+        </w:tc>
+      </w:tr>
+      <w:tr>
+        <w:tc>
+          <w:tcPr>
+            <w:tcW w:type="dxa" w:w="4680"/>
+            <w:shd w:val="clear" w:color="auto" w:fill="DCE6F1"/>
+          </w:tcPr>
+          <w:p>
+            <w:r>
+              <w:rPr>
+                <w:b/>
+              </w:rPr>
+              <w:t>Primary Lesion</w:t>
+            </w:r>
+          </w:p>
+        </w:tc>
+        <w:tc>
+          <w:tcPr>
+            <w:tcW w:type="dxa" w:w="4680"/>
+            <w:shd w:val="clear" w:color="auto" w:fill="DCE6F1"/>
+          </w:tcPr>
+          <w:p>
+            <w:r>
+              <w:t>Erythematous Plaque with silvery-white scales</w:t>
+            </w:r>
+          </w:p>
+        </w:tc>
+      </w:tr>
+      <w:tr>
+        <w:tc>
+          <w:tcPr>
+            <w:tcW w:type="dxa" w:w="4680"/>
+          </w:tcPr>
+          <w:p>
+            <w:r>
+              <w:rPr>
+                <w:b/>
+              </w:rPr>
+              <w:t>Classic Sites</w:t>
+            </w:r>
+          </w:p>
+        </w:tc>
+        <w:tc>
+          <w:tcPr>
+            <w:tcW w:type="dxa" w:w="4680"/>
+          </w:tcPr>
+          <w:p>
+            <w:r>
+              <w:t>Elbows, Knees, Perisacral</w:t>
+            </w:r>
+          </w:p>
+        </w:tc>
+      </w:tr>
+      <w:tr>
+        <w:tc>
+          <w:tcPr>
+            <w:tcW w:type="dxa" w:w="4680"/>
+            <w:shd w:val="clear" w:color="auto" w:fill="DCE6F1"/>
+          </w:tcPr>
+          <w:p>
+            <w:r>
+              <w:rPr>
+                <w:b/>
+              </w:rPr>
+              <w:t>Pathognomonic Sign</w:t>
+            </w:r>
+          </w:p>
+        </w:tc>
+        <w:tc>
+          <w:tcPr>
+            <w:tcW w:type="dxa" w:w="4680"/>
+            <w:shd w:val="clear" w:color="auto" w:fill="DCE6F1"/>
+          </w:tcPr>
+          <w:p>
+            <w:r>
+              <w:t>Auspitz sign</w:t>
+            </w:r>
+          </w:p>
+        </w:tc>
+      </w:tr>
+      <w:tr>
+        <w:tc>
+          <w:tcPr>
+            <w:tcW w:type="dxa" w:w="4680"/>
+          </w:tcPr>
+          <w:p>
+            <w:r>
+              <w:rPr>
+                <w:b/>
+              </w:rPr>
+              <w:t>Key Histology</w:t>
+            </w:r>
+          </w:p>
+        </w:tc>
+        <w:tc>
+          <w:tcPr>
+            <w:tcW w:type="dxa" w:w="4680"/>
+          </w:tcPr>
+          <w:p>
+            <w:r>
+              <w:t>Parakeratosis, absent granular layer, regular acanthosis, suprapapillary thinning, Munro microabscesses</w:t>
+            </w:r>
+          </w:p>
+        </w:tc>
+      </w:tr>
+      <w:tr>
+        <w:tc>
+          <w:tcPr>
+            <w:tcW w:type="dxa" w:w="4680"/>
+            <w:shd w:val="clear" w:color="auto" w:fill="DCE6F1"/>
+          </w:tcPr>
+          <w:p>
+            <w:r>
+              <w:rPr>
+                <w:b/>
+              </w:rPr>
+              <w:t>Key HLAs</w:t>
+            </w:r>
+          </w:p>
+        </w:tc>
+        <w:tc>
+          <w:tcPr>
+            <w:tcW w:type="dxa" w:w="4680"/>
+            <w:shd w:val="clear" w:color="auto" w:fill="DCE6F1"/>
+          </w:tcPr>
+          <w:p>
+            <w:r>
+              <w:t>Cw6 (early onset), B27 (PsA + Pustular)</w:t>
+            </w:r>
+          </w:p>
+        </w:tc>
+      </w:tr>
+      <w:tr>
+        <w:tc>
+          <w:tcPr>
+            <w:tcW w:type="dxa" w:w="4680"/>
+          </w:tcPr>
+          <w:p>
+            <w:r>
+              <w:rPr>
+                <w:b/>
+              </w:rPr>
+              <w:t>Contraindicated Drug</w:t>
+            </w:r>
+          </w:p>
+        </w:tc>
+        <w:tc>
+          <w:tcPr>
+            <w:tcW w:type="dxa" w:w="4680"/>
+          </w:tcPr>
+          <w:p>
+            <w:r>
+              <w:t>Systemic corticosteroids</w:t>
+            </w:r>
+          </w:p>
+        </w:tc>
+      </w:tr>
+      <w:tr>
+        <w:tc>
+          <w:tcPr>
+            <w:tcW w:type="dxa" w:w="4680"/>
+            <w:shd w:val="clear" w:color="auto" w:fill="DCE6F1"/>
+          </w:tcPr>
+          <w:p>
+            <w:r>
+              <w:rPr>
+                <w:b/>
+              </w:rPr>
+              <w:t>T-cells</w:t>
+            </w:r>
+          </w:p>
+        </w:tc>
+        <w:tc>
+          <w:tcPr>
+            <w:tcW w:type="dxa" w:w="4680"/>
+            <w:shd w:val="clear" w:color="auto" w:fill="DCE6F1"/>
+          </w:tcPr>
+          <w:p>
+            <w:r>
+              <w:t>Th1, Th17, Th22</w:t>
+            </w:r>
+          </w:p>
+        </w:tc>
+      </w:tr>
+      <w:tr>
+        <w:tc>
+          <w:tcPr>
+            <w:tcW w:type="dxa" w:w="4680"/>
+          </w:tcPr>
+          <w:p>
+            <w:r>
+              <w:rPr>
+                <w:b/>
+              </w:rPr>
+              <w:t>Key Cytokine</w:t>
+            </w:r>
+          </w:p>
+        </w:tc>
+        <w:tc>
+          <w:tcPr>
+            <w:tcW w:type="dxa" w:w="4680"/>
+          </w:tcPr>
+          <w:p>
+            <w:r>
+              <w:t>TNF-α (most important), IL-17, IL-22</w:t>
+            </w:r>
+          </w:p>
+        </w:tc>
+      </w:tr>
+      <w:tr>
+        <w:tc>
+          <w:tcPr>
+            <w:tcW w:type="dxa" w:w="4680"/>
+            <w:shd w:val="clear" w:color="auto" w:fill="DCE6F1"/>
+          </w:tcPr>
+          <w:p>
+            <w:r>
+              <w:rPr>
+                <w:b/>
+              </w:rPr>
+              <w:t>Biologics</w:t>
+            </w:r>
+          </w:p>
+        </w:tc>
+        <w:tc>
+          <w:tcPr>
+            <w:tcW w:type="dxa" w:w="4680"/>
+            <w:shd w:val="clear" w:color="auto" w:fill="DCE6F1"/>
+          </w:tcPr>
+          <w:p>
+            <w:r>
+              <w:t>Infliximab/Adalimumab/Etanercept (anti-TNF), Secukinumab (anti-IL17), Ustekinumab (anti-IL12/23)</w:t>
+            </w:r>
+          </w:p>
+        </w:tc>
+      </w:tr>
+      <w:tr>
+        <w:tc>
+          <w:tcPr>
+            <w:tcW w:type="dxa" w:w="4680"/>
+          </w:tcPr>
+          <w:p>
+            <w:r>
+              <w:rPr>
+                <w:b/>
+              </w:rPr>
+              <w:t>Types Mnemonic</w:t>
+            </w:r>
+          </w:p>
+        </w:tc>
+        <w:tc>
+          <w:tcPr>
+            <w:tcW w:type="dxa" w:w="4680"/>
+          </w:tcPr>
+          <w:p>
+            <w:r>
+              <w:t>4-7-2-8</w:t>
+            </w:r>
+          </w:p>
+        </w:tc>
+      </w:tr>
+    </w:tbl>
+    <w:p/>
+    <w:p>
+      <w:pPr>
+        <w:pStyle w:val="Heading3"/>
+      </w:pPr>
+      <w:r>
+        <w:t>Translated &amp; Tidied Audio Transcript</w:t>
+      </w:r>
+    </w:p>
+    <w:p>
+      <w:pPr/>
+      <w:r>
+        <w:rPr>
+          <w:b/>
+        </w:rPr>
+        <w:t xml:space="preserve">Dr. Eman:  </w:t>
+      </w:r>
+      <w:r>
+        <w:t xml:space="preserve">Let me summarise Histopathology for Dr. Shaimaa. From the Etiopathogenesis: TNF-alpha → rapid keratinocyte proliferation → cells reach corneum with nuclei still present = </w:t>
+      </w:r>
+      <w:r>
+        <w:rPr>
+          <w:b/>
+        </w:rPr>
+        <w:t>Parakeratosis.</w:t>
+      </w:r>
+      <w:r>
+        <w:t xml:space="preserve"> Speed means no time for Stratum Granulosum = </w:t>
+      </w:r>
+      <w:r>
+        <w:rPr>
+          <w:b/>
+        </w:rPr>
+        <w:t>Absence of Granular Layer.</w:t>
+      </w:r>
+      <w:r>
+        <w:t xml:space="preserve"> Acanthosis (proliferation of Spinous layer) forms the test-tube/clubbing shape = </w:t>
+      </w:r>
+      <w:r>
+        <w:rPr>
+          <w:b/>
+        </w:rPr>
+        <w:t>Regular Acanthosis.</w:t>
+      </w:r>
+      <w:r>
+        <w:t xml:space="preserve"> Epidermis above dermal papillae becomes thin = </w:t>
+      </w:r>
+      <w:r>
+        <w:rPr>
+          <w:b/>
+        </w:rPr>
+        <w:t>Suprapapillary Thinning</w:t>
+      </w:r>
+      <w:r>
+        <w:t xml:space="preserve"> → Auspitz sign. Lymphocytes in epidermis = </w:t>
+      </w:r>
+      <w:r>
+        <w:rPr>
+          <w:b/>
+        </w:rPr>
+        <w:t>Exocytosis.</w:t>
+      </w:r>
+      <w:r>
+        <w:t xml:space="preserve"> IL-17 → Neutrophils → </w:t>
+      </w:r>
+      <w:r>
+        <w:rPr>
+          <w:b/>
+        </w:rPr>
+        <w:t>Munro microabscesses</w:t>
+      </w:r>
+      <w:r>
+        <w:t xml:space="preserve"> (small, always present in all types) → if huge → </w:t>
+      </w:r>
+      <w:r>
+        <w:rPr>
+          <w:b/>
+        </w:rPr>
+        <w:t>Kogoj → Pustular Psoriasis.</w:t>
+      </w:r>
+      <w:r>
+        <w:t xml:space="preserve"> Dermis: dilated tortuous blood vessels, oedema at papillae tips, mixed perivascular infiltrate.</w:t>
+      </w:r>
+    </w:p>
+    <w:p>
+      <w:pPr/>
+      <w:r>
+        <w:rPr>
+          <w:b/>
+        </w:rPr>
+        <w:t xml:space="preserve">Student:  </w:t>
+      </w:r>
+      <w:r>
+        <w:t>Is CD8 also involved in Psoriasis?</w:t>
+      </w:r>
+    </w:p>
+    <w:p>
+      <w:pPr/>
+      <w:r>
+        <w:rPr>
+          <w:b/>
+        </w:rPr>
+        <w:t xml:space="preserve">Dr. Eman:  </w:t>
+      </w:r>
+      <w:r>
+        <w:t xml:space="preserve">No. </w:t>
+      </w:r>
+      <w:r>
+        <w:rPr>
+          <w:b/>
+        </w:rPr>
+        <w:t>T-Helper ONLY.</w:t>
+      </w:r>
+      <w:r>
+        <w:t xml:space="preserve"> Th1, Th17, Th22. No CD8 involvement. T-cytotoxic is not part of Psoriasis pathogenesis. Don't confuse yourself.</w:t>
+      </w:r>
+    </w:p>
+    <w:p>
+      <w:pPr/>
+      <w:r>
+        <w:rPr>
+          <w:b/>
+        </w:rPr>
+        <w:t xml:space="preserve">Dr. Eman:  </w:t>
+      </w:r>
+      <w:r>
+        <w:t>The exam questions in SCE/EBDV are case-based — they describe a clinical scenario and ask about Etiopathogenesis, genes, biologics, interleukins. They test whether you are a thinking clinician, not whether you memorised "itchy or not itchy." Understand the mechanism — everything else follows from that.</w:t>
+      </w:r>
+    </w:p>
     <w:sectPr>
       <w:pgSz w:w="12240" w:h="15840"/>
       <w:pgMar w:top="1440" w:right="1440" w:bottom="1440" w:left="1440" w:header="720" w:footer="720" w:gutter="0"/>

--- a/Lec1-5_Derm_Study_Guide.docx
+++ b/Lec1-5_Derm_Study_Guide.docx
@@ -37798,6 +37798,8752 @@
       </w:r>
       <w:r>
         <w:t>The exam questions in SCE/EBDV are case-based — they describe a clinical scenario and ask about Etiopathogenesis, genes, biologics, interleukins. They test whether you are a thinking clinician, not whether you memorised "itchy or not itchy." Understand the mechanism — everything else follows from that.</w:t>
+      </w:r>
+    </w:p>
+    <w:p>
+      <w:pPr>
+        <w:pStyle w:val="Heading1"/>
+      </w:pPr>
+      <w:r>
+        <w:t>Lecture 4: Psoriasis Part 2 — Variants, Nail, Arthritis, Severity &amp; Topical Therapy</w:t>
+      </w:r>
+    </w:p>
+    <w:p>
+      <w:pPr>
+        <w:pStyle w:val="Heading2"/>
+      </w:pPr>
+      <w:r>
+        <w:t>1. Recap — Psoriasis Classification (4-7-2-8)</w:t>
+      </w:r>
+    </w:p>
+    <w:p>
+      <w:pPr>
+        <w:pStyle w:val="Heading3"/>
+      </w:pPr>
+      <w:r>
+        <w:t>Summary</w:t>
+      </w:r>
+    </w:p>
+    <w:p>
+      <w:pPr/>
+      <w:r>
+        <w:t xml:space="preserve">Before covering new material, Dr. Eman reviewed the </w:t>
+      </w:r>
+      <w:r>
+        <w:rPr>
+          <w:b/>
+        </w:rPr>
+        <w:t>4-7-2-8 framework</w:t>
+      </w:r>
+      <w:r>
+        <w:t xml:space="preserve"> from Lecture 3:</w:t>
+      </w:r>
+    </w:p>
+    <w:p>
+      <w:pPr>
+        <w:pStyle w:val="ListBullet"/>
+        <w:ind w:left="340"/>
+      </w:pPr>
+      <w:r>
+        <w:rPr>
+          <w:b/>
+        </w:rPr>
+        <w:t>4 Major types:</w:t>
+      </w:r>
+      <w:r>
+        <w:t xml:space="preserve"> Psoriasis Vulgaris, Guttate, Erythrodermic, Pustular</w:t>
+      </w:r>
+    </w:p>
+    <w:p>
+      <w:pPr>
+        <w:pStyle w:val="ListBullet"/>
+        <w:ind w:left="340"/>
+      </w:pPr>
+      <w:r>
+        <w:rPr>
+          <w:b/>
+        </w:rPr>
+        <w:t>7 Site-specific types:</w:t>
+      </w:r>
+      <w:r>
+        <w:t xml:space="preserve"> Nail, Psoriatic Arthritis, Scalp, Palmoplantar, Mucosal, Flexural (Inverse), Penile</w:t>
+      </w:r>
+    </w:p>
+    <w:p>
+      <w:pPr>
+        <w:pStyle w:val="ListBullet"/>
+        <w:ind w:left="340"/>
+      </w:pPr>
+      <w:r>
+        <w:rPr>
+          <w:b/>
+        </w:rPr>
+        <w:t>2 Special considerations:</w:t>
+      </w:r>
+      <w:r>
+        <w:t xml:space="preserve"> Childhood Psoriasis, Unstable Psoriasis</w:t>
+      </w:r>
+    </w:p>
+    <w:p>
+      <w:pPr>
+        <w:pStyle w:val="ListBullet"/>
+        <w:ind w:left="340"/>
+      </w:pPr>
+      <w:r>
+        <w:rPr>
+          <w:b/>
+        </w:rPr>
+        <w:t>8 Rare morphological types:</w:t>
+      </w:r>
+      <w:r>
+        <w:t xml:space="preserve"> Rupioid, Elephantine, Ostraceous, Digital, Interdigital, Verrucous, Lichenoid, Follicular</w:t>
+      </w:r>
+    </w:p>
+    <w:p>
+      <w:pPr>
+        <w:pStyle w:val="ListBullet"/>
+      </w:pPr>
+      <w:r>
+        <w:rPr>
+          <w:b/>
+        </w:rPr>
+        <w:t>💡 Rare types — visual tip:</w:t>
+      </w:r>
+      <w:r>
+        <w:t xml:space="preserve"> Rupioid, Elephantine, and Ostraceous psoriasis all feature </w:t>
+      </w:r>
+      <w:r>
+        <w:rPr>
+          <w:b/>
+        </w:rPr>
+        <w:t>very thick, heaped-up scales</w:t>
+      </w:r>
+      <w:r>
+        <w:t xml:space="preserve"> on the plaque surface. Search each term on Google Images to recognise them visually.</w:t>
+      </w:r>
+    </w:p>
+    <w:p>
+      <w:pPr>
+        <w:pStyle w:val="Heading3"/>
+      </w:pPr>
+      <w:r>
+        <w:t>Translated &amp; Tidied Audio Transcript</w:t>
+      </w:r>
+    </w:p>
+    <w:p>
+      <w:pPr/>
+      <w:r>
+        <w:rPr>
+          <w:b/>
+        </w:rPr>
+        <w:t xml:space="preserve">Dr. Eman:  </w:t>
+      </w:r>
+      <w:r>
+        <w:t>Let us begin. The last thing we covered in the previous lecture were the Variants of Psoriasis. Can someone remind me of our classification numbers?</w:t>
+      </w:r>
+    </w:p>
+    <w:p>
+      <w:pPr/>
+      <w:r>
+        <w:rPr>
+          <w:b/>
+        </w:rPr>
+        <w:t xml:space="preserve">Student:  </w:t>
+      </w:r>
+      <w:r>
+        <w:t>4, 7, 2, 8.</w:t>
+      </w:r>
+    </w:p>
+    <w:p>
+      <w:pPr/>
+      <w:r>
+        <w:rPr>
+          <w:b/>
+        </w:rPr>
+        <w:t xml:space="preserve">Dr. Eman:  </w:t>
+      </w:r>
+      <w:r>
+        <w:t>Correct. The 4 major types: Psoriasis Vulgaris (the Classic type), Guttate, Erythrodermic, and Pustular Psoriasis. The 7 site-specific types: Nail, Psoriatic Arthritis, Scalp, Palmoplantar, Mucosal, Flexural, and Penile. The 2 special types: Childhood and Unstable Psoriasis. And the 8 rare types: Rupioid, Elephantine, Ostraceous, Digital, Interdigital, Verrucous, Lichenoid, and Follicular. For the rare types, I want you to open Google Images and look at each one — you will see they share very thick, heaped scales.</w:t>
+      </w:r>
+    </w:p>
+    <w:p>
+      <w:pPr>
+        <w:pStyle w:val="Heading2"/>
+      </w:pPr>
+      <w:r>
+        <w:t>2. Generalised Pustular Psoriasis — All Subtypes</w:t>
+      </w:r>
+    </w:p>
+    <w:p>
+      <w:pPr>
+        <w:pStyle w:val="Heading3"/>
+      </w:pPr>
+      <w:r>
+        <w:t>Summary</w:t>
+      </w:r>
+    </w:p>
+    <w:p>
+      <w:pPr/>
+      <w:r>
+        <w:t xml:space="preserve">Pustular psoriasis arises when </w:t>
+      </w:r>
+      <w:r>
+        <w:rPr>
+          <w:b/>
+        </w:rPr>
+        <w:t>Neutrophil infiltration dominates</w:t>
+      </w:r>
+      <w:r>
+        <w:t xml:space="preserve"> the histopathology. All forms of psoriasis contain small collections of neutrophils (Munro microabscesses), but when these enlarge to Kogoj spongiform pustules and become clinically visible, we have </w:t>
+      </w:r>
+      <w:r>
+        <w:rPr>
+          <w:b/>
+        </w:rPr>
+        <w:t>Pustular Psoriasis.</w:t>
+      </w:r>
+    </w:p>
+    <w:p>
+      <w:pPr>
+        <w:pStyle w:val="Heading4"/>
+      </w:pPr>
+      <w:r>
+        <w:t>Triggering Factors for Pustular Psoriasis (any type)</w:t>
+      </w:r>
+    </w:p>
+    <w:p>
+      <w:pPr>
+        <w:pStyle w:val="ListBullet"/>
+        <w:ind w:left="340"/>
+      </w:pPr>
+      <w:r>
+        <w:rPr>
+          <w:b/>
+        </w:rPr>
+        <w:t>Rapid tapering of systemic corticosteroids</w:t>
+      </w:r>
+      <w:r>
+        <w:t xml:space="preserve"> (most important — reason steroids are contraindicated)</w:t>
+      </w:r>
+    </w:p>
+    <w:p>
+      <w:pPr>
+        <w:pStyle w:val="ListBullet"/>
+        <w:ind w:left="340"/>
+      </w:pPr>
+      <w:r>
+        <w:rPr>
+          <w:b/>
+        </w:rPr>
+        <w:t>Pregnancy</w:t>
+      </w:r>
+    </w:p>
+    <w:p>
+      <w:pPr>
+        <w:pStyle w:val="ListBullet"/>
+        <w:ind w:left="340"/>
+      </w:pPr>
+      <w:r>
+        <w:rPr>
+          <w:b/>
+        </w:rPr>
+        <w:t>Hypocalcaemia</w:t>
+      </w:r>
+    </w:p>
+    <w:p>
+      <w:pPr>
+        <w:pStyle w:val="ListBullet"/>
+        <w:ind w:left="340"/>
+      </w:pPr>
+      <w:r>
+        <w:rPr>
+          <w:b/>
+        </w:rPr>
+        <w:t>Infection</w:t>
+      </w:r>
+    </w:p>
+    <w:p>
+      <w:pPr>
+        <w:pStyle w:val="ListBullet"/>
+        <w:ind w:left="340"/>
+      </w:pPr>
+      <w:r>
+        <w:rPr>
+          <w:b/>
+        </w:rPr>
+        <w:t>Topical irritants</w:t>
+      </w:r>
+      <w:r>
+        <w:t xml:space="preserve"> (e.g., Coal tar, if applied to inflamed skin)</w:t>
+      </w:r>
+    </w:p>
+    <w:p>
+      <w:pPr>
+        <w:pStyle w:val="Heading4"/>
+      </w:pPr>
+      <w:r>
+        <w:t>Subtype 1: Acute Generalised Pustular Psoriasis — Von Zumbusch</w:t>
+      </w:r>
+    </w:p>
+    <w:tbl>
+      <w:tblPr>
+        <w:tblStyle w:val="TableGrid"/>
+        <w:tblW w:type="auto" w:w="0"/>
+        <w:tblLook w:firstColumn="1" w:firstRow="1" w:lastColumn="0" w:lastRow="0" w:noHBand="0" w:noVBand="1" w:val="04A0"/>
+      </w:tblPr>
+      <w:tblGrid>
+        <w:gridCol w:w="4680"/>
+        <w:gridCol w:w="4680"/>
+      </w:tblGrid>
+      <w:tr>
+        <w:tc>
+          <w:tcPr>
+            <w:tcW w:type="dxa" w:w="4680"/>
+            <w:shd w:val="clear" w:color="auto" w:fill="1F3964"/>
+          </w:tcPr>
+          <w:p>
+            <w:r>
+              <w:rPr>
+                <w:b/>
+                <w:color w:val="FFFFFF"/>
+              </w:rPr>
+              <w:t>Feature</w:t>
+            </w:r>
+          </w:p>
+        </w:tc>
+        <w:tc>
+          <w:tcPr>
+            <w:tcW w:type="dxa" w:w="4680"/>
+            <w:shd w:val="clear" w:color="auto" w:fill="1F3964"/>
+          </w:tcPr>
+          <w:p>
+            <w:r>
+              <w:rPr>
+                <w:b/>
+                <w:color w:val="FFFFFF"/>
+              </w:rPr>
+              <w:t>Detail</w:t>
+            </w:r>
+          </w:p>
+        </w:tc>
+      </w:tr>
+      <w:tr>
+        <w:tc>
+          <w:tcPr>
+            <w:tcW w:type="dxa" w:w="4680"/>
+          </w:tcPr>
+          <w:p>
+            <w:r>
+              <w:rPr>
+                <w:b/>
+              </w:rPr>
+              <w:t>Presentation</w:t>
+            </w:r>
+          </w:p>
+        </w:tc>
+        <w:tc>
+          <w:tcPr>
+            <w:tcW w:type="dxa" w:w="4680"/>
+          </w:tcPr>
+          <w:p>
+            <w:r>
+              <w:rPr>
+                <w:b/>
+              </w:rPr>
+              <w:t>Emergency case</w:t>
+            </w:r>
+            <w:r>
+              <w:t xml:space="preserve"> — systemic illness with burning skin pain, fever, malaise</w:t>
+            </w:r>
+          </w:p>
+        </w:tc>
+      </w:tr>
+      <w:tr>
+        <w:tc>
+          <w:tcPr>
+            <w:tcW w:type="dxa" w:w="4680"/>
+            <w:shd w:val="clear" w:color="auto" w:fill="DCE6F1"/>
+          </w:tcPr>
+          <w:p>
+            <w:r>
+              <w:rPr>
+                <w:b/>
+              </w:rPr>
+              <w:t>Appearance</w:t>
+            </w:r>
+          </w:p>
+        </w:tc>
+        <w:tc>
+          <w:tcPr>
+            <w:tcW w:type="dxa" w:w="4680"/>
+            <w:shd w:val="clear" w:color="auto" w:fill="DCE6F1"/>
+          </w:tcPr>
+          <w:p>
+            <w:r>
+              <w:t xml:space="preserve">Sheets of erythema </w:t>
+            </w:r>
+            <w:r>
+              <w:rPr>
+                <w:b/>
+              </w:rPr>
+              <w:t>studded with small sterile pustules</w:t>
+            </w:r>
+            <w:r>
+              <w:t xml:space="preserve"> (so densely packed pustules look like crusting)</w:t>
+            </w:r>
+          </w:p>
+        </w:tc>
+      </w:tr>
+      <w:tr>
+        <w:tc>
+          <w:tcPr>
+            <w:tcW w:type="dxa" w:w="4680"/>
+          </w:tcPr>
+          <w:p>
+            <w:r>
+              <w:rPr>
+                <w:b/>
+              </w:rPr>
+              <w:t>Distribution</w:t>
+            </w:r>
+          </w:p>
+        </w:tc>
+        <w:tc>
+          <w:tcPr>
+            <w:tcW w:type="dxa" w:w="4680"/>
+          </w:tcPr>
+          <w:p>
+            <w:r>
+              <w:t xml:space="preserve">Starts at </w:t>
+            </w:r>
+            <w:r>
+              <w:rPr>
+                <w:b/>
+              </w:rPr>
+              <w:t>flexures</w:t>
+            </w:r>
+            <w:r>
+              <w:t>, spreads to previously unaffected skin</w:t>
+            </w:r>
+          </w:p>
+        </w:tc>
+      </w:tr>
+      <w:tr>
+        <w:tc>
+          <w:tcPr>
+            <w:tcW w:type="dxa" w:w="4680"/>
+            <w:shd w:val="clear" w:color="auto" w:fill="DCE6F1"/>
+          </w:tcPr>
+          <w:p>
+            <w:r>
+              <w:rPr>
+                <w:b/>
+              </w:rPr>
+              <w:t>Associated features</w:t>
+            </w:r>
+          </w:p>
+        </w:tc>
+        <w:tc>
+          <w:tcPr>
+            <w:tcW w:type="dxa" w:w="4680"/>
+            <w:shd w:val="clear" w:color="auto" w:fill="DCE6F1"/>
+          </w:tcPr>
+          <w:p>
+            <w:r>
+              <w:t xml:space="preserve">Nail thickening, Onycholysis, </w:t>
+            </w:r>
+            <w:r>
+              <w:rPr>
+                <w:b/>
+              </w:rPr>
+              <w:t>Geographic tongue</w:t>
+            </w:r>
+          </w:p>
+        </w:tc>
+      </w:tr>
+      <w:tr>
+        <w:tc>
+          <w:tcPr>
+            <w:tcW w:type="dxa" w:w="4680"/>
+          </w:tcPr>
+          <w:p>
+            <w:r>
+              <w:rPr>
+                <w:b/>
+              </w:rPr>
+              <w:t>Complications</w:t>
+            </w:r>
+          </w:p>
+        </w:tc>
+        <w:tc>
+          <w:tcPr>
+            <w:tcW w:type="dxa" w:w="4680"/>
+          </w:tcPr>
+          <w:p>
+            <w:r>
+              <w:t>Erythroderma (if &gt;90% BSA), Hypoalbuminaemia (keratin/protein loss), Hypocalcaemia, Oligaemia, Liver/Kidney/Joint involvement</w:t>
+            </w:r>
+          </w:p>
+        </w:tc>
+      </w:tr>
+      <w:tr>
+        <w:tc>
+          <w:tcPr>
+            <w:tcW w:type="dxa" w:w="4680"/>
+            <w:shd w:val="clear" w:color="auto" w:fill="DCE6F1"/>
+          </w:tcPr>
+          <w:p>
+            <w:r>
+              <w:rPr>
+                <w:b/>
+              </w:rPr>
+              <w:t>Labs</w:t>
+            </w:r>
+          </w:p>
+        </w:tc>
+        <w:tc>
+          <w:tcPr>
+            <w:tcW w:type="dxa" w:w="4680"/>
+            <w:shd w:val="clear" w:color="auto" w:fill="DCE6F1"/>
+          </w:tcPr>
+          <w:p>
+            <w:r>
+              <w:t>Leukocytosis, ↑ESR, ↓Albumin, ↓Zinc, ↓Calcium</w:t>
+            </w:r>
+          </w:p>
+        </w:tc>
+      </w:tr>
+      <w:tr>
+        <w:tc>
+          <w:tcPr>
+            <w:tcW w:type="dxa" w:w="4680"/>
+          </w:tcPr>
+          <w:p>
+            <w:r>
+              <w:rPr>
+                <w:b/>
+              </w:rPr>
+              <w:t>HLA</w:t>
+            </w:r>
+          </w:p>
+        </w:tc>
+        <w:tc>
+          <w:tcPr>
+            <w:tcW w:type="dxa" w:w="4680"/>
+          </w:tcPr>
+          <w:p>
+            <w:r>
+              <w:t>HLA-B27 associated</w:t>
+            </w:r>
+          </w:p>
+        </w:tc>
+      </w:tr>
+    </w:tbl>
+    <w:p/>
+    <w:p>
+      <w:pPr>
+        <w:pStyle w:val="ListBullet"/>
+      </w:pPr>
+      <w:r>
+        <w:rPr>
+          <w:b/>
+        </w:rPr>
+        <w:t>⚠️ Clinical Warning:</w:t>
+      </w:r>
+      <w:r>
+        <w:t xml:space="preserve"> Von Zumbusch psoriasis is a </w:t>
+      </w:r>
+      <w:r>
+        <w:rPr>
+          <w:b/>
+        </w:rPr>
+        <w:t>medical emergency</w:t>
+      </w:r>
+      <w:r>
+        <w:t xml:space="preserve"> requiring hospitalisation. Complications include multi-organ involvement — not just a skin problem.</w:t>
+      </w:r>
+    </w:p>
+    <w:p>
+      <w:pPr>
+        <w:pStyle w:val="ListBullet"/>
+      </w:pPr>
+      <w:r>
+        <w:rPr>
+          <w:b/>
+        </w:rPr>
+        <w:t>💡 Why do pustules look like crusting?</w:t>
+      </w:r>
+      <w:r>
+        <w:t xml:space="preserve"> Pustules are very small (&lt; 1 mm) and rapidly rupture and erode. The clinical appearance is </w:t>
+      </w:r>
+      <w:r>
+        <w:rPr>
+          <w:b/>
+        </w:rPr>
+        <w:t>erythema with dry, crusted scale</w:t>
+      </w:r>
+      <w:r>
+        <w:t xml:space="preserve"> — the individual pustules are not visible to the naked eye unless examined closely.</w:t>
+      </w:r>
+    </w:p>
+    <w:p>
+      <w:pPr>
+        <w:pStyle w:val="Heading4"/>
+      </w:pPr>
+      <w:r>
+        <w:t>Subtype 2: Generalised Pustular Psoriasis in Pregnancy (Impetigo Herpetiformis)</w:t>
+      </w:r>
+    </w:p>
+    <w:tbl>
+      <w:tblPr>
+        <w:tblStyle w:val="TableGrid"/>
+        <w:tblW w:type="auto" w:w="0"/>
+        <w:tblLook w:firstColumn="1" w:firstRow="1" w:lastColumn="0" w:lastRow="0" w:noHBand="0" w:noVBand="1" w:val="04A0"/>
+      </w:tblPr>
+      <w:tblGrid>
+        <w:gridCol w:w="4680"/>
+        <w:gridCol w:w="4680"/>
+      </w:tblGrid>
+      <w:tr>
+        <w:tc>
+          <w:tcPr>
+            <w:tcW w:type="dxa" w:w="4680"/>
+            <w:shd w:val="clear" w:color="auto" w:fill="1F3964"/>
+          </w:tcPr>
+          <w:p>
+            <w:r>
+              <w:rPr>
+                <w:b/>
+                <w:color w:val="FFFFFF"/>
+              </w:rPr>
+              <w:t>Feature</w:t>
+            </w:r>
+          </w:p>
+        </w:tc>
+        <w:tc>
+          <w:tcPr>
+            <w:tcW w:type="dxa" w:w="4680"/>
+            <w:shd w:val="clear" w:color="auto" w:fill="1F3964"/>
+          </w:tcPr>
+          <w:p>
+            <w:r>
+              <w:rPr>
+                <w:b/>
+                <w:color w:val="FFFFFF"/>
+              </w:rPr>
+              <w:t>Detail</w:t>
+            </w:r>
+          </w:p>
+        </w:tc>
+      </w:tr>
+      <w:tr>
+        <w:tc>
+          <w:tcPr>
+            <w:tcW w:type="dxa" w:w="4680"/>
+          </w:tcPr>
+          <w:p>
+            <w:r>
+              <w:rPr>
+                <w:b/>
+              </w:rPr>
+              <w:t>Timing</w:t>
+            </w:r>
+          </w:p>
+        </w:tc>
+        <w:tc>
+          <w:tcPr>
+            <w:tcW w:type="dxa" w:w="4680"/>
+          </w:tcPr>
+          <w:p>
+            <w:r>
+              <w:rPr>
+                <w:b/>
+              </w:rPr>
+              <w:t>Last (3rd) trimester</w:t>
+            </w:r>
+          </w:p>
+        </w:tc>
+      </w:tr>
+      <w:tr>
+        <w:tc>
+          <w:tcPr>
+            <w:tcW w:type="dxa" w:w="4680"/>
+            <w:shd w:val="clear" w:color="auto" w:fill="DCE6F1"/>
+          </w:tcPr>
+          <w:p>
+            <w:r>
+              <w:rPr>
+                <w:b/>
+              </w:rPr>
+              <w:t>Association</w:t>
+            </w:r>
+          </w:p>
+        </w:tc>
+        <w:tc>
+          <w:tcPr>
+            <w:tcW w:type="dxa" w:w="4680"/>
+            <w:shd w:val="clear" w:color="auto" w:fill="DCE6F1"/>
+          </w:tcPr>
+          <w:p>
+            <w:r>
+              <w:t>Hypocalcaemia is a key trigger</w:t>
+            </w:r>
+          </w:p>
+        </w:tc>
+      </w:tr>
+      <w:tr>
+        <w:tc>
+          <w:tcPr>
+            <w:tcW w:type="dxa" w:w="4680"/>
+          </w:tcPr>
+          <w:p>
+            <w:r>
+              <w:rPr>
+                <w:b/>
+              </w:rPr>
+              <w:t>Fetal risk</w:t>
+            </w:r>
+          </w:p>
+        </w:tc>
+        <w:tc>
+          <w:tcPr>
+            <w:tcW w:type="dxa" w:w="4680"/>
+          </w:tcPr>
+          <w:p>
+            <w:r>
+              <w:rPr>
+                <w:b/>
+              </w:rPr>
+              <w:t>Placental insufficiency → Stillbirth, Neonatal death, Fetal abnormalities</w:t>
+            </w:r>
+          </w:p>
+        </w:tc>
+      </w:tr>
+      <w:tr>
+        <w:tc>
+          <w:tcPr>
+            <w:tcW w:type="dxa" w:w="4680"/>
+            <w:shd w:val="clear" w:color="auto" w:fill="DCE6F1"/>
+          </w:tcPr>
+          <w:p>
+            <w:r>
+              <w:rPr>
+                <w:b/>
+              </w:rPr>
+              <w:t>Classification</w:t>
+            </w:r>
+          </w:p>
+        </w:tc>
+        <w:tc>
+          <w:tcPr>
+            <w:tcW w:type="dxa" w:w="4680"/>
+            <w:shd w:val="clear" w:color="auto" w:fill="DCE6F1"/>
+          </w:tcPr>
+          <w:p>
+            <w:r>
+              <w:t>One of the 5 specific dermatoses of pregnancy</w:t>
+            </w:r>
+          </w:p>
+        </w:tc>
+      </w:tr>
+    </w:tbl>
+    <w:p/>
+    <w:p>
+      <w:pPr>
+        <w:pStyle w:val="ListBullet"/>
+      </w:pPr>
+      <w:r>
+        <w:rPr>
+          <w:b/>
+        </w:rPr>
+        <w:t>💡 The 5 Dermatoses of Pregnancy (mnemonic: PUPPP + A + P):</w:t>
+      </w:r>
+      <w:r>
+        <w:t xml:space="preserve"> 1. </w:t>
+      </w:r>
+      <w:r>
+        <w:rPr>
+          <w:b/>
+        </w:rPr>
+        <w:t>PUPPP</w:t>
+      </w:r>
+      <w:r>
+        <w:t xml:space="preserve"> — Pruritic Urticarial Papules and Plaques of Pregnancy 2. </w:t>
+      </w:r>
+      <w:r>
+        <w:rPr>
+          <w:b/>
+        </w:rPr>
+        <w:t>Pemphigoid gestationis</w:t>
+      </w:r>
+      <w:r>
+        <w:t xml:space="preserve"> (Herpes gestationis) 3. </w:t>
+      </w:r>
+      <w:r>
+        <w:rPr>
+          <w:b/>
+        </w:rPr>
+        <w:t>Intrahepatic Cholestasis of Pregnancy</w:t>
+      </w:r>
+      <w:r>
+        <w:t xml:space="preserve"> (pruritus without rash) 4. </w:t>
+      </w:r>
+      <w:r>
+        <w:rPr>
+          <w:b/>
+        </w:rPr>
+        <w:t>Atopic Eruption of Pregnancy</w:t>
+      </w:r>
+      <w:r>
+        <w:t xml:space="preserve"> 5. </w:t>
+      </w:r>
+      <w:r>
+        <w:rPr>
+          <w:b/>
+        </w:rPr>
+        <w:t>Impetigo Herpetiformis</w:t>
+      </w:r>
+      <w:r>
+        <w:t xml:space="preserve"> (Pustular Psoriasis of Pregnancy) — sometimes listed as the 5th</w:t>
+      </w:r>
+    </w:p>
+    <w:p>
+      <w:pPr>
+        <w:pStyle w:val="Heading4"/>
+      </w:pPr>
+      <w:r>
+        <w:t>Subtype 3: Circinate / Annular / Linear Exanthematous Psoriasis</w:t>
+      </w:r>
+    </w:p>
+    <w:p>
+      <w:pPr>
+        <w:pStyle w:val="ListBullet"/>
+        <w:ind w:left="340"/>
+      </w:pPr>
+      <w:r>
+        <w:t xml:space="preserve">Pustules arranged in </w:t>
+      </w:r>
+      <w:r>
+        <w:rPr>
+          <w:b/>
+        </w:rPr>
+        <w:t>ring, circular, or linear patterns</w:t>
+      </w:r>
+    </w:p>
+    <w:p>
+      <w:pPr>
+        <w:pStyle w:val="ListBullet"/>
+        <w:ind w:left="340"/>
+      </w:pPr>
+      <w:r>
+        <w:t xml:space="preserve">Pustules appear </w:t>
+      </w:r>
+      <w:r>
+        <w:rPr>
+          <w:b/>
+        </w:rPr>
+        <w:t>peripherally on the advancing edge</w:t>
+      </w:r>
+      <w:r>
+        <w:t xml:space="preserve"> of an expanding erythematous ring</w:t>
+      </w:r>
+    </w:p>
+    <w:p>
+      <w:pPr>
+        <w:pStyle w:val="ListBullet"/>
+        <w:ind w:left="340"/>
+      </w:pPr>
+      <w:r>
+        <w:t xml:space="preserve">As pustules dry, they leave a </w:t>
+      </w:r>
+      <w:r>
+        <w:rPr>
+          <w:b/>
+        </w:rPr>
+        <w:t>trailing fringe of scales</w:t>
+      </w:r>
+    </w:p>
+    <w:p>
+      <w:pPr/>
+      <w:r>
+        <w:rPr>
+          <w:b/>
+        </w:rPr>
+        <w:t>Key Differential Diagnoses:</w:t>
+      </w:r>
+    </w:p>
+    <w:tbl>
+      <w:tblPr>
+        <w:tblStyle w:val="TableGrid"/>
+        <w:tblW w:type="auto" w:w="0"/>
+        <w:tblLook w:firstColumn="1" w:firstRow="1" w:lastColumn="0" w:lastRow="0" w:noHBand="0" w:noVBand="1" w:val="04A0"/>
+      </w:tblPr>
+      <w:tblGrid>
+        <w:gridCol w:w="4680"/>
+        <w:gridCol w:w="4680"/>
+      </w:tblGrid>
+      <w:tr>
+        <w:tc>
+          <w:tcPr>
+            <w:tcW w:type="dxa" w:w="4680"/>
+            <w:shd w:val="clear" w:color="auto" w:fill="1F3964"/>
+          </w:tcPr>
+          <w:p>
+            <w:r>
+              <w:rPr>
+                <w:b/>
+                <w:color w:val="FFFFFF"/>
+              </w:rPr>
+              <w:t>Differential</w:t>
+            </w:r>
+          </w:p>
+        </w:tc>
+        <w:tc>
+          <w:tcPr>
+            <w:tcW w:type="dxa" w:w="4680"/>
+            <w:shd w:val="clear" w:color="auto" w:fill="1F3964"/>
+          </w:tcPr>
+          <w:p>
+            <w:r>
+              <w:rPr>
+                <w:b/>
+                <w:color w:val="FFFFFF"/>
+              </w:rPr>
+              <w:t>Distinguishing Feature</w:t>
+            </w:r>
+          </w:p>
+        </w:tc>
+      </w:tr>
+      <w:tr>
+        <w:tc>
+          <w:tcPr>
+            <w:tcW w:type="dxa" w:w="4680"/>
+          </w:tcPr>
+          <w:p>
+            <w:r>
+              <w:rPr>
+                <w:b/>
+              </w:rPr>
+              <w:t>Linear IgA Bullous Dermatosis</w:t>
+            </w:r>
+          </w:p>
+        </w:tc>
+        <w:tc>
+          <w:tcPr>
+            <w:tcW w:type="dxa" w:w="4680"/>
+          </w:tcPr>
+          <w:p>
+            <w:r>
+              <w:t>Tense bullae (not pustules); "String of pearls" sign; IgA on BMZ</w:t>
+            </w:r>
+          </w:p>
+        </w:tc>
+      </w:tr>
+      <w:tr>
+        <w:tc>
+          <w:tcPr>
+            <w:tcW w:type="dxa" w:w="4680"/>
+            <w:shd w:val="clear" w:color="auto" w:fill="DCE6F1"/>
+          </w:tcPr>
+          <w:p>
+            <w:r>
+              <w:rPr>
+                <w:b/>
+              </w:rPr>
+              <w:t>IgA Pemphigus</w:t>
+            </w:r>
+          </w:p>
+        </w:tc>
+        <w:tc>
+          <w:tcPr>
+            <w:tcW w:type="dxa" w:w="4680"/>
+            <w:shd w:val="clear" w:color="auto" w:fill="DCE6F1"/>
+          </w:tcPr>
+          <w:p>
+            <w:r>
+              <w:t>Pustules but in annular pattern; IgA intercellular on biopsy</w:t>
+            </w:r>
+          </w:p>
+        </w:tc>
+      </w:tr>
+      <w:tr>
+        <w:tc>
+          <w:tcPr>
+            <w:tcW w:type="dxa" w:w="4680"/>
+          </w:tcPr>
+          <w:p>
+            <w:r>
+              <w:rPr>
+                <w:b/>
+              </w:rPr>
+              <w:t>Sneddon-Wilkinson (Subcorneal Pustular Dermatosis)</w:t>
+            </w:r>
+          </w:p>
+        </w:tc>
+        <w:tc>
+          <w:tcPr>
+            <w:tcW w:type="dxa" w:w="4680"/>
+          </w:tcPr>
+          <w:p>
+            <w:r>
+              <w:t>Subcorneal pustules at flexures; distinct biopsy appearance</w:t>
+            </w:r>
+          </w:p>
+        </w:tc>
+      </w:tr>
+    </w:tbl>
+    <w:p/>
+    <w:p>
+      <w:pPr>
+        <w:pStyle w:val="Heading4"/>
+      </w:pPr>
+      <w:r>
+        <w:t>Subtype 4: Exanthematous Pustular Psoriasis</w:t>
+      </w:r>
+    </w:p>
+    <w:p>
+      <w:pPr>
+        <w:pStyle w:val="ListBullet"/>
+        <w:ind w:left="340"/>
+      </w:pPr>
+      <w:r>
+        <w:t xml:space="preserve">Acute, </w:t>
+      </w:r>
+      <w:r>
+        <w:rPr>
+          <w:b/>
+        </w:rPr>
+        <w:t>self-limited</w:t>
+      </w:r>
+      <w:r>
+        <w:t xml:space="preserve"> eruption</w:t>
+      </w:r>
+    </w:p>
+    <w:p>
+      <w:pPr>
+        <w:pStyle w:val="ListBullet"/>
+        <w:ind w:left="340"/>
+      </w:pPr>
+      <w:r>
+        <w:t xml:space="preserve">Triggered by: </w:t>
+      </w:r>
+      <w:r>
+        <w:rPr>
+          <w:b/>
+        </w:rPr>
+        <w:t>Infection</w:t>
+      </w:r>
+      <w:r>
+        <w:t xml:space="preserve"> or </w:t>
+      </w:r>
+      <w:r>
+        <w:rPr>
+          <w:b/>
+        </w:rPr>
+        <w:t>Lithium</w:t>
+      </w:r>
+    </w:p>
+    <w:p>
+      <w:pPr>
+        <w:pStyle w:val="ListBullet"/>
+        <w:ind w:left="340"/>
+      </w:pPr>
+      <w:r>
+        <w:rPr>
+          <w:b/>
+        </w:rPr>
+        <w:t>No systemic manifestations</w:t>
+      </w:r>
+    </w:p>
+    <w:p>
+      <w:pPr>
+        <w:pStyle w:val="ListBullet"/>
+        <w:ind w:left="340"/>
+      </w:pPr>
+      <w:r>
+        <w:t xml:space="preserve">Most important differential: </w:t>
+      </w:r>
+      <w:r>
+        <w:rPr>
+          <w:b/>
+        </w:rPr>
+        <w:t>AGEP (Acute Generalised Exanthematous Pustulosis)</w:t>
+      </w:r>
+    </w:p>
+    <w:tbl>
+      <w:tblPr>
+        <w:tblStyle w:val="TableGrid"/>
+        <w:tblW w:type="auto" w:w="0"/>
+        <w:tblLook w:firstColumn="1" w:firstRow="1" w:lastColumn="0" w:lastRow="0" w:noHBand="0" w:noVBand="1" w:val="04A0"/>
+      </w:tblPr>
+      <w:tblGrid>
+        <w:gridCol w:w="3120"/>
+        <w:gridCol w:w="3120"/>
+        <w:gridCol w:w="3120"/>
+      </w:tblGrid>
+      <w:tr>
+        <w:tc>
+          <w:tcPr>
+            <w:tcW w:type="dxa" w:w="3120"/>
+            <w:shd w:val="clear" w:color="auto" w:fill="1F3964"/>
+          </w:tcPr>
+          <w:p>
+            <w:r>
+              <w:rPr>
+                <w:b/>
+                <w:color w:val="FFFFFF"/>
+              </w:rPr>
+              <w:t>Feature</w:t>
+            </w:r>
+          </w:p>
+        </w:tc>
+        <w:tc>
+          <w:tcPr>
+            <w:tcW w:type="dxa" w:w="3120"/>
+            <w:shd w:val="clear" w:color="auto" w:fill="1F3964"/>
+          </w:tcPr>
+          <w:p>
+            <w:r>
+              <w:rPr>
+                <w:b/>
+                <w:color w:val="FFFFFF"/>
+              </w:rPr>
+              <w:t>Exanthematous Psoriasis</w:t>
+            </w:r>
+          </w:p>
+        </w:tc>
+        <w:tc>
+          <w:tcPr>
+            <w:tcW w:type="dxa" w:w="3120"/>
+            <w:shd w:val="clear" w:color="auto" w:fill="1F3964"/>
+          </w:tcPr>
+          <w:p>
+            <w:r>
+              <w:rPr>
+                <w:b/>
+                <w:color w:val="FFFFFF"/>
+              </w:rPr>
+              <w:t>AGEP</w:t>
+            </w:r>
+          </w:p>
+        </w:tc>
+      </w:tr>
+      <w:tr>
+        <w:tc>
+          <w:tcPr>
+            <w:tcW w:type="dxa" w:w="3120"/>
+          </w:tcPr>
+          <w:p>
+            <w:r>
+              <w:rPr>
+                <w:b/>
+              </w:rPr>
+              <w:t>Trigger</w:t>
+            </w:r>
+          </w:p>
+        </w:tc>
+        <w:tc>
+          <w:tcPr>
+            <w:tcW w:type="dxa" w:w="3120"/>
+          </w:tcPr>
+          <w:p>
+            <w:r>
+              <w:t>Infection / Lithium</w:t>
+            </w:r>
+          </w:p>
+        </w:tc>
+        <w:tc>
+          <w:tcPr>
+            <w:tcW w:type="dxa" w:w="3120"/>
+          </w:tcPr>
+          <w:p>
+            <w:r>
+              <w:rPr>
+                <w:b/>
+              </w:rPr>
+              <w:t>Ampicillin</w:t>
+            </w:r>
+            <w:r>
+              <w:t xml:space="preserve"> (drug reaction)</w:t>
+            </w:r>
+          </w:p>
+        </w:tc>
+      </w:tr>
+      <w:tr>
+        <w:tc>
+          <w:tcPr>
+            <w:tcW w:type="dxa" w:w="3120"/>
+            <w:shd w:val="clear" w:color="auto" w:fill="DCE6F1"/>
+          </w:tcPr>
+          <w:p>
+            <w:r>
+              <w:rPr>
+                <w:b/>
+              </w:rPr>
+              <w:t>Starting site</w:t>
+            </w:r>
+          </w:p>
+        </w:tc>
+        <w:tc>
+          <w:tcPr>
+            <w:tcW w:type="dxa" w:w="3120"/>
+            <w:shd w:val="clear" w:color="auto" w:fill="DCE6F1"/>
+          </w:tcPr>
+          <w:p>
+            <w:r>
+              <w:t>Flexures</w:t>
+            </w:r>
+          </w:p>
+        </w:tc>
+        <w:tc>
+          <w:tcPr>
+            <w:tcW w:type="dxa" w:w="3120"/>
+            <w:shd w:val="clear" w:color="auto" w:fill="DCE6F1"/>
+          </w:tcPr>
+          <w:p>
+            <w:r>
+              <w:rPr>
+                <w:b/>
+              </w:rPr>
+              <w:t>Face + Flexures</w:t>
+            </w:r>
+          </w:p>
+        </w:tc>
+      </w:tr>
+      <w:tr>
+        <w:tc>
+          <w:tcPr>
+            <w:tcW w:type="dxa" w:w="3120"/>
+          </w:tcPr>
+          <w:p>
+            <w:r>
+              <w:rPr>
+                <w:b/>
+              </w:rPr>
+              <w:t>Onset after trigger</w:t>
+            </w:r>
+          </w:p>
+        </w:tc>
+        <w:tc>
+          <w:tcPr>
+            <w:tcW w:type="dxa" w:w="3120"/>
+          </w:tcPr>
+          <w:p>
+            <w:r>
+              <w:t>Variable</w:t>
+            </w:r>
+          </w:p>
+        </w:tc>
+        <w:tc>
+          <w:tcPr>
+            <w:tcW w:type="dxa" w:w="3120"/>
+          </w:tcPr>
+          <w:p>
+            <w:r>
+              <w:rPr>
+                <w:b/>
+              </w:rPr>
+              <w:t>Within 24 hours</w:t>
+            </w:r>
+            <w:r>
+              <w:t xml:space="preserve"> of drug</w:t>
+            </w:r>
+          </w:p>
+        </w:tc>
+      </w:tr>
+      <w:tr>
+        <w:tc>
+          <w:tcPr>
+            <w:tcW w:type="dxa" w:w="3120"/>
+            <w:shd w:val="clear" w:color="auto" w:fill="DCE6F1"/>
+          </w:tcPr>
+          <w:p>
+            <w:r>
+              <w:rPr>
+                <w:b/>
+              </w:rPr>
+              <w:t>Biopsy</w:t>
+            </w:r>
+          </w:p>
+        </w:tc>
+        <w:tc>
+          <w:tcPr>
+            <w:tcW w:type="dxa" w:w="3120"/>
+            <w:shd w:val="clear" w:color="auto" w:fill="DCE6F1"/>
+          </w:tcPr>
+          <w:p>
+            <w:r>
+              <w:t>Neutrophils</w:t>
+            </w:r>
+          </w:p>
+        </w:tc>
+        <w:tc>
+          <w:tcPr>
+            <w:tcW w:type="dxa" w:w="3120"/>
+            <w:shd w:val="clear" w:color="auto" w:fill="DCE6F1"/>
+          </w:tcPr>
+          <w:p>
+            <w:r>
+              <w:rPr>
+                <w:b/>
+              </w:rPr>
+              <w:t>Eosinophils</w:t>
+            </w:r>
+            <w:r>
+              <w:t xml:space="preserve"> (drug reaction marker)</w:t>
+            </w:r>
+          </w:p>
+        </w:tc>
+      </w:tr>
+    </w:tbl>
+    <w:p/>
+    <w:p>
+      <w:pPr>
+        <w:pStyle w:val="Heading4"/>
+      </w:pPr>
+      <w:r>
+        <w:t>Subtype 5: Infantile Generalised Pustular Psoriasis</w:t>
+      </w:r>
+    </w:p>
+    <w:p>
+      <w:pPr>
+        <w:pStyle w:val="ListBullet"/>
+        <w:ind w:left="340"/>
+      </w:pPr>
+      <w:r>
+        <w:rPr>
+          <w:b/>
+        </w:rPr>
+        <w:t>Benign, self-limited</w:t>
+      </w:r>
+    </w:p>
+    <w:p>
+      <w:pPr>
+        <w:pStyle w:val="ListBullet"/>
+        <w:ind w:left="340"/>
+      </w:pPr>
+      <w:r>
+        <w:t>No systemic involvement</w:t>
+      </w:r>
+    </w:p>
+    <w:p>
+      <w:pPr>
+        <w:pStyle w:val="ListBullet"/>
+        <w:ind w:left="340"/>
+      </w:pPr>
+      <w:r>
+        <w:t>Spontaneous remission</w:t>
+      </w:r>
+    </w:p>
+    <w:p>
+      <w:pPr>
+        <w:pStyle w:val="ListBullet"/>
+        <w:ind w:left="340"/>
+      </w:pPr>
+      <w:r>
+        <w:t xml:space="preserve">Age: mainly </w:t>
+      </w:r>
+      <w:r>
+        <w:rPr>
+          <w:b/>
+        </w:rPr>
+        <w:t>2–10 years</w:t>
+      </w:r>
+    </w:p>
+    <w:p>
+      <w:pPr>
+        <w:pStyle w:val="Heading4"/>
+      </w:pPr>
+      <w:r>
+        <w:t>Subtype 6: Localised (Not on Hands/Feet)</w:t>
+      </w:r>
+    </w:p>
+    <w:p>
+      <w:pPr>
+        <w:pStyle w:val="ListBullet"/>
+        <w:ind w:left="340"/>
+      </w:pPr>
+      <w:r>
+        <w:t xml:space="preserve">Pustules appear on the </w:t>
+      </w:r>
+      <w:r>
+        <w:rPr>
+          <w:b/>
+        </w:rPr>
+        <w:t>edge of an existing psoriatic plaque</w:t>
+      </w:r>
+    </w:p>
+    <w:p>
+      <w:pPr>
+        <w:pStyle w:val="ListBullet"/>
+        <w:ind w:left="340"/>
+      </w:pPr>
+      <w:r>
+        <w:t xml:space="preserve">This is a </w:t>
+      </w:r>
+      <w:r>
+        <w:rPr>
+          <w:b/>
+        </w:rPr>
+        <w:t>bad prognostic sign</w:t>
+      </w:r>
+      <w:r>
+        <w:t xml:space="preserve"> — indicates the psoriasis is becoming </w:t>
+      </w:r>
+      <w:r>
+        <w:rPr>
+          <w:b/>
+        </w:rPr>
+        <w:t>Unstable</w:t>
+      </w:r>
+    </w:p>
+    <w:p>
+      <w:pPr>
+        <w:pStyle w:val="ListBullet"/>
+        <w:ind w:left="340"/>
+      </w:pPr>
+      <w:r>
+        <w:t>May progress to Acute Generalised Pustular Psoriasis or Erythrodermic Psoriasis</w:t>
+      </w:r>
+    </w:p>
+    <w:p>
+      <w:pPr>
+        <w:pStyle w:val="Heading3"/>
+      </w:pPr>
+      <w:r>
+        <w:t>Translated &amp; Tidied Audio Transcript</w:t>
+      </w:r>
+    </w:p>
+    <w:p>
+      <w:pPr/>
+      <w:r>
+        <w:rPr>
+          <w:b/>
+        </w:rPr>
+        <w:t xml:space="preserve">Dr. Eman:  </w:t>
+      </w:r>
+      <w:r>
+        <w:t>What makes Pustular Psoriasis form clinically?</w:t>
+      </w:r>
+    </w:p>
+    <w:p>
+      <w:pPr/>
+      <w:r>
+        <w:rPr>
+          <w:b/>
+        </w:rPr>
+        <w:t xml:space="preserve">Student:  </w:t>
+      </w:r>
+      <w:r>
+        <w:t>Increased neutrophils.</w:t>
+      </w:r>
+    </w:p>
+    <w:p>
+      <w:pPr/>
+      <w:r>
+        <w:rPr>
+          <w:b/>
+        </w:rPr>
+        <w:t xml:space="preserve">Dr. Eman:  </w:t>
+      </w:r>
+      <w:r>
+        <w:t>Correct. Are neutrophils normally present in any type of psoriasis?</w:t>
+      </w:r>
+    </w:p>
+    <w:p>
+      <w:pPr/>
+      <w:r>
+        <w:rPr>
+          <w:b/>
+        </w:rPr>
+        <w:t xml:space="preserve">Student:  </w:t>
+      </w:r>
+      <w:r>
+        <w:t>Yes — in Munro microabscesses.</w:t>
+      </w:r>
+    </w:p>
+    <w:p>
+      <w:pPr/>
+      <w:r>
+        <w:rPr>
+          <w:b/>
+        </w:rPr>
+        <w:t xml:space="preserve">Dr. Eman:  </w:t>
+      </w:r>
+      <w:r>
+        <w:t>Exactly — Munro microabscesses. And when they enlarge?</w:t>
+      </w:r>
+    </w:p>
+    <w:p>
+      <w:pPr/>
+      <w:r>
+        <w:rPr>
+          <w:b/>
+        </w:rPr>
+        <w:t xml:space="preserve">Student:  </w:t>
+      </w:r>
+      <w:r>
+        <w:t>Kogoj spongiform pustules.</w:t>
+      </w:r>
+    </w:p>
+    <w:p>
+      <w:pPr/>
+      <w:r>
+        <w:rPr>
+          <w:b/>
+        </w:rPr>
+        <w:t xml:space="preserve">Dr. Eman:  </w:t>
+      </w:r>
+      <w:r>
+        <w:t>Right. When Kogoj pustules enlarge and multiply, we see clinical pustules. The triggering factors for Pustular Psoriasis are: rapid tapering of systemic steroids, pregnancy, hypocalcaemia, infection, and topical irritants like coal tar. This is why systemic steroids are absolutely contraindicated in psoriasis.</w:t>
+      </w:r>
+    </w:p>
+    <w:p>
+      <w:pPr/>
+      <w:r>
+        <w:rPr>
+          <w:b/>
+        </w:rPr>
+        <w:t xml:space="preserve">Dr. Eman:  </w:t>
+      </w:r>
+      <w:r>
+        <w:t xml:space="preserve">Von Zumbusch — this is an </w:t>
+      </w:r>
+      <w:r>
+        <w:rPr>
+          <w:b/>
+        </w:rPr>
+        <w:t>Emergency case.</w:t>
+      </w:r>
+      <w:r>
+        <w:t xml:space="preserve"> The patient presents with burning pain, fever, malaise, and sheets of erythema studded with tiny pustules — so dense you almost can't see individual pustules. They start at the flexures and spread everywhere, even to previously normal skin. Complications include Erythroderma, Hypoalbuminaemia (because the scales are protein/keratin being lost), Hypocalcaemia, Oligaemia, and liver, kidney, and joint problems. Labs show leukocytosis, raised ESR, low albumin, zinc, and calcium.</w:t>
+      </w:r>
+    </w:p>
+    <w:p>
+      <w:pPr/>
+      <w:r>
+        <w:rPr>
+          <w:b/>
+        </w:rPr>
+        <w:t xml:space="preserve">Dr. Eman:  </w:t>
+      </w:r>
+      <w:r>
+        <w:t xml:space="preserve">Pustular Psoriasis in Pregnancy — also called </w:t>
+      </w:r>
+      <w:r>
+        <w:rPr>
+          <w:b/>
+        </w:rPr>
+        <w:t>Impetigo Herpetiformis.</w:t>
+      </w:r>
+      <w:r>
+        <w:t xml:space="preserve"> It comes in the </w:t>
+      </w:r>
+      <w:r>
+        <w:rPr>
+          <w:b/>
+        </w:rPr>
+        <w:t>last trimester.</w:t>
+      </w:r>
+      <w:r>
+        <w:t xml:space="preserve"> It is associated with hypocalcaemia. It affects the baby — it can cause placental insufficiency, stillbirth, neonatal death, and fetal abnormalities. So it is dangerous for the baby too.</w:t>
+      </w:r>
+    </w:p>
+    <w:p>
+      <w:pPr/>
+      <w:r>
+        <w:rPr>
+          <w:b/>
+        </w:rPr>
+        <w:t xml:space="preserve">Dr. Eman:  </w:t>
+      </w:r>
+      <w:r>
+        <w:t>Circinate/Annular/Linear — pustules appear at the advancing edge of an erythematous ring and leave trailing scales. The differentials include Linear IgA Bullous Dermatosis, IgA Pemphigus, and Sneddon-Wilkinson (Subcorneal Pustular Dermatosis).</w:t>
+      </w:r>
+    </w:p>
+    <w:p>
+      <w:pPr/>
+      <w:r>
+        <w:rPr>
+          <w:b/>
+        </w:rPr>
+        <w:t xml:space="preserve">Dr. Eman:  </w:t>
+      </w:r>
+      <w:r>
+        <w:t xml:space="preserve">Exanthematous type — self-limited, no systemic features, triggered by infection or Lithium. The most important differential is </w:t>
+      </w:r>
+      <w:r>
+        <w:rPr>
+          <w:b/>
+        </w:rPr>
+        <w:t>AGEP</w:t>
+      </w:r>
+      <w:r>
+        <w:t>, which is a drug reaction to Ampicillin, starts from the face and flexures within 24 hours, and shows Eosinophils on biopsy — not neutrophils.</w:t>
+      </w:r>
+    </w:p>
+    <w:p>
+      <w:pPr/>
+      <w:r>
+        <w:rPr>
+          <w:b/>
+        </w:rPr>
+        <w:t xml:space="preserve">Dr. Eman:  </w:t>
+      </w:r>
+      <w:r>
+        <w:t>Infantile — benign, self-limited, spontaneous remission, mainly ages 2 to 10.</w:t>
+      </w:r>
+    </w:p>
+    <w:p>
+      <w:pPr/>
+      <w:r>
+        <w:rPr>
+          <w:b/>
+        </w:rPr>
+        <w:t xml:space="preserve">Dr. Eman:  </w:t>
+      </w:r>
+      <w:r>
+        <w:t xml:space="preserve">And the last Generalised subtype — localised but not on the hands/feet. Pustules appearing at the </w:t>
+      </w:r>
+      <w:r>
+        <w:rPr>
+          <w:b/>
+        </w:rPr>
+        <w:t>edge of a plaque</w:t>
+      </w:r>
+      <w:r>
+        <w:t xml:space="preserve"> is a </w:t>
+      </w:r>
+      <w:r>
+        <w:rPr>
+          <w:b/>
+        </w:rPr>
+        <w:t>bad sign</w:t>
+      </w:r>
+      <w:r>
+        <w:t xml:space="preserve"> — it means the disease is becoming Unstable.</w:t>
+      </w:r>
+    </w:p>
+    <w:p>
+      <w:pPr>
+        <w:pStyle w:val="Heading2"/>
+      </w:pPr>
+      <w:r>
+        <w:t>3. Localised Pustular Psoriasis — Palmoplantar &amp; Acrodermatitis</w:t>
+      </w:r>
+    </w:p>
+    <w:p>
+      <w:pPr>
+        <w:pStyle w:val="Heading3"/>
+      </w:pPr>
+      <w:r>
+        <w:t>Summary</w:t>
+      </w:r>
+    </w:p>
+    <w:p>
+      <w:pPr/>
+      <w:r>
+        <w:t xml:space="preserve">Two types of </w:t>
+      </w:r>
+      <w:r>
+        <w:rPr>
+          <w:b/>
+        </w:rPr>
+        <w:t>Localised Pustular Psoriasis</w:t>
+      </w:r>
+      <w:r>
+        <w:t xml:space="preserve"> — both confined to specific anatomical sites:</w:t>
+      </w:r>
+    </w:p>
+    <w:p>
+      <w:pPr>
+        <w:pStyle w:val="Heading4"/>
+      </w:pPr>
+      <w:r>
+        <w:t>Type 1: Palmoplantar Pustulosis (PPP)</w:t>
+      </w:r>
+    </w:p>
+    <w:tbl>
+      <w:tblPr>
+        <w:tblStyle w:val="TableGrid"/>
+        <w:tblW w:type="auto" w:w="0"/>
+        <w:tblLook w:firstColumn="1" w:firstRow="1" w:lastColumn="0" w:lastRow="0" w:noHBand="0" w:noVBand="1" w:val="04A0"/>
+      </w:tblPr>
+      <w:tblGrid>
+        <w:gridCol w:w="4680"/>
+        <w:gridCol w:w="4680"/>
+      </w:tblGrid>
+      <w:tr>
+        <w:tc>
+          <w:tcPr>
+            <w:tcW w:type="dxa" w:w="4680"/>
+            <w:shd w:val="clear" w:color="auto" w:fill="1F3964"/>
+          </w:tcPr>
+          <w:p>
+            <w:r>
+              <w:rPr>
+                <w:b/>
+                <w:color w:val="FFFFFF"/>
+              </w:rPr>
+              <w:t>Feature</w:t>
+            </w:r>
+          </w:p>
+        </w:tc>
+        <w:tc>
+          <w:tcPr>
+            <w:tcW w:type="dxa" w:w="4680"/>
+            <w:shd w:val="clear" w:color="auto" w:fill="1F3964"/>
+          </w:tcPr>
+          <w:p>
+            <w:r>
+              <w:rPr>
+                <w:b/>
+                <w:color w:val="FFFFFF"/>
+              </w:rPr>
+              <w:t>Detail</w:t>
+            </w:r>
+          </w:p>
+        </w:tc>
+      </w:tr>
+      <w:tr>
+        <w:tc>
+          <w:tcPr>
+            <w:tcW w:type="dxa" w:w="4680"/>
+          </w:tcPr>
+          <w:p>
+            <w:r>
+              <w:rPr>
+                <w:b/>
+              </w:rPr>
+              <w:t>Distribution</w:t>
+            </w:r>
+          </w:p>
+        </w:tc>
+        <w:tc>
+          <w:tcPr>
+            <w:tcW w:type="dxa" w:w="4680"/>
+          </w:tcPr>
+          <w:p>
+            <w:r>
+              <w:t xml:space="preserve">Bilateral symmetrical sterile pustules on </w:t>
+            </w:r>
+            <w:r>
+              <w:rPr>
+                <w:b/>
+              </w:rPr>
+              <w:t>palms and soles</w:t>
+            </w:r>
+          </w:p>
+        </w:tc>
+      </w:tr>
+      <w:tr>
+        <w:tc>
+          <w:tcPr>
+            <w:tcW w:type="dxa" w:w="4680"/>
+            <w:shd w:val="clear" w:color="auto" w:fill="DCE6F1"/>
+          </w:tcPr>
+          <w:p>
+            <w:r>
+              <w:rPr>
+                <w:b/>
+              </w:rPr>
+              <w:t>Hallmark feature</w:t>
+            </w:r>
+          </w:p>
+        </w:tc>
+        <w:tc>
+          <w:tcPr>
+            <w:tcW w:type="dxa" w:w="4680"/>
+            <w:shd w:val="clear" w:color="auto" w:fill="DCE6F1"/>
+          </w:tcPr>
+          <w:p>
+            <w:r>
+              <w:rPr>
+                <w:b/>
+              </w:rPr>
+              <w:t>Yellow-brown macules/papules</w:t>
+            </w:r>
+            <w:r>
+              <w:t xml:space="preserve"> (as pustules resolve they leave brownish staining — highly characteristic)</w:t>
+            </w:r>
+          </w:p>
+        </w:tc>
+      </w:tr>
+      <w:tr>
+        <w:tc>
+          <w:tcPr>
+            <w:tcW w:type="dxa" w:w="4680"/>
+          </w:tcPr>
+          <w:p>
+            <w:r>
+              <w:rPr>
+                <w:b/>
+              </w:rPr>
+              <w:t>Course</w:t>
+            </w:r>
+          </w:p>
+        </w:tc>
+        <w:tc>
+          <w:tcPr>
+            <w:tcW w:type="dxa" w:w="4680"/>
+          </w:tcPr>
+          <w:p>
+            <w:r>
+              <w:t xml:space="preserve">Chronic; </w:t>
+            </w:r>
+            <w:r>
+              <w:rPr>
+                <w:b/>
+              </w:rPr>
+              <w:t>resists treatment</w:t>
+            </w:r>
+          </w:p>
+        </w:tc>
+      </w:tr>
+      <w:tr>
+        <w:tc>
+          <w:tcPr>
+            <w:tcW w:type="dxa" w:w="4680"/>
+            <w:shd w:val="clear" w:color="auto" w:fill="DCE6F1"/>
+          </w:tcPr>
+          <w:p>
+            <w:r>
+              <w:rPr>
+                <w:b/>
+              </w:rPr>
+              <w:t>Associated syndrome</w:t>
+            </w:r>
+          </w:p>
+        </w:tc>
+        <w:tc>
+          <w:tcPr>
+            <w:tcW w:type="dxa" w:w="4680"/>
+            <w:shd w:val="clear" w:color="auto" w:fill="DCE6F1"/>
+          </w:tcPr>
+          <w:p>
+            <w:r>
+              <w:rPr>
+                <w:b/>
+              </w:rPr>
+              <w:t>SAPHO Syndrome</w:t>
+            </w:r>
+          </w:p>
+        </w:tc>
+      </w:tr>
+      <w:tr>
+        <w:tc>
+          <w:tcPr>
+            <w:tcW w:type="dxa" w:w="4680"/>
+          </w:tcPr>
+          <w:p>
+            <w:r>
+              <w:rPr>
+                <w:b/>
+              </w:rPr>
+              <w:t>Triggering factors</w:t>
+            </w:r>
+          </w:p>
+        </w:tc>
+        <w:tc>
+          <w:tcPr>
+            <w:tcW w:type="dxa" w:w="4680"/>
+          </w:tcPr>
+          <w:p>
+            <w:r>
+              <w:t>Focal infection, Smoking, Stress, Lithium</w:t>
+            </w:r>
+          </w:p>
+        </w:tc>
+      </w:tr>
+    </w:tbl>
+    <w:p/>
+    <w:p>
+      <w:pPr/>
+      <w:r>
+        <w:rPr>
+          <w:b/>
+        </w:rPr>
+        <w:t>SAPHO Syndrome:</w:t>
+      </w:r>
+    </w:p>
+    <w:p>
+      <w:pPr>
+        <w:pStyle w:val="ListBullet"/>
+        <w:ind w:left="340"/>
+      </w:pPr>
+      <w:r>
+        <w:rPr>
+          <w:b/>
+        </w:rPr>
+        <w:t>S</w:t>
+      </w:r>
+      <w:r>
+        <w:t xml:space="preserve"> = Synovitis</w:t>
+      </w:r>
+    </w:p>
+    <w:p>
+      <w:pPr>
+        <w:pStyle w:val="ListBullet"/>
+        <w:ind w:left="340"/>
+      </w:pPr>
+      <w:r>
+        <w:rPr>
+          <w:b/>
+        </w:rPr>
+        <w:t>A</w:t>
+      </w:r>
+      <w:r>
+        <w:t xml:space="preserve"> = Acne (severe — Acne conglobata / fulminans)</w:t>
+      </w:r>
+    </w:p>
+    <w:p>
+      <w:pPr>
+        <w:pStyle w:val="ListBullet"/>
+        <w:ind w:left="340"/>
+      </w:pPr>
+      <w:r>
+        <w:rPr>
+          <w:b/>
+        </w:rPr>
+        <w:t>P</w:t>
+      </w:r>
+      <w:r>
+        <w:t xml:space="preserve"> = Palmoplantar Pustulosis</w:t>
+      </w:r>
+    </w:p>
+    <w:p>
+      <w:pPr>
+        <w:pStyle w:val="ListBullet"/>
+        <w:ind w:left="340"/>
+      </w:pPr>
+      <w:r>
+        <w:rPr>
+          <w:b/>
+        </w:rPr>
+        <w:t>H</w:t>
+      </w:r>
+      <w:r>
+        <w:t xml:space="preserve"> = Hyperostosis</w:t>
+      </w:r>
+    </w:p>
+    <w:p>
+      <w:pPr>
+        <w:pStyle w:val="ListBullet"/>
+        <w:ind w:left="340"/>
+      </w:pPr>
+      <w:r>
+        <w:rPr>
+          <w:b/>
+        </w:rPr>
+        <w:t>O</w:t>
+      </w:r>
+      <w:r>
+        <w:t xml:space="preserve"> = Osteitis</w:t>
+      </w:r>
+    </w:p>
+    <w:p>
+      <w:pPr>
+        <w:pStyle w:val="ListBullet"/>
+      </w:pPr>
+      <w:r>
+        <w:t xml:space="preserve">Associated with </w:t>
+      </w:r>
+      <w:r>
+        <w:rPr>
+          <w:b/>
+        </w:rPr>
+        <w:t>Isotretinoin</w:t>
+      </w:r>
+      <w:r>
+        <w:t xml:space="preserve"> use because of the Acne component</w:t>
+      </w:r>
+    </w:p>
+    <w:p>
+      <w:pPr/>
+      <w:r>
+        <w:rPr>
+          <w:b/>
+        </w:rPr>
+        <w:t>Differential Diagnosis of PPP:</w:t>
+      </w:r>
+    </w:p>
+    <w:p>
+      <w:pPr>
+        <w:pStyle w:val="ListBullet"/>
+        <w:ind w:left="340"/>
+      </w:pPr>
+      <w:r>
+        <w:rPr>
+          <w:b/>
+        </w:rPr>
+        <w:t>Pompholyx (Dyshidrotic Eczema):</w:t>
+      </w:r>
+      <w:r>
+        <w:t xml:space="preserve"> Deep-seated vesicles, intensely pruritic, no yellowish-brown staining</w:t>
+      </w:r>
+    </w:p>
+    <w:p>
+      <w:pPr>
+        <w:pStyle w:val="ListBullet"/>
+        <w:ind w:left="340"/>
+      </w:pPr>
+      <w:r>
+        <w:rPr>
+          <w:b/>
+        </w:rPr>
+        <w:t>Vesiculobullous Tinea (Tinea Manuum):</w:t>
+      </w:r>
+      <w:r>
+        <w:t xml:space="preserve"> Must specify the vesiculobullous subtype — standard tinea presents as a circinate lesion with active edge</w:t>
+      </w:r>
+    </w:p>
+    <w:p>
+      <w:pPr>
+        <w:pStyle w:val="ListBullet"/>
+        <w:ind w:left="340"/>
+      </w:pPr>
+      <w:r>
+        <w:rPr>
+          <w:b/>
+        </w:rPr>
+        <w:t>Secondary infected eczema:</w:t>
+      </w:r>
+      <w:r>
+        <w:t xml:space="preserve"> Pustules are Secondary lesions (from superinfection) — not Primary</w:t>
+      </w:r>
+    </w:p>
+    <w:p>
+      <w:pPr>
+        <w:pStyle w:val="ListBullet"/>
+      </w:pPr>
+      <w:r>
+        <w:rPr>
+          <w:b/>
+        </w:rPr>
+        <w:t>💡 Primary vs Secondary Pustule Pearl:</w:t>
+      </w:r>
+      <w:r>
+        <w:t xml:space="preserve"> - </w:t>
+      </w:r>
+      <w:r>
+        <w:rPr>
+          <w:b/>
+        </w:rPr>
+        <w:t>Palmoplantar Pustulosis, Sneddon-Wilkinson, AGEP, Linear IgA</w:t>
+      </w:r>
+      <w:r>
+        <w:t xml:space="preserve"> → Pustules are </w:t>
+      </w:r>
+      <w:r>
+        <w:rPr>
+          <w:b/>
+        </w:rPr>
+        <w:t>PRIMARY</w:t>
+      </w:r>
+      <w:r>
+        <w:t xml:space="preserve"> lesions (neutrophil-driven disease itself) - </w:t>
+      </w:r>
+      <w:r>
+        <w:rPr>
+          <w:b/>
+        </w:rPr>
+        <w:t>Infected Eczema, Infected Herpetic Whitlow</w:t>
+      </w:r>
+      <w:r>
+        <w:t xml:space="preserve"> → Pustules are </w:t>
+      </w:r>
+      <w:r>
+        <w:rPr>
+          <w:b/>
+        </w:rPr>
+        <w:t>SECONDARY</w:t>
+      </w:r>
+      <w:r>
+        <w:t xml:space="preserve"> (superimposed infection on a pre-existing lesion)</w:t>
+      </w:r>
+    </w:p>
+    <w:p>
+      <w:pPr>
+        <w:pStyle w:val="Heading4"/>
+      </w:pPr>
+      <w:r>
+        <w:t>Type 2: Acrodermatitis Continua of Hallopeau</w:t>
+      </w:r>
+    </w:p>
+    <w:tbl>
+      <w:tblPr>
+        <w:tblStyle w:val="TableGrid"/>
+        <w:tblW w:type="auto" w:w="0"/>
+        <w:tblLook w:firstColumn="1" w:firstRow="1" w:lastColumn="0" w:lastRow="0" w:noHBand="0" w:noVBand="1" w:val="04A0"/>
+      </w:tblPr>
+      <w:tblGrid>
+        <w:gridCol w:w="4680"/>
+        <w:gridCol w:w="4680"/>
+      </w:tblGrid>
+      <w:tr>
+        <w:tc>
+          <w:tcPr>
+            <w:tcW w:type="dxa" w:w="4680"/>
+            <w:shd w:val="clear" w:color="auto" w:fill="1F3964"/>
+          </w:tcPr>
+          <w:p>
+            <w:r>
+              <w:rPr>
+                <w:b/>
+                <w:color w:val="FFFFFF"/>
+              </w:rPr>
+              <w:t>Feature</w:t>
+            </w:r>
+          </w:p>
+        </w:tc>
+        <w:tc>
+          <w:tcPr>
+            <w:tcW w:type="dxa" w:w="4680"/>
+            <w:shd w:val="clear" w:color="auto" w:fill="1F3964"/>
+          </w:tcPr>
+          <w:p>
+            <w:r>
+              <w:rPr>
+                <w:b/>
+                <w:color w:val="FFFFFF"/>
+              </w:rPr>
+              <w:t>Detail</w:t>
+            </w:r>
+          </w:p>
+        </w:tc>
+      </w:tr>
+      <w:tr>
+        <w:tc>
+          <w:tcPr>
+            <w:tcW w:type="dxa" w:w="4680"/>
+          </w:tcPr>
+          <w:p>
+            <w:r>
+              <w:rPr>
+                <w:b/>
+              </w:rPr>
+              <w:t>Distribution</w:t>
+            </w:r>
+          </w:p>
+        </w:tc>
+        <w:tc>
+          <w:tcPr>
+            <w:tcW w:type="dxa" w:w="4680"/>
+          </w:tcPr>
+          <w:p>
+            <w:r>
+              <w:t xml:space="preserve">Pustules on the </w:t>
+            </w:r>
+            <w:r>
+              <w:rPr>
+                <w:b/>
+              </w:rPr>
+              <w:t>distal fingertips / toes</w:t>
+            </w:r>
+            <w:r>
+              <w:t xml:space="preserve"> (around/under nails)</w:t>
+            </w:r>
+          </w:p>
+        </w:tc>
+      </w:tr>
+      <w:tr>
+        <w:tc>
+          <w:tcPr>
+            <w:tcW w:type="dxa" w:w="4680"/>
+            <w:shd w:val="clear" w:color="auto" w:fill="DCE6F1"/>
+          </w:tcPr>
+          <w:p>
+            <w:r>
+              <w:rPr>
+                <w:b/>
+              </w:rPr>
+              <w:t>Nail involvement</w:t>
+            </w:r>
+          </w:p>
+        </w:tc>
+        <w:tc>
+          <w:tcPr>
+            <w:tcW w:type="dxa" w:w="4680"/>
+            <w:shd w:val="clear" w:color="auto" w:fill="DCE6F1"/>
+          </w:tcPr>
+          <w:p>
+            <w:r>
+              <w:t xml:space="preserve">Nail dystrophy, </w:t>
+            </w:r>
+            <w:r>
+              <w:rPr>
+                <w:b/>
+              </w:rPr>
+              <w:t>Nail shedding (Onycholysis/Nail plate loss)</w:t>
+            </w:r>
+          </w:p>
+        </w:tc>
+      </w:tr>
+      <w:tr>
+        <w:tc>
+          <w:tcPr>
+            <w:tcW w:type="dxa" w:w="4680"/>
+          </w:tcPr>
+          <w:p>
+            <w:r>
+              <w:rPr>
+                <w:b/>
+              </w:rPr>
+              <w:t>Bone involvement</w:t>
+            </w:r>
+          </w:p>
+        </w:tc>
+        <w:tc>
+          <w:tcPr>
+            <w:tcW w:type="dxa" w:w="4680"/>
+          </w:tcPr>
+          <w:p>
+            <w:r>
+              <w:rPr>
+                <w:b/>
+              </w:rPr>
+              <w:t>Osteolysis of distal phalanges</w:t>
+            </w:r>
+            <w:r>
+              <w:t xml:space="preserve"> (can destroy bone!)</w:t>
+            </w:r>
+          </w:p>
+        </w:tc>
+      </w:tr>
+      <w:tr>
+        <w:tc>
+          <w:tcPr>
+            <w:tcW w:type="dxa" w:w="4680"/>
+            <w:shd w:val="clear" w:color="auto" w:fill="DCE6F1"/>
+          </w:tcPr>
+          <w:p>
+            <w:r>
+              <w:rPr>
+                <w:b/>
+              </w:rPr>
+              <w:t>Associated feature</w:t>
+            </w:r>
+          </w:p>
+        </w:tc>
+        <w:tc>
+          <w:tcPr>
+            <w:tcW w:type="dxa" w:w="4680"/>
+            <w:shd w:val="clear" w:color="auto" w:fill="DCE6F1"/>
+          </w:tcPr>
+          <w:p>
+            <w:r>
+              <w:rPr>
+                <w:b/>
+              </w:rPr>
+              <w:t>Geographic tongue</w:t>
+            </w:r>
+            <w:r>
+              <w:t xml:space="preserve"> (also seen in Von Zumbusch)</w:t>
+            </w:r>
+          </w:p>
+        </w:tc>
+      </w:tr>
+      <w:tr>
+        <w:tc>
+          <w:tcPr>
+            <w:tcW w:type="dxa" w:w="4680"/>
+          </w:tcPr>
+          <w:p>
+            <w:r>
+              <w:rPr>
+                <w:b/>
+              </w:rPr>
+              <w:t>Course</w:t>
+            </w:r>
+          </w:p>
+        </w:tc>
+        <w:tc>
+          <w:tcPr>
+            <w:tcW w:type="dxa" w:w="4680"/>
+          </w:tcPr>
+          <w:p>
+            <w:r>
+              <w:t>Progressive, destructive</w:t>
+            </w:r>
+          </w:p>
+        </w:tc>
+      </w:tr>
+    </w:tbl>
+    <w:p/>
+    <w:p>
+      <w:pPr/>
+      <w:r>
+        <w:rPr>
+          <w:b/>
+        </w:rPr>
+        <w:t>Differential Diagnosis of Acrodermatitis Continua:</w:t>
+      </w:r>
+    </w:p>
+    <w:p>
+      <w:pPr>
+        <w:pStyle w:val="ListBullet"/>
+        <w:ind w:left="340"/>
+      </w:pPr>
+      <w:r>
+        <w:rPr>
+          <w:b/>
+        </w:rPr>
+        <w:t>Herpetic Whitlow</w:t>
+      </w:r>
+      <w:r>
+        <w:t xml:space="preserve"> (Herpes Simplex of the finger — vesicles, not pustules primarily)</w:t>
+      </w:r>
+    </w:p>
+    <w:p>
+      <w:pPr>
+        <w:pStyle w:val="ListBullet"/>
+        <w:ind w:left="340"/>
+      </w:pPr>
+      <w:r>
+        <w:rPr>
+          <w:b/>
+        </w:rPr>
+        <w:t>Staphylococcal Paronychia</w:t>
+      </w:r>
+      <w:r>
+        <w:t xml:space="preserve"> (bacterial nail fold infection)</w:t>
+      </w:r>
+    </w:p>
+    <w:p>
+      <w:pPr>
+        <w:pStyle w:val="ListBullet"/>
+        <w:ind w:left="340"/>
+      </w:pPr>
+      <w:r>
+        <w:rPr>
+          <w:b/>
+        </w:rPr>
+        <w:t>Contact Dermatitis</w:t>
+      </w:r>
+      <w:r>
+        <w:t xml:space="preserve"> of the fingers</w:t>
+      </w:r>
+    </w:p>
+    <w:p>
+      <w:pPr>
+        <w:pStyle w:val="Heading3"/>
+      </w:pPr>
+      <w:r>
+        <w:t>Translated &amp; Tidied Audio Transcript</w:t>
+      </w:r>
+    </w:p>
+    <w:p>
+      <w:pPr/>
+      <w:r>
+        <w:rPr>
+          <w:b/>
+        </w:rPr>
+        <w:t xml:space="preserve">Dr. Eman:  </w:t>
+      </w:r>
+      <w:r>
+        <w:t xml:space="preserve">Palmoplantar Pustulosis — bilateral, symmetrical, sterile pustules. The hallmark is the </w:t>
+      </w:r>
+      <w:r>
+        <w:rPr>
+          <w:b/>
+        </w:rPr>
+        <w:t>yellow-brown macules</w:t>
+      </w:r>
+      <w:r>
+        <w:t xml:space="preserve"> that remain as pustules resolve. This is very characteristic and helps distinguish it from other conditions. It is associated with </w:t>
+      </w:r>
+      <w:r>
+        <w:rPr>
+          <w:b/>
+        </w:rPr>
+        <w:t>SAPHO syndrome</w:t>
+      </w:r>
+      <w:r>
+        <w:t xml:space="preserve"> — Synovitis, Acne, Palmoplantar Pustulosis, Hyperostosis, Osteitis. One student correctly linked it to Isotretinoin — because the syndrome includes severe Acne.</w:t>
+      </w:r>
+    </w:p>
+    <w:p>
+      <w:pPr/>
+      <w:r>
+        <w:rPr>
+          <w:b/>
+        </w:rPr>
+        <w:t xml:space="preserve">Dr. Eman:  </w:t>
+      </w:r>
+      <w:r>
+        <w:t>Is the Pustule in Palmoplantar Pustulosis a Primary or Secondary lesion?</w:t>
+      </w:r>
+    </w:p>
+    <w:p>
+      <w:pPr/>
+      <w:r>
+        <w:rPr>
+          <w:b/>
+        </w:rPr>
+        <w:t xml:space="preserve">Student 1:  </w:t>
+      </w:r>
+      <w:r>
+        <w:t>Primary.</w:t>
+      </w:r>
+    </w:p>
+    <w:p>
+      <w:pPr/>
+      <w:r>
+        <w:rPr>
+          <w:b/>
+        </w:rPr>
+        <w:t xml:space="preserve">Student 2:  </w:t>
+      </w:r>
+      <w:r>
+        <w:t>Secondary.</w:t>
+      </w:r>
+    </w:p>
+    <w:p>
+      <w:pPr/>
+      <w:r>
+        <w:rPr>
+          <w:b/>
+        </w:rPr>
+        <w:t xml:space="preserve">Dr. Eman:  </w:t>
+      </w:r>
+      <w:r>
+        <w:t>Primary — absolutely. The disease itself presents as pustules. If you take a swab from a Palmoplantar Pustulosis pustule, it will be sterile — Aseptic. A secondary pustule would be from superinfection. Palmoplantar, Sneddon-Wilkinson, AGEP, Linear IgA — all have pustules as their Primary lesion. But Infected Eczema — those pustules are Secondary because infection caused them.</w:t>
+      </w:r>
+    </w:p>
+    <w:p>
+      <w:pPr/>
+      <w:r>
+        <w:rPr>
+          <w:b/>
+        </w:rPr>
+        <w:t xml:space="preserve">Dr. Eman:  </w:t>
+      </w:r>
+      <w:r>
+        <w:t xml:space="preserve">Acrodermatitis Continua of Hallopeau — the name is awkward but must be memorised. Pustules on the distal finger/toe, nail dystrophy, nail shedding, and importantly, it can cause </w:t>
+      </w:r>
+      <w:r>
+        <w:rPr>
+          <w:b/>
+        </w:rPr>
+        <w:t>Osteolysis of the distal phalanges</w:t>
+      </w:r>
+      <w:r>
+        <w:t xml:space="preserve"> — it eats into the bone. It is also associated with Geographic tongue, just like Von Zumbusch. Differentials: Herpetic Whitlow, Staphylococcal infection, Contact Dermatitis.</w:t>
+      </w:r>
+    </w:p>
+    <w:p>
+      <w:pPr>
+        <w:pStyle w:val="Heading2"/>
+      </w:pPr>
+      <w:r>
+        <w:t>4. Nail Psoriasis — Features, PDRL &amp; HOOS Mnemonics</w:t>
+      </w:r>
+    </w:p>
+    <w:p>
+      <w:pPr>
+        <w:pStyle w:val="Heading3"/>
+      </w:pPr>
+      <w:r>
+        <w:t>Summary</w:t>
+      </w:r>
+    </w:p>
+    <w:p>
+      <w:pPr/>
+      <w:r>
+        <w:t xml:space="preserve">Nail involvement is extremely important in Psoriasis — it acts as a </w:t>
+      </w:r>
+      <w:r>
+        <w:rPr>
+          <w:b/>
+        </w:rPr>
+        <w:t>marker for Psoriatic Arthritis.</w:t>
+      </w:r>
+    </w:p>
+    <w:p>
+      <w:pPr>
+        <w:pStyle w:val="Heading4"/>
+      </w:pPr>
+      <w:r>
+        <w:t>Epidemiology</w:t>
+      </w:r>
+    </w:p>
+    <w:p>
+      <w:pPr>
+        <w:pStyle w:val="ListBullet"/>
+        <w:ind w:left="340"/>
+      </w:pPr>
+      <w:r>
+        <w:rPr>
+          <w:b/>
+        </w:rPr>
+        <w:t>5%</w:t>
+      </w:r>
+      <w:r>
+        <w:t xml:space="preserve"> of Psoriasis patients have isolated nail psoriasis (no skin disease)</w:t>
+      </w:r>
+    </w:p>
+    <w:p>
+      <w:pPr>
+        <w:pStyle w:val="ListBullet"/>
+        <w:ind w:left="340"/>
+      </w:pPr>
+      <w:r>
+        <w:rPr>
+          <w:b/>
+        </w:rPr>
+        <w:t>40–45%</w:t>
+      </w:r>
+      <w:r>
+        <w:t xml:space="preserve"> of skin Psoriasis patients have nail involvement</w:t>
+      </w:r>
+    </w:p>
+    <w:p>
+      <w:pPr>
+        <w:pStyle w:val="ListBullet"/>
+        <w:ind w:left="340"/>
+      </w:pPr>
+      <w:r>
+        <w:rPr>
+          <w:b/>
+        </w:rPr>
+        <w:t>80–90%</w:t>
+      </w:r>
+      <w:r>
+        <w:t xml:space="preserve"> of Psoriatic Arthritis patients have nail involvement → </w:t>
+      </w:r>
+      <w:r>
+        <w:rPr>
+          <w:b/>
+        </w:rPr>
+        <w:t>Always examine the nails when you suspect Psoriatic Arthritis</w:t>
+      </w:r>
+    </w:p>
+    <w:p>
+      <w:pPr>
+        <w:pStyle w:val="ListBullet"/>
+        <w:ind w:left="340"/>
+      </w:pPr>
+      <w:r>
+        <w:t>Fingernails &gt; Toenails</w:t>
+      </w:r>
+    </w:p>
+    <w:p>
+      <w:pPr>
+        <w:pStyle w:val="Heading4"/>
+      </w:pPr>
+      <w:r>
+        <w:t>Anatomy-Based Classification</w:t>
+      </w:r>
+    </w:p>
+    <w:p>
+      <w:pPr/>
+      <w:r>
+        <w:t>The nail is affected in two anatomical regions:</w:t>
+      </w:r>
+    </w:p>
+    <w:tbl>
+      <w:tblPr>
+        <w:tblStyle w:val="TableGrid"/>
+        <w:tblW w:type="auto" w:w="0"/>
+        <w:tblLook w:firstColumn="1" w:firstRow="1" w:lastColumn="0" w:lastRow="0" w:noHBand="0" w:noVBand="1" w:val="04A0"/>
+      </w:tblPr>
+      <w:tblGrid>
+        <w:gridCol w:w="3120"/>
+        <w:gridCol w:w="3120"/>
+        <w:gridCol w:w="3120"/>
+      </w:tblGrid>
+      <w:tr>
+        <w:tc>
+          <w:tcPr>
+            <w:tcW w:type="dxa" w:w="3120"/>
+            <w:shd w:val="clear" w:color="auto" w:fill="1F3964"/>
+          </w:tcPr>
+          <w:p>
+            <w:r>
+              <w:rPr>
+                <w:b/>
+                <w:color w:val="FFFFFF"/>
+              </w:rPr>
+              <w:t>Region</w:t>
+            </w:r>
+          </w:p>
+        </w:tc>
+        <w:tc>
+          <w:tcPr>
+            <w:tcW w:type="dxa" w:w="3120"/>
+            <w:shd w:val="clear" w:color="auto" w:fill="1F3964"/>
+          </w:tcPr>
+          <w:p>
+            <w:r>
+              <w:rPr>
+                <w:b/>
+                <w:color w:val="FFFFFF"/>
+              </w:rPr>
+              <w:t>Clinical Features</w:t>
+            </w:r>
+          </w:p>
+        </w:tc>
+        <w:tc>
+          <w:tcPr>
+            <w:tcW w:type="dxa" w:w="3120"/>
+            <w:shd w:val="clear" w:color="auto" w:fill="1F3964"/>
+          </w:tcPr>
+          <w:p>
+            <w:r>
+              <w:rPr>
+                <w:b/>
+                <w:color w:val="FFFFFF"/>
+              </w:rPr>
+              <w:t>Mnemonic</w:t>
+            </w:r>
+          </w:p>
+        </w:tc>
+      </w:tr>
+      <w:tr>
+        <w:tc>
+          <w:tcPr>
+            <w:tcW w:type="dxa" w:w="3120"/>
+          </w:tcPr>
+          <w:p>
+            <w:r>
+              <w:rPr>
+                <w:b/>
+              </w:rPr>
+              <w:t>Nail Matrix</w:t>
+            </w:r>
+            <w:r>
+              <w:rPr>
+                <w:b/>
+              </w:rPr>
+              <w:t xml:space="preserve"> (makes the nail plate)</w:t>
+            </w:r>
+          </w:p>
+        </w:tc>
+        <w:tc>
+          <w:tcPr>
+            <w:tcW w:type="dxa" w:w="3120"/>
+          </w:tcPr>
+          <w:p>
+            <w:r>
+              <w:t>Pitting, Leukonychia, Red spots in lunula, Nail Plate Dystrophy, Beau's lines</w:t>
+            </w:r>
+          </w:p>
+        </w:tc>
+        <w:tc>
+          <w:tcPr>
+            <w:tcW w:type="dxa" w:w="3120"/>
+          </w:tcPr>
+          <w:p>
+            <w:r>
+              <w:rPr>
+                <w:b/>
+              </w:rPr>
+              <w:t>PDRL</w:t>
+            </w:r>
+            <w:r>
+              <w:t xml:space="preserve"> (P=Pitting, D=Dystrophy, R=Red spot, L=Leukonychia)</w:t>
+            </w:r>
+          </w:p>
+        </w:tc>
+      </w:tr>
+      <w:tr>
+        <w:tc>
+          <w:tcPr>
+            <w:tcW w:type="dxa" w:w="3120"/>
+            <w:shd w:val="clear" w:color="auto" w:fill="DCE6F1"/>
+          </w:tcPr>
+          <w:p>
+            <w:r>
+              <w:rPr>
+                <w:b/>
+              </w:rPr>
+              <w:t>Nail Bed</w:t>
+            </w:r>
+            <w:r>
+              <w:rPr>
+                <w:b/>
+              </w:rPr>
+              <w:t xml:space="preserve"> (beneath the nail plate)</w:t>
+            </w:r>
+          </w:p>
+        </w:tc>
+        <w:tc>
+          <w:tcPr>
+            <w:tcW w:type="dxa" w:w="3120"/>
+            <w:shd w:val="clear" w:color="auto" w:fill="DCE6F1"/>
+          </w:tcPr>
+          <w:p>
+            <w:r>
+              <w:t>Hyperkeratosis (subungual), Onycholysis, Oil drop sign (Salmon patch), Splinter haemorrhages</w:t>
+            </w:r>
+          </w:p>
+        </w:tc>
+        <w:tc>
+          <w:tcPr>
+            <w:tcW w:type="dxa" w:w="3120"/>
+            <w:shd w:val="clear" w:color="auto" w:fill="DCE6F1"/>
+          </w:tcPr>
+          <w:p>
+            <w:r>
+              <w:rPr>
+                <w:b/>
+              </w:rPr>
+              <w:t>HOOS</w:t>
+            </w:r>
+            <w:r>
+              <w:t xml:space="preserve"> (H=Hyperkeratosis, O=Onycholysis, O=Oil drop, S=Splinter haemorrhage)</w:t>
+            </w:r>
+          </w:p>
+        </w:tc>
+      </w:tr>
+    </w:tbl>
+    <w:p/>
+    <w:p>
+      <w:pPr>
+        <w:pStyle w:val="Heading4"/>
+      </w:pPr>
+      <w:r>
+        <w:t>Nail Matrix Features (PDRL)</w:t>
+      </w:r>
+    </w:p>
+    <w:tbl>
+      <w:tblPr>
+        <w:tblStyle w:val="TableGrid"/>
+        <w:tblW w:type="auto" w:w="0"/>
+        <w:tblLook w:firstColumn="1" w:firstRow="1" w:lastColumn="0" w:lastRow="0" w:noHBand="0" w:noVBand="1" w:val="04A0"/>
+      </w:tblPr>
+      <w:tblGrid>
+        <w:gridCol w:w="4680"/>
+        <w:gridCol w:w="4680"/>
+      </w:tblGrid>
+      <w:tr>
+        <w:tc>
+          <w:tcPr>
+            <w:tcW w:type="dxa" w:w="4680"/>
+            <w:shd w:val="clear" w:color="auto" w:fill="1F3964"/>
+          </w:tcPr>
+          <w:p>
+            <w:r>
+              <w:rPr>
+                <w:b/>
+                <w:color w:val="FFFFFF"/>
+              </w:rPr>
+              <w:t>Sign</w:t>
+            </w:r>
+          </w:p>
+        </w:tc>
+        <w:tc>
+          <w:tcPr>
+            <w:tcW w:type="dxa" w:w="4680"/>
+            <w:shd w:val="clear" w:color="auto" w:fill="1F3964"/>
+          </w:tcPr>
+          <w:p>
+            <w:r>
+              <w:rPr>
+                <w:b/>
+                <w:color w:val="FFFFFF"/>
+              </w:rPr>
+              <w:t>Description</w:t>
+            </w:r>
+          </w:p>
+        </w:tc>
+      </w:tr>
+      <w:tr>
+        <w:tc>
+          <w:tcPr>
+            <w:tcW w:type="dxa" w:w="4680"/>
+          </w:tcPr>
+          <w:p>
+            <w:r>
+              <w:rPr>
+                <w:b/>
+              </w:rPr>
+              <w:t>Pitting</w:t>
+            </w:r>
+          </w:p>
+        </w:tc>
+        <w:tc>
+          <w:tcPr>
+            <w:tcW w:type="dxa" w:w="4680"/>
+          </w:tcPr>
+          <w:p>
+            <w:r>
+              <w:t xml:space="preserve">Small ice-pick-like pits on nail surface — </w:t>
+            </w:r>
+            <w:r>
+              <w:rPr>
+                <w:b/>
+              </w:rPr>
+              <w:t>most characteristic sign</w:t>
+            </w:r>
+          </w:p>
+        </w:tc>
+      </w:tr>
+      <w:tr>
+        <w:tc>
+          <w:tcPr>
+            <w:tcW w:type="dxa" w:w="4680"/>
+            <w:shd w:val="clear" w:color="auto" w:fill="DCE6F1"/>
+          </w:tcPr>
+          <w:p>
+            <w:r>
+              <w:rPr>
+                <w:b/>
+              </w:rPr>
+              <w:t>Dystrophy (Plate Dystrophy)</w:t>
+            </w:r>
+          </w:p>
+        </w:tc>
+        <w:tc>
+          <w:tcPr>
+            <w:tcW w:type="dxa" w:w="4680"/>
+            <w:shd w:val="clear" w:color="auto" w:fill="DCE6F1"/>
+          </w:tcPr>
+          <w:p>
+            <w:r>
+              <w:t>Irregular, crumbling nail plate — end-stage = Trachyonychia (roughened, sandpaper nail)</w:t>
+            </w:r>
+          </w:p>
+        </w:tc>
+      </w:tr>
+      <w:tr>
+        <w:tc>
+          <w:tcPr>
+            <w:tcW w:type="dxa" w:w="4680"/>
+          </w:tcPr>
+          <w:p>
+            <w:r>
+              <w:rPr>
+                <w:b/>
+              </w:rPr>
+              <w:t>Red spots in lunula</w:t>
+            </w:r>
+          </w:p>
+        </w:tc>
+        <w:tc>
+          <w:tcPr>
+            <w:tcW w:type="dxa" w:w="4680"/>
+          </w:tcPr>
+          <w:p>
+            <w:r>
+              <w:t>Erythematous macules in the white lunula area</w:t>
+            </w:r>
+          </w:p>
+        </w:tc>
+      </w:tr>
+      <w:tr>
+        <w:tc>
+          <w:tcPr>
+            <w:tcW w:type="dxa" w:w="4680"/>
+            <w:shd w:val="clear" w:color="auto" w:fill="DCE6F1"/>
+          </w:tcPr>
+          <w:p>
+            <w:r>
+              <w:rPr>
+                <w:b/>
+              </w:rPr>
+              <w:t>Leukonychia</w:t>
+            </w:r>
+          </w:p>
+        </w:tc>
+        <w:tc>
+          <w:tcPr>
+            <w:tcW w:type="dxa" w:w="4680"/>
+            <w:shd w:val="clear" w:color="auto" w:fill="DCE6F1"/>
+          </w:tcPr>
+          <w:p>
+            <w:r>
+              <w:t>White patches/spots on the nail plate</w:t>
+            </w:r>
+          </w:p>
+        </w:tc>
+      </w:tr>
+      <w:tr>
+        <w:tc>
+          <w:tcPr>
+            <w:tcW w:type="dxa" w:w="4680"/>
+          </w:tcPr>
+          <w:p>
+            <w:r>
+              <w:rPr>
+                <w:b/>
+              </w:rPr>
+              <w:t>Beau's lines</w:t>
+            </w:r>
+          </w:p>
+        </w:tc>
+        <w:tc>
+          <w:tcPr>
+            <w:tcW w:type="dxa" w:w="4680"/>
+          </w:tcPr>
+          <w:p>
+            <w:r>
+              <w:t>Transverse grooves across the nail plate</w:t>
+            </w:r>
+          </w:p>
+        </w:tc>
+      </w:tr>
+    </w:tbl>
+    <w:p/>
+    <w:p>
+      <w:pPr>
+        <w:pStyle w:val="ListBullet"/>
+      </w:pPr>
+      <w:r>
+        <w:rPr>
+          <w:b/>
+        </w:rPr>
+        <w:t>💡 Trachyonychia (20-Nail Dystrophy) — Most Specific For:</w:t>
+      </w:r>
+      <w:r>
+        <w:t xml:space="preserve"> - </w:t>
+      </w:r>
+      <w:r>
+        <w:rPr>
+          <w:b/>
+        </w:rPr>
+        <w:t>Lichen Planus</w:t>
+      </w:r>
+      <w:r>
+        <w:t xml:space="preserve"> (most specific association) - </w:t>
+      </w:r>
+      <w:r>
+        <w:rPr>
+          <w:b/>
+        </w:rPr>
+        <w:t>Alopecia Areata</w:t>
+      </w:r>
+      <w:r>
+        <w:t xml:space="preserve"> (second most common association) - Also seen in Psoriasis</w:t>
+      </w:r>
+    </w:p>
+    <w:p>
+      <w:pPr>
+        <w:pStyle w:val="Heading4"/>
+      </w:pPr>
+      <w:r>
+        <w:t>Nail Bed Features (HOOS)</w:t>
+      </w:r>
+    </w:p>
+    <w:tbl>
+      <w:tblPr>
+        <w:tblStyle w:val="TableGrid"/>
+        <w:tblW w:type="auto" w:w="0"/>
+        <w:tblLook w:firstColumn="1" w:firstRow="1" w:lastColumn="0" w:lastRow="0" w:noHBand="0" w:noVBand="1" w:val="04A0"/>
+      </w:tblPr>
+      <w:tblGrid>
+        <w:gridCol w:w="4680"/>
+        <w:gridCol w:w="4680"/>
+      </w:tblGrid>
+      <w:tr>
+        <w:tc>
+          <w:tcPr>
+            <w:tcW w:type="dxa" w:w="4680"/>
+            <w:shd w:val="clear" w:color="auto" w:fill="1F3964"/>
+          </w:tcPr>
+          <w:p>
+            <w:r>
+              <w:rPr>
+                <w:b/>
+                <w:color w:val="FFFFFF"/>
+              </w:rPr>
+              <w:t>Sign</w:t>
+            </w:r>
+          </w:p>
+        </w:tc>
+        <w:tc>
+          <w:tcPr>
+            <w:tcW w:type="dxa" w:w="4680"/>
+            <w:shd w:val="clear" w:color="auto" w:fill="1F3964"/>
+          </w:tcPr>
+          <w:p>
+            <w:r>
+              <w:rPr>
+                <w:b/>
+                <w:color w:val="FFFFFF"/>
+              </w:rPr>
+              <w:t>Description</w:t>
+            </w:r>
+          </w:p>
+        </w:tc>
+      </w:tr>
+      <w:tr>
+        <w:tc>
+          <w:tcPr>
+            <w:tcW w:type="dxa" w:w="4680"/>
+          </w:tcPr>
+          <w:p>
+            <w:r>
+              <w:rPr>
+                <w:b/>
+              </w:rPr>
+              <w:t>Hyperkeratosis</w:t>
+            </w:r>
+          </w:p>
+        </w:tc>
+        <w:tc>
+          <w:tcPr>
+            <w:tcW w:type="dxa" w:w="4680"/>
+          </w:tcPr>
+          <w:p>
+            <w:r>
+              <w:t>Thickening of the nail bed (subungual hyperkeratosis)</w:t>
+            </w:r>
+          </w:p>
+        </w:tc>
+      </w:tr>
+      <w:tr>
+        <w:tc>
+          <w:tcPr>
+            <w:tcW w:type="dxa" w:w="4680"/>
+            <w:shd w:val="clear" w:color="auto" w:fill="DCE6F1"/>
+          </w:tcPr>
+          <w:p>
+            <w:r>
+              <w:rPr>
+                <w:b/>
+              </w:rPr>
+              <w:t>Onycholysis</w:t>
+            </w:r>
+          </w:p>
+        </w:tc>
+        <w:tc>
+          <w:tcPr>
+            <w:tcW w:type="dxa" w:w="4680"/>
+            <w:shd w:val="clear" w:color="auto" w:fill="DCE6F1"/>
+          </w:tcPr>
+          <w:p>
+            <w:r>
+              <w:t>Separation of nail plate from nail bed — nail "lifts off"</w:t>
+            </w:r>
+          </w:p>
+        </w:tc>
+      </w:tr>
+      <w:tr>
+        <w:tc>
+          <w:tcPr>
+            <w:tcW w:type="dxa" w:w="4680"/>
+          </w:tcPr>
+          <w:p>
+            <w:r>
+              <w:rPr>
+                <w:b/>
+              </w:rPr>
+              <w:t>Oil drop sign (Salmon patch)</w:t>
+            </w:r>
+          </w:p>
+        </w:tc>
+        <w:tc>
+          <w:tcPr>
+            <w:tcW w:type="dxa" w:w="4680"/>
+          </w:tcPr>
+          <w:p>
+            <w:r>
+              <w:t xml:space="preserve">Yellowish-brown discolouration under the nail — </w:t>
+            </w:r>
+            <w:r>
+              <w:rPr>
+                <w:b/>
+              </w:rPr>
+              <w:t>highly specific for Psoriasis</w:t>
+            </w:r>
+          </w:p>
+        </w:tc>
+      </w:tr>
+      <w:tr>
+        <w:tc>
+          <w:tcPr>
+            <w:tcW w:type="dxa" w:w="4680"/>
+            <w:shd w:val="clear" w:color="auto" w:fill="DCE6F1"/>
+          </w:tcPr>
+          <w:p>
+            <w:r>
+              <w:rPr>
+                <w:b/>
+              </w:rPr>
+              <w:t>Splinter haemorrhages</w:t>
+            </w:r>
+          </w:p>
+        </w:tc>
+        <w:tc>
+          <w:tcPr>
+            <w:tcW w:type="dxa" w:w="4680"/>
+            <w:shd w:val="clear" w:color="auto" w:fill="DCE6F1"/>
+          </w:tcPr>
+          <w:p>
+            <w:r>
+              <w:t>Linear red-brown streaks under the nail — best seen on Dermatoscopy</w:t>
+            </w:r>
+          </w:p>
+        </w:tc>
+      </w:tr>
+    </w:tbl>
+    <w:p/>
+    <w:p>
+      <w:pPr>
+        <w:pStyle w:val="ListBullet"/>
+      </w:pPr>
+      <w:r>
+        <w:rPr>
+          <w:b/>
+        </w:rPr>
+        <w:t>💡 Memory Trick:</w:t>
+      </w:r>
+      <w:r>
+        <w:t xml:space="preserve"> - </w:t>
+      </w:r>
+      <w:r>
+        <w:rPr>
+          <w:b/>
+        </w:rPr>
+        <w:t>PDRL</w:t>
+      </w:r>
+      <w:r>
+        <w:t xml:space="preserve"> = like the investigation "VDRL" (for Syphilis) but for the </w:t>
+      </w:r>
+      <w:r>
+        <w:rPr>
+          <w:b/>
+        </w:rPr>
+        <w:t>Nail Matrix</w:t>
+      </w:r>
+      <w:r>
+        <w:t xml:space="preserve"> - </w:t>
+      </w:r>
+      <w:r>
+        <w:rPr>
+          <w:b/>
+        </w:rPr>
+        <w:t>HOOS</w:t>
+      </w:r>
+      <w:r>
+        <w:t xml:space="preserve"> = the Nail </w:t>
+      </w:r>
+      <w:r>
+        <w:rPr>
+          <w:b/>
+        </w:rPr>
+        <w:t>Bed</w:t>
+      </w:r>
+      <w:r>
+        <w:t xml:space="preserve"> features (think "Who's in the bed?")</w:t>
+      </w:r>
+    </w:p>
+    <w:p>
+      <w:pPr>
+        <w:pStyle w:val="Heading3"/>
+      </w:pPr>
+      <w:r>
+        <w:t>Translated &amp; Tidied Audio Transcript</w:t>
+      </w:r>
+    </w:p>
+    <w:p>
+      <w:pPr/>
+      <w:r>
+        <w:rPr>
+          <w:b/>
+        </w:rPr>
+        <w:t xml:space="preserve">Dr. Eman:  </w:t>
+      </w:r>
+      <w:r>
+        <w:t>Nail Psoriasis — five percent of patients have it in isolation, 40–45% have it with skin disease, and 80–90% of Psoriatic Arthritis patients have nail involvement. Always look at the nails. Fingernails are affected more than toenails.</w:t>
+      </w:r>
+    </w:p>
+    <w:p>
+      <w:pPr/>
+      <w:r>
+        <w:rPr>
+          <w:b/>
+        </w:rPr>
+        <w:t xml:space="preserve">Dr. Eman:  </w:t>
+      </w:r>
+      <w:r>
+        <w:t xml:space="preserve">I divide nail involvement into two anatomical areas — the </w:t>
+      </w:r>
+      <w:r>
+        <w:rPr>
+          <w:b/>
+        </w:rPr>
+        <w:t>Nail Matrix</w:t>
+      </w:r>
+      <w:r>
+        <w:t xml:space="preserve"> (the factory that makes the nail) and the </w:t>
+      </w:r>
+      <w:r>
+        <w:rPr>
+          <w:b/>
+        </w:rPr>
+        <w:t>Nail Bed</w:t>
+      </w:r>
+      <w:r>
+        <w:t xml:space="preserve"> (the skin under the nail plate). Matrix problems affect the nail plate itself; nail bed problems affect what lies beneath.</w:t>
+      </w:r>
+    </w:p>
+    <w:p>
+      <w:pPr/>
+      <w:r>
+        <w:rPr>
+          <w:b/>
+        </w:rPr>
+        <w:t xml:space="preserve">Dr. Eman:  </w:t>
+      </w:r>
+      <w:r>
+        <w:t xml:space="preserve">The nail matrix features — remember them as </w:t>
+      </w:r>
+      <w:r>
+        <w:rPr>
+          <w:b/>
+        </w:rPr>
+        <w:t>PDRL</w:t>
+      </w:r>
+      <w:r>
+        <w:t xml:space="preserve">: Pitting, Dystrophy, Red spot, Leukonychia. The nail bed features — remember them as </w:t>
+      </w:r>
+      <w:r>
+        <w:rPr>
+          <w:b/>
+        </w:rPr>
+        <w:t>HOOS</w:t>
+      </w:r>
+      <w:r>
+        <w:t>: Hyperkeratosis, Onycholysis, Oil drop, Splinter haemorrhage.</w:t>
+      </w:r>
+    </w:p>
+    <w:p>
+      <w:pPr/>
+      <w:r>
+        <w:rPr>
+          <w:b/>
+        </w:rPr>
+        <w:t xml:space="preserve">Student:  </w:t>
+      </w:r>
+      <w:r>
+        <w:t>What about Trachyonychia?</w:t>
+      </w:r>
+    </w:p>
+    <w:p>
+      <w:pPr/>
+      <w:r>
+        <w:rPr>
+          <w:b/>
+        </w:rPr>
+        <w:t xml:space="preserve">Dr. Eman:  </w:t>
+      </w:r>
+      <w:r>
+        <w:t>Trachyonychia — the roughened, sandpaper nail — is associated with?</w:t>
+      </w:r>
+    </w:p>
+    <w:p>
+      <w:pPr/>
+      <w:r>
+        <w:rPr>
+          <w:b/>
+        </w:rPr>
+        <w:t xml:space="preserve">Student:  </w:t>
+      </w:r>
+      <w:r>
+        <w:t>Lichen Planus.</w:t>
+      </w:r>
+    </w:p>
+    <w:p>
+      <w:pPr/>
+      <w:r>
+        <w:rPr>
+          <w:b/>
+        </w:rPr>
+        <w:t xml:space="preserve">Dr. Eman:  </w:t>
+      </w:r>
+      <w:r>
+        <w:t>Lichen Planus — correct. And second?</w:t>
+      </w:r>
+    </w:p>
+    <w:p>
+      <w:pPr/>
+      <w:r>
+        <w:rPr>
+          <w:b/>
+        </w:rPr>
+        <w:t xml:space="preserve">Student:  </w:t>
+      </w:r>
+      <w:r>
+        <w:t>Alopecia Areata.</w:t>
+      </w:r>
+    </w:p>
+    <w:p>
+      <w:pPr/>
+      <w:r>
+        <w:rPr>
+          <w:b/>
+        </w:rPr>
+        <w:t xml:space="preserve">Dr. Eman:  </w:t>
+      </w:r>
+      <w:r>
+        <w:t>Exactly. Those are the two most specific associations. It also occurs in Psoriasis but is not the most specific. Now — to remember PDRL: think of it like VDRL — the Syphilis test. But ours is PDRL, for the nail matrix. Can't confuse it with the Syphilis investigation.</w:t>
+      </w:r>
+    </w:p>
+    <w:p>
+      <w:pPr>
+        <w:pStyle w:val="Heading2"/>
+      </w:pPr>
+      <w:r>
+        <w:t>5. Psoriatic Arthritis &amp; Systemic Associations</w:t>
+      </w:r>
+    </w:p>
+    <w:p>
+      <w:pPr>
+        <w:pStyle w:val="Heading3"/>
+      </w:pPr>
+      <w:r>
+        <w:t>Summary</w:t>
+      </w:r>
+    </w:p>
+    <w:p>
+      <w:pPr>
+        <w:pStyle w:val="Heading4"/>
+      </w:pPr>
+      <w:r>
+        <w:t>Psoriatic Arthritis (PsA)</w:t>
+      </w:r>
+    </w:p>
+    <w:p>
+      <w:pPr>
+        <w:pStyle w:val="ListBullet"/>
+        <w:ind w:left="340"/>
+      </w:pPr>
+      <w:r>
+        <w:t xml:space="preserve">Occurs in </w:t>
+      </w:r>
+      <w:r>
+        <w:rPr>
+          <w:b/>
+        </w:rPr>
+        <w:t>5–30%</w:t>
+      </w:r>
+      <w:r>
+        <w:t xml:space="preserve"> of psoriatic patients</w:t>
+      </w:r>
+    </w:p>
+    <w:p>
+      <w:pPr>
+        <w:pStyle w:val="ListBullet"/>
+        <w:ind w:left="340"/>
+      </w:pPr>
+      <w:r>
+        <w:rPr>
+          <w:b/>
+        </w:rPr>
+        <w:t>Peak age:</w:t>
+      </w:r>
+      <w:r>
+        <w:t xml:space="preserve"> 40–60 years</w:t>
+      </w:r>
+    </w:p>
+    <w:p>
+      <w:pPr>
+        <w:pStyle w:val="ListBullet"/>
+        <w:ind w:left="340"/>
+      </w:pPr>
+      <w:r>
+        <w:rPr>
+          <w:b/>
+        </w:rPr>
+        <w:t>Seronegative</w:t>
+      </w:r>
+      <w:r>
+        <w:t xml:space="preserve"> arthritis (Rheumatoid Factor negative — differentiates from Rheumatoid Arthritis)</w:t>
+      </w:r>
+    </w:p>
+    <w:p>
+      <w:pPr>
+        <w:pStyle w:val="ListBullet"/>
+        <w:ind w:left="340"/>
+      </w:pPr>
+      <w:r>
+        <w:rPr>
+          <w:b/>
+        </w:rPr>
+        <w:t>HLA-B27</w:t>
+      </w:r>
+      <w:r>
+        <w:t xml:space="preserve"> associated</w:t>
+      </w:r>
+    </w:p>
+    <w:p>
+      <w:pPr/>
+      <w:r>
+        <w:rPr>
+          <w:b/>
+        </w:rPr>
+        <w:t>Temporal relationship with skin disease:</w:t>
+      </w:r>
+    </w:p>
+    <w:p>
+      <w:pPr>
+        <w:pStyle w:val="ListBullet"/>
+        <w:ind w:left="340"/>
+      </w:pPr>
+      <w:r>
+        <w:t xml:space="preserve">Skin disease first → PsA follows: </w:t>
+      </w:r>
+      <w:r>
+        <w:rPr>
+          <w:b/>
+        </w:rPr>
+        <w:t>70% of cases</w:t>
+      </w:r>
+    </w:p>
+    <w:p>
+      <w:pPr>
+        <w:pStyle w:val="ListBullet"/>
+        <w:ind w:left="340"/>
+      </w:pPr>
+      <w:r>
+        <w:t xml:space="preserve">PsA </w:t>
+      </w:r>
+      <w:r>
+        <w:rPr>
+          <w:b/>
+        </w:rPr>
+        <w:t>precedes</w:t>
+      </w:r>
+      <w:r>
+        <w:t xml:space="preserve"> skin disease: </w:t>
+      </w:r>
+      <w:r>
+        <w:rPr>
+          <w:b/>
+        </w:rPr>
+        <w:t>15% of cases</w:t>
+      </w:r>
+    </w:p>
+    <w:p>
+      <w:pPr>
+        <w:pStyle w:val="ListBullet"/>
+        <w:ind w:left="340"/>
+      </w:pPr>
+      <w:r>
+        <w:t xml:space="preserve">Simultaneous onset: </w:t>
+      </w:r>
+      <w:r>
+        <w:rPr>
+          <w:b/>
+        </w:rPr>
+        <w:t>15% of cases</w:t>
+      </w:r>
+    </w:p>
+    <w:p>
+      <w:pPr/>
+      <w:r>
+        <w:rPr>
+          <w:b/>
+        </w:rPr>
+        <w:t>Five patterns of joint involvement:</w:t>
+      </w:r>
+    </w:p>
+    <w:tbl>
+      <w:tblPr>
+        <w:tblStyle w:val="TableGrid"/>
+        <w:tblW w:type="auto" w:w="0"/>
+        <w:tblLook w:firstColumn="1" w:firstRow="1" w:lastColumn="0" w:lastRow="0" w:noHBand="0" w:noVBand="1" w:val="04A0"/>
+      </w:tblPr>
+      <w:tblGrid>
+        <w:gridCol w:w="4680"/>
+        <w:gridCol w:w="4680"/>
+      </w:tblGrid>
+      <w:tr>
+        <w:tc>
+          <w:tcPr>
+            <w:tcW w:type="dxa" w:w="4680"/>
+            <w:shd w:val="clear" w:color="auto" w:fill="1F3964"/>
+          </w:tcPr>
+          <w:p>
+            <w:r>
+              <w:rPr>
+                <w:b/>
+                <w:color w:val="FFFFFF"/>
+              </w:rPr>
+              <w:t>Pattern</w:t>
+            </w:r>
+          </w:p>
+        </w:tc>
+        <w:tc>
+          <w:tcPr>
+            <w:tcW w:type="dxa" w:w="4680"/>
+            <w:shd w:val="clear" w:color="auto" w:fill="1F3964"/>
+          </w:tcPr>
+          <w:p>
+            <w:r>
+              <w:rPr>
+                <w:b/>
+                <w:color w:val="FFFFFF"/>
+              </w:rPr>
+              <w:t>Description</w:t>
+            </w:r>
+          </w:p>
+        </w:tc>
+      </w:tr>
+      <w:tr>
+        <w:tc>
+          <w:tcPr>
+            <w:tcW w:type="dxa" w:w="4680"/>
+          </w:tcPr>
+          <w:p>
+            <w:r>
+              <w:rPr>
+                <w:b/>
+              </w:rPr>
+              <w:t>Oligoarthritis (most common ~70%)</w:t>
+            </w:r>
+          </w:p>
+        </w:tc>
+        <w:tc>
+          <w:tcPr>
+            <w:tcW w:type="dxa" w:w="4680"/>
+          </w:tcPr>
+          <w:p>
+            <w:r>
+              <w:t>Asymmetric, &lt; 5 joints, often large joints</w:t>
+            </w:r>
+          </w:p>
+        </w:tc>
+      </w:tr>
+      <w:tr>
+        <w:tc>
+          <w:tcPr>
+            <w:tcW w:type="dxa" w:w="4680"/>
+            <w:shd w:val="clear" w:color="auto" w:fill="DCE6F1"/>
+          </w:tcPr>
+          <w:p>
+            <w:r>
+              <w:rPr>
+                <w:b/>
+              </w:rPr>
+              <w:t>DIP joint arthritis</w:t>
+            </w:r>
+          </w:p>
+        </w:tc>
+        <w:tc>
+          <w:tcPr>
+            <w:tcW w:type="dxa" w:w="4680"/>
+            <w:shd w:val="clear" w:color="auto" w:fill="DCE6F1"/>
+          </w:tcPr>
+          <w:p>
+            <w:r>
+              <w:t xml:space="preserve">Distal interphalangeal joints → </w:t>
+            </w:r>
+            <w:r>
+              <w:rPr>
+                <w:b/>
+              </w:rPr>
+              <w:t>more specific to PsA</w:t>
+            </w:r>
+            <w:r>
+              <w:t xml:space="preserve"> (vs RA which spares DIP)</w:t>
+            </w:r>
+          </w:p>
+        </w:tc>
+      </w:tr>
+      <w:tr>
+        <w:tc>
+          <w:tcPr>
+            <w:tcW w:type="dxa" w:w="4680"/>
+          </w:tcPr>
+          <w:p>
+            <w:r>
+              <w:rPr>
+                <w:b/>
+              </w:rPr>
+              <w:t>Symmetric polyarthritis</w:t>
+            </w:r>
+          </w:p>
+        </w:tc>
+        <w:tc>
+          <w:tcPr>
+            <w:tcW w:type="dxa" w:w="4680"/>
+          </w:tcPr>
+          <w:p>
+            <w:r>
+              <w:t>Resembles Rheumatoid Arthritis but seronegative</w:t>
+            </w:r>
+          </w:p>
+        </w:tc>
+      </w:tr>
+      <w:tr>
+        <w:tc>
+          <w:tcPr>
+            <w:tcW w:type="dxa" w:w="4680"/>
+            <w:shd w:val="clear" w:color="auto" w:fill="DCE6F1"/>
+          </w:tcPr>
+          <w:p>
+            <w:r>
+              <w:rPr>
+                <w:b/>
+              </w:rPr>
+              <w:t>Arthritis mutilans</w:t>
+            </w:r>
+          </w:p>
+        </w:tc>
+        <w:tc>
+          <w:tcPr>
+            <w:tcW w:type="dxa" w:w="4680"/>
+            <w:shd w:val="clear" w:color="auto" w:fill="DCE6F1"/>
+          </w:tcPr>
+          <w:p>
+            <w:r>
+              <w:t xml:space="preserve">Severe destructive: </w:t>
+            </w:r>
+            <w:r>
+              <w:rPr>
+                <w:b/>
+              </w:rPr>
+              <w:t>Osteolysis → Telescoping of digits</w:t>
+            </w:r>
+            <w:r>
+              <w:t xml:space="preserve"> ("Opera glass" deformity)</w:t>
+            </w:r>
+          </w:p>
+        </w:tc>
+      </w:tr>
+      <w:tr>
+        <w:tc>
+          <w:tcPr>
+            <w:tcW w:type="dxa" w:w="4680"/>
+          </w:tcPr>
+          <w:p>
+            <w:r>
+              <w:rPr>
+                <w:b/>
+              </w:rPr>
+              <w:t>Spondylitis / Sacroiliitis</w:t>
+            </w:r>
+          </w:p>
+        </w:tc>
+        <w:tc>
+          <w:tcPr>
+            <w:tcW w:type="dxa" w:w="4680"/>
+          </w:tcPr>
+          <w:p>
+            <w:r>
+              <w:t>Axial spine involvement; associated with HLA-B27</w:t>
+            </w:r>
+          </w:p>
+        </w:tc>
+      </w:tr>
+    </w:tbl>
+    <w:p/>
+    <w:p>
+      <w:pPr/>
+      <w:r>
+        <w:rPr>
+          <w:b/>
+        </w:rPr>
+        <w:t>Specific features of PsA (HIGH YIELD):</w:t>
+      </w:r>
+    </w:p>
+    <w:tbl>
+      <w:tblPr>
+        <w:tblStyle w:val="TableGrid"/>
+        <w:tblW w:type="auto" w:w="0"/>
+        <w:tblLook w:firstColumn="1" w:firstRow="1" w:lastColumn="0" w:lastRow="0" w:noHBand="0" w:noVBand="1" w:val="04A0"/>
+      </w:tblPr>
+      <w:tblGrid>
+        <w:gridCol w:w="4680"/>
+        <w:gridCol w:w="4680"/>
+      </w:tblGrid>
+      <w:tr>
+        <w:tc>
+          <w:tcPr>
+            <w:tcW w:type="dxa" w:w="4680"/>
+            <w:shd w:val="clear" w:color="auto" w:fill="1F3964"/>
+          </w:tcPr>
+          <w:p>
+            <w:r>
+              <w:rPr>
+                <w:b/>
+                <w:color w:val="FFFFFF"/>
+              </w:rPr>
+              <w:t>Feature</w:t>
+            </w:r>
+          </w:p>
+        </w:tc>
+        <w:tc>
+          <w:tcPr>
+            <w:tcW w:type="dxa" w:w="4680"/>
+            <w:shd w:val="clear" w:color="auto" w:fill="1F3964"/>
+          </w:tcPr>
+          <w:p>
+            <w:r>
+              <w:rPr>
+                <w:b/>
+                <w:color w:val="FFFFFF"/>
+              </w:rPr>
+              <w:t>Definition</w:t>
+            </w:r>
+          </w:p>
+        </w:tc>
+      </w:tr>
+      <w:tr>
+        <w:tc>
+          <w:tcPr>
+            <w:tcW w:type="dxa" w:w="4680"/>
+          </w:tcPr>
+          <w:p>
+            <w:r>
+              <w:rPr>
+                <w:b/>
+              </w:rPr>
+              <w:t>Dactylitis ("Sausage digit")</w:t>
+            </w:r>
+          </w:p>
+        </w:tc>
+        <w:tc>
+          <w:tcPr>
+            <w:tcW w:type="dxa" w:w="4680"/>
+          </w:tcPr>
+          <w:p>
+            <w:r>
+              <w:t>Diffuse swelling of an entire finger/toe — the whole digit looks like a sausage</w:t>
+            </w:r>
+          </w:p>
+        </w:tc>
+      </w:tr>
+      <w:tr>
+        <w:tc>
+          <w:tcPr>
+            <w:tcW w:type="dxa" w:w="4680"/>
+            <w:shd w:val="clear" w:color="auto" w:fill="DCE6F1"/>
+          </w:tcPr>
+          <w:p>
+            <w:r>
+              <w:rPr>
+                <w:b/>
+              </w:rPr>
+              <w:t>Enthesitis</w:t>
+            </w:r>
+          </w:p>
+        </w:tc>
+        <w:tc>
+          <w:tcPr>
+            <w:tcW w:type="dxa" w:w="4680"/>
+            <w:shd w:val="clear" w:color="auto" w:fill="DCE6F1"/>
+          </w:tcPr>
+          <w:p>
+            <w:r>
+              <w:t xml:space="preserve">Inflammation at the </w:t>
+            </w:r>
+            <w:r>
+              <w:rPr>
+                <w:b/>
+              </w:rPr>
+              <w:t>enthesis</w:t>
+            </w:r>
+            <w:r>
+              <w:t xml:space="preserve"> = the insertion point of tendon or ligament into bone (e.g., Achilles tendon insertion, plantar fascia)</w:t>
+            </w:r>
+          </w:p>
+        </w:tc>
+      </w:tr>
+    </w:tbl>
+    <w:p/>
+    <w:p>
+      <w:pPr>
+        <w:pStyle w:val="Heading4"/>
+      </w:pPr>
+      <w:r>
+        <w:t>Systemic Associations of Psoriasis</w:t>
+      </w:r>
+    </w:p>
+    <w:p>
+      <w:pPr/>
+      <w:r>
+        <w:t xml:space="preserve">Psoriasis is a </w:t>
+      </w:r>
+      <w:r>
+        <w:rPr>
+          <w:b/>
+        </w:rPr>
+        <w:t>systemic inflammatory disease.</w:t>
+      </w:r>
+      <w:r>
+        <w:t xml:space="preserve"> All physicians managing psoriasis patients must screen for:</w:t>
+      </w:r>
+    </w:p>
+    <w:tbl>
+      <w:tblPr>
+        <w:tblStyle w:val="TableGrid"/>
+        <w:tblW w:type="auto" w:w="0"/>
+        <w:tblLook w:firstColumn="1" w:firstRow="1" w:lastColumn="0" w:lastRow="0" w:noHBand="0" w:noVBand="1" w:val="04A0"/>
+      </w:tblPr>
+      <w:tblGrid>
+        <w:gridCol w:w="4680"/>
+        <w:gridCol w:w="4680"/>
+      </w:tblGrid>
+      <w:tr>
+        <w:tc>
+          <w:tcPr>
+            <w:tcW w:type="dxa" w:w="4680"/>
+            <w:shd w:val="clear" w:color="auto" w:fill="1F3964"/>
+          </w:tcPr>
+          <w:p>
+            <w:r>
+              <w:rPr>
+                <w:b/>
+                <w:color w:val="FFFFFF"/>
+              </w:rPr>
+              <w:t>System</w:t>
+            </w:r>
+          </w:p>
+        </w:tc>
+        <w:tc>
+          <w:tcPr>
+            <w:tcW w:type="dxa" w:w="4680"/>
+            <w:shd w:val="clear" w:color="auto" w:fill="1F3964"/>
+          </w:tcPr>
+          <w:p>
+            <w:r>
+              <w:rPr>
+                <w:b/>
+                <w:color w:val="FFFFFF"/>
+              </w:rPr>
+              <w:t>Association</w:t>
+            </w:r>
+          </w:p>
+        </w:tc>
+      </w:tr>
+      <w:tr>
+        <w:tc>
+          <w:tcPr>
+            <w:tcW w:type="dxa" w:w="4680"/>
+          </w:tcPr>
+          <w:p>
+            <w:r>
+              <w:rPr>
+                <w:b/>
+              </w:rPr>
+              <w:t>Metabolic Syndrome</w:t>
+            </w:r>
+          </w:p>
+        </w:tc>
+        <w:tc>
+          <w:tcPr>
+            <w:tcW w:type="dxa" w:w="4680"/>
+          </w:tcPr>
+          <w:p>
+            <w:r>
+              <w:t>Obesity, Hypertension, Dyslipidaemia, Diabetes mellitus</w:t>
+            </w:r>
+          </w:p>
+        </w:tc>
+      </w:tr>
+      <w:tr>
+        <w:tc>
+          <w:tcPr>
+            <w:tcW w:type="dxa" w:w="4680"/>
+            <w:shd w:val="clear" w:color="auto" w:fill="DCE6F1"/>
+          </w:tcPr>
+          <w:p>
+            <w:r>
+              <w:rPr>
+                <w:b/>
+              </w:rPr>
+              <w:t>Cardiovascular</w:t>
+            </w:r>
+          </w:p>
+        </w:tc>
+        <w:tc>
+          <w:tcPr>
+            <w:tcW w:type="dxa" w:w="4680"/>
+            <w:shd w:val="clear" w:color="auto" w:fill="DCE6F1"/>
+          </w:tcPr>
+          <w:p>
+            <w:r>
+              <w:t>Myocardial infarction, Stroke, Atherosclerosis</w:t>
+            </w:r>
+          </w:p>
+        </w:tc>
+      </w:tr>
+      <w:tr>
+        <w:tc>
+          <w:tcPr>
+            <w:tcW w:type="dxa" w:w="4680"/>
+          </w:tcPr>
+          <w:p>
+            <w:r>
+              <w:rPr>
+                <w:b/>
+              </w:rPr>
+              <w:t>Gastrointestinal</w:t>
+            </w:r>
+          </w:p>
+        </w:tc>
+        <w:tc>
+          <w:tcPr>
+            <w:tcW w:type="dxa" w:w="4680"/>
+          </w:tcPr>
+          <w:p>
+            <w:r>
+              <w:t>Crohn's Disease, Ulcerative Colitis (Inflammatory Bowel Disease)</w:t>
+            </w:r>
+          </w:p>
+        </w:tc>
+      </w:tr>
+      <w:tr>
+        <w:tc>
+          <w:tcPr>
+            <w:tcW w:type="dxa" w:w="4680"/>
+            <w:shd w:val="clear" w:color="auto" w:fill="DCE6F1"/>
+          </w:tcPr>
+          <w:p>
+            <w:r>
+              <w:rPr>
+                <w:b/>
+              </w:rPr>
+              <w:t>Musculoskeletal</w:t>
+            </w:r>
+          </w:p>
+        </w:tc>
+        <w:tc>
+          <w:tcPr>
+            <w:tcW w:type="dxa" w:w="4680"/>
+            <w:shd w:val="clear" w:color="auto" w:fill="DCE6F1"/>
+          </w:tcPr>
+          <w:p>
+            <w:r>
+              <w:t>Psoriatic Arthritis</w:t>
+            </w:r>
+          </w:p>
+        </w:tc>
+      </w:tr>
+      <w:tr>
+        <w:tc>
+          <w:tcPr>
+            <w:tcW w:type="dxa" w:w="4680"/>
+          </w:tcPr>
+          <w:p>
+            <w:r>
+              <w:rPr>
+                <w:b/>
+              </w:rPr>
+              <w:t>Rheumatological</w:t>
+            </w:r>
+          </w:p>
+        </w:tc>
+        <w:tc>
+          <w:tcPr>
+            <w:tcW w:type="dxa" w:w="4680"/>
+          </w:tcPr>
+          <w:p>
+            <w:r>
+              <w:t>SAPHO Syndrome</w:t>
+            </w:r>
+          </w:p>
+        </w:tc>
+      </w:tr>
+      <w:tr>
+        <w:tc>
+          <w:tcPr>
+            <w:tcW w:type="dxa" w:w="4680"/>
+            <w:shd w:val="clear" w:color="auto" w:fill="DCE6F1"/>
+          </w:tcPr>
+          <w:p>
+            <w:r>
+              <w:rPr>
+                <w:b/>
+              </w:rPr>
+              <w:t>Psychological</w:t>
+            </w:r>
+          </w:p>
+        </w:tc>
+        <w:tc>
+          <w:tcPr>
+            <w:tcW w:type="dxa" w:w="4680"/>
+            <w:shd w:val="clear" w:color="auto" w:fill="DCE6F1"/>
+          </w:tcPr>
+          <w:p>
+            <w:r>
+              <w:t>Depression, Anxiety — significantly impaired Quality of Life</w:t>
+            </w:r>
+          </w:p>
+        </w:tc>
+      </w:tr>
+    </w:tbl>
+    <w:p/>
+    <w:p>
+      <w:pPr>
+        <w:pStyle w:val="ListBullet"/>
+      </w:pPr>
+      <w:r>
+        <w:rPr>
+          <w:b/>
+        </w:rPr>
+        <w:t>💡 Key Practice Point:</w:t>
+      </w:r>
+      <w:r>
+        <w:t xml:space="preserve"> When managing a Psoriasis patient, always ask about: joint pain (PsA), cardiovascular risk factors, weight/BMI, blood sugar, lipids, and mental health. This is what separates a good dermatologist from an average one.</w:t>
+      </w:r>
+    </w:p>
+    <w:p>
+      <w:pPr>
+        <w:pStyle w:val="Heading3"/>
+      </w:pPr>
+      <w:r>
+        <w:t>Translated &amp; Tidied Audio Transcript</w:t>
+      </w:r>
+    </w:p>
+    <w:p>
+      <w:pPr/>
+      <w:r>
+        <w:rPr>
+          <w:b/>
+        </w:rPr>
+        <w:t xml:space="preserve">Dr. Eman:  </w:t>
+      </w:r>
+      <w:r>
+        <w:t xml:space="preserve">Psoriatic Arthritis — occurs in 5–30% of psoriatic patients. Peak age 40–60. In 70% of cases, the skin disease comes first, then the arthritis. In 15% the arthritis actually </w:t>
+      </w:r>
+      <w:r>
+        <w:rPr>
+          <w:b/>
+        </w:rPr>
+        <w:t>precedes</w:t>
+      </w:r>
+      <w:r>
+        <w:t xml:space="preserve"> the skin disease — meaning you might see a patient with arthritis before any skin plaques appear. Simultaneous onset in 15%.</w:t>
+      </w:r>
+    </w:p>
+    <w:p>
+      <w:pPr/>
+      <w:r>
+        <w:rPr>
+          <w:b/>
+        </w:rPr>
+        <w:t xml:space="preserve">Dr. Eman:  </w:t>
+      </w:r>
+      <w:r>
+        <w:t xml:space="preserve">The arthritis affects the </w:t>
+      </w:r>
+      <w:r>
+        <w:rPr>
+          <w:b/>
+        </w:rPr>
+        <w:t>DIP joint more than PIP</w:t>
+      </w:r>
+      <w:r>
+        <w:t xml:space="preserve"> — this is the opposite of Rheumatoid Arthritis, which spares the DIP. It causes </w:t>
+      </w:r>
+      <w:r>
+        <w:rPr>
+          <w:b/>
+        </w:rPr>
+        <w:t>Dactylitis</w:t>
+      </w:r>
+      <w:r>
+        <w:t xml:space="preserve"> — the "Sausage digit" — where the entire finger swells. It causes </w:t>
+      </w:r>
+      <w:r>
+        <w:rPr>
+          <w:b/>
+        </w:rPr>
+        <w:t>Enthesitis</w:t>
+      </w:r>
+      <w:r>
+        <w:t xml:space="preserve"> — inflammation at the point where a tendon or ligament inserts into bone. In severe cases, it causes </w:t>
+      </w:r>
+      <w:r>
+        <w:rPr>
+          <w:b/>
+        </w:rPr>
+        <w:t>Arthritis Mutilans</w:t>
+      </w:r>
+      <w:r>
+        <w:t xml:space="preserve"> — complete bony destruction leading to </w:t>
+      </w:r>
+      <w:r>
+        <w:rPr>
+          <w:b/>
+        </w:rPr>
+        <w:t>Telescoping of digits</w:t>
+      </w:r>
+      <w:r>
+        <w:t xml:space="preserve">, like an opera glass collapsing. It can also cause </w:t>
+      </w:r>
+      <w:r>
+        <w:rPr>
+          <w:b/>
+        </w:rPr>
+        <w:t>Spondylitis and Sacroiliitis</w:t>
+      </w:r>
+      <w:r>
+        <w:t xml:space="preserve"> — axial disease.</w:t>
+      </w:r>
+    </w:p>
+    <w:p>
+      <w:pPr/>
+      <w:r>
+        <w:rPr>
+          <w:b/>
+        </w:rPr>
+        <w:t xml:space="preserve">Dr. Eman:  </w:t>
+      </w:r>
+      <w:r>
+        <w:t>Psoriasis is not just a skin disease. It is associated with Metabolic Syndrome — obesity, hypertension, dyslipidaemia, diabetes. It is associated with cardiovascular disease — myocardial infarction, stroke. With Inflammatory Bowel Disease — Crohn's and Ulcerative Colitis. With SAPHO. And with significant Psychological problems — depression and anxiety. So when you see a psoriasis patient, you must think of all of these.</w:t>
+      </w:r>
+    </w:p>
+    <w:p>
+      <w:pPr>
+        <w:pStyle w:val="Heading2"/>
+      </w:pPr>
+      <w:r>
+        <w:t>6. Severity Assessment — BSA, PASI Score &amp; NAPSI Score</w:t>
+      </w:r>
+    </w:p>
+    <w:p>
+      <w:pPr>
+        <w:pStyle w:val="Heading3"/>
+      </w:pPr>
+      <w:r>
+        <w:t>Summary</w:t>
+      </w:r>
+    </w:p>
+    <w:p>
+      <w:pPr/>
+      <w:r>
+        <w:t>Three tools are used to assess disease severity in Psoriasis:</w:t>
+      </w:r>
+    </w:p>
+    <w:p>
+      <w:pPr>
+        <w:pStyle w:val="Heading4"/>
+      </w:pPr>
+      <w:r>
+        <w:t>Tool 1: Body Surface Area (BSA)</w:t>
+      </w:r>
+    </w:p>
+    <w:p>
+      <w:pPr/>
+      <w:r>
+        <w:t>The simplest and most commonly used in clinical practice:</w:t>
+      </w:r>
+    </w:p>
+    <w:tbl>
+      <w:tblPr>
+        <w:tblStyle w:val="TableGrid"/>
+        <w:tblW w:type="auto" w:w="0"/>
+        <w:tblLook w:firstColumn="1" w:firstRow="1" w:lastColumn="0" w:lastRow="0" w:noHBand="0" w:noVBand="1" w:val="04A0"/>
+      </w:tblPr>
+      <w:tblGrid>
+        <w:gridCol w:w="4680"/>
+        <w:gridCol w:w="4680"/>
+      </w:tblGrid>
+      <w:tr>
+        <w:tc>
+          <w:tcPr>
+            <w:tcW w:type="dxa" w:w="4680"/>
+            <w:shd w:val="clear" w:color="auto" w:fill="1F3964"/>
+          </w:tcPr>
+          <w:p>
+            <w:r>
+              <w:rPr>
+                <w:b/>
+                <w:color w:val="FFFFFF"/>
+              </w:rPr>
+              <w:t>BSA</w:t>
+            </w:r>
+          </w:p>
+        </w:tc>
+        <w:tc>
+          <w:tcPr>
+            <w:tcW w:type="dxa" w:w="4680"/>
+            <w:shd w:val="clear" w:color="auto" w:fill="1F3964"/>
+          </w:tcPr>
+          <w:p>
+            <w:r>
+              <w:rPr>
+                <w:b/>
+                <w:color w:val="FFFFFF"/>
+              </w:rPr>
+              <w:t>Severity</w:t>
+            </w:r>
+          </w:p>
+        </w:tc>
+      </w:tr>
+      <w:tr>
+        <w:tc>
+          <w:tcPr>
+            <w:tcW w:type="dxa" w:w="4680"/>
+          </w:tcPr>
+          <w:p>
+            <w:r>
+              <w:rPr>
+                <w:b/>
+              </w:rPr>
+              <w:t>&lt; 3%</w:t>
+            </w:r>
+          </w:p>
+        </w:tc>
+        <w:tc>
+          <w:tcPr>
+            <w:tcW w:type="dxa" w:w="4680"/>
+          </w:tcPr>
+          <w:p>
+            <w:r>
+              <w:t>Mild</w:t>
+            </w:r>
+          </w:p>
+        </w:tc>
+      </w:tr>
+      <w:tr>
+        <w:tc>
+          <w:tcPr>
+            <w:tcW w:type="dxa" w:w="4680"/>
+            <w:shd w:val="clear" w:color="auto" w:fill="DCE6F1"/>
+          </w:tcPr>
+          <w:p>
+            <w:r>
+              <w:rPr>
+                <w:b/>
+              </w:rPr>
+              <w:t>3–10%</w:t>
+            </w:r>
+          </w:p>
+        </w:tc>
+        <w:tc>
+          <w:tcPr>
+            <w:tcW w:type="dxa" w:w="4680"/>
+            <w:shd w:val="clear" w:color="auto" w:fill="DCE6F1"/>
+          </w:tcPr>
+          <w:p>
+            <w:r>
+              <w:t>Moderate</w:t>
+            </w:r>
+          </w:p>
+        </w:tc>
+      </w:tr>
+      <w:tr>
+        <w:tc>
+          <w:tcPr>
+            <w:tcW w:type="dxa" w:w="4680"/>
+          </w:tcPr>
+          <w:p>
+            <w:r>
+              <w:rPr>
+                <w:b/>
+              </w:rPr>
+              <w:t>&gt; 10%</w:t>
+            </w:r>
+          </w:p>
+        </w:tc>
+        <w:tc>
+          <w:tcPr>
+            <w:tcW w:type="dxa" w:w="4680"/>
+          </w:tcPr>
+          <w:p>
+            <w:r>
+              <w:t>Severe</w:t>
+            </w:r>
+          </w:p>
+        </w:tc>
+      </w:tr>
+    </w:tbl>
+    <w:p/>
+    <w:p>
+      <w:pPr>
+        <w:pStyle w:val="ListBullet"/>
+        <w:ind w:left="340"/>
+      </w:pPr>
+      <w:r>
+        <w:t xml:space="preserve">Uses the </w:t>
+      </w:r>
+      <w:r>
+        <w:rPr>
+          <w:b/>
+        </w:rPr>
+        <w:t>Rule of Nines</w:t>
+      </w:r>
+      <w:r>
+        <w:t xml:space="preserve"> as a reference for body regions</w:t>
+      </w:r>
+    </w:p>
+    <w:p>
+      <w:pPr>
+        <w:pStyle w:val="ListBullet"/>
+        <w:ind w:left="340"/>
+      </w:pPr>
+      <w:r>
+        <w:rPr>
+          <w:b/>
+        </w:rPr>
+        <w:t>Practical clinical rule:</w:t>
+      </w:r>
+      <w:r>
+        <w:t xml:space="preserve"> &lt; 10% BSA → Topical therapy only; &gt; 10% BSA → consider Systemic therapy</w:t>
+      </w:r>
+    </w:p>
+    <w:p>
+      <w:pPr>
+        <w:pStyle w:val="Heading4"/>
+      </w:pPr>
+      <w:r>
+        <w:t>Tool 2: PASI Score (Psoriasis Area and Severity Index)</w:t>
+      </w:r>
+    </w:p>
+    <w:p>
+      <w:pPr/>
+      <w:r>
+        <w:t xml:space="preserve">The gold-standard research tool. </w:t>
+      </w:r>
+      <w:r>
+        <w:rPr>
+          <w:b/>
+        </w:rPr>
+        <w:t>Range: 0–72.</w:t>
+      </w:r>
+    </w:p>
+    <w:p>
+      <w:pPr/>
+      <w:r>
+        <w:rPr>
+          <w:b/>
+        </w:rPr>
+        <w:t>Step 1 — Divide the body into 4 regions with fixed weights:</w:t>
+      </w:r>
+    </w:p>
+    <w:tbl>
+      <w:tblPr>
+        <w:tblStyle w:val="TableGrid"/>
+        <w:tblW w:type="auto" w:w="0"/>
+        <w:tblLook w:firstColumn="1" w:firstRow="1" w:lastColumn="0" w:lastRow="0" w:noHBand="0" w:noVBand="1" w:val="04A0"/>
+      </w:tblPr>
+      <w:tblGrid>
+        <w:gridCol w:w="4680"/>
+        <w:gridCol w:w="4680"/>
+      </w:tblGrid>
+      <w:tr>
+        <w:tc>
+          <w:tcPr>
+            <w:tcW w:type="dxa" w:w="4680"/>
+            <w:shd w:val="clear" w:color="auto" w:fill="1F3964"/>
+          </w:tcPr>
+          <w:p>
+            <w:r>
+              <w:rPr>
+                <w:b/>
+                <w:color w:val="FFFFFF"/>
+              </w:rPr>
+              <w:t>Body Region</w:t>
+            </w:r>
+          </w:p>
+        </w:tc>
+        <w:tc>
+          <w:tcPr>
+            <w:tcW w:type="dxa" w:w="4680"/>
+            <w:shd w:val="clear" w:color="auto" w:fill="1F3964"/>
+          </w:tcPr>
+          <w:p>
+            <w:r>
+              <w:rPr>
+                <w:b/>
+                <w:color w:val="FFFFFF"/>
+              </w:rPr>
+              <w:t>Weight (multiplier)</w:t>
+            </w:r>
+          </w:p>
+        </w:tc>
+      </w:tr>
+      <w:tr>
+        <w:tc>
+          <w:tcPr>
+            <w:tcW w:type="dxa" w:w="4680"/>
+          </w:tcPr>
+          <w:p>
+            <w:r>
+              <w:rPr>
+                <w:b/>
+              </w:rPr>
+              <w:t>Head and Neck</w:t>
+            </w:r>
+          </w:p>
+        </w:tc>
+        <w:tc>
+          <w:tcPr>
+            <w:tcW w:type="dxa" w:w="4680"/>
+          </w:tcPr>
+          <w:p>
+            <w:r>
+              <w:rPr>
+                <w:b/>
+              </w:rPr>
+              <w:t>0.1</w:t>
+            </w:r>
+          </w:p>
+        </w:tc>
+      </w:tr>
+      <w:tr>
+        <w:tc>
+          <w:tcPr>
+            <w:tcW w:type="dxa" w:w="4680"/>
+            <w:shd w:val="clear" w:color="auto" w:fill="DCE6F1"/>
+          </w:tcPr>
+          <w:p>
+            <w:r>
+              <w:rPr>
+                <w:b/>
+              </w:rPr>
+              <w:t>Upper Limbs</w:t>
+            </w:r>
+          </w:p>
+        </w:tc>
+        <w:tc>
+          <w:tcPr>
+            <w:tcW w:type="dxa" w:w="4680"/>
+            <w:shd w:val="clear" w:color="auto" w:fill="DCE6F1"/>
+          </w:tcPr>
+          <w:p>
+            <w:r>
+              <w:rPr>
+                <w:b/>
+              </w:rPr>
+              <w:t>0.2</w:t>
+            </w:r>
+          </w:p>
+        </w:tc>
+      </w:tr>
+      <w:tr>
+        <w:tc>
+          <w:tcPr>
+            <w:tcW w:type="dxa" w:w="4680"/>
+          </w:tcPr>
+          <w:p>
+            <w:r>
+              <w:rPr>
+                <w:b/>
+              </w:rPr>
+              <w:t>Trunk</w:t>
+            </w:r>
+          </w:p>
+        </w:tc>
+        <w:tc>
+          <w:tcPr>
+            <w:tcW w:type="dxa" w:w="4680"/>
+          </w:tcPr>
+          <w:p>
+            <w:r>
+              <w:rPr>
+                <w:b/>
+              </w:rPr>
+              <w:t>0.3</w:t>
+            </w:r>
+          </w:p>
+        </w:tc>
+      </w:tr>
+      <w:tr>
+        <w:tc>
+          <w:tcPr>
+            <w:tcW w:type="dxa" w:w="4680"/>
+            <w:shd w:val="clear" w:color="auto" w:fill="DCE6F1"/>
+          </w:tcPr>
+          <w:p>
+            <w:r>
+              <w:rPr>
+                <w:b/>
+              </w:rPr>
+              <w:t>Lower Limbs</w:t>
+            </w:r>
+          </w:p>
+        </w:tc>
+        <w:tc>
+          <w:tcPr>
+            <w:tcW w:type="dxa" w:w="4680"/>
+            <w:shd w:val="clear" w:color="auto" w:fill="DCE6F1"/>
+          </w:tcPr>
+          <w:p>
+            <w:r>
+              <w:rPr>
+                <w:b/>
+              </w:rPr>
+              <w:t>0.4</w:t>
+            </w:r>
+          </w:p>
+        </w:tc>
+      </w:tr>
+    </w:tbl>
+    <w:p/>
+    <w:p>
+      <w:pPr/>
+      <w:r>
+        <w:rPr>
+          <w:b/>
+        </w:rPr>
+        <w:t>Step 2 — For EACH region, score Severity (3 components, each 0–4):</w:t>
+      </w:r>
+    </w:p>
+    <w:tbl>
+      <w:tblPr>
+        <w:tblStyle w:val="TableGrid"/>
+        <w:tblW w:type="auto" w:w="0"/>
+        <w:tblLook w:firstColumn="1" w:firstRow="1" w:lastColumn="0" w:lastRow="0" w:noHBand="0" w:noVBand="1" w:val="04A0"/>
+      </w:tblPr>
+      <w:tblGrid>
+        <w:gridCol w:w="4680"/>
+        <w:gridCol w:w="4680"/>
+      </w:tblGrid>
+      <w:tr>
+        <w:tc>
+          <w:tcPr>
+            <w:tcW w:type="dxa" w:w="4680"/>
+            <w:shd w:val="clear" w:color="auto" w:fill="1F3964"/>
+          </w:tcPr>
+          <w:p>
+            <w:r>
+              <w:rPr>
+                <w:b/>
+                <w:color w:val="FFFFFF"/>
+              </w:rPr>
+              <w:t>Component</w:t>
+            </w:r>
+          </w:p>
+        </w:tc>
+        <w:tc>
+          <w:tcPr>
+            <w:tcW w:type="dxa" w:w="4680"/>
+            <w:shd w:val="clear" w:color="auto" w:fill="1F3964"/>
+          </w:tcPr>
+          <w:p>
+            <w:r>
+              <w:rPr>
+                <w:b/>
+                <w:color w:val="FFFFFF"/>
+              </w:rPr>
+              <w:t>Score 0–4</w:t>
+            </w:r>
+          </w:p>
+        </w:tc>
+      </w:tr>
+      <w:tr>
+        <w:tc>
+          <w:tcPr>
+            <w:tcW w:type="dxa" w:w="4680"/>
+          </w:tcPr>
+          <w:p>
+            <w:r>
+              <w:rPr>
+                <w:b/>
+              </w:rPr>
+              <w:t>Erythema</w:t>
+            </w:r>
+          </w:p>
+        </w:tc>
+        <w:tc>
+          <w:tcPr>
+            <w:tcW w:type="dxa" w:w="4680"/>
+          </w:tcPr>
+          <w:p>
+            <w:r>
+              <w:t>0 = none → 4 = most severe</w:t>
+            </w:r>
+          </w:p>
+        </w:tc>
+      </w:tr>
+      <w:tr>
+        <w:tc>
+          <w:tcPr>
+            <w:tcW w:type="dxa" w:w="4680"/>
+            <w:shd w:val="clear" w:color="auto" w:fill="DCE6F1"/>
+          </w:tcPr>
+          <w:p>
+            <w:r>
+              <w:rPr>
+                <w:b/>
+              </w:rPr>
+              <w:t>Induration (thickness)</w:t>
+            </w:r>
+          </w:p>
+        </w:tc>
+        <w:tc>
+          <w:tcPr>
+            <w:tcW w:type="dxa" w:w="4680"/>
+            <w:shd w:val="clear" w:color="auto" w:fill="DCE6F1"/>
+          </w:tcPr>
+          <w:p>
+            <w:r>
+              <w:t>0 = none → 4 = most severe</w:t>
+            </w:r>
+          </w:p>
+        </w:tc>
+      </w:tr>
+      <w:tr>
+        <w:tc>
+          <w:tcPr>
+            <w:tcW w:type="dxa" w:w="4680"/>
+          </w:tcPr>
+          <w:p>
+            <w:r>
+              <w:rPr>
+                <w:b/>
+              </w:rPr>
+              <w:t>Desquamation (scaling)</w:t>
+            </w:r>
+          </w:p>
+        </w:tc>
+        <w:tc>
+          <w:tcPr>
+            <w:tcW w:type="dxa" w:w="4680"/>
+          </w:tcPr>
+          <w:p>
+            <w:r>
+              <w:t>0 = none → 4 = most severe</w:t>
+            </w:r>
+          </w:p>
+        </w:tc>
+      </w:tr>
+    </w:tbl>
+    <w:p/>
+    <w:p>
+      <w:pPr>
+        <w:pStyle w:val="ListBullet"/>
+        <w:ind w:left="340"/>
+      </w:pPr>
+      <w:r>
+        <w:rPr>
+          <w:b/>
+        </w:rPr>
+        <w:t>Total Severity Score per region = E + I + D (maximum 12)</w:t>
+      </w:r>
+    </w:p>
+    <w:p>
+      <w:pPr/>
+      <w:r>
+        <w:rPr>
+          <w:b/>
+        </w:rPr>
+        <w:t>Step 3 — For EACH region, score Area (0–6):</w:t>
+      </w:r>
+    </w:p>
+    <w:tbl>
+      <w:tblPr>
+        <w:tblStyle w:val="TableGrid"/>
+        <w:tblW w:type="auto" w:w="0"/>
+        <w:tblLook w:firstColumn="1" w:firstRow="1" w:lastColumn="0" w:lastRow="0" w:noHBand="0" w:noVBand="1" w:val="04A0"/>
+      </w:tblPr>
+      <w:tblGrid>
+        <w:gridCol w:w="4680"/>
+        <w:gridCol w:w="4680"/>
+      </w:tblGrid>
+      <w:tr>
+        <w:tc>
+          <w:tcPr>
+            <w:tcW w:type="dxa" w:w="4680"/>
+            <w:shd w:val="clear" w:color="auto" w:fill="1F3964"/>
+          </w:tcPr>
+          <w:p>
+            <w:r>
+              <w:rPr>
+                <w:b/>
+                <w:color w:val="FFFFFF"/>
+              </w:rPr>
+              <w:t>Area Score</w:t>
+            </w:r>
+          </w:p>
+        </w:tc>
+        <w:tc>
+          <w:tcPr>
+            <w:tcW w:type="dxa" w:w="4680"/>
+            <w:shd w:val="clear" w:color="auto" w:fill="1F3964"/>
+          </w:tcPr>
+          <w:p>
+            <w:r>
+              <w:rPr>
+                <w:b/>
+                <w:color w:val="FFFFFF"/>
+              </w:rPr>
+              <w:t>% of that region affected</w:t>
+            </w:r>
+          </w:p>
+        </w:tc>
+      </w:tr>
+      <w:tr>
+        <w:tc>
+          <w:tcPr>
+            <w:tcW w:type="dxa" w:w="4680"/>
+          </w:tcPr>
+          <w:p>
+            <w:r>
+              <w:rPr>
+                <w:b/>
+              </w:rPr>
+              <w:t>0</w:t>
+            </w:r>
+          </w:p>
+        </w:tc>
+        <w:tc>
+          <w:tcPr>
+            <w:tcW w:type="dxa" w:w="4680"/>
+          </w:tcPr>
+          <w:p>
+            <w:r>
+              <w:t>None</w:t>
+            </w:r>
+          </w:p>
+        </w:tc>
+      </w:tr>
+      <w:tr>
+        <w:tc>
+          <w:tcPr>
+            <w:tcW w:type="dxa" w:w="4680"/>
+            <w:shd w:val="clear" w:color="auto" w:fill="DCE6F1"/>
+          </w:tcPr>
+          <w:p>
+            <w:r>
+              <w:rPr>
+                <w:b/>
+              </w:rPr>
+              <w:t>1</w:t>
+            </w:r>
+          </w:p>
+        </w:tc>
+        <w:tc>
+          <w:tcPr>
+            <w:tcW w:type="dxa" w:w="4680"/>
+            <w:shd w:val="clear" w:color="auto" w:fill="DCE6F1"/>
+          </w:tcPr>
+          <w:p>
+            <w:r>
+              <w:t>&lt; 10%</w:t>
+            </w:r>
+          </w:p>
+        </w:tc>
+      </w:tr>
+      <w:tr>
+        <w:tc>
+          <w:tcPr>
+            <w:tcW w:type="dxa" w:w="4680"/>
+          </w:tcPr>
+          <w:p>
+            <w:r>
+              <w:rPr>
+                <w:b/>
+              </w:rPr>
+              <w:t>2</w:t>
+            </w:r>
+          </w:p>
+        </w:tc>
+        <w:tc>
+          <w:tcPr>
+            <w:tcW w:type="dxa" w:w="4680"/>
+          </w:tcPr>
+          <w:p>
+            <w:r>
+              <w:t>10–30%</w:t>
+            </w:r>
+          </w:p>
+        </w:tc>
+      </w:tr>
+      <w:tr>
+        <w:tc>
+          <w:tcPr>
+            <w:tcW w:type="dxa" w:w="4680"/>
+            <w:shd w:val="clear" w:color="auto" w:fill="DCE6F1"/>
+          </w:tcPr>
+          <w:p>
+            <w:r>
+              <w:rPr>
+                <w:b/>
+              </w:rPr>
+              <w:t>3</w:t>
+            </w:r>
+          </w:p>
+        </w:tc>
+        <w:tc>
+          <w:tcPr>
+            <w:tcW w:type="dxa" w:w="4680"/>
+            <w:shd w:val="clear" w:color="auto" w:fill="DCE6F1"/>
+          </w:tcPr>
+          <w:p>
+            <w:r>
+              <w:t>30–50%</w:t>
+            </w:r>
+          </w:p>
+        </w:tc>
+      </w:tr>
+      <w:tr>
+        <w:tc>
+          <w:tcPr>
+            <w:tcW w:type="dxa" w:w="4680"/>
+          </w:tcPr>
+          <w:p>
+            <w:r>
+              <w:rPr>
+                <w:b/>
+              </w:rPr>
+              <w:t>4</w:t>
+            </w:r>
+          </w:p>
+        </w:tc>
+        <w:tc>
+          <w:tcPr>
+            <w:tcW w:type="dxa" w:w="4680"/>
+          </w:tcPr>
+          <w:p>
+            <w:r>
+              <w:t>50–70%</w:t>
+            </w:r>
+          </w:p>
+        </w:tc>
+      </w:tr>
+      <w:tr>
+        <w:tc>
+          <w:tcPr>
+            <w:tcW w:type="dxa" w:w="4680"/>
+            <w:shd w:val="clear" w:color="auto" w:fill="DCE6F1"/>
+          </w:tcPr>
+          <w:p>
+            <w:r>
+              <w:rPr>
+                <w:b/>
+              </w:rPr>
+              <w:t>5</w:t>
+            </w:r>
+          </w:p>
+        </w:tc>
+        <w:tc>
+          <w:tcPr>
+            <w:tcW w:type="dxa" w:w="4680"/>
+            <w:shd w:val="clear" w:color="auto" w:fill="DCE6F1"/>
+          </w:tcPr>
+          <w:p>
+            <w:r>
+              <w:t>70–90%</w:t>
+            </w:r>
+          </w:p>
+        </w:tc>
+      </w:tr>
+      <w:tr>
+        <w:tc>
+          <w:tcPr>
+            <w:tcW w:type="dxa" w:w="4680"/>
+          </w:tcPr>
+          <w:p>
+            <w:r>
+              <w:rPr>
+                <w:b/>
+              </w:rPr>
+              <w:t>6</w:t>
+            </w:r>
+          </w:p>
+        </w:tc>
+        <w:tc>
+          <w:tcPr>
+            <w:tcW w:type="dxa" w:w="4680"/>
+          </w:tcPr>
+          <w:p>
+            <w:r>
+              <w:t>90–100%</w:t>
+            </w:r>
+          </w:p>
+        </w:tc>
+      </w:tr>
+    </w:tbl>
+    <w:p/>
+    <w:p>
+      <w:pPr/>
+      <w:r>
+        <w:rPr>
+          <w:b/>
+        </w:rPr>
+        <w:t>Step 4 — Calculate the PASI for each region:</w:t>
+      </w:r>
+    </w:p>
+    <w:p>
+      <w:pPr>
+        <w:pStyle w:val="ListBullet"/>
+      </w:pPr>
+      <w:r>
+        <w:rPr>
+          <w:b/>
+        </w:rPr>
+        <w:t>Region PASI = Severity Score × Area Score × Region Weight</w:t>
+      </w:r>
+    </w:p>
+    <w:p>
+      <w:pPr/>
+      <w:r>
+        <w:rPr>
+          <w:b/>
+        </w:rPr>
+        <w:t>Step 5 — Add all 4 regions:</w:t>
+      </w:r>
+    </w:p>
+    <w:p>
+      <w:pPr>
+        <w:pStyle w:val="ListBullet"/>
+      </w:pPr>
+      <w:r>
+        <w:rPr>
+          <w:b/>
+        </w:rPr>
+        <w:t>Total PASI = Sum of all 4 Region PASI scores (range: 0–72)</w:t>
+      </w:r>
+    </w:p>
+    <w:p>
+      <w:pPr/>
+      <w:r>
+        <w:rPr>
+          <w:b/>
+        </w:rPr>
+        <w:t>Interpretation in clinical trials:</w:t>
+      </w:r>
+    </w:p>
+    <w:p>
+      <w:pPr>
+        <w:pStyle w:val="ListBullet"/>
+        <w:ind w:left="340"/>
+      </w:pPr>
+      <w:r>
+        <w:t>PASI 75 = 75% reduction in PASI score = standard response threshold for biologic approvals</w:t>
+      </w:r>
+    </w:p>
+    <w:p>
+      <w:pPr>
+        <w:pStyle w:val="ListBullet"/>
+        <w:ind w:left="340"/>
+      </w:pPr>
+      <w:r>
+        <w:t>PASI 90, PASI 100 = higher response bars used in modern biologic trials</w:t>
+      </w:r>
+    </w:p>
+    <w:p>
+      <w:pPr>
+        <w:pStyle w:val="Heading4"/>
+      </w:pPr>
+      <w:r>
+        <w:t>Tool 3: NAPSI Score (Nail Psoriasis Severity Index)</w:t>
+      </w:r>
+    </w:p>
+    <w:p>
+      <w:pPr/>
+      <w:r>
+        <w:t xml:space="preserve">For nail involvement specifically. </w:t>
+      </w:r>
+      <w:r>
+        <w:rPr>
+          <w:b/>
+        </w:rPr>
+        <w:t>Range: 0–80 (fingers only) or 0–160 (fingers + toes).</w:t>
+      </w:r>
+    </w:p>
+    <w:p>
+      <w:pPr/>
+      <w:r>
+        <w:rPr>
+          <w:b/>
+        </w:rPr>
+        <w:t>Method:</w:t>
+      </w:r>
+    </w:p>
+    <w:p>
+      <w:pPr>
+        <w:pStyle w:val="ListBullet"/>
+        <w:ind w:left="340"/>
+      </w:pPr>
+      <w:r>
+        <w:t xml:space="preserve">Divide each nail into </w:t>
+      </w:r>
+      <w:r>
+        <w:rPr>
+          <w:b/>
+        </w:rPr>
+        <w:t>4 quadrants</w:t>
+      </w:r>
+      <w:r>
+        <w:t xml:space="preserve"> with imaginary horizontal and vertical lines</w:t>
+      </w:r>
+    </w:p>
+    <w:p>
+      <w:pPr>
+        <w:pStyle w:val="ListBullet"/>
+        <w:ind w:left="340"/>
+      </w:pPr>
+      <w:r>
+        <w:t xml:space="preserve">In each quadrant, score separately for </w:t>
+      </w:r>
+      <w:r>
+        <w:rPr>
+          <w:b/>
+        </w:rPr>
+        <w:t>Nail Matrix</w:t>
+      </w:r>
+      <w:r>
+        <w:t xml:space="preserve"> and </w:t>
+      </w:r>
+      <w:r>
+        <w:rPr>
+          <w:b/>
+        </w:rPr>
+        <w:t>Nail Bed</w:t>
+      </w:r>
+      <w:r>
+        <w:t>:</w:t>
+      </w:r>
+    </w:p>
+    <w:p>
+      <w:pPr>
+        <w:pStyle w:val="ListBullet2"/>
+        <w:ind w:left="624"/>
+      </w:pPr>
+      <w:r>
+        <w:t>Score = 0: No features present</w:t>
+      </w:r>
+    </w:p>
+    <w:p>
+      <w:pPr>
+        <w:pStyle w:val="ListBullet2"/>
+        <w:ind w:left="624"/>
+      </w:pPr>
+      <w:r>
+        <w:t>Score = 1: Matrix features present (PDRL signs)</w:t>
+      </w:r>
+    </w:p>
+    <w:p>
+      <w:pPr>
+        <w:pStyle w:val="ListBullet2"/>
+        <w:ind w:left="624"/>
+      </w:pPr>
+      <w:r>
+        <w:t>Score = 2: Nail Bed features present (HOOS signs)</w:t>
+      </w:r>
+    </w:p>
+    <w:p>
+      <w:pPr>
+        <w:pStyle w:val="ListBullet2"/>
+        <w:ind w:left="624"/>
+      </w:pPr>
+      <w:r>
+        <w:t>Score = 2: Both Matrix and Bed features present</w:t>
+      </w:r>
+    </w:p>
+    <w:p>
+      <w:pPr>
+        <w:pStyle w:val="ListBullet"/>
+        <w:ind w:left="340"/>
+      </w:pPr>
+      <w:r>
+        <w:rPr>
+          <w:b/>
+        </w:rPr>
+        <w:t>Maximum per nail = 8</w:t>
+      </w:r>
+      <w:r>
+        <w:t xml:space="preserve"> (2 per quadrant × 4 quadrants)</w:t>
+      </w:r>
+    </w:p>
+    <w:p>
+      <w:pPr>
+        <w:pStyle w:val="ListBullet"/>
+        <w:ind w:left="340"/>
+      </w:pPr>
+      <w:r>
+        <w:rPr>
+          <w:b/>
+        </w:rPr>
+        <w:t>Maximum for all 10 fingernails = 80</w:t>
+      </w:r>
+    </w:p>
+    <w:p>
+      <w:pPr>
+        <w:pStyle w:val="ListBullet"/>
+        <w:ind w:left="340"/>
+      </w:pPr>
+      <w:r>
+        <w:rPr>
+          <w:b/>
+        </w:rPr>
+        <w:t>Maximum for all 20 nails (fingers + toes) = 160</w:t>
+      </w:r>
+    </w:p>
+    <w:p>
+      <w:pPr>
+        <w:pStyle w:val="ListBullet"/>
+      </w:pPr>
+      <w:r>
+        <w:rPr>
+          <w:b/>
+        </w:rPr>
+        <w:t>💡 DLQI (Dermatology Life Quality Index):</w:t>
+      </w:r>
+      <w:r>
+        <w:t xml:space="preserve"> A third scoring tool assessing the </w:t>
+      </w:r>
+      <w:r>
+        <w:rPr>
+          <w:b/>
+        </w:rPr>
+        <w:t>impact of disease on quality of life</w:t>
+      </w:r>
+      <w:r>
+        <w:t xml:space="preserve"> (10 questions, score 0–30). Not a severity score — measures patient-reported impact.</w:t>
+      </w:r>
+    </w:p>
+    <w:p>
+      <w:pPr>
+        <w:pStyle w:val="Heading3"/>
+      </w:pPr>
+      <w:r>
+        <w:t>Translated &amp; Tidied Audio Transcript</w:t>
+      </w:r>
+    </w:p>
+    <w:p>
+      <w:pPr/>
+      <w:r>
+        <w:rPr>
+          <w:b/>
+        </w:rPr>
+        <w:t xml:space="preserve">Dr. Eman:  </w:t>
+      </w:r>
+      <w:r>
+        <w:t xml:space="preserve">How do we assess severity in Psoriasis? Three tools. First: </w:t>
+      </w:r>
+      <w:r>
+        <w:rPr>
+          <w:b/>
+        </w:rPr>
+        <w:t>Body Surface Area (BSA)</w:t>
+      </w:r>
+      <w:r>
+        <w:t xml:space="preserve"> — less than 3% is Mild, 3–10% is Moderate, more than 10% is Severe. In clinical practice, we use the </w:t>
+      </w:r>
+      <w:r>
+        <w:rPr>
+          <w:b/>
+        </w:rPr>
+        <w:t>Rule of Nines</w:t>
+      </w:r>
+      <w:r>
+        <w:t xml:space="preserve"> — lower limb = 18%, trunk = 18%, back = 18%, and so on. Simple and fast.</w:t>
+      </w:r>
+    </w:p>
+    <w:p>
+      <w:pPr/>
+      <w:r>
+        <w:rPr>
+          <w:b/>
+        </w:rPr>
+        <w:t xml:space="preserve">Dr. Eman:  </w:t>
+      </w:r>
+      <w:r>
+        <w:t xml:space="preserve">Second: </w:t>
+      </w:r>
+      <w:r>
+        <w:rPr>
+          <w:b/>
+        </w:rPr>
+        <w:t>PASI score</w:t>
+      </w:r>
+      <w:r>
+        <w:t xml:space="preserve"> — Psoriasis Area and Severity Index. The range is 0 to 72. I spent years not truly understanding this score, so let me explain it carefully. We divide the body into 4 regions. Head and Neck gets weight </w:t>
+      </w:r>
+      <w:r>
+        <w:rPr>
+          <w:b/>
+        </w:rPr>
+        <w:t>0.1</w:t>
+      </w:r>
+      <w:r>
+        <w:t xml:space="preserve">, Upper Limbs </w:t>
+      </w:r>
+      <w:r>
+        <w:rPr>
+          <w:b/>
+        </w:rPr>
+        <w:t>0.2</w:t>
+      </w:r>
+      <w:r>
+        <w:t xml:space="preserve">, Trunk </w:t>
+      </w:r>
+      <w:r>
+        <w:rPr>
+          <w:b/>
+        </w:rPr>
+        <w:t>0.3</w:t>
+      </w:r>
+      <w:r>
+        <w:t xml:space="preserve">, Lower Limbs </w:t>
+      </w:r>
+      <w:r>
+        <w:rPr>
+          <w:b/>
+        </w:rPr>
+        <w:t>0.4</w:t>
+      </w:r>
+      <w:r>
+        <w:t>. These weights reflect relative body surface areas. For each region, we score three things: Erythema, Induration, and Desquamation — each from 0 to 4. Maximum severity score per region = 12. Then we score the Area within that region from 0 to 6: 0 = none, 1 = less than 10%, 2 = 10–30%, up to 6 = 90–100%.</w:t>
+      </w:r>
+    </w:p>
+    <w:p>
+      <w:pPr/>
+      <w:r>
+        <w:rPr>
+          <w:b/>
+        </w:rPr>
+        <w:t xml:space="preserve">Dr. Eman:  </w:t>
+      </w:r>
+      <w:r>
+        <w:t>To calculate the regional PASI: multiply the Severity Score × Area Score × the Region Weight. Do this for all 4 regions and add them together. Maximum total = 72.</w:t>
+      </w:r>
+    </w:p>
+    <w:p>
+      <w:pPr/>
+      <w:r>
+        <w:rPr>
+          <w:b/>
+        </w:rPr>
+        <w:t xml:space="preserve">Student:  </w:t>
+      </w:r>
+      <w:r>
+        <w:t>So for Mild/Moderate/Severe, is a PASI of 0–10 considered Mild?</w:t>
+      </w:r>
+    </w:p>
+    <w:p>
+      <w:pPr/>
+      <w:r>
+        <w:rPr>
+          <w:b/>
+        </w:rPr>
+        <w:t xml:space="preserve">Dr. Eman:  </w:t>
+      </w:r>
+      <w:r>
+        <w:t xml:space="preserve">Actually in clinical practice we use </w:t>
+      </w:r>
+      <w:r>
+        <w:rPr>
+          <w:b/>
+        </w:rPr>
+        <w:t>BSA</w:t>
+      </w:r>
+      <w:r>
+        <w:t>, not PASI, for that classification. PASI is mainly for research and clinical trials — to measure response to biologics. PASI 75 means 75% reduction in score — this is the standard bar for biologic approvals.</w:t>
+      </w:r>
+    </w:p>
+    <w:p>
+      <w:pPr/>
+      <w:r>
+        <w:rPr>
+          <w:b/>
+        </w:rPr>
+        <w:t xml:space="preserve">Dr. Eman:  </w:t>
+      </w:r>
+      <w:r>
+        <w:t xml:space="preserve">Third tool: </w:t>
+      </w:r>
+      <w:r>
+        <w:rPr>
+          <w:b/>
+        </w:rPr>
+        <w:t>NAPSI</w:t>
+      </w:r>
+      <w:r>
+        <w:t xml:space="preserve"> — Nail Psoriasis Severity Index. Divide each nail into 4 quadrants. In each quadrant, score Matrix features as 1, Nail Bed features as 1, both as 2, neither as 0. Maximum per nail = 8. Maximum for 10 fingernails = 80. For all 20 nails = 160.</w:t>
+      </w:r>
+    </w:p>
+    <w:p>
+      <w:pPr>
+        <w:pStyle w:val="Heading2"/>
+      </w:pPr>
+      <w:r>
+        <w:t>7. Topical Treatment of Psoriasis</w:t>
+      </w:r>
+    </w:p>
+    <w:p>
+      <w:pPr>
+        <w:pStyle w:val="Heading3"/>
+      </w:pPr>
+      <w:r>
+        <w:t>Summary</w:t>
+      </w:r>
+    </w:p>
+    <w:p>
+      <w:pPr/>
+      <w:r>
+        <w:t xml:space="preserve">Topical therapies are the </w:t>
+      </w:r>
+      <w:r>
+        <w:rPr>
+          <w:b/>
+        </w:rPr>
+        <w:t>first-line treatment for mild-to-moderate psoriasis</w:t>
+      </w:r>
+      <w:r>
+        <w:t xml:space="preserve"> and are always used alongside systemic therapies for severe disease.</w:t>
+      </w:r>
+    </w:p>
+    <w:p>
+      <w:pPr/>
+      <w:r>
+        <w:rPr>
+          <w:b/>
+        </w:rPr>
+        <w:t>General Measures First:</w:t>
+      </w:r>
+    </w:p>
+    <w:p>
+      <w:pPr>
+        <w:pStyle w:val="ListBullet"/>
+        <w:ind w:left="340"/>
+      </w:pPr>
+      <w:r>
+        <w:t>Identify and eliminate environmental triggers (see TIEPOD-LIBA, Lecture 3)</w:t>
+      </w:r>
+    </w:p>
+    <w:p>
+      <w:pPr>
+        <w:pStyle w:val="ListBullet"/>
+        <w:ind w:left="340"/>
+      </w:pPr>
+      <w:r>
+        <w:t>Emollients (moisturisers) — always used as the base of treatment</w:t>
+      </w:r>
+    </w:p>
+    <w:p>
+      <w:pPr>
+        <w:pStyle w:val="Heading4"/>
+      </w:pPr>
+      <w:r>
+        <w:t>Drug 1: Topical Corticosteroids — First Line</w:t>
+      </w:r>
+    </w:p>
+    <w:tbl>
+      <w:tblPr>
+        <w:tblStyle w:val="TableGrid"/>
+        <w:tblW w:type="auto" w:w="0"/>
+        <w:tblLook w:firstColumn="1" w:firstRow="1" w:lastColumn="0" w:lastRow="0" w:noHBand="0" w:noVBand="1" w:val="04A0"/>
+      </w:tblPr>
+      <w:tblGrid>
+        <w:gridCol w:w="4680"/>
+        <w:gridCol w:w="4680"/>
+      </w:tblGrid>
+      <w:tr>
+        <w:tc>
+          <w:tcPr>
+            <w:tcW w:type="dxa" w:w="4680"/>
+            <w:shd w:val="clear" w:color="auto" w:fill="1F3964"/>
+          </w:tcPr>
+          <w:p>
+            <w:r>
+              <w:rPr>
+                <w:b/>
+                <w:color w:val="FFFFFF"/>
+              </w:rPr>
+              <w:t>Feature</w:t>
+            </w:r>
+          </w:p>
+        </w:tc>
+        <w:tc>
+          <w:tcPr>
+            <w:tcW w:type="dxa" w:w="4680"/>
+            <w:shd w:val="clear" w:color="auto" w:fill="1F3964"/>
+          </w:tcPr>
+          <w:p>
+            <w:r>
+              <w:rPr>
+                <w:b/>
+                <w:color w:val="FFFFFF"/>
+              </w:rPr>
+              <w:t>Detail</w:t>
+            </w:r>
+          </w:p>
+        </w:tc>
+      </w:tr>
+      <w:tr>
+        <w:tc>
+          <w:tcPr>
+            <w:tcW w:type="dxa" w:w="4680"/>
+          </w:tcPr>
+          <w:p>
+            <w:r>
+              <w:rPr>
+                <w:b/>
+              </w:rPr>
+              <w:t>Indication</w:t>
+            </w:r>
+          </w:p>
+        </w:tc>
+        <w:tc>
+          <w:tcPr>
+            <w:tcW w:type="dxa" w:w="4680"/>
+          </w:tcPr>
+          <w:p>
+            <w:r>
+              <w:rPr>
+                <w:b/>
+              </w:rPr>
+              <w:t>First-line</w:t>
+            </w:r>
+            <w:r>
+              <w:t xml:space="preserve"> for mild AND moderate psoriasis as monotherapy; adjunct in severe disease</w:t>
+            </w:r>
+          </w:p>
+        </w:tc>
+      </w:tr>
+      <w:tr>
+        <w:tc>
+          <w:tcPr>
+            <w:tcW w:type="dxa" w:w="4680"/>
+            <w:shd w:val="clear" w:color="auto" w:fill="DCE6F1"/>
+          </w:tcPr>
+          <w:p>
+            <w:r>
+              <w:rPr>
+                <w:b/>
+              </w:rPr>
+              <w:t>Mechanism</w:t>
+            </w:r>
+          </w:p>
+        </w:tc>
+        <w:tc>
+          <w:tcPr>
+            <w:tcW w:type="dxa" w:w="4680"/>
+            <w:shd w:val="clear" w:color="auto" w:fill="DCE6F1"/>
+          </w:tcPr>
+          <w:p>
+            <w:r>
+              <w:t>Anti-inflammatory + Anti-proliferative + Immunosuppressive (non-specific — suppresses DNA of all cells)</w:t>
+            </w:r>
+          </w:p>
+        </w:tc>
+      </w:tr>
+      <w:tr>
+        <w:tc>
+          <w:tcPr>
+            <w:tcW w:type="dxa" w:w="4680"/>
+          </w:tcPr>
+          <w:p>
+            <w:r>
+              <w:rPr>
+                <w:b/>
+              </w:rPr>
+              <w:t>Pregnancy category</w:t>
+            </w:r>
+          </w:p>
+        </w:tc>
+        <w:tc>
+          <w:tcPr>
+            <w:tcW w:type="dxa" w:w="4680"/>
+          </w:tcPr>
+          <w:p>
+            <w:r>
+              <w:rPr>
+                <w:b/>
+              </w:rPr>
+              <w:t>Category C</w:t>
+            </w:r>
+            <w:r>
+              <w:t xml:space="preserve"> — can be used, with caution</w:t>
+            </w:r>
+          </w:p>
+        </w:tc>
+      </w:tr>
+      <w:tr>
+        <w:tc>
+          <w:tcPr>
+            <w:tcW w:type="dxa" w:w="4680"/>
+            <w:shd w:val="clear" w:color="auto" w:fill="DCE6F1"/>
+          </w:tcPr>
+          <w:p>
+            <w:r>
+              <w:rPr>
+                <w:b/>
+              </w:rPr>
+              <w:t>Potency choice</w:t>
+            </w:r>
+          </w:p>
+        </w:tc>
+        <w:tc>
+          <w:tcPr>
+            <w:tcW w:type="dxa" w:w="4680"/>
+            <w:shd w:val="clear" w:color="auto" w:fill="DCE6F1"/>
+          </w:tcPr>
+          <w:p>
+            <w:r>
+              <w:t>Higher potency for thick plaques on trunk/limbs; lower potency (or calcineurin inhibitors) for face, flexures, genitalia</w:t>
+            </w:r>
+          </w:p>
+        </w:tc>
+      </w:tr>
+    </w:tbl>
+    <w:p/>
+    <w:p>
+      <w:pPr/>
+      <w:r>
+        <w:rPr>
+          <w:b/>
+        </w:rPr>
+        <w:t>Side Effects of Topical Steroids:</w:t>
+      </w:r>
+    </w:p>
+    <w:tbl>
+      <w:tblPr>
+        <w:tblStyle w:val="TableGrid"/>
+        <w:tblW w:type="auto" w:w="0"/>
+        <w:tblLook w:firstColumn="1" w:firstRow="1" w:lastColumn="0" w:lastRow="0" w:noHBand="0" w:noVBand="1" w:val="04A0"/>
+      </w:tblPr>
+      <w:tblGrid>
+        <w:gridCol w:w="4680"/>
+        <w:gridCol w:w="4680"/>
+      </w:tblGrid>
+      <w:tr>
+        <w:tc>
+          <w:tcPr>
+            <w:tcW w:type="dxa" w:w="4680"/>
+            <w:shd w:val="clear" w:color="auto" w:fill="1F3964"/>
+          </w:tcPr>
+          <w:p>
+            <w:r>
+              <w:rPr>
+                <w:b/>
+                <w:color w:val="FFFFFF"/>
+              </w:rPr>
+              <w:t>Side Effect</w:t>
+            </w:r>
+          </w:p>
+        </w:tc>
+        <w:tc>
+          <w:tcPr>
+            <w:tcW w:type="dxa" w:w="4680"/>
+            <w:shd w:val="clear" w:color="auto" w:fill="1F3964"/>
+          </w:tcPr>
+          <w:p>
+            <w:r>
+              <w:rPr>
+                <w:b/>
+                <w:color w:val="FFFFFF"/>
+              </w:rPr>
+              <w:t>Notes</w:t>
+            </w:r>
+          </w:p>
+        </w:tc>
+      </w:tr>
+      <w:tr>
+        <w:tc>
+          <w:tcPr>
+            <w:tcW w:type="dxa" w:w="4680"/>
+          </w:tcPr>
+          <w:p>
+            <w:r>
+              <w:rPr>
+                <w:b/>
+              </w:rPr>
+              <w:t>Skin atrophy</w:t>
+            </w:r>
+          </w:p>
+        </w:tc>
+        <w:tc>
+          <w:tcPr>
+            <w:tcW w:type="dxa" w:w="4680"/>
+          </w:tcPr>
+          <w:p>
+            <w:r>
+              <w:t>Thinning of skin with prolonged use</w:t>
+            </w:r>
+          </w:p>
+        </w:tc>
+      </w:tr>
+      <w:tr>
+        <w:tc>
+          <w:tcPr>
+            <w:tcW w:type="dxa" w:w="4680"/>
+            <w:shd w:val="clear" w:color="auto" w:fill="DCE6F1"/>
+          </w:tcPr>
+          <w:p>
+            <w:r>
+              <w:rPr>
+                <w:b/>
+              </w:rPr>
+              <w:t>Telangiectasia</w:t>
+            </w:r>
+          </w:p>
+        </w:tc>
+        <w:tc>
+          <w:tcPr>
+            <w:tcW w:type="dxa" w:w="4680"/>
+            <w:shd w:val="clear" w:color="auto" w:fill="DCE6F1"/>
+          </w:tcPr>
+          <w:p>
+            <w:r>
+              <w:t>Permanent dilated vessels</w:t>
+            </w:r>
+          </w:p>
+        </w:tc>
+      </w:tr>
+      <w:tr>
+        <w:tc>
+          <w:tcPr>
+            <w:tcW w:type="dxa" w:w="4680"/>
+          </w:tcPr>
+          <w:p>
+            <w:r>
+              <w:rPr>
+                <w:b/>
+              </w:rPr>
+              <w:t>Striae</w:t>
+            </w:r>
+          </w:p>
+        </w:tc>
+        <w:tc>
+          <w:tcPr>
+            <w:tcW w:type="dxa" w:w="4680"/>
+          </w:tcPr>
+          <w:p>
+            <w:r>
+              <w:t>Stretch marks — irreversible</w:t>
+            </w:r>
+          </w:p>
+        </w:tc>
+      </w:tr>
+      <w:tr>
+        <w:tc>
+          <w:tcPr>
+            <w:tcW w:type="dxa" w:w="4680"/>
+            <w:shd w:val="clear" w:color="auto" w:fill="DCE6F1"/>
+          </w:tcPr>
+          <w:p>
+            <w:r>
+              <w:rPr>
+                <w:b/>
+              </w:rPr>
+              <w:t>Perioral/Periocular Rosacea</w:t>
+            </w:r>
+          </w:p>
+        </w:tc>
+        <w:tc>
+          <w:tcPr>
+            <w:tcW w:type="dxa" w:w="4680"/>
+            <w:shd w:val="clear" w:color="auto" w:fill="DCE6F1"/>
+          </w:tcPr>
+          <w:p>
+            <w:r>
+              <w:t>Especially with fluorinated steroids on the face</w:t>
+            </w:r>
+          </w:p>
+        </w:tc>
+      </w:tr>
+      <w:tr>
+        <w:tc>
+          <w:tcPr>
+            <w:tcW w:type="dxa" w:w="4680"/>
+          </w:tcPr>
+          <w:p>
+            <w:r>
+              <w:rPr>
+                <w:b/>
+              </w:rPr>
+              <w:t>Glaucoma / Cataract</w:t>
+            </w:r>
+          </w:p>
+        </w:tc>
+        <w:tc>
+          <w:tcPr>
+            <w:tcW w:type="dxa" w:w="4680"/>
+          </w:tcPr>
+          <w:p>
+            <w:r>
+              <w:t>With periorbital use</w:t>
+            </w:r>
+          </w:p>
+        </w:tc>
+      </w:tr>
+      <w:tr>
+        <w:tc>
+          <w:tcPr>
+            <w:tcW w:type="dxa" w:w="4680"/>
+            <w:shd w:val="clear" w:color="auto" w:fill="DCE6F1"/>
+          </w:tcPr>
+          <w:p>
+            <w:r>
+              <w:rPr>
+                <w:b/>
+              </w:rPr>
+              <w:t>Tachyphylaxis</w:t>
+            </w:r>
+          </w:p>
+        </w:tc>
+        <w:tc>
+          <w:tcPr>
+            <w:tcW w:type="dxa" w:w="4680"/>
+            <w:shd w:val="clear" w:color="auto" w:fill="DCE6F1"/>
+          </w:tcPr>
+          <w:p>
+            <w:r>
+              <w:t>Loss of efficacy with prolonged continuous use — the skin "gets used to" the steroid and stops responding</w:t>
+            </w:r>
+          </w:p>
+        </w:tc>
+      </w:tr>
+    </w:tbl>
+    <w:p/>
+    <w:p>
+      <w:pPr>
+        <w:pStyle w:val="ListBullet"/>
+      </w:pPr>
+      <w:r>
+        <w:rPr>
+          <w:b/>
+        </w:rPr>
+        <w:t>⚠️ Contraindications:</w:t>
+      </w:r>
+      <w:r>
+        <w:t xml:space="preserve"> Active bacterial or viral infections at the application site</w:t>
+      </w:r>
+    </w:p>
+    <w:p>
+      <w:pPr>
+        <w:pStyle w:val="Heading4"/>
+      </w:pPr>
+      <w:r>
+        <w:t>Drug 2: Topical Calcineurin Inhibitors (Tacrolimus, Pimecrolimus)</w:t>
+      </w:r>
+    </w:p>
+    <w:tbl>
+      <w:tblPr>
+        <w:tblStyle w:val="TableGrid"/>
+        <w:tblW w:type="auto" w:w="0"/>
+        <w:tblLook w:firstColumn="1" w:firstRow="1" w:lastColumn="0" w:lastRow="0" w:noHBand="0" w:noVBand="1" w:val="04A0"/>
+      </w:tblPr>
+      <w:tblGrid>
+        <w:gridCol w:w="4680"/>
+        <w:gridCol w:w="4680"/>
+      </w:tblGrid>
+      <w:tr>
+        <w:tc>
+          <w:tcPr>
+            <w:tcW w:type="dxa" w:w="4680"/>
+            <w:shd w:val="clear" w:color="auto" w:fill="1F3964"/>
+          </w:tcPr>
+          <w:p>
+            <w:r>
+              <w:rPr>
+                <w:b/>
+                <w:color w:val="FFFFFF"/>
+              </w:rPr>
+              <w:t>Feature</w:t>
+            </w:r>
+          </w:p>
+        </w:tc>
+        <w:tc>
+          <w:tcPr>
+            <w:tcW w:type="dxa" w:w="4680"/>
+            <w:shd w:val="clear" w:color="auto" w:fill="1F3964"/>
+          </w:tcPr>
+          <w:p>
+            <w:r>
+              <w:rPr>
+                <w:b/>
+                <w:color w:val="FFFFFF"/>
+              </w:rPr>
+              <w:t>Detail</w:t>
+            </w:r>
+          </w:p>
+        </w:tc>
+      </w:tr>
+      <w:tr>
+        <w:tc>
+          <w:tcPr>
+            <w:tcW w:type="dxa" w:w="4680"/>
+          </w:tcPr>
+          <w:p>
+            <w:r>
+              <w:rPr>
+                <w:b/>
+              </w:rPr>
+              <w:t>Role</w:t>
+            </w:r>
+          </w:p>
+        </w:tc>
+        <w:tc>
+          <w:tcPr>
+            <w:tcW w:type="dxa" w:w="4680"/>
+          </w:tcPr>
+          <w:p>
+            <w:r>
+              <w:rPr>
+                <w:b/>
+              </w:rPr>
+              <w:t>Steroid-sparing</w:t>
+            </w:r>
+            <w:r>
+              <w:t xml:space="preserve"> agents — used where steroids are risky</w:t>
+            </w:r>
+          </w:p>
+        </w:tc>
+      </w:tr>
+      <w:tr>
+        <w:tc>
+          <w:tcPr>
+            <w:tcW w:type="dxa" w:w="4680"/>
+            <w:shd w:val="clear" w:color="auto" w:fill="DCE6F1"/>
+          </w:tcPr>
+          <w:p>
+            <w:r>
+              <w:rPr>
+                <w:b/>
+              </w:rPr>
+              <w:t>Best sites</w:t>
+            </w:r>
+          </w:p>
+        </w:tc>
+        <w:tc>
+          <w:tcPr>
+            <w:tcW w:type="dxa" w:w="4680"/>
+            <w:shd w:val="clear" w:color="auto" w:fill="DCE6F1"/>
+          </w:tcPr>
+          <w:p>
+            <w:r>
+              <w:t>Face, eyelids, intertriginous areas (axillae, groin), genitalia</w:t>
+            </w:r>
+          </w:p>
+        </w:tc>
+      </w:tr>
+      <w:tr>
+        <w:tc>
+          <w:tcPr>
+            <w:tcW w:type="dxa" w:w="4680"/>
+          </w:tcPr>
+          <w:p>
+            <w:r>
+              <w:rPr>
+                <w:b/>
+              </w:rPr>
+              <w:t>Mechanism</w:t>
+            </w:r>
+          </w:p>
+        </w:tc>
+        <w:tc>
+          <w:tcPr>
+            <w:tcW w:type="dxa" w:w="4680"/>
+          </w:tcPr>
+          <w:p>
+            <w:r>
+              <w:t>Blocks Calcineurin → prevents NFAT dephosphorylation → no T-cell activation → no IL-2 → no T-cell proliferation</w:t>
+            </w:r>
+          </w:p>
+        </w:tc>
+      </w:tr>
+      <w:tr>
+        <w:tc>
+          <w:tcPr>
+            <w:tcW w:type="dxa" w:w="4680"/>
+            <w:shd w:val="clear" w:color="auto" w:fill="DCE6F1"/>
+          </w:tcPr>
+          <w:p>
+            <w:r>
+              <w:rPr>
+                <w:b/>
+              </w:rPr>
+              <w:t>Specificity</w:t>
+            </w:r>
+          </w:p>
+        </w:tc>
+        <w:tc>
+          <w:tcPr>
+            <w:tcW w:type="dxa" w:w="4680"/>
+            <w:shd w:val="clear" w:color="auto" w:fill="DCE6F1"/>
+          </w:tcPr>
+          <w:p>
+            <w:r>
+              <w:t xml:space="preserve">Works on </w:t>
+            </w:r>
+            <w:r>
+              <w:rPr>
+                <w:b/>
+              </w:rPr>
+              <w:t>any T-cell</w:t>
+            </w:r>
+            <w:r>
+              <w:t xml:space="preserve"> (helper and cytotoxic) — not organ-specific</w:t>
+            </w:r>
+          </w:p>
+        </w:tc>
+      </w:tr>
+      <w:tr>
+        <w:tc>
+          <w:tcPr>
+            <w:tcW w:type="dxa" w:w="4680"/>
+          </w:tcPr>
+          <w:p>
+            <w:r>
+              <w:rPr>
+                <w:b/>
+              </w:rPr>
+              <w:t>Systemic equivalent</w:t>
+            </w:r>
+          </w:p>
+        </w:tc>
+        <w:tc>
+          <w:tcPr>
+            <w:tcW w:type="dxa" w:w="4680"/>
+          </w:tcPr>
+          <w:p>
+            <w:r>
+              <w:t>Cyclosporine (same Calcineurin pathway)</w:t>
+            </w:r>
+          </w:p>
+        </w:tc>
+      </w:tr>
+      <w:tr>
+        <w:tc>
+          <w:tcPr>
+            <w:tcW w:type="dxa" w:w="4680"/>
+            <w:shd w:val="clear" w:color="auto" w:fill="DCE6F1"/>
+          </w:tcPr>
+          <w:p>
+            <w:r>
+              <w:rPr>
+                <w:b/>
+              </w:rPr>
+              <w:t>Side effects</w:t>
+            </w:r>
+          </w:p>
+        </w:tc>
+        <w:tc>
+          <w:tcPr>
+            <w:tcW w:type="dxa" w:w="4680"/>
+            <w:shd w:val="clear" w:color="auto" w:fill="DCE6F1"/>
+          </w:tcPr>
+          <w:p>
+            <w:r>
+              <w:rPr>
+                <w:b/>
+              </w:rPr>
+              <w:t>Burning and itching sensation</w:t>
+            </w:r>
+            <w:r>
+              <w:t xml:space="preserve"> (tip: advise patient to keep it in the fridge)</w:t>
+            </w:r>
+          </w:p>
+        </w:tc>
+      </w:tr>
+      <w:tr>
+        <w:tc>
+          <w:tcPr>
+            <w:tcW w:type="dxa" w:w="4680"/>
+          </w:tcPr>
+          <w:p>
+            <w:r>
+              <w:rPr>
+                <w:b/>
+              </w:rPr>
+              <w:t>Malignancy</w:t>
+            </w:r>
+          </w:p>
+        </w:tc>
+        <w:tc>
+          <w:tcPr>
+            <w:tcW w:type="dxa" w:w="4680"/>
+          </w:tcPr>
+          <w:p>
+            <w:r>
+              <w:t xml:space="preserve">Animal studies showed risk; </w:t>
+            </w:r>
+            <w:r>
+              <w:rPr>
+                <w:b/>
+              </w:rPr>
+              <w:t>not proven in humans</w:t>
+            </w:r>
+          </w:p>
+        </w:tc>
+      </w:tr>
+      <w:tr>
+        <w:tc>
+          <w:tcPr>
+            <w:tcW w:type="dxa" w:w="4680"/>
+            <w:shd w:val="clear" w:color="auto" w:fill="DCE6F1"/>
+          </w:tcPr>
+          <w:p>
+            <w:r>
+              <w:rPr>
+                <w:b/>
+              </w:rPr>
+              <w:t>Pregnancy</w:t>
+            </w:r>
+          </w:p>
+        </w:tc>
+        <w:tc>
+          <w:tcPr>
+            <w:tcW w:type="dxa" w:w="4680"/>
+            <w:shd w:val="clear" w:color="auto" w:fill="DCE6F1"/>
+          </w:tcPr>
+          <w:p>
+            <w:r>
+              <w:t>Category C</w:t>
+            </w:r>
+          </w:p>
+        </w:tc>
+      </w:tr>
+    </w:tbl>
+    <w:p/>
+    <w:p>
+      <w:pPr>
+        <w:pStyle w:val="Heading4"/>
+      </w:pPr>
+      <w:r>
+        <w:t>Drug 3: Vitamin D3 Analogues (Calcipotriol / Calcitriol)</w:t>
+      </w:r>
+    </w:p>
+    <w:tbl>
+      <w:tblPr>
+        <w:tblStyle w:val="TableGrid"/>
+        <w:tblW w:type="auto" w:w="0"/>
+        <w:tblLook w:firstColumn="1" w:firstRow="1" w:lastColumn="0" w:lastRow="0" w:noHBand="0" w:noVBand="1" w:val="04A0"/>
+      </w:tblPr>
+      <w:tblGrid>
+        <w:gridCol w:w="4680"/>
+        <w:gridCol w:w="4680"/>
+      </w:tblGrid>
+      <w:tr>
+        <w:tc>
+          <w:tcPr>
+            <w:tcW w:type="dxa" w:w="4680"/>
+            <w:shd w:val="clear" w:color="auto" w:fill="1F3964"/>
+          </w:tcPr>
+          <w:p>
+            <w:r>
+              <w:rPr>
+                <w:b/>
+                <w:color w:val="FFFFFF"/>
+              </w:rPr>
+              <w:t>Feature</w:t>
+            </w:r>
+          </w:p>
+        </w:tc>
+        <w:tc>
+          <w:tcPr>
+            <w:tcW w:type="dxa" w:w="4680"/>
+            <w:shd w:val="clear" w:color="auto" w:fill="1F3964"/>
+          </w:tcPr>
+          <w:p>
+            <w:r>
+              <w:rPr>
+                <w:b/>
+                <w:color w:val="FFFFFF"/>
+              </w:rPr>
+              <w:t>Detail</w:t>
+            </w:r>
+          </w:p>
+        </w:tc>
+      </w:tr>
+      <w:tr>
+        <w:tc>
+          <w:tcPr>
+            <w:tcW w:type="dxa" w:w="4680"/>
+          </w:tcPr>
+          <w:p>
+            <w:r>
+              <w:rPr>
+                <w:b/>
+              </w:rPr>
+              <w:t>Examples</w:t>
+            </w:r>
+          </w:p>
+        </w:tc>
+        <w:tc>
+          <w:tcPr>
+            <w:tcW w:type="dxa" w:w="4680"/>
+          </w:tcPr>
+          <w:p>
+            <w:r>
+              <w:t>Calcipotriol 50 mcg/g (Daivonex), Calcipotriol + Betamethasone (Daivobet)</w:t>
+            </w:r>
+          </w:p>
+        </w:tc>
+      </w:tr>
+      <w:tr>
+        <w:tc>
+          <w:tcPr>
+            <w:tcW w:type="dxa" w:w="4680"/>
+            <w:shd w:val="clear" w:color="auto" w:fill="DCE6F1"/>
+          </w:tcPr>
+          <w:p>
+            <w:r>
+              <w:rPr>
+                <w:b/>
+              </w:rPr>
+              <w:t>Mechanism</w:t>
+            </w:r>
+          </w:p>
+        </w:tc>
+        <w:tc>
+          <w:tcPr>
+            <w:tcW w:type="dxa" w:w="4680"/>
+            <w:shd w:val="clear" w:color="auto" w:fill="DCE6F1"/>
+          </w:tcPr>
+          <w:p>
+            <w:r>
+              <w:t>Reduces keratinocyte proliferation + Normalises keratinocyte differentiation</w:t>
+            </w:r>
+          </w:p>
+        </w:tc>
+      </w:tr>
+      <w:tr>
+        <w:tc>
+          <w:tcPr>
+            <w:tcW w:type="dxa" w:w="4680"/>
+          </w:tcPr>
+          <w:p>
+            <w:r>
+              <w:rPr>
+                <w:b/>
+              </w:rPr>
+              <w:t>Maximum dose</w:t>
+            </w:r>
+          </w:p>
+        </w:tc>
+        <w:tc>
+          <w:tcPr>
+            <w:tcW w:type="dxa" w:w="4680"/>
+          </w:tcPr>
+          <w:p>
+            <w:r>
+              <w:rPr>
+                <w:b/>
+              </w:rPr>
+              <w:t>100 g per week</w:t>
+            </w:r>
+            <w:r>
+              <w:t xml:space="preserve"> — must not exceed (risk of hypercalcaemia)</w:t>
+            </w:r>
+          </w:p>
+        </w:tc>
+      </w:tr>
+      <w:tr>
+        <w:tc>
+          <w:tcPr>
+            <w:tcW w:type="dxa" w:w="4680"/>
+            <w:shd w:val="clear" w:color="auto" w:fill="DCE6F1"/>
+          </w:tcPr>
+          <w:p>
+            <w:r>
+              <w:rPr>
+                <w:b/>
+              </w:rPr>
+              <w:t>Side effects</w:t>
+            </w:r>
+          </w:p>
+        </w:tc>
+        <w:tc>
+          <w:tcPr>
+            <w:tcW w:type="dxa" w:w="4680"/>
+            <w:shd w:val="clear" w:color="auto" w:fill="DCE6F1"/>
+          </w:tcPr>
+          <w:p>
+            <w:r>
+              <w:t xml:space="preserve">Local irritation; </w:t>
+            </w:r>
+            <w:r>
+              <w:rPr>
+                <w:b/>
+              </w:rPr>
+              <w:t>Reversible hypercalcaemia</w:t>
+            </w:r>
+            <w:r>
+              <w:t xml:space="preserve"> (with overuse)</w:t>
+            </w:r>
+          </w:p>
+        </w:tc>
+      </w:tr>
+      <w:tr>
+        <w:tc>
+          <w:tcPr>
+            <w:tcW w:type="dxa" w:w="4680"/>
+          </w:tcPr>
+          <w:p>
+            <w:r>
+              <w:rPr>
+                <w:b/>
+              </w:rPr>
+              <w:t>Effect on PTH</w:t>
+            </w:r>
+          </w:p>
+        </w:tc>
+        <w:tc>
+          <w:tcPr>
+            <w:tcW w:type="dxa" w:w="4680"/>
+          </w:tcPr>
+          <w:p>
+            <w:r>
+              <w:t>Decreases parathyroid hormone</w:t>
+            </w:r>
+          </w:p>
+        </w:tc>
+      </w:tr>
+      <w:tr>
+        <w:tc>
+          <w:tcPr>
+            <w:tcW w:type="dxa" w:w="4680"/>
+            <w:shd w:val="clear" w:color="auto" w:fill="DCE6F1"/>
+          </w:tcPr>
+          <w:p>
+            <w:r>
+              <w:rPr>
+                <w:b/>
+              </w:rPr>
+              <w:t>Contraindications</w:t>
+            </w:r>
+          </w:p>
+        </w:tc>
+        <w:tc>
+          <w:tcPr>
+            <w:tcW w:type="dxa" w:w="4680"/>
+            <w:shd w:val="clear" w:color="auto" w:fill="DCE6F1"/>
+          </w:tcPr>
+          <w:p>
+            <w:r>
+              <w:t xml:space="preserve">Large surface area, abnormal bone metabolism, hypercalcaemia, </w:t>
+            </w:r>
+            <w:r>
+              <w:rPr>
+                <w:b/>
+              </w:rPr>
+              <w:t>renal insufficiency, pregnancy, lactation</w:t>
+            </w:r>
+          </w:p>
+        </w:tc>
+      </w:tr>
+    </w:tbl>
+    <w:p/>
+    <w:p>
+      <w:pPr>
+        <w:pStyle w:val="ListBullet"/>
+      </w:pPr>
+      <w:r>
+        <w:rPr>
+          <w:b/>
+        </w:rPr>
+        <w:t>💡 Combination:</w:t>
+      </w:r>
+      <w:r>
+        <w:t xml:space="preserve"> Calcipotriol + Betamethasone (Daivobet) is a very commonly prescribed combination — the steroid reduces inflammation rapidly, the vitamin D analogue maintains long-term normalisation of proliferation.</w:t>
+      </w:r>
+    </w:p>
+    <w:p>
+      <w:pPr>
+        <w:pStyle w:val="Heading4"/>
+      </w:pPr>
+      <w:r>
+        <w:t>Drug 4: Topical Retinoids (Tazarotene)</w:t>
+      </w:r>
+    </w:p>
+    <w:tbl>
+      <w:tblPr>
+        <w:tblStyle w:val="TableGrid"/>
+        <w:tblW w:type="auto" w:w="0"/>
+        <w:tblLook w:firstColumn="1" w:firstRow="1" w:lastColumn="0" w:lastRow="0" w:noHBand="0" w:noVBand="1" w:val="04A0"/>
+      </w:tblPr>
+      <w:tblGrid>
+        <w:gridCol w:w="4680"/>
+        <w:gridCol w:w="4680"/>
+      </w:tblGrid>
+      <w:tr>
+        <w:tc>
+          <w:tcPr>
+            <w:tcW w:type="dxa" w:w="4680"/>
+            <w:shd w:val="clear" w:color="auto" w:fill="1F3964"/>
+          </w:tcPr>
+          <w:p>
+            <w:r>
+              <w:rPr>
+                <w:b/>
+                <w:color w:val="FFFFFF"/>
+              </w:rPr>
+              <w:t>Feature</w:t>
+            </w:r>
+          </w:p>
+        </w:tc>
+        <w:tc>
+          <w:tcPr>
+            <w:tcW w:type="dxa" w:w="4680"/>
+            <w:shd w:val="clear" w:color="auto" w:fill="1F3964"/>
+          </w:tcPr>
+          <w:p>
+            <w:r>
+              <w:rPr>
+                <w:b/>
+                <w:color w:val="FFFFFF"/>
+              </w:rPr>
+              <w:t>Detail</w:t>
+            </w:r>
+          </w:p>
+        </w:tc>
+      </w:tr>
+      <w:tr>
+        <w:tc>
+          <w:tcPr>
+            <w:tcW w:type="dxa" w:w="4680"/>
+          </w:tcPr>
+          <w:p>
+            <w:r>
+              <w:rPr>
+                <w:b/>
+              </w:rPr>
+              <w:t>Concentration</w:t>
+            </w:r>
+          </w:p>
+        </w:tc>
+        <w:tc>
+          <w:tcPr>
+            <w:tcW w:type="dxa" w:w="4680"/>
+          </w:tcPr>
+          <w:p>
+            <w:r>
+              <w:t>0.05% and 0.1% (cream or gel)</w:t>
+            </w:r>
+          </w:p>
+        </w:tc>
+      </w:tr>
+      <w:tr>
+        <w:tc>
+          <w:tcPr>
+            <w:tcW w:type="dxa" w:w="4680"/>
+            <w:shd w:val="clear" w:color="auto" w:fill="DCE6F1"/>
+          </w:tcPr>
+          <w:p>
+            <w:r>
+              <w:rPr>
+                <w:b/>
+              </w:rPr>
+              <w:t>Maximum treatment area</w:t>
+            </w:r>
+          </w:p>
+        </w:tc>
+        <w:tc>
+          <w:tcPr>
+            <w:tcW w:type="dxa" w:w="4680"/>
+            <w:shd w:val="clear" w:color="auto" w:fill="DCE6F1"/>
+          </w:tcPr>
+          <w:p>
+            <w:r>
+              <w:t>10–20% of body surface area</w:t>
+            </w:r>
+          </w:p>
+        </w:tc>
+      </w:tr>
+      <w:tr>
+        <w:tc>
+          <w:tcPr>
+            <w:tcW w:type="dxa" w:w="4680"/>
+          </w:tcPr>
+          <w:p>
+            <w:r>
+              <w:rPr>
+                <w:b/>
+              </w:rPr>
+              <w:t>Mechanism</w:t>
+            </w:r>
+          </w:p>
+        </w:tc>
+        <w:tc>
+          <w:tcPr>
+            <w:tcW w:type="dxa" w:w="4680"/>
+          </w:tcPr>
+          <w:p>
+            <w:r>
+              <w:t>Decreases keratinocyte hyperproliferation + Normalises differentiation + Decreases inflammatory cytokine expression</w:t>
+            </w:r>
+          </w:p>
+        </w:tc>
+      </w:tr>
+      <w:tr>
+        <w:tc>
+          <w:tcPr>
+            <w:tcW w:type="dxa" w:w="4680"/>
+            <w:shd w:val="clear" w:color="auto" w:fill="DCE6F1"/>
+          </w:tcPr>
+          <w:p>
+            <w:r>
+              <w:rPr>
+                <w:b/>
+              </w:rPr>
+              <w:t>Side effects</w:t>
+            </w:r>
+          </w:p>
+        </w:tc>
+        <w:tc>
+          <w:tcPr>
+            <w:tcW w:type="dxa" w:w="4680"/>
+            <w:shd w:val="clear" w:color="auto" w:fill="DCE6F1"/>
+          </w:tcPr>
+          <w:p>
+            <w:r>
+              <w:t xml:space="preserve">Local irritation (lesional and perilesional skin), </w:t>
+            </w:r>
+            <w:r>
+              <w:rPr>
+                <w:b/>
+              </w:rPr>
+              <w:t>Photosensitivity</w:t>
+            </w:r>
+          </w:p>
+        </w:tc>
+      </w:tr>
+      <w:tr>
+        <w:tc>
+          <w:tcPr>
+            <w:tcW w:type="dxa" w:w="4680"/>
+          </w:tcPr>
+          <w:p>
+            <w:r>
+              <w:rPr>
+                <w:b/>
+              </w:rPr>
+              <w:t>Pregnancy</w:t>
+            </w:r>
+          </w:p>
+        </w:tc>
+        <w:tc>
+          <w:tcPr>
+            <w:tcW w:type="dxa" w:w="4680"/>
+          </w:tcPr>
+          <w:p>
+            <w:r>
+              <w:rPr>
+                <w:b/>
+              </w:rPr>
+              <w:t>Category X — CONTRAINDICATED (teratogenic)</w:t>
+            </w:r>
+            <w:r>
+              <w:t xml:space="preserve"> — applies to topical AND systemic retinoids</w:t>
+            </w:r>
+          </w:p>
+        </w:tc>
+      </w:tr>
+    </w:tbl>
+    <w:p/>
+    <w:p>
+      <w:pPr>
+        <w:pStyle w:val="ListBullet"/>
+      </w:pPr>
+      <w:r>
+        <w:rPr>
+          <w:b/>
+        </w:rPr>
+        <w:t>💡 Teratogenicity Reminder:</w:t>
+      </w:r>
+      <w:r>
+        <w:t xml:space="preserve"> All retinoids (Tazarotene, Acitretin, Adapalene, Isotretinoin) are </w:t>
+      </w:r>
+      <w:r>
+        <w:rPr>
+          <w:b/>
+        </w:rPr>
+        <w:t>Category X</w:t>
+      </w:r>
+      <w:r>
+        <w:t xml:space="preserve"> — absolutely contraindicated in pregnancy. This is one of the most tested facts in dermatology examinations.</w:t>
+      </w:r>
+    </w:p>
+    <w:p>
+      <w:pPr>
+        <w:pStyle w:val="Heading4"/>
+      </w:pPr>
+      <w:r>
+        <w:t>Drug 5: Coal Tar</w:t>
+      </w:r>
+    </w:p>
+    <w:tbl>
+      <w:tblPr>
+        <w:tblStyle w:val="TableGrid"/>
+        <w:tblW w:type="auto" w:w="0"/>
+        <w:tblLook w:firstColumn="1" w:firstRow="1" w:lastColumn="0" w:lastRow="0" w:noHBand="0" w:noVBand="1" w:val="04A0"/>
+      </w:tblPr>
+      <w:tblGrid>
+        <w:gridCol w:w="4680"/>
+        <w:gridCol w:w="4680"/>
+      </w:tblGrid>
+      <w:tr>
+        <w:tc>
+          <w:tcPr>
+            <w:tcW w:type="dxa" w:w="4680"/>
+            <w:shd w:val="clear" w:color="auto" w:fill="1F3964"/>
+          </w:tcPr>
+          <w:p>
+            <w:r>
+              <w:rPr>
+                <w:b/>
+                <w:color w:val="FFFFFF"/>
+              </w:rPr>
+              <w:t>Feature</w:t>
+            </w:r>
+          </w:p>
+        </w:tc>
+        <w:tc>
+          <w:tcPr>
+            <w:tcW w:type="dxa" w:w="4680"/>
+            <w:shd w:val="clear" w:color="auto" w:fill="1F3964"/>
+          </w:tcPr>
+          <w:p>
+            <w:r>
+              <w:rPr>
+                <w:b/>
+                <w:color w:val="FFFFFF"/>
+              </w:rPr>
+              <w:t>Detail</w:t>
+            </w:r>
+          </w:p>
+        </w:tc>
+      </w:tr>
+      <w:tr>
+        <w:tc>
+          <w:tcPr>
+            <w:tcW w:type="dxa" w:w="4680"/>
+          </w:tcPr>
+          <w:p>
+            <w:r>
+              <w:rPr>
+                <w:b/>
+              </w:rPr>
+              <w:t>Mechanism</w:t>
+            </w:r>
+          </w:p>
+        </w:tc>
+        <w:tc>
+          <w:tcPr>
+            <w:tcW w:type="dxa" w:w="4680"/>
+          </w:tcPr>
+          <w:p>
+            <w:r>
+              <w:t>Anti-inflammatory, anti-pruritic, anti-proliferative; exact mechanism not fully understood</w:t>
+            </w:r>
+          </w:p>
+        </w:tc>
+      </w:tr>
+      <w:tr>
+        <w:tc>
+          <w:tcPr>
+            <w:tcW w:type="dxa" w:w="4680"/>
+            <w:shd w:val="clear" w:color="auto" w:fill="DCE6F1"/>
+          </w:tcPr>
+          <w:p>
+            <w:r>
+              <w:rPr>
+                <w:b/>
+              </w:rPr>
+              <w:t>Combination regimen</w:t>
+            </w:r>
+          </w:p>
+        </w:tc>
+        <w:tc>
+          <w:tcPr>
+            <w:tcW w:type="dxa" w:w="4680"/>
+            <w:shd w:val="clear" w:color="auto" w:fill="DCE6F1"/>
+          </w:tcPr>
+          <w:p>
+            <w:r>
+              <w:rPr>
+                <w:b/>
+              </w:rPr>
+              <w:t>Goeckerman Regimen</w:t>
+            </w:r>
+            <w:r>
+              <w:t xml:space="preserve"> = Coal tar + Ultraviolet (UVB) light therapy</w:t>
+            </w:r>
+          </w:p>
+        </w:tc>
+      </w:tr>
+      <w:tr>
+        <w:tc>
+          <w:tcPr>
+            <w:tcW w:type="dxa" w:w="4680"/>
+          </w:tcPr>
+          <w:p>
+            <w:r>
+              <w:rPr>
+                <w:b/>
+              </w:rPr>
+              <w:t>Side effects</w:t>
+            </w:r>
+          </w:p>
+        </w:tc>
+        <w:tc>
+          <w:tcPr>
+            <w:tcW w:type="dxa" w:w="4680"/>
+          </w:tcPr>
+          <w:p>
+            <w:r>
+              <w:t>Staining of skin and clothes; folliculitis; photosensitivity</w:t>
+            </w:r>
+          </w:p>
+        </w:tc>
+      </w:tr>
+    </w:tbl>
+    <w:p/>
+    <w:p>
+      <w:pPr>
+        <w:pStyle w:val="Heading4"/>
+      </w:pPr>
+      <w:r>
+        <w:t>Drug 6: Anthralin (Dithranol)</w:t>
+      </w:r>
+    </w:p>
+    <w:tbl>
+      <w:tblPr>
+        <w:tblStyle w:val="TableGrid"/>
+        <w:tblW w:type="auto" w:w="0"/>
+        <w:tblLook w:firstColumn="1" w:firstRow="1" w:lastColumn="0" w:lastRow="0" w:noHBand="0" w:noVBand="1" w:val="04A0"/>
+      </w:tblPr>
+      <w:tblGrid>
+        <w:gridCol w:w="4680"/>
+        <w:gridCol w:w="4680"/>
+      </w:tblGrid>
+      <w:tr>
+        <w:tc>
+          <w:tcPr>
+            <w:tcW w:type="dxa" w:w="4680"/>
+            <w:shd w:val="clear" w:color="auto" w:fill="1F3964"/>
+          </w:tcPr>
+          <w:p>
+            <w:r>
+              <w:rPr>
+                <w:b/>
+                <w:color w:val="FFFFFF"/>
+              </w:rPr>
+              <w:t>Feature</w:t>
+            </w:r>
+          </w:p>
+        </w:tc>
+        <w:tc>
+          <w:tcPr>
+            <w:tcW w:type="dxa" w:w="4680"/>
+            <w:shd w:val="clear" w:color="auto" w:fill="1F3964"/>
+          </w:tcPr>
+          <w:p>
+            <w:r>
+              <w:rPr>
+                <w:b/>
+                <w:color w:val="FFFFFF"/>
+              </w:rPr>
+              <w:t>Detail</w:t>
+            </w:r>
+          </w:p>
+        </w:tc>
+      </w:tr>
+      <w:tr>
+        <w:tc>
+          <w:tcPr>
+            <w:tcW w:type="dxa" w:w="4680"/>
+          </w:tcPr>
+          <w:p>
+            <w:r>
+              <w:rPr>
+                <w:b/>
+              </w:rPr>
+              <w:t>Mode of use</w:t>
+            </w:r>
+          </w:p>
+        </w:tc>
+        <w:tc>
+          <w:tcPr>
+            <w:tcW w:type="dxa" w:w="4680"/>
+          </w:tcPr>
+          <w:p>
+            <w:r>
+              <w:rPr>
+                <w:b/>
+              </w:rPr>
+              <w:t>Short-contact therapy</w:t>
+            </w:r>
+            <w:r>
+              <w:t xml:space="preserve"> — applied for 20–30 minutes, then washed off</w:t>
+            </w:r>
+          </w:p>
+        </w:tc>
+      </w:tr>
+      <w:tr>
+        <w:tc>
+          <w:tcPr>
+            <w:tcW w:type="dxa" w:w="4680"/>
+            <w:shd w:val="clear" w:color="auto" w:fill="DCE6F1"/>
+          </w:tcPr>
+          <w:p>
+            <w:r>
+              <w:rPr>
+                <w:b/>
+              </w:rPr>
+              <w:t>Starting concentration</w:t>
+            </w:r>
+          </w:p>
+        </w:tc>
+        <w:tc>
+          <w:tcPr>
+            <w:tcW w:type="dxa" w:w="4680"/>
+            <w:shd w:val="clear" w:color="auto" w:fill="DCE6F1"/>
+          </w:tcPr>
+          <w:p>
+            <w:r>
+              <w:t>1%, increased gradually</w:t>
+            </w:r>
+          </w:p>
+        </w:tc>
+      </w:tr>
+      <w:tr>
+        <w:tc>
+          <w:tcPr>
+            <w:tcW w:type="dxa" w:w="4680"/>
+          </w:tcPr>
+          <w:p>
+            <w:r>
+              <w:rPr>
+                <w:b/>
+              </w:rPr>
+              <w:t>Target concentration</w:t>
+            </w:r>
+          </w:p>
+        </w:tc>
+        <w:tc>
+          <w:tcPr>
+            <w:tcW w:type="dxa" w:w="4680"/>
+          </w:tcPr>
+          <w:p>
+            <w:r>
+              <w:t>Up to 2%</w:t>
+            </w:r>
+          </w:p>
+        </w:tc>
+      </w:tr>
+      <w:tr>
+        <w:tc>
+          <w:tcPr>
+            <w:tcW w:type="dxa" w:w="4680"/>
+            <w:shd w:val="clear" w:color="auto" w:fill="DCE6F1"/>
+          </w:tcPr>
+          <w:p>
+            <w:r>
+              <w:rPr>
+                <w:b/>
+              </w:rPr>
+              <w:t>Mechanism</w:t>
+            </w:r>
+          </w:p>
+        </w:tc>
+        <w:tc>
+          <w:tcPr>
+            <w:tcW w:type="dxa" w:w="4680"/>
+            <w:shd w:val="clear" w:color="auto" w:fill="DCE6F1"/>
+          </w:tcPr>
+          <w:p>
+            <w:r>
+              <w:t>Induces local inflammation → inhibits T-cell lymphocytes + normalises keratinocytes</w:t>
+            </w:r>
+          </w:p>
+        </w:tc>
+      </w:tr>
+      <w:tr>
+        <w:tc>
+          <w:tcPr>
+            <w:tcW w:type="dxa" w:w="4680"/>
+          </w:tcPr>
+          <w:p>
+            <w:r>
+              <w:rPr>
+                <w:b/>
+              </w:rPr>
+              <w:t>Side effects</w:t>
+            </w:r>
+          </w:p>
+        </w:tc>
+        <w:tc>
+          <w:tcPr>
+            <w:tcW w:type="dxa" w:w="4680"/>
+          </w:tcPr>
+          <w:p>
+            <w:r>
+              <w:rPr>
+                <w:b/>
+              </w:rPr>
+              <w:t>Staining</w:t>
+            </w:r>
+            <w:r>
+              <w:t xml:space="preserve"> (skin and linen — permanent brown staining), </w:t>
+            </w:r>
+            <w:r>
+              <w:rPr>
+                <w:b/>
+              </w:rPr>
+              <w:t>skin irritation</w:t>
+            </w:r>
+          </w:p>
+        </w:tc>
+      </w:tr>
+      <w:tr>
+        <w:tc>
+          <w:tcPr>
+            <w:tcW w:type="dxa" w:w="4680"/>
+            <w:shd w:val="clear" w:color="auto" w:fill="DCE6F1"/>
+          </w:tcPr>
+          <w:p>
+            <w:r>
+              <w:rPr>
+                <w:b/>
+              </w:rPr>
+              <w:t>Avoid on</w:t>
+            </w:r>
+          </w:p>
+        </w:tc>
+        <w:tc>
+          <w:tcPr>
+            <w:tcW w:type="dxa" w:w="4680"/>
+            <w:shd w:val="clear" w:color="auto" w:fill="DCE6F1"/>
+          </w:tcPr>
+          <w:p>
+            <w:r>
+              <w:t>Face and intertriginous areas (excessive irritation)</w:t>
+            </w:r>
+          </w:p>
+        </w:tc>
+      </w:tr>
+      <w:tr>
+        <w:tc>
+          <w:tcPr>
+            <w:tcW w:type="dxa" w:w="4680"/>
+          </w:tcPr>
+          <w:p>
+            <w:r>
+              <w:rPr>
+                <w:b/>
+              </w:rPr>
+              <w:t>Combination regimen</w:t>
+            </w:r>
+          </w:p>
+        </w:tc>
+        <w:tc>
+          <w:tcPr>
+            <w:tcW w:type="dxa" w:w="4680"/>
+          </w:tcPr>
+          <w:p>
+            <w:r>
+              <w:rPr>
+                <w:b/>
+              </w:rPr>
+              <w:t>Ingram Regimen</w:t>
+            </w:r>
+            <w:r>
+              <w:t xml:space="preserve"> = Anthralin (Dithranol) + Ultraviolet (UVB) light therapy</w:t>
+            </w:r>
+          </w:p>
+        </w:tc>
+      </w:tr>
+    </w:tbl>
+    <w:p/>
+    <w:p>
+      <w:pPr>
+        <w:pStyle w:val="ListBullet"/>
+      </w:pPr>
+      <w:r>
+        <w:rPr>
+          <w:b/>
+        </w:rPr>
+        <w:t>💡 Two Named Treatment Regimens:</w:t>
+      </w:r>
+      <w:r>
+        <w:t xml:space="preserve"> - </w:t>
+      </w:r>
+      <w:r>
+        <w:rPr>
+          <w:b/>
+        </w:rPr>
+        <w:t>Goeckerman Regimen</w:t>
+      </w:r>
+      <w:r>
+        <w:t xml:space="preserve"> = Coal tar + UV light - </w:t>
+      </w:r>
+      <w:r>
+        <w:rPr>
+          <w:b/>
+        </w:rPr>
+        <w:t>Ingram Regimen</w:t>
+      </w:r>
+      <w:r>
+        <w:t xml:space="preserve"> = Anthralin (Dithranol) + UV light</w:t>
+      </w:r>
+    </w:p>
+    <w:p>
+      <w:pPr>
+        <w:pStyle w:val="Heading4"/>
+      </w:pPr>
+      <w:r>
+        <w:t>Summary Table — Topical Treatments for Psoriasis</w:t>
+      </w:r>
+    </w:p>
+    <w:tbl>
+      <w:tblPr>
+        <w:tblStyle w:val="TableGrid"/>
+        <w:tblW w:type="auto" w:w="0"/>
+        <w:tblLook w:firstColumn="1" w:firstRow="1" w:lastColumn="0" w:lastRow="0" w:noHBand="0" w:noVBand="1" w:val="04A0"/>
+      </w:tblPr>
+      <w:tblGrid>
+        <w:gridCol w:w="1872"/>
+        <w:gridCol w:w="1872"/>
+        <w:gridCol w:w="1872"/>
+        <w:gridCol w:w="1872"/>
+        <w:gridCol w:w="1872"/>
+      </w:tblGrid>
+      <w:tr>
+        <w:tc>
+          <w:tcPr>
+            <w:tcW w:type="dxa" w:w="1872"/>
+            <w:shd w:val="clear" w:color="auto" w:fill="1F3964"/>
+          </w:tcPr>
+          <w:p>
+            <w:r>
+              <w:rPr>
+                <w:b/>
+                <w:color w:val="FFFFFF"/>
+              </w:rPr>
+              <w:t>Drug</w:t>
+            </w:r>
+          </w:p>
+        </w:tc>
+        <w:tc>
+          <w:tcPr>
+            <w:tcW w:type="dxa" w:w="1872"/>
+            <w:shd w:val="clear" w:color="auto" w:fill="1F3964"/>
+          </w:tcPr>
+          <w:p>
+            <w:r>
+              <w:rPr>
+                <w:b/>
+                <w:color w:val="FFFFFF"/>
+              </w:rPr>
+              <w:t>First Line?</w:t>
+            </w:r>
+          </w:p>
+        </w:tc>
+        <w:tc>
+          <w:tcPr>
+            <w:tcW w:type="dxa" w:w="1872"/>
+            <w:shd w:val="clear" w:color="auto" w:fill="1F3964"/>
+          </w:tcPr>
+          <w:p>
+            <w:r>
+              <w:rPr>
+                <w:b/>
+                <w:color w:val="FFFFFF"/>
+              </w:rPr>
+              <w:t>Key Mechanism</w:t>
+            </w:r>
+          </w:p>
+        </w:tc>
+        <w:tc>
+          <w:tcPr>
+            <w:tcW w:type="dxa" w:w="1872"/>
+            <w:shd w:val="clear" w:color="auto" w:fill="1F3964"/>
+          </w:tcPr>
+          <w:p>
+            <w:r>
+              <w:rPr>
+                <w:b/>
+                <w:color w:val="FFFFFF"/>
+              </w:rPr>
+              <w:t>Key Side Effect</w:t>
+            </w:r>
+          </w:p>
+        </w:tc>
+        <w:tc>
+          <w:tcPr>
+            <w:tcW w:type="dxa" w:w="1872"/>
+            <w:shd w:val="clear" w:color="auto" w:fill="1F3964"/>
+          </w:tcPr>
+          <w:p>
+            <w:r>
+              <w:rPr>
+                <w:b/>
+                <w:color w:val="FFFFFF"/>
+              </w:rPr>
+              <w:t>Pregnancy</w:t>
+            </w:r>
+          </w:p>
+        </w:tc>
+      </w:tr>
+      <w:tr>
+        <w:tc>
+          <w:tcPr>
+            <w:tcW w:type="dxa" w:w="1872"/>
+          </w:tcPr>
+          <w:p>
+            <w:r>
+              <w:rPr>
+                <w:b/>
+              </w:rPr>
+              <w:t>Topical Corticosteroids</w:t>
+            </w:r>
+          </w:p>
+        </w:tc>
+        <w:tc>
+          <w:tcPr>
+            <w:tcW w:type="dxa" w:w="1872"/>
+          </w:tcPr>
+          <w:p>
+            <w:r>
+              <w:t>✅ Yes (mild-mod)</w:t>
+            </w:r>
+          </w:p>
+        </w:tc>
+        <w:tc>
+          <w:tcPr>
+            <w:tcW w:type="dxa" w:w="1872"/>
+          </w:tcPr>
+          <w:p>
+            <w:r>
+              <w:t>Anti-inflammatory, anti-proliferative</w:t>
+            </w:r>
+          </w:p>
+        </w:tc>
+        <w:tc>
+          <w:tcPr>
+            <w:tcW w:type="dxa" w:w="1872"/>
+          </w:tcPr>
+          <w:p>
+            <w:r>
+              <w:t>Tachyphylaxis, atrophy, striae</w:t>
+            </w:r>
+          </w:p>
+        </w:tc>
+        <w:tc>
+          <w:tcPr>
+            <w:tcW w:type="dxa" w:w="1872"/>
+          </w:tcPr>
+          <w:p>
+            <w:r>
+              <w:t>Category C</w:t>
+            </w:r>
+          </w:p>
+        </w:tc>
+      </w:tr>
+      <w:tr>
+        <w:tc>
+          <w:tcPr>
+            <w:tcW w:type="dxa" w:w="1872"/>
+            <w:shd w:val="clear" w:color="auto" w:fill="DCE6F1"/>
+          </w:tcPr>
+          <w:p>
+            <w:r>
+              <w:rPr>
+                <w:b/>
+              </w:rPr>
+              <w:t>Tacrolimus / Pimecrolimus</w:t>
+            </w:r>
+          </w:p>
+        </w:tc>
+        <w:tc>
+          <w:tcPr>
+            <w:tcW w:type="dxa" w:w="1872"/>
+            <w:shd w:val="clear" w:color="auto" w:fill="DCE6F1"/>
+          </w:tcPr>
+          <w:p>
+            <w:r>
+              <w:t>Steroid-sparing</w:t>
+            </w:r>
+          </w:p>
+        </w:tc>
+        <w:tc>
+          <w:tcPr>
+            <w:tcW w:type="dxa" w:w="1872"/>
+            <w:shd w:val="clear" w:color="auto" w:fill="DCE6F1"/>
+          </w:tcPr>
+          <w:p>
+            <w:r>
+              <w:t>Calcineurin inhibitor → No T-cell activation</w:t>
+            </w:r>
+          </w:p>
+        </w:tc>
+        <w:tc>
+          <w:tcPr>
+            <w:tcW w:type="dxa" w:w="1872"/>
+            <w:shd w:val="clear" w:color="auto" w:fill="DCE6F1"/>
+          </w:tcPr>
+          <w:p>
+            <w:r>
+              <w:t>Burning/itching</w:t>
+            </w:r>
+          </w:p>
+        </w:tc>
+        <w:tc>
+          <w:tcPr>
+            <w:tcW w:type="dxa" w:w="1872"/>
+            <w:shd w:val="clear" w:color="auto" w:fill="DCE6F1"/>
+          </w:tcPr>
+          <w:p>
+            <w:r>
+              <w:t>Category C</w:t>
+            </w:r>
+          </w:p>
+        </w:tc>
+      </w:tr>
+      <w:tr>
+        <w:tc>
+          <w:tcPr>
+            <w:tcW w:type="dxa" w:w="1872"/>
+          </w:tcPr>
+          <w:p>
+            <w:r>
+              <w:rPr>
+                <w:b/>
+              </w:rPr>
+              <w:t>Calcipotriol (Vit D3)</w:t>
+            </w:r>
+          </w:p>
+        </w:tc>
+        <w:tc>
+          <w:tcPr>
+            <w:tcW w:type="dxa" w:w="1872"/>
+          </w:tcPr>
+          <w:p>
+            <w:r>
+              <w:t>Yes (2nd line)</w:t>
+            </w:r>
+          </w:p>
+        </w:tc>
+        <w:tc>
+          <w:tcPr>
+            <w:tcW w:type="dxa" w:w="1872"/>
+          </w:tcPr>
+          <w:p>
+            <w:r>
+              <w:t>↓ Proliferation, normalise differentiation</w:t>
+            </w:r>
+          </w:p>
+        </w:tc>
+        <w:tc>
+          <w:tcPr>
+            <w:tcW w:type="dxa" w:w="1872"/>
+          </w:tcPr>
+          <w:p>
+            <w:r>
+              <w:t>Hypercalcaemia (max 100g/wk)</w:t>
+            </w:r>
+          </w:p>
+        </w:tc>
+        <w:tc>
+          <w:tcPr>
+            <w:tcW w:type="dxa" w:w="1872"/>
+          </w:tcPr>
+          <w:p>
+            <w:r>
+              <w:rPr>
+                <w:b/>
+              </w:rPr>
+              <w:t>Contraindicated</w:t>
+            </w:r>
+          </w:p>
+        </w:tc>
+      </w:tr>
+      <w:tr>
+        <w:tc>
+          <w:tcPr>
+            <w:tcW w:type="dxa" w:w="1872"/>
+            <w:shd w:val="clear" w:color="auto" w:fill="DCE6F1"/>
+          </w:tcPr>
+          <w:p>
+            <w:r>
+              <w:rPr>
+                <w:b/>
+              </w:rPr>
+              <w:t>Tazarotene (Retinoid)</w:t>
+            </w:r>
+          </w:p>
+        </w:tc>
+        <w:tc>
+          <w:tcPr>
+            <w:tcW w:type="dxa" w:w="1872"/>
+            <w:shd w:val="clear" w:color="auto" w:fill="DCE6F1"/>
+          </w:tcPr>
+          <w:p>
+            <w:r>
+              <w:t>Adjunct</w:t>
+            </w:r>
+          </w:p>
+        </w:tc>
+        <w:tc>
+          <w:tcPr>
+            <w:tcW w:type="dxa" w:w="1872"/>
+            <w:shd w:val="clear" w:color="auto" w:fill="DCE6F1"/>
+          </w:tcPr>
+          <w:p>
+            <w:r>
+              <w:t>↓ Proliferation, normalise differentiation</w:t>
+            </w:r>
+          </w:p>
+        </w:tc>
+        <w:tc>
+          <w:tcPr>
+            <w:tcW w:type="dxa" w:w="1872"/>
+            <w:shd w:val="clear" w:color="auto" w:fill="DCE6F1"/>
+          </w:tcPr>
+          <w:p>
+            <w:r>
+              <w:t>Photosensitivity, irritation</w:t>
+            </w:r>
+          </w:p>
+        </w:tc>
+        <w:tc>
+          <w:tcPr>
+            <w:tcW w:type="dxa" w:w="1872"/>
+            <w:shd w:val="clear" w:color="auto" w:fill="DCE6F1"/>
+          </w:tcPr>
+          <w:p>
+            <w:r>
+              <w:rPr>
+                <w:b/>
+              </w:rPr>
+              <w:t>Category X</w:t>
+            </w:r>
+          </w:p>
+        </w:tc>
+      </w:tr>
+      <w:tr>
+        <w:tc>
+          <w:tcPr>
+            <w:tcW w:type="dxa" w:w="1872"/>
+          </w:tcPr>
+          <w:p>
+            <w:r>
+              <w:rPr>
+                <w:b/>
+              </w:rPr>
+              <w:t>Coal Tar</w:t>
+            </w:r>
+          </w:p>
+        </w:tc>
+        <w:tc>
+          <w:tcPr>
+            <w:tcW w:type="dxa" w:w="1872"/>
+          </w:tcPr>
+          <w:p>
+            <w:r>
+              <w:t>Adjunct</w:t>
+            </w:r>
+          </w:p>
+        </w:tc>
+        <w:tc>
+          <w:tcPr>
+            <w:tcW w:type="dxa" w:w="1872"/>
+          </w:tcPr>
+          <w:p>
+            <w:r>
+              <w:t>Anti-proliferative, anti-inflammatory</w:t>
+            </w:r>
+          </w:p>
+        </w:tc>
+        <w:tc>
+          <w:tcPr>
+            <w:tcW w:type="dxa" w:w="1872"/>
+          </w:tcPr>
+          <w:p>
+            <w:r>
+              <w:t>Staining, folliculitis</w:t>
+            </w:r>
+          </w:p>
+        </w:tc>
+        <w:tc>
+          <w:tcPr>
+            <w:tcW w:type="dxa" w:w="1872"/>
+          </w:tcPr>
+          <w:p>
+            <w:r>
+              <w:t>Caution</w:t>
+            </w:r>
+          </w:p>
+        </w:tc>
+      </w:tr>
+      <w:tr>
+        <w:tc>
+          <w:tcPr>
+            <w:tcW w:type="dxa" w:w="1872"/>
+            <w:shd w:val="clear" w:color="auto" w:fill="DCE6F1"/>
+          </w:tcPr>
+          <w:p>
+            <w:r>
+              <w:rPr>
+                <w:b/>
+              </w:rPr>
+              <w:t>Anthralin (Dithranol)</w:t>
+            </w:r>
+          </w:p>
+        </w:tc>
+        <w:tc>
+          <w:tcPr>
+            <w:tcW w:type="dxa" w:w="1872"/>
+            <w:shd w:val="clear" w:color="auto" w:fill="DCE6F1"/>
+          </w:tcPr>
+          <w:p>
+            <w:r>
+              <w:t>Short-contact</w:t>
+            </w:r>
+          </w:p>
+        </w:tc>
+        <w:tc>
+          <w:tcPr>
+            <w:tcW w:type="dxa" w:w="1872"/>
+            <w:shd w:val="clear" w:color="auto" w:fill="DCE6F1"/>
+          </w:tcPr>
+          <w:p>
+            <w:r>
+              <w:t>Inflammation → normalise keratinocytes</w:t>
+            </w:r>
+          </w:p>
+        </w:tc>
+        <w:tc>
+          <w:tcPr>
+            <w:tcW w:type="dxa" w:w="1872"/>
+            <w:shd w:val="clear" w:color="auto" w:fill="DCE6F1"/>
+          </w:tcPr>
+          <w:p>
+            <w:r>
+              <w:t>Staining, irritation</w:t>
+            </w:r>
+          </w:p>
+        </w:tc>
+        <w:tc>
+          <w:tcPr>
+            <w:tcW w:type="dxa" w:w="1872"/>
+            <w:shd w:val="clear" w:color="auto" w:fill="DCE6F1"/>
+          </w:tcPr>
+          <w:p>
+            <w:r>
+              <w:t>Caution</w:t>
+            </w:r>
+          </w:p>
+        </w:tc>
+      </w:tr>
+    </w:tbl>
+    <w:p/>
+    <w:p>
+      <w:pPr>
+        <w:pStyle w:val="ListBullet"/>
+      </w:pPr>
+      <w:r>
+        <w:rPr>
+          <w:b/>
+        </w:rPr>
+        <w:t>💡 Salicylic Acid — Adjunct Keratolytic:</w:t>
+      </w:r>
+      <w:r>
+        <w:t xml:space="preserve"> Used as a </w:t>
+      </w:r>
+      <w:r>
+        <w:rPr>
+          <w:b/>
+        </w:rPr>
+        <w:t>keratolytic</w:t>
+      </w:r>
+      <w:r>
+        <w:t xml:space="preserve"> (scale-removing agent) to improve penetration of other topicals through thick psoriatic scales. Used short-term — once scales clear, stop the salicylic acid and continue with steroid/Vitamin D.</w:t>
+      </w:r>
+    </w:p>
+    <w:p>
+      <w:pPr>
+        <w:pStyle w:val="Heading3"/>
+      </w:pPr>
+      <w:r>
+        <w:t>Translated &amp; Tidied Audio Transcript</w:t>
+      </w:r>
+    </w:p>
+    <w:p>
+      <w:pPr/>
+      <w:r>
+        <w:rPr>
+          <w:b/>
+        </w:rPr>
+        <w:t xml:space="preserve">Dr. Eman:  </w:t>
+      </w:r>
+      <w:r>
+        <w:t xml:space="preserve">The first-line topical treatment for Psoriasis is </w:t>
+      </w:r>
+      <w:r>
+        <w:rPr>
+          <w:b/>
+        </w:rPr>
+        <w:t>Topical Corticosteroids.</w:t>
+      </w:r>
+      <w:r>
+        <w:t xml:space="preserve"> Remember — we said systemic steroids are contraindicated because of rebound. But topical steroids are the first line. For mild and moderate Psoriasis as monotherapy; for severe Psoriasis as part of combination. Mechanism: anti-inflammatory, anti-proliferative, immunosuppressive — non-specific. Side effects: atrophy, telangiectasia, striae, rosacea, glaucoma, cataract, and tachyphylaxis.</w:t>
+      </w:r>
+    </w:p>
+    <w:p>
+      <w:pPr/>
+      <w:r>
+        <w:rPr>
+          <w:b/>
+        </w:rPr>
+        <w:t xml:space="preserve">Student:  </w:t>
+      </w:r>
+      <w:r>
+        <w:t>What is tachyphylaxis?</w:t>
+      </w:r>
+    </w:p>
+    <w:p>
+      <w:pPr/>
+      <w:r>
+        <w:rPr>
+          <w:b/>
+        </w:rPr>
+        <w:t xml:space="preserve">Dr. Eman:  </w:t>
+      </w:r>
+      <w:r>
+        <w:t>The skin becomes resistant — the receptors saturate, the body adapts, and the steroid stops working even if you increase the dose. Pregnancy Category C — we can use it in pregnant patients with Psoriasis when systemic therapy must be avoided.</w:t>
+      </w:r>
+    </w:p>
+    <w:p>
+      <w:pPr/>
+      <w:r>
+        <w:rPr>
+          <w:b/>
+        </w:rPr>
+        <w:t xml:space="preserve">Dr. Eman:  </w:t>
+      </w:r>
+      <w:r>
+        <w:t xml:space="preserve">Calcineurin inhibitors — Tacrolimus and Pimecrolimus. These are </w:t>
+      </w:r>
+      <w:r>
+        <w:rPr>
+          <w:b/>
+        </w:rPr>
+        <w:t>steroid-sparing.</w:t>
+      </w:r>
+      <w:r>
+        <w:t xml:space="preserve"> We use them where steroids are risky — the face, eyelids, around the mouth, intertriginous areas, genitalia. The mechanism: blocks the Calcineurin pathway in T-cells. Which T-cells?</w:t>
+      </w:r>
+    </w:p>
+    <w:p>
+      <w:pPr/>
+      <w:r>
+        <w:rPr>
+          <w:b/>
+        </w:rPr>
+        <w:t xml:space="preserve">Student:  </w:t>
+      </w:r>
+      <w:r>
+        <w:t>Helper cells?</w:t>
+      </w:r>
+    </w:p>
+    <w:p>
+      <w:pPr/>
+      <w:r>
+        <w:rPr>
+          <w:b/>
+        </w:rPr>
+        <w:t xml:space="preserve">Dr. Eman:  </w:t>
+      </w:r>
+      <w:r>
+        <w:t>Actually — any T-cell, both helper and cytotoxic, because the Calcineurin pathway exists in all T-cells. Side effects: burning and itching — tell patients to keep it in the fridge before applying. No human data for malignancy, only animal studies. Category C.</w:t>
+      </w:r>
+    </w:p>
+    <w:p>
+      <w:pPr/>
+      <w:r>
+        <w:rPr>
+          <w:b/>
+        </w:rPr>
+        <w:t xml:space="preserve">Dr. Eman:  </w:t>
+      </w:r>
+      <w:r>
+        <w:t xml:space="preserve">Vitamin D3 analogues — Calcipotriol 50 micrograms per gram. </w:t>
+      </w:r>
+      <w:r>
+        <w:rPr>
+          <w:b/>
+        </w:rPr>
+        <w:t>Maximum 100 grams per week — memorise this.</w:t>
+      </w:r>
+      <w:r>
+        <w:t xml:space="preserve"> Mechanism: reduces proliferation and normalises differentiation. Side effects: irritation and reversible hypercalcaemia (hence the maximum dose limit). Contraindicated in large areas, abnormal calcium levels, renal insufficiency, pregnancy and lactation.</w:t>
+      </w:r>
+    </w:p>
+    <w:p>
+      <w:pPr/>
+      <w:r>
+        <w:rPr>
+          <w:b/>
+        </w:rPr>
+        <w:t xml:space="preserve">Dr. Eman:  </w:t>
+      </w:r>
+      <w:r>
+        <w:t>Retinoids — Tazarotene 0.05% and 0.1%, maximum treatment area 10–20% BSA. Mechanism: decreases proliferation, normalises differentiation, decreases inflammatory cytokines — it addresses multiple targets in the Psoriasis pathogenesis. Side effects: local irritation and photosensitivity. Category X — completely contraindicated in pregnancy. This applies to all retinoids topical or systemic.</w:t>
+      </w:r>
+    </w:p>
+    <w:p>
+      <w:pPr/>
+      <w:r>
+        <w:rPr>
+          <w:b/>
+        </w:rPr>
+        <w:t xml:space="preserve">Dr. Eman:  </w:t>
+      </w:r>
+      <w:r>
+        <w:t xml:space="preserve">Coal Tar — combined with UVB light = </w:t>
+      </w:r>
+      <w:r>
+        <w:rPr>
+          <w:b/>
+        </w:rPr>
+        <w:t>Goeckerman Regimen.</w:t>
+      </w:r>
+      <w:r>
+        <w:t xml:space="preserve"> Anthralin (Dithranol) — short-contact therapy, start at 1%, increase gradually to 2%, applied for 20–30 minutes then washed off. Combined with UVB = </w:t>
+      </w:r>
+      <w:r>
+        <w:rPr>
+          <w:b/>
+        </w:rPr>
+        <w:t>Ingram Regimen.</w:t>
+      </w:r>
+      <w:r>
+        <w:t xml:space="preserve"> Side effects of Anthralin: brown staining of skin and linen — permanent. Avoid on face and flexures.</w:t>
+      </w:r>
+    </w:p>
+    <w:p>
+      <w:pPr/>
+      <w:r>
+        <w:rPr>
+          <w:b/>
+        </w:rPr>
+        <w:t xml:space="preserve">Student:  </w:t>
+      </w:r>
+      <w:r>
+        <w:t>What is the maximum duration for Salicylic acid use?</w:t>
+      </w:r>
+    </w:p>
+    <w:p>
+      <w:pPr/>
+      <w:r>
+        <w:rPr>
+          <w:b/>
+        </w:rPr>
+        <w:t xml:space="preserve">Dr. Eman:  </w:t>
+      </w:r>
+      <w:r>
+        <w:t>There is no fixed maximum duration. I use Salicylic acid when there are heavy scales — once the scales clear (usually within a couple of weeks), I stop it. The point of Salicylic acid is to remove scales so other treatments penetrate better. It is not a long-term drug.</w:t>
+      </w:r>
+    </w:p>
+    <w:p>
+      <w:pPr>
+        <w:pStyle w:val="Heading2"/>
+      </w:pPr>
+      <w:r>
+        <w:t>8. Overview — Full Psoriasis Treatment Ladder</w:t>
+      </w:r>
+    </w:p>
+    <w:p>
+      <w:pPr>
+        <w:pStyle w:val="Heading3"/>
+      </w:pPr>
+      <w:r>
+        <w:t>Summary</w:t>
+      </w:r>
+    </w:p>
+    <w:p>
+      <w:pPr/>
+      <w:r>
+        <w:rPr>
+          <w:i/>
+        </w:rPr>
+        <w:t>(Note: The audio transcript introduced this overview at the end of the lecture; full detail on Systemic and Phototherapy will be covered in Lecture 5.)</w:t>
+      </w:r>
+    </w:p>
+    <w:p>
+      <w:pPr/>
+      <w:r>
+        <w:t>The complete treatment ladder for Psoriasis:</w:t>
+      </w:r>
+    </w:p>
+    <w:tbl>
+      <w:tblPr>
+        <w:tblStyle w:val="TableGrid"/>
+        <w:tblW w:type="auto" w:w="0"/>
+        <w:tblLook w:firstColumn="1" w:firstRow="1" w:lastColumn="0" w:lastRow="0" w:noHBand="0" w:noVBand="1" w:val="04A0"/>
+      </w:tblPr>
+      <w:tblGrid>
+        <w:gridCol w:w="3120"/>
+        <w:gridCol w:w="3120"/>
+        <w:gridCol w:w="3120"/>
+      </w:tblGrid>
+      <w:tr>
+        <w:tc>
+          <w:tcPr>
+            <w:tcW w:type="dxa" w:w="3120"/>
+            <w:shd w:val="clear" w:color="auto" w:fill="1F3964"/>
+          </w:tcPr>
+          <w:p>
+            <w:r>
+              <w:rPr>
+                <w:b/>
+                <w:color w:val="FFFFFF"/>
+              </w:rPr>
+              <w:t>Level</w:t>
+            </w:r>
+          </w:p>
+        </w:tc>
+        <w:tc>
+          <w:tcPr>
+            <w:tcW w:type="dxa" w:w="3120"/>
+            <w:shd w:val="clear" w:color="auto" w:fill="1F3964"/>
+          </w:tcPr>
+          <w:p>
+            <w:r>
+              <w:rPr>
+                <w:b/>
+                <w:color w:val="FFFFFF"/>
+              </w:rPr>
+              <w:t>Modality</w:t>
+            </w:r>
+          </w:p>
+        </w:tc>
+        <w:tc>
+          <w:tcPr>
+            <w:tcW w:type="dxa" w:w="3120"/>
+            <w:shd w:val="clear" w:color="auto" w:fill="1F3964"/>
+          </w:tcPr>
+          <w:p>
+            <w:r>
+              <w:rPr>
+                <w:b/>
+                <w:color w:val="FFFFFF"/>
+              </w:rPr>
+              <w:t>Agents</w:t>
+            </w:r>
+          </w:p>
+        </w:tc>
+      </w:tr>
+      <w:tr>
+        <w:tc>
+          <w:tcPr>
+            <w:tcW w:type="dxa" w:w="3120"/>
+          </w:tcPr>
+          <w:p>
+            <w:r>
+              <w:rPr>
+                <w:b/>
+              </w:rPr>
+              <w:t>1st</w:t>
+            </w:r>
+          </w:p>
+        </w:tc>
+        <w:tc>
+          <w:tcPr>
+            <w:tcW w:type="dxa" w:w="3120"/>
+          </w:tcPr>
+          <w:p>
+            <w:r>
+              <w:t>Topical</w:t>
+            </w:r>
+          </w:p>
+        </w:tc>
+        <w:tc>
+          <w:tcPr>
+            <w:tcW w:type="dxa" w:w="3120"/>
+          </w:tcPr>
+          <w:p>
+            <w:r>
+              <w:t>Steroids, Calcineurin inhibitors, Vitamin D3, Retinoids, Coal tar, Anthralin, Salicylic acid, Emollients</w:t>
+            </w:r>
+          </w:p>
+        </w:tc>
+      </w:tr>
+      <w:tr>
+        <w:tc>
+          <w:tcPr>
+            <w:tcW w:type="dxa" w:w="3120"/>
+            <w:shd w:val="clear" w:color="auto" w:fill="DCE6F1"/>
+          </w:tcPr>
+          <w:p>
+            <w:r>
+              <w:rPr>
+                <w:b/>
+              </w:rPr>
+              <w:t>2nd</w:t>
+            </w:r>
+          </w:p>
+        </w:tc>
+        <w:tc>
+          <w:tcPr>
+            <w:tcW w:type="dxa" w:w="3120"/>
+            <w:shd w:val="clear" w:color="auto" w:fill="DCE6F1"/>
+          </w:tcPr>
+          <w:p>
+            <w:r>
+              <w:t>Phototherapy</w:t>
+            </w:r>
+          </w:p>
+        </w:tc>
+        <w:tc>
+          <w:tcPr>
+            <w:tcW w:type="dxa" w:w="3120"/>
+            <w:shd w:val="clear" w:color="auto" w:fill="DCE6F1"/>
+          </w:tcPr>
+          <w:p>
+            <w:r>
+              <w:t>NB-UVB (narrowband UVB 311–313 nm), PUVA (Psoralen + UVA), Excimer laser</w:t>
+            </w:r>
+          </w:p>
+        </w:tc>
+      </w:tr>
+      <w:tr>
+        <w:tc>
+          <w:tcPr>
+            <w:tcW w:type="dxa" w:w="3120"/>
+          </w:tcPr>
+          <w:p>
+            <w:r>
+              <w:rPr>
+                <w:b/>
+              </w:rPr>
+              <w:t>3rd</w:t>
+            </w:r>
+          </w:p>
+        </w:tc>
+        <w:tc>
+          <w:tcPr>
+            <w:tcW w:type="dxa" w:w="3120"/>
+          </w:tcPr>
+          <w:p>
+            <w:r>
+              <w:t>Systemic conventional</w:t>
+            </w:r>
+          </w:p>
+        </w:tc>
+        <w:tc>
+          <w:tcPr>
+            <w:tcW w:type="dxa" w:w="3120"/>
+          </w:tcPr>
+          <w:p>
+            <w:r>
+              <w:t>Methotrexate (MTX), Cyclosporine, Acitretin</w:t>
+            </w:r>
+          </w:p>
+        </w:tc>
+      </w:tr>
+      <w:tr>
+        <w:tc>
+          <w:tcPr>
+            <w:tcW w:type="dxa" w:w="3120"/>
+            <w:shd w:val="clear" w:color="auto" w:fill="DCE6F1"/>
+          </w:tcPr>
+          <w:p>
+            <w:r>
+              <w:rPr>
+                <w:b/>
+              </w:rPr>
+              <w:t>4th</w:t>
+            </w:r>
+          </w:p>
+        </w:tc>
+        <w:tc>
+          <w:tcPr>
+            <w:tcW w:type="dxa" w:w="3120"/>
+            <w:shd w:val="clear" w:color="auto" w:fill="DCE6F1"/>
+          </w:tcPr>
+          <w:p>
+            <w:r>
+              <w:t>Biologics</w:t>
+            </w:r>
+          </w:p>
+        </w:tc>
+        <w:tc>
+          <w:tcPr>
+            <w:tcW w:type="dxa" w:w="3120"/>
+            <w:shd w:val="clear" w:color="auto" w:fill="DCE6F1"/>
+          </w:tcPr>
+          <w:p>
+            <w:r>
+              <w:t>Anti-TNF-α (Infliximab, Adalimumab, Etanercept), Anti-IL17 (Secukinumab, Ixekizumab, Brodalumab), Anti-IL12/23 (Ustekinumab), Anti-IL23 p19 (Guselkumab, Risankizumab)</w:t>
+            </w:r>
+          </w:p>
+        </w:tc>
+      </w:tr>
+      <w:tr>
+        <w:tc>
+          <w:tcPr>
+            <w:tcW w:type="dxa" w:w="3120"/>
+          </w:tcPr>
+          <w:p>
+            <w:r>
+              <w:rPr>
+                <w:b/>
+              </w:rPr>
+              <w:t>Special</w:t>
+            </w:r>
+          </w:p>
+        </w:tc>
+        <w:tc>
+          <w:tcPr>
+            <w:tcW w:type="dxa" w:w="3120"/>
+          </w:tcPr>
+          <w:p>
+            <w:r>
+              <w:t>Photodynamic therapy, Laser (Pulsed dye, CO2, Excimer)</w:t>
+            </w:r>
+          </w:p>
+        </w:tc>
+        <w:tc>
+          <w:tcPr>
+            <w:tcW w:type="dxa" w:w="3120"/>
+          </w:tcPr>
+          <w:p>
+            <w:r>
+              <w:t>Site-specific or adjunctive</w:t>
+            </w:r>
+          </w:p>
+        </w:tc>
+      </w:tr>
+    </w:tbl>
+    <w:p/>
+    <w:p>
+      <w:pPr/>
+      <w:r>
+        <w:rPr>
+          <w:b/>
+        </w:rPr>
+        <w:t>Special situations requiring specific systemic choices:</w:t>
+      </w:r>
+    </w:p>
+    <w:p>
+      <w:pPr>
+        <w:pStyle w:val="ListBullet"/>
+        <w:ind w:left="340"/>
+      </w:pPr>
+      <w:r>
+        <w:rPr>
+          <w:b/>
+        </w:rPr>
+        <w:t>Pustular Psoriasis</w:t>
+      </w:r>
+      <w:r>
+        <w:t xml:space="preserve"> → Acitretin (drug of choice) + supportive care</w:t>
+      </w:r>
+    </w:p>
+    <w:p>
+      <w:pPr>
+        <w:pStyle w:val="ListBullet"/>
+        <w:ind w:left="340"/>
+      </w:pPr>
+      <w:r>
+        <w:rPr>
+          <w:b/>
+        </w:rPr>
+        <w:t>Erythrodermic Psoriasis</w:t>
+      </w:r>
+      <w:r>
+        <w:t xml:space="preserve"> → Hospitalisation; Cyclosporine or Methotrexate</w:t>
+      </w:r>
+    </w:p>
+    <w:p>
+      <w:pPr>
+        <w:pStyle w:val="ListBullet"/>
+        <w:ind w:left="340"/>
+      </w:pPr>
+      <w:r>
+        <w:rPr>
+          <w:b/>
+        </w:rPr>
+        <w:t>Psoriasis in Pregnancy</w:t>
+      </w:r>
+      <w:r>
+        <w:t xml:space="preserve"> → Topical steroids preferred; NB-UVB; avoid systemics where possible; Cyclosporine if severe</w:t>
+      </w:r>
+    </w:p>
+    <w:p>
+      <w:pPr>
+        <w:pStyle w:val="ListBullet"/>
+        <w:ind w:left="340"/>
+      </w:pPr>
+      <w:r>
+        <w:rPr>
+          <w:b/>
+        </w:rPr>
+        <w:t>Psoriasis + Liver disease</w:t>
+      </w:r>
+      <w:r>
+        <w:t xml:space="preserve"> → UVB + Etanercept (avoid Methotrexate — hepatotoxic)</w:t>
+      </w:r>
+    </w:p>
+    <w:p>
+      <w:pPr/>
+      <w:r>
+        <w:rPr>
+          <w:i/>
+        </w:rPr>
+        <w:t>(Note: The audio transcript skipped detailed discussion of Systemic treatments and Phototherapy in this lecture; the summary above is derived from the PDF slides and will be covered fully in Lecture 5.)</w:t>
+      </w:r>
+    </w:p>
+    <w:p>
+      <w:pPr>
+        <w:pStyle w:val="Heading2"/>
+      </w:pPr>
+      <w:r>
+        <w:t>9. MCQ Practice &amp; High-Yield Summary</w:t>
+      </w:r>
+    </w:p>
+    <w:p>
+      <w:pPr>
+        <w:pStyle w:val="Heading3"/>
+      </w:pPr>
+      <w:r>
+        <w:t>Summary</w:t>
+      </w:r>
+    </w:p>
+    <w:p>
+      <w:pPr>
+        <w:pStyle w:val="Heading4"/>
+      </w:pPr>
+      <w:r>
+        <w:t>Key High-Yield Facts for Examination</w:t>
+      </w:r>
+    </w:p>
+    <w:p>
+      <w:pPr/>
+      <w:r>
+        <w:rPr>
+          <w:b/>
+        </w:rPr>
+        <w:t>Pustular Psoriasis:</w:t>
+      </w:r>
+    </w:p>
+    <w:p>
+      <w:pPr>
+        <w:pStyle w:val="ListBullet"/>
+        <w:ind w:left="340"/>
+      </w:pPr>
+      <w:r>
+        <w:t xml:space="preserve">Von Zumbusch = </w:t>
+      </w:r>
+      <w:r>
+        <w:rPr>
+          <w:b/>
+        </w:rPr>
+        <w:t>Emergency</w:t>
+      </w:r>
+      <w:r>
+        <w:t xml:space="preserve"> = Generalised + systemic features</w:t>
+      </w:r>
+    </w:p>
+    <w:p>
+      <w:pPr>
+        <w:pStyle w:val="ListBullet"/>
+        <w:ind w:left="340"/>
+      </w:pPr>
+      <w:r>
+        <w:t xml:space="preserve">Pregnancy type = </w:t>
+      </w:r>
+      <w:r>
+        <w:rPr>
+          <w:b/>
+        </w:rPr>
+        <w:t>Last trimester</w:t>
+      </w:r>
+      <w:r>
+        <w:t xml:space="preserve"> + fetal risk + hypocalcaemia trigger</w:t>
+      </w:r>
+    </w:p>
+    <w:p>
+      <w:pPr>
+        <w:pStyle w:val="ListBullet"/>
+        <w:ind w:left="340"/>
+      </w:pPr>
+      <w:r>
+        <w:t xml:space="preserve">AGEP differential = </w:t>
+      </w:r>
+      <w:r>
+        <w:rPr>
+          <w:b/>
+        </w:rPr>
+        <w:t>Ampicillin</w:t>
+      </w:r>
+      <w:r>
+        <w:t xml:space="preserve"> + eosinophils on biopsy (not neutrophils)</w:t>
+      </w:r>
+    </w:p>
+    <w:p>
+      <w:pPr>
+        <w:pStyle w:val="ListBullet"/>
+        <w:ind w:left="340"/>
+      </w:pPr>
+      <w:r>
+        <w:t xml:space="preserve">Infantile = </w:t>
+      </w:r>
+      <w:r>
+        <w:rPr>
+          <w:b/>
+        </w:rPr>
+        <w:t>Benign, self-limited</w:t>
+      </w:r>
+    </w:p>
+    <w:p>
+      <w:pPr>
+        <w:pStyle w:val="ListBullet"/>
+        <w:ind w:left="340"/>
+      </w:pPr>
+      <w:r>
+        <w:t xml:space="preserve">Hallopeau = </w:t>
+      </w:r>
+      <w:r>
+        <w:rPr>
+          <w:b/>
+        </w:rPr>
+        <w:t>Distal phalanx osteolysis</w:t>
+      </w:r>
+      <w:r>
+        <w:t xml:space="preserve"> + geographic tongue</w:t>
+      </w:r>
+    </w:p>
+    <w:p>
+      <w:pPr/>
+      <w:r>
+        <w:rPr>
+          <w:b/>
+        </w:rPr>
+        <w:t>Nail Psoriasis:</w:t>
+      </w:r>
+    </w:p>
+    <w:p>
+      <w:pPr>
+        <w:pStyle w:val="ListBullet"/>
+        <w:ind w:left="340"/>
+      </w:pPr>
+      <w:r>
+        <w:t>80–90% of Psoriatic Arthritis patients have nail involvement</w:t>
+      </w:r>
+    </w:p>
+    <w:p>
+      <w:pPr>
+        <w:pStyle w:val="ListBullet"/>
+        <w:ind w:left="340"/>
+      </w:pPr>
+      <w:r>
+        <w:t xml:space="preserve">Matrix features = </w:t>
+      </w:r>
+      <w:r>
+        <w:rPr>
+          <w:b/>
+        </w:rPr>
+        <w:t>PDRL</w:t>
+      </w:r>
+      <w:r>
+        <w:t xml:space="preserve"> (Pitting, Dystrophy, Red spot, Leukonychia)</w:t>
+      </w:r>
+    </w:p>
+    <w:p>
+      <w:pPr>
+        <w:pStyle w:val="ListBullet"/>
+        <w:ind w:left="340"/>
+      </w:pPr>
+      <w:r>
+        <w:t xml:space="preserve">Nail bed features = </w:t>
+      </w:r>
+      <w:r>
+        <w:rPr>
+          <w:b/>
+        </w:rPr>
+        <w:t>HOOS</w:t>
+      </w:r>
+      <w:r>
+        <w:t xml:space="preserve"> (Hyperkeratosis, Onycholysis, Oil drop, Splinter haemorrhage)</w:t>
+      </w:r>
+    </w:p>
+    <w:p>
+      <w:pPr>
+        <w:pStyle w:val="ListBullet"/>
+        <w:ind w:left="340"/>
+      </w:pPr>
+      <w:r>
+        <w:rPr>
+          <w:b/>
+        </w:rPr>
+        <w:t>Trachyonychia</w:t>
+      </w:r>
+      <w:r>
+        <w:t xml:space="preserve"> most specific for Lichen Planus (then Alopecia Areata)</w:t>
+      </w:r>
+    </w:p>
+    <w:p>
+      <w:pPr>
+        <w:pStyle w:val="ListBullet"/>
+        <w:ind w:left="340"/>
+      </w:pPr>
+      <w:r>
+        <w:rPr>
+          <w:b/>
+        </w:rPr>
+        <w:t>Oil drop / Salmon patch</w:t>
+      </w:r>
+      <w:r>
+        <w:t xml:space="preserve"> = most specific nail sign for Psoriasis</w:t>
+      </w:r>
+    </w:p>
+    <w:p>
+      <w:pPr/>
+      <w:r>
+        <w:rPr>
+          <w:b/>
+        </w:rPr>
+        <w:t>Psoriatic Arthritis:</w:t>
+      </w:r>
+    </w:p>
+    <w:p>
+      <w:pPr>
+        <w:pStyle w:val="ListBullet"/>
+        <w:ind w:left="340"/>
+      </w:pPr>
+      <w:r>
+        <w:rPr>
+          <w:b/>
+        </w:rPr>
+        <w:t>DIP</w:t>
+      </w:r>
+      <w:r>
+        <w:t xml:space="preserve"> joints &gt; PIP joints (opposite of RA)</w:t>
+      </w:r>
+    </w:p>
+    <w:p>
+      <w:pPr>
+        <w:pStyle w:val="ListBullet"/>
+        <w:ind w:left="340"/>
+      </w:pPr>
+      <w:r>
+        <w:rPr>
+          <w:b/>
+        </w:rPr>
+        <w:t>Dactylitis</w:t>
+      </w:r>
+      <w:r>
+        <w:t xml:space="preserve"> = Sausage digit (whole digit swollen)</w:t>
+      </w:r>
+    </w:p>
+    <w:p>
+      <w:pPr>
+        <w:pStyle w:val="ListBullet"/>
+        <w:ind w:left="340"/>
+      </w:pPr>
+      <w:r>
+        <w:rPr>
+          <w:b/>
+        </w:rPr>
+        <w:t>Enthesitis</w:t>
+      </w:r>
+      <w:r>
+        <w:t xml:space="preserve"> = tendon/ligament insertion inflammation</w:t>
+      </w:r>
+    </w:p>
+    <w:p>
+      <w:pPr>
+        <w:pStyle w:val="ListBullet"/>
+        <w:ind w:left="340"/>
+      </w:pPr>
+      <w:r>
+        <w:rPr>
+          <w:b/>
+        </w:rPr>
+        <w:t>Arthritis Mutilans</w:t>
+      </w:r>
+      <w:r>
+        <w:t xml:space="preserve"> = telescoping digits (worst form)</w:t>
+      </w:r>
+    </w:p>
+    <w:p>
+      <w:pPr>
+        <w:pStyle w:val="ListBullet"/>
+        <w:ind w:left="340"/>
+      </w:pPr>
+      <w:r>
+        <w:t>HLA-B27 = Spondylitis + Pustular Psoriasis</w:t>
+      </w:r>
+    </w:p>
+    <w:p>
+      <w:pPr>
+        <w:pStyle w:val="ListBullet"/>
+        <w:ind w:left="340"/>
+      </w:pPr>
+      <w:r>
+        <w:t xml:space="preserve">PsA </w:t>
+      </w:r>
+      <w:r>
+        <w:rPr>
+          <w:b/>
+        </w:rPr>
+        <w:t>precedes</w:t>
+      </w:r>
+      <w:r>
+        <w:t xml:space="preserve"> skin disease in </w:t>
+      </w:r>
+      <w:r>
+        <w:rPr>
+          <w:b/>
+        </w:rPr>
+        <w:t>15%</w:t>
+      </w:r>
+      <w:r>
+        <w:t xml:space="preserve"> of cases</w:t>
+      </w:r>
+    </w:p>
+    <w:p>
+      <w:pPr/>
+      <w:r>
+        <w:rPr>
+          <w:b/>
+        </w:rPr>
+        <w:t>Severity Assessment:</w:t>
+      </w:r>
+    </w:p>
+    <w:p>
+      <w:pPr>
+        <w:pStyle w:val="ListBullet"/>
+        <w:ind w:left="340"/>
+      </w:pPr>
+      <w:r>
+        <w:t>BSA: Mild &lt; 3%, Moderate 3–10%, Severe &gt; 10%</w:t>
+      </w:r>
+    </w:p>
+    <w:p>
+      <w:pPr>
+        <w:pStyle w:val="ListBullet"/>
+        <w:ind w:left="340"/>
+      </w:pPr>
+      <w:r>
+        <w:t>PASI = 0–72; formula = Severity × Area × Region weight, summed for 4 regions</w:t>
+      </w:r>
+    </w:p>
+    <w:p>
+      <w:pPr>
+        <w:pStyle w:val="ListBullet"/>
+        <w:ind w:left="340"/>
+      </w:pPr>
+      <w:r>
+        <w:t>NAPSI = 0–80 (fingers) or 0–160 (all nails)</w:t>
+      </w:r>
+    </w:p>
+    <w:p>
+      <w:pPr>
+        <w:pStyle w:val="ListBullet"/>
+        <w:ind w:left="340"/>
+      </w:pPr>
+      <w:r>
+        <w:rPr>
+          <w:b/>
+        </w:rPr>
+        <w:t>PASI 75</w:t>
+      </w:r>
+      <w:r>
+        <w:t xml:space="preserve"> = standard biologic response threshold</w:t>
+      </w:r>
+    </w:p>
+    <w:p>
+      <w:pPr/>
+      <w:r>
+        <w:rPr>
+          <w:b/>
+        </w:rPr>
+        <w:t>Topical Treatments:</w:t>
+      </w:r>
+    </w:p>
+    <w:p>
+      <w:pPr>
+        <w:pStyle w:val="ListBullet"/>
+        <w:ind w:left="340"/>
+      </w:pPr>
+      <w:r>
+        <w:rPr>
+          <w:b/>
+        </w:rPr>
+        <w:t>First line</w:t>
+      </w:r>
+      <w:r>
+        <w:t xml:space="preserve"> = Topical Corticosteroids</w:t>
+      </w:r>
+    </w:p>
+    <w:p>
+      <w:pPr>
+        <w:pStyle w:val="ListBullet"/>
+        <w:ind w:left="340"/>
+      </w:pPr>
+      <w:r>
+        <w:rPr>
+          <w:b/>
+        </w:rPr>
+        <w:t>Steroid-sparing</w:t>
+      </w:r>
+      <w:r>
+        <w:t xml:space="preserve"> = Tacrolimus/Pimecrolimus (face, flexures)</w:t>
+      </w:r>
+    </w:p>
+    <w:p>
+      <w:pPr>
+        <w:pStyle w:val="ListBullet"/>
+        <w:ind w:left="340"/>
+      </w:pPr>
+      <w:r>
+        <w:rPr>
+          <w:b/>
+        </w:rPr>
+        <w:t>Calcipotriol max dose</w:t>
+      </w:r>
+      <w:r>
+        <w:t xml:space="preserve"> = </w:t>
+      </w:r>
+      <w:r>
+        <w:rPr>
+          <w:b/>
+        </w:rPr>
+        <w:t>100 g/week</w:t>
+      </w:r>
+      <w:r>
+        <w:t xml:space="preserve"> (hypercalcaemia risk)</w:t>
+      </w:r>
+    </w:p>
+    <w:p>
+      <w:pPr>
+        <w:pStyle w:val="ListBullet"/>
+        <w:ind w:left="340"/>
+      </w:pPr>
+      <w:r>
+        <w:rPr>
+          <w:b/>
+        </w:rPr>
+        <w:t>Retinoids</w:t>
+      </w:r>
+      <w:r>
+        <w:t xml:space="preserve"> = Category </w:t>
+      </w:r>
+      <w:r>
+        <w:rPr>
+          <w:b/>
+        </w:rPr>
+        <w:t>X</w:t>
+      </w:r>
+      <w:r>
+        <w:t xml:space="preserve"> (all — topical and systemic)</w:t>
+      </w:r>
+    </w:p>
+    <w:p>
+      <w:pPr>
+        <w:pStyle w:val="ListBullet"/>
+        <w:ind w:left="340"/>
+      </w:pPr>
+      <w:r>
+        <w:rPr>
+          <w:b/>
+        </w:rPr>
+        <w:t>Goeckerman</w:t>
+      </w:r>
+      <w:r>
+        <w:t xml:space="preserve"> = Coal tar + UV</w:t>
+      </w:r>
+    </w:p>
+    <w:p>
+      <w:pPr>
+        <w:pStyle w:val="ListBullet"/>
+        <w:ind w:left="340"/>
+      </w:pPr>
+      <w:r>
+        <w:rPr>
+          <w:b/>
+        </w:rPr>
+        <w:t>Ingram</w:t>
+      </w:r>
+      <w:r>
+        <w:t xml:space="preserve"> = Anthralin + UV</w:t>
+      </w:r>
+    </w:p>
+    <w:p>
+      <w:pPr>
+        <w:pStyle w:val="ListBullet"/>
+        <w:ind w:left="340"/>
+      </w:pPr>
+      <w:r>
+        <w:rPr>
+          <w:b/>
+        </w:rPr>
+        <w:t>Tachyphylaxis</w:t>
+      </w:r>
+      <w:r>
+        <w:t xml:space="preserve"> = loss of steroid efficacy with prolonged use</w:t>
+      </w:r>
+    </w:p>
+    <w:p>
+      <w:pPr>
+        <w:pStyle w:val="ListBullet"/>
+        <w:ind w:left="340"/>
+      </w:pPr>
+      <w:r>
+        <w:rPr>
+          <w:b/>
+        </w:rPr>
+        <w:t>Anthralin</w:t>
+      </w:r>
+      <w:r>
+        <w:t xml:space="preserve"> = Short contact therapy, brown staining side effect</w:t>
+      </w:r>
+    </w:p>
+    <w:p>
+      <w:pPr>
+        <w:pStyle w:val="Heading4"/>
+      </w:pPr>
+      <w:r>
+        <w:t>MCQ Practice from Lecture</w:t>
+      </w:r>
+    </w:p>
+    <w:p>
+      <w:pPr/>
+      <w:r>
+        <w:rPr>
+          <w:b/>
+        </w:rPr>
+        <w:t>Q1:</w:t>
+      </w:r>
+      <w:r>
+        <w:t xml:space="preserve"> MHC Class I molecules — which T-cell do they present antigen to?</w:t>
+      </w:r>
+    </w:p>
+    <w:p>
+      <w:pPr/>
+      <w:r>
+        <w:rPr>
+          <w:b/>
+        </w:rPr>
+        <w:t>A:</w:t>
+      </w:r>
+      <w:r>
+        <w:t xml:space="preserve"> CD8+ (T-Cytotoxic) — MHC I × CD8 = 8; MHC II × CD4 = 8</w:t>
+      </w:r>
+    </w:p>
+    <w:p>
+      <w:pPr/>
+      <w:r>
+        <w:rPr>
+          <w:b/>
+        </w:rPr>
+        <w:t>Q2:</w:t>
+      </w:r>
+      <w:r>
+        <w:t xml:space="preserve"> Psoriatic Arthritis is most commonly associated with which HLA?</w:t>
+      </w:r>
+    </w:p>
+    <w:p>
+      <w:pPr/>
+      <w:r>
+        <w:rPr>
+          <w:b/>
+        </w:rPr>
+        <w:t>A:</w:t>
+      </w:r>
+      <w:r>
+        <w:t xml:space="preserve"> </w:t>
+      </w:r>
+      <w:r>
+        <w:rPr>
+          <w:b/>
+        </w:rPr>
+        <w:t>HLA-B27</w:t>
+      </w:r>
+      <w:r>
+        <w:t xml:space="preserve"> (especially spondylitis + pustular type)</w:t>
+      </w:r>
+    </w:p>
+    <w:p>
+      <w:pPr/>
+      <w:r>
+        <w:rPr>
+          <w:b/>
+        </w:rPr>
+        <w:t>Q3:</w:t>
+      </w:r>
+      <w:r>
+        <w:t xml:space="preserve"> Which antibody binds the Fc-epsilon receptor (FcεRI) on Mast cells?</w:t>
+      </w:r>
+    </w:p>
+    <w:p>
+      <w:pPr/>
+      <w:r>
+        <w:rPr>
+          <w:b/>
+        </w:rPr>
+        <w:t>A:</w:t>
+      </w:r>
+      <w:r>
+        <w:t xml:space="preserve"> </w:t>
+      </w:r>
+      <w:r>
+        <w:rPr>
+          <w:b/>
+        </w:rPr>
+        <w:t>IgE</w:t>
+      </w:r>
+      <w:r>
+        <w:t xml:space="preserve"> — the basis of Type I (immediate) hypersensitivity and Urticaria</w:t>
+      </w:r>
+    </w:p>
+    <w:p>
+      <w:pPr/>
+      <w:r>
+        <w:rPr>
+          <w:b/>
+        </w:rPr>
+        <w:t>Q4:</w:t>
+      </w:r>
+      <w:r>
+        <w:t xml:space="preserve"> 35-year-old woman with tender nodules on shins, dry cough, red eye history → Biopsy: septal panniculitis → Diagnosis?</w:t>
+      </w:r>
+    </w:p>
+    <w:p>
+      <w:pPr/>
+      <w:r>
+        <w:rPr>
+          <w:b/>
+        </w:rPr>
+        <w:t>A:</w:t>
+      </w:r>
+      <w:r>
+        <w:t xml:space="preserve"> </w:t>
+      </w:r>
+      <w:r>
+        <w:rPr>
+          <w:b/>
+        </w:rPr>
+        <w:t>Sarcoidosis</w:t>
+      </w:r>
+      <w:r>
+        <w:t xml:space="preserve"> — presenting as </w:t>
+      </w:r>
+      <w:r>
+        <w:rPr>
+          <w:b/>
+        </w:rPr>
+        <w:t>Löfgren Syndrome</w:t>
+      </w:r>
+      <w:r>
+        <w:t xml:space="preserve"> (triad: Erythema Nodosum + Ankle arthritis/arthralgia + Hilar lymphadenopathy)</w:t>
+      </w:r>
+    </w:p>
+    <w:p>
+      <w:pPr>
+        <w:pStyle w:val="ListBullet"/>
+        <w:ind w:left="340"/>
+      </w:pPr>
+      <w:r>
+        <w:t>Note: TB also causes Erythema Nodosum, but the eye + chest + joint triad → Sarcoidosis</w:t>
+      </w:r>
+    </w:p>
+    <w:p>
+      <w:pPr>
+        <w:pStyle w:val="ListBullet"/>
+        <w:ind w:left="340"/>
+      </w:pPr>
+      <w:r>
+        <w:t>Histopathology: Septal panniculitis (vacuolation of fat cells in septa)</w:t>
+      </w:r>
+    </w:p>
+    <w:p>
+      <w:pPr/>
+      <w:r>
+        <w:rPr>
+          <w:b/>
+        </w:rPr>
+        <w:t>Q5:</w:t>
+      </w:r>
+      <w:r>
+        <w:t xml:space="preserve"> Intensely pruritic upper-back lesion in Indian woman for 6 years, biopsy shows non-specific features → Stain needed?</w:t>
+      </w:r>
+    </w:p>
+    <w:p>
+      <w:pPr/>
+      <w:r>
+        <w:rPr>
+          <w:b/>
+        </w:rPr>
+        <w:t>A:</w:t>
+      </w:r>
+      <w:r>
+        <w:t xml:space="preserve"> </w:t>
+      </w:r>
+      <w:r>
+        <w:rPr>
+          <w:b/>
+        </w:rPr>
+        <w:t>Crystal violet</w:t>
+      </w:r>
+      <w:r>
+        <w:t xml:space="preserve"> — stain for </w:t>
+      </w:r>
+      <w:r>
+        <w:rPr>
+          <w:b/>
+        </w:rPr>
+        <w:t>Macular Amyloidosis</w:t>
+      </w:r>
+    </w:p>
+    <w:p>
+      <w:pPr>
+        <w:pStyle w:val="Heading3"/>
+      </w:pPr>
+      <w:r>
+        <w:t>Translated &amp; Tidied Audio Transcript</w:t>
+      </w:r>
+    </w:p>
+    <w:p>
+      <w:pPr/>
+      <w:r>
+        <w:rPr>
+          <w:b/>
+        </w:rPr>
+        <w:t xml:space="preserve">Dr. Eman:  </w:t>
+      </w:r>
+      <w:r>
+        <w:t>Let me run through a few practice questions. MHC Class I — is it expressed on Keratinocytes?</w:t>
+      </w:r>
+    </w:p>
+    <w:p>
+      <w:pPr/>
+      <w:r>
+        <w:rPr>
+          <w:b/>
+        </w:rPr>
+        <w:t xml:space="preserve">Student:  </w:t>
+      </w:r>
+      <w:r>
+        <w:t>No — it is on the Antigen Presenting Cell to present to CD8.</w:t>
+      </w:r>
+    </w:p>
+    <w:p>
+      <w:pPr/>
+      <w:r>
+        <w:rPr>
+          <w:b/>
+        </w:rPr>
+        <w:t xml:space="preserve">Dr. Eman:  </w:t>
+      </w:r>
+      <w:r>
+        <w:t>Exactly. The APC carries MHC I to present antigen to the T-Cytotoxic (CD8). The answer is B — MHC Class I complexed with antigen triggers CD8 Cytotoxic T-cells. Psoriatic Arthritis most commonly associated with?</w:t>
+      </w:r>
+    </w:p>
+    <w:p>
+      <w:pPr/>
+      <w:r>
+        <w:rPr>
+          <w:b/>
+        </w:rPr>
+        <w:t xml:space="preserve">Student:  </w:t>
+      </w:r>
+      <w:r>
+        <w:t>HLA-B27.</w:t>
+      </w:r>
+    </w:p>
+    <w:p>
+      <w:pPr/>
+      <w:r>
+        <w:rPr>
+          <w:b/>
+        </w:rPr>
+        <w:t xml:space="preserve">Dr. Eman:  </w:t>
+      </w:r>
+      <w:r>
+        <w:t>Correct. Which antibody binds the Fc-epsilon receptor on Mast cells?</w:t>
+      </w:r>
+    </w:p>
+    <w:p>
+      <w:pPr/>
+      <w:r>
+        <w:rPr>
+          <w:b/>
+        </w:rPr>
+        <w:t xml:space="preserve">Student:  </w:t>
+      </w:r>
+      <w:r>
+        <w:t>IgE.</w:t>
+      </w:r>
+    </w:p>
+    <w:p>
+      <w:pPr/>
+      <w:r>
+        <w:rPr>
+          <w:b/>
+        </w:rPr>
+        <w:t xml:space="preserve">Dr. Eman:  </w:t>
+      </w:r>
+      <w:r>
+        <w:t>IgE — correct. That is the basis of immediate hypersensitivity and Urticaria. Now a case: 35-year-old woman, tender nodules on the shins, breathlessness, dry cough, red eye history, mild asthma, on oral contraceptives. Biopsy shows septal panniculitis.</w:t>
+      </w:r>
+    </w:p>
+    <w:p>
+      <w:pPr/>
+      <w:r>
+        <w:rPr>
+          <w:b/>
+        </w:rPr>
+        <w:t xml:space="preserve">Student (Dr. Rana):  </w:t>
+      </w:r>
+      <w:r>
+        <w:t>Sarcoidosis.</w:t>
+      </w:r>
+    </w:p>
+    <w:p>
+      <w:pPr/>
+      <w:r>
+        <w:rPr>
+          <w:b/>
+        </w:rPr>
+        <w:t xml:space="preserve">Dr. Eman:  </w:t>
+      </w:r>
+      <w:r>
+        <w:t xml:space="preserve">Correct — Sarcoidosis. The combination of Erythema Nodosum + chest symptoms + eye involvement = </w:t>
+      </w:r>
+      <w:r>
+        <w:rPr>
+          <w:b/>
+        </w:rPr>
+        <w:t>Löfgren Syndrome</w:t>
+      </w:r>
+      <w:r>
+        <w:t xml:space="preserve"> — a specific presentation of Sarcoidosis. TB also causes Erythema Nodosum — but the triad points to Sarcoidosis. On biopsy, septal panniculitis means the inflammation is in the fibrous septa between fat lobules — this is the histopathology of Erythema Nodosum. The answer is Sarcoidosis.</w:t>
+      </w:r>
+    </w:p>
+    <w:p>
+      <w:pPr/>
+      <w:r>
+        <w:rPr>
+          <w:b/>
+        </w:rPr>
+        <w:t xml:space="preserve">Dr. Eman:  </w:t>
+      </w:r>
+      <w:r>
+        <w:t>One more — Indian woman, upper back, intensely itchy for 6 years, biopsy non-specific. What special stain do we request?</w:t>
+      </w:r>
+    </w:p>
+    <w:p>
+      <w:pPr/>
+      <w:r>
+        <w:rPr>
+          <w:b/>
+        </w:rPr>
+        <w:t xml:space="preserve">Student:  </w:t>
+      </w:r>
+      <w:r>
+        <w:t>Crystal Violet.</w:t>
+      </w:r>
+    </w:p>
+    <w:p>
+      <w:pPr/>
+      <w:r>
+        <w:rPr>
+          <w:b/>
+        </w:rPr>
+        <w:t xml:space="preserve">Dr. Eman:  </w:t>
+      </w:r>
+      <w:r>
+        <w:t xml:space="preserve">Crystal violet — for </w:t>
+      </w:r>
+      <w:r>
+        <w:rPr>
+          <w:b/>
+        </w:rPr>
+        <w:t>Macular Amyloidosis.</w:t>
+      </w:r>
+      <w:r>
+        <w:t xml:space="preserve"> These are the types of questions in the SCE/EBDV exam — they give you a clinical case, an image, and ask for a stain, investigation, treatment, or differential. Not "is Psoriasis itchy or not." They are testing clinical reasoning.</w:t>
       </w:r>
     </w:p>
     <w:sectPr>

--- a/Lec1-5_Derm_Study_Guide.docx
+++ b/Lec1-5_Derm_Study_Guide.docx
@@ -46544,6 +46544,6030 @@
       </w:r>
       <w:r>
         <w:t xml:space="preserve"> These are the types of questions in the SCE/EBDV exam — they give you a clinical case, an image, and ask for a stain, investigation, treatment, or differential. Not "is Psoriasis itchy or not." They are testing clinical reasoning.</w:t>
+      </w:r>
+    </w:p>
+    <w:p>
+      <w:pPr>
+        <w:pStyle w:val="Heading1"/>
+      </w:pPr>
+      <w:r>
+        <w:t>Lecture 6: Other Papulosquamous Diseases</w:t>
+      </w:r>
+    </w:p>
+    <w:p>
+      <w:pPr>
+        <w:pStyle w:val="Heading2"/>
+      </w:pPr>
+      <w:r>
+        <w:t>1. Introduction — Other Papulosquamous Diseases</w:t>
+      </w:r>
+    </w:p>
+    <w:p>
+      <w:pPr>
+        <w:pStyle w:val="Heading3"/>
+      </w:pPr>
+      <w:r>
+        <w:t>Summary</w:t>
+      </w:r>
+    </w:p>
+    <w:p>
+      <w:pPr/>
+      <w:r>
+        <w:t>This lecture covers four diseases that share morphological overlap with Psoriasis (papulosquamous eruptions) but are distinct in aetiology, histopathology, and management:</w:t>
+      </w:r>
+    </w:p>
+    <w:p>
+      <w:pPr>
+        <w:pStyle w:val="ListNumber"/>
+      </w:pPr>
+      <w:r>
+        <w:rPr>
+          <w:b/>
+        </w:rPr>
+        <w:t>Pityriasis Rosea</w:t>
+      </w:r>
+      <w:r>
+        <w:t xml:space="preserve"> — self-limited, HHV-related</w:t>
+      </w:r>
+    </w:p>
+    <w:p>
+      <w:pPr>
+        <w:pStyle w:val="ListNumber"/>
+      </w:pPr>
+      <w:r>
+        <w:rPr>
+          <w:b/>
+        </w:rPr>
+        <w:t>Pityriasis Rubra Pilaris (PRP)</w:t>
+      </w:r>
+      <w:r>
+        <w:t xml:space="preserve"> — CARD14 mutation, Vitamin A derivative treatment</w:t>
+      </w:r>
+    </w:p>
+    <w:p>
+      <w:pPr>
+        <w:pStyle w:val="ListNumber"/>
+      </w:pPr>
+      <w:r>
+        <w:rPr>
+          <w:b/>
+        </w:rPr>
+        <w:t>PLEVA</w:t>
+      </w:r>
+      <w:r>
+        <w:t xml:space="preserve"> (Pityriasis Lichenoides et Varioliformis Acuta) — acute, clonal T-cell</w:t>
+      </w:r>
+    </w:p>
+    <w:p>
+      <w:pPr>
+        <w:pStyle w:val="ListNumber"/>
+      </w:pPr>
+      <w:r>
+        <w:rPr>
+          <w:b/>
+        </w:rPr>
+        <w:t>PLC</w:t>
+      </w:r>
+      <w:r>
+        <w:t xml:space="preserve"> (Pityriasis Lichenoides Chronica) — chronic end of same spectrum</w:t>
+      </w:r>
+    </w:p>
+    <w:p>
+      <w:pPr>
+        <w:pStyle w:val="ListBullet"/>
+      </w:pPr>
+      <w:r>
+        <w:rPr>
+          <w:b/>
+        </w:rPr>
+        <w:t>💡 The "GPSS" Mnemonic — 4 Diseases That Look Alike:</w:t>
+      </w:r>
+      <w:r>
+        <w:t xml:space="preserve"> These four conditions are in each other's differential diagnosis and must always be considered together: - </w:t>
+      </w:r>
+      <w:r>
+        <w:rPr>
+          <w:b/>
+        </w:rPr>
+        <w:t>G</w:t>
+      </w:r>
+      <w:r>
+        <w:t xml:space="preserve"> = Guttate Psoriasis - </w:t>
+      </w:r>
+      <w:r>
+        <w:rPr>
+          <w:b/>
+        </w:rPr>
+        <w:t>P</w:t>
+      </w:r>
+      <w:r>
+        <w:t xml:space="preserve"> = Pityriasis Rosea - </w:t>
+      </w:r>
+      <w:r>
+        <w:rPr>
+          <w:b/>
+        </w:rPr>
+        <w:t>S</w:t>
+      </w:r>
+      <w:r>
+        <w:t xml:space="preserve"> = Secondary Syphilis (Pityriasiform eruption) - </w:t>
+      </w:r>
+      <w:r>
+        <w:rPr>
+          <w:b/>
+        </w:rPr>
+        <w:t>S</w:t>
+      </w:r>
+      <w:r>
+        <w:t xml:space="preserve"> = PLEVA / PLC (formerly "PLC") When you see any one of these, think of the other three.</w:t>
+      </w:r>
+    </w:p>
+    <w:p>
+      <w:pPr>
+        <w:pStyle w:val="Heading3"/>
+      </w:pPr>
+      <w:r>
+        <w:t>Translated &amp; Tidied Audio Transcript</w:t>
+      </w:r>
+    </w:p>
+    <w:p>
+      <w:pPr/>
+      <w:r>
+        <w:rPr>
+          <w:b/>
+        </w:rPr>
+        <w:t xml:space="preserve">Dr. Eman:  </w:t>
+      </w:r>
+      <w:r>
+        <w:t>Today's lecture will be easy and simple. We will discuss Other Papulosquamous Diseases — conditions that share features with Psoriasis in terms of appearance and sometimes histopathology, to varying degrees. The four topics for today are: Pityriasis Rosea, Pityriasis Rubra Pilaris (PRP), PLEVA, and PLC. After that, we will solve three or four cases together.</w:t>
+      </w:r>
+    </w:p>
+    <w:p>
+      <w:pPr>
+        <w:pStyle w:val="Heading2"/>
+      </w:pPr>
+      <w:r>
+        <w:t>2. Pityriasis Rosea — Definition, Aetiology &amp; Clinical Features</w:t>
+      </w:r>
+    </w:p>
+    <w:p>
+      <w:pPr>
+        <w:pStyle w:val="Heading3"/>
+      </w:pPr>
+      <w:r>
+        <w:t>Summary</w:t>
+      </w:r>
+    </w:p>
+    <w:p>
+      <w:pPr>
+        <w:pStyle w:val="Heading4"/>
+      </w:pPr>
+      <w:r>
+        <w:t>Definition</w:t>
+      </w:r>
+    </w:p>
+    <w:p>
+      <w:pPr>
+        <w:pStyle w:val="ListBullet"/>
+        <w:ind w:left="340"/>
+      </w:pPr>
+      <w:r>
+        <w:t xml:space="preserve">A </w:t>
+      </w:r>
+      <w:r>
+        <w:rPr>
+          <w:b/>
+        </w:rPr>
+        <w:t>self-limited papulosquamous eruption</w:t>
+      </w:r>
+      <w:r>
+        <w:t xml:space="preserve"> that is occasionally pruritic</w:t>
+      </w:r>
+    </w:p>
+    <w:p>
+      <w:pPr>
+        <w:pStyle w:val="ListBullet"/>
+        <w:ind w:left="340"/>
+      </w:pPr>
+      <w:r>
+        <w:t xml:space="preserve">Primarily affects </w:t>
+      </w:r>
+      <w:r>
+        <w:rPr>
+          <w:b/>
+        </w:rPr>
+        <w:t>adolescents and young adults</w:t>
+      </w:r>
+    </w:p>
+    <w:p>
+      <w:pPr>
+        <w:pStyle w:val="ListBullet"/>
+        <w:ind w:left="340"/>
+      </w:pPr>
+      <w:r>
+        <w:rPr>
+          <w:b/>
+        </w:rPr>
+        <w:t>Female predominance</w:t>
+      </w:r>
+    </w:p>
+    <w:p>
+      <w:pPr>
+        <w:pStyle w:val="ListBullet"/>
+        <w:ind w:left="340"/>
+      </w:pPr>
+      <w:r>
+        <w:t xml:space="preserve">Favours the </w:t>
+      </w:r>
+      <w:r>
+        <w:rPr>
+          <w:b/>
+        </w:rPr>
+        <w:t>trunk and proximal extremities</w:t>
+      </w:r>
+    </w:p>
+    <w:p>
+      <w:pPr>
+        <w:pStyle w:val="Heading4"/>
+      </w:pPr>
+      <w:r>
+        <w:t>Aetiology</w:t>
+      </w:r>
+    </w:p>
+    <w:p>
+      <w:pPr>
+        <w:pStyle w:val="ListBullet"/>
+        <w:ind w:left="340"/>
+      </w:pPr>
+      <w:r>
+        <w:t xml:space="preserve">Associated with </w:t>
+      </w:r>
+      <w:r>
+        <w:rPr>
+          <w:b/>
+        </w:rPr>
+        <w:t>Human Herpesvirus 6 (HHV-6) and Human Herpesvirus 7 (HHV-7)</w:t>
+      </w:r>
+    </w:p>
+    <w:p>
+      <w:pPr>
+        <w:pStyle w:val="ListBullet"/>
+        <w:ind w:left="340"/>
+      </w:pPr>
+      <w:r>
+        <w:rPr>
+          <w:b/>
+        </w:rPr>
+        <w:t>Important distinction:</w:t>
+      </w:r>
+      <w:r>
+        <w:t xml:space="preserve"> Pityriasis Rosea is </w:t>
+      </w:r>
+      <w:r>
+        <w:rPr>
+          <w:b/>
+        </w:rPr>
+        <w:t>NOT a primary viral infection</w:t>
+      </w:r>
+      <w:r>
+        <w:t xml:space="preserve"> — the virus is not the direct cause</w:t>
+      </w:r>
+    </w:p>
+    <w:p>
+      <w:pPr>
+        <w:pStyle w:val="ListBullet"/>
+        <w:ind w:left="340"/>
+      </w:pPr>
+      <w:r>
+        <w:t xml:space="preserve">It is an </w:t>
+      </w:r>
+      <w:r>
+        <w:rPr>
+          <w:b/>
+        </w:rPr>
+        <w:t>immunological reaction</w:t>
+      </w:r>
+      <w:r>
+        <w:t xml:space="preserve"> — certain individuals, when exposed to HHV-6 or HHV-7, develop an immune dysregulation that manifests as Pityriasis Rosea</w:t>
+      </w:r>
+    </w:p>
+    <w:p>
+      <w:pPr>
+        <w:pStyle w:val="ListBullet"/>
+        <w:ind w:left="340"/>
+      </w:pPr>
+      <w:r>
+        <w:t xml:space="preserve">This explains why </w:t>
+      </w:r>
+      <w:r>
+        <w:rPr>
+          <w:b/>
+        </w:rPr>
+        <w:t>antiviral therapy (Acyclovir)</w:t>
+      </w:r>
+      <w:r>
+        <w:t xml:space="preserve"> can be used in severe cases</w:t>
+      </w:r>
+    </w:p>
+    <w:p>
+      <w:pPr>
+        <w:pStyle w:val="Heading4"/>
+      </w:pPr>
+      <w:r>
+        <w:t>The Herald Patch — The Beginning</w:t>
+      </w:r>
+    </w:p>
+    <w:p>
+      <w:pPr>
+        <w:pStyle w:val="ListBullet"/>
+        <w:ind w:left="340"/>
+      </w:pPr>
+      <w:r>
+        <w:t xml:space="preserve">Pityriasis Rosea starts with a </w:t>
+      </w:r>
+      <w:r>
+        <w:rPr>
+          <w:b/>
+        </w:rPr>
+        <w:t>single solitary lesion</w:t>
+      </w:r>
+      <w:r>
+        <w:t xml:space="preserve"> called the </w:t>
+      </w:r>
+      <w:r>
+        <w:rPr>
+          <w:b/>
+        </w:rPr>
+        <w:t>Herald Patch</w:t>
+      </w:r>
+      <w:r>
+        <w:t xml:space="preserve"> (also called the "Mother Patch")</w:t>
+      </w:r>
+    </w:p>
+    <w:p>
+      <w:pPr>
+        <w:pStyle w:val="ListBullet"/>
+        <w:ind w:left="340"/>
+      </w:pPr>
+      <w:r>
+        <w:t>Herald Patch characteristics:</w:t>
+      </w:r>
+    </w:p>
+    <w:p>
+      <w:pPr>
+        <w:pStyle w:val="ListBullet2"/>
+        <w:ind w:left="624"/>
+      </w:pPr>
+      <w:r>
+        <w:rPr>
+          <w:b/>
+        </w:rPr>
+        <w:t>Sharply defined erythematous patch or thin plaque</w:t>
+      </w:r>
+    </w:p>
+    <w:p>
+      <w:pPr>
+        <w:pStyle w:val="ListBullet2"/>
+        <w:ind w:left="624"/>
+      </w:pPr>
+      <w:r>
+        <w:rPr>
+          <w:b/>
+        </w:rPr>
+        <w:t>Rounded or oval shape</w:t>
+      </w:r>
+      <w:r>
+        <w:t>, 2–6 cm in diameter</w:t>
+      </w:r>
+    </w:p>
+    <w:p>
+      <w:pPr>
+        <w:pStyle w:val="ListBullet2"/>
+        <w:ind w:left="624"/>
+      </w:pPr>
+      <w:r>
+        <w:t xml:space="preserve">Covered with </w:t>
+      </w:r>
+      <w:r>
+        <w:rPr>
+          <w:b/>
+        </w:rPr>
+        <w:t>Collarette Scales</w:t>
+      </w:r>
+      <w:r>
+        <w:t xml:space="preserve"> (the pathognomonic scale type)</w:t>
+      </w:r>
+    </w:p>
+    <w:p>
+      <w:pPr>
+        <w:pStyle w:val="ListBullet2"/>
+        <w:ind w:left="624"/>
+      </w:pPr>
+      <w:r>
+        <w:t xml:space="preserve">Most commonly found on the </w:t>
+      </w:r>
+      <w:r>
+        <w:rPr>
+          <w:b/>
+        </w:rPr>
+        <w:t>thigh, upper trunk, or back</w:t>
+      </w:r>
+    </w:p>
+    <w:p>
+      <w:pPr>
+        <w:pStyle w:val="ListBullet"/>
+        <w:ind w:left="340"/>
+      </w:pPr>
+      <w:r>
+        <w:t xml:space="preserve">The Herald Patch appears </w:t>
+      </w:r>
+      <w:r>
+        <w:rPr>
+          <w:b/>
+        </w:rPr>
+        <w:t>days to weeks</w:t>
+      </w:r>
+      <w:r>
+        <w:t xml:space="preserve"> before the generalised eruption</w:t>
+      </w:r>
+    </w:p>
+    <w:p>
+      <w:pPr>
+        <w:pStyle w:val="Heading4"/>
+      </w:pPr>
+      <w:r>
+        <w:t>Collarette Scales — The Pathognomonic Feature</w:t>
+      </w:r>
+    </w:p>
+    <w:p>
+      <w:pPr>
+        <w:pStyle w:val="ListBullet"/>
+        <w:ind w:left="340"/>
+      </w:pPr>
+      <w:r>
+        <w:rPr>
+          <w:b/>
+        </w:rPr>
+        <w:t>Collarette = a ring/collar of scales</w:t>
+      </w:r>
+      <w:r>
+        <w:t xml:space="preserve"> at the periphery of the plaque</w:t>
+      </w:r>
+    </w:p>
+    <w:p>
+      <w:pPr>
+        <w:pStyle w:val="ListBullet"/>
+        <w:ind w:left="340"/>
+      </w:pPr>
+      <w:r>
+        <w:t xml:space="preserve">The scales face </w:t>
+      </w:r>
+      <w:r>
+        <w:rPr>
+          <w:b/>
+        </w:rPr>
+        <w:t>inward</w:t>
+      </w:r>
+      <w:r>
+        <w:t xml:space="preserve"> toward the centre of the lesion (like a collar or frill)</w:t>
+      </w:r>
+    </w:p>
+    <w:p>
+      <w:pPr>
+        <w:pStyle w:val="ListBullet"/>
+        <w:ind w:left="340"/>
+      </w:pPr>
+      <w:r>
+        <w:t xml:space="preserve">This is the </w:t>
+      </w:r>
+      <w:r>
+        <w:rPr>
+          <w:b/>
+        </w:rPr>
+        <w:t>most important feature</w:t>
+      </w:r>
+      <w:r>
+        <w:t xml:space="preserve"> distinguishing Pityriasis Rosea from its differentials:</w:t>
+      </w:r>
+    </w:p>
+    <w:p>
+      <w:pPr>
+        <w:pStyle w:val="ListBullet2"/>
+        <w:ind w:left="624"/>
+      </w:pPr>
+      <w:r>
+        <w:t>Guttate Psoriasis → silvery-white scales</w:t>
+      </w:r>
+    </w:p>
+    <w:p>
+      <w:pPr>
+        <w:pStyle w:val="ListBullet2"/>
+        <w:ind w:left="624"/>
+      </w:pPr>
+      <w:r>
+        <w:t xml:space="preserve">PLC → </w:t>
+      </w:r>
+      <w:r>
+        <w:rPr>
+          <w:b/>
+        </w:rPr>
+        <w:t>Mica scales</w:t>
+      </w:r>
+      <w:r>
+        <w:t xml:space="preserve"> (peel off in one complete piece)</w:t>
+      </w:r>
+    </w:p>
+    <w:p>
+      <w:pPr>
+        <w:pStyle w:val="ListBullet2"/>
+        <w:ind w:left="624"/>
+      </w:pPr>
+      <w:r>
+        <w:t xml:space="preserve">Pityriasis Rosea → </w:t>
+      </w:r>
+      <w:r>
+        <w:rPr>
+          <w:b/>
+        </w:rPr>
+        <w:t>Collarette scales</w:t>
+      </w:r>
+    </w:p>
+    <w:p>
+      <w:pPr>
+        <w:pStyle w:val="Heading4"/>
+      </w:pPr>
+      <w:r>
+        <w:t>Generalised Eruption</w:t>
+      </w:r>
+    </w:p>
+    <w:p>
+      <w:pPr>
+        <w:pStyle w:val="ListBullet"/>
+        <w:ind w:left="340"/>
+      </w:pPr>
+      <w:r>
+        <w:t xml:space="preserve">Appears </w:t>
+      </w:r>
+      <w:r>
+        <w:rPr>
+          <w:b/>
+        </w:rPr>
+        <w:t>days to weeks</w:t>
+      </w:r>
+      <w:r>
+        <w:t xml:space="preserve"> after the Herald Patch</w:t>
+      </w:r>
+    </w:p>
+    <w:p>
+      <w:pPr>
+        <w:pStyle w:val="ListBullet"/>
+        <w:ind w:left="340"/>
+      </w:pPr>
+      <w:r>
+        <w:t xml:space="preserve">Multiple </w:t>
+      </w:r>
+      <w:r>
+        <w:rPr>
+          <w:b/>
+        </w:rPr>
+        <w:t>smaller oval lesions</w:t>
+      </w:r>
+      <w:r>
+        <w:t xml:space="preserve"> — smaller than the Herald Patch</w:t>
+      </w:r>
+    </w:p>
+    <w:p>
+      <w:pPr>
+        <w:pStyle w:val="ListBullet"/>
+        <w:ind w:left="340"/>
+      </w:pPr>
+      <w:r>
+        <w:t xml:space="preserve">Located mainly on </w:t>
+      </w:r>
+      <w:r>
+        <w:rPr>
+          <w:b/>
+        </w:rPr>
+        <w:t>trunk and proximal extremities</w:t>
+      </w:r>
+    </w:p>
+    <w:p>
+      <w:pPr>
+        <w:pStyle w:val="ListBullet"/>
+        <w:ind w:left="340"/>
+      </w:pPr>
+      <w:r>
+        <w:t xml:space="preserve">Face and distal extremities usually </w:t>
+      </w:r>
+      <w:r>
+        <w:rPr>
+          <w:b/>
+        </w:rPr>
+        <w:t>spared</w:t>
+      </w:r>
+    </w:p>
+    <w:p>
+      <w:pPr>
+        <w:pStyle w:val="ListBullet"/>
+        <w:ind w:left="340"/>
+      </w:pPr>
+      <w:r>
+        <w:t xml:space="preserve">Sun-exposed areas usually </w:t>
+      </w:r>
+      <w:r>
+        <w:rPr>
+          <w:b/>
+        </w:rPr>
+        <w:t>spared</w:t>
+      </w:r>
+    </w:p>
+    <w:p>
+      <w:pPr>
+        <w:pStyle w:val="ListBullet"/>
+        <w:ind w:left="340"/>
+      </w:pPr>
+      <w:r>
+        <w:t xml:space="preserve">Distribution: </w:t>
+      </w:r>
+      <w:r>
+        <w:rPr>
+          <w:b/>
+        </w:rPr>
+        <w:t>bilateral and symmetrical</w:t>
+      </w:r>
+    </w:p>
+    <w:p>
+      <w:pPr>
+        <w:pStyle w:val="ListBullet"/>
+        <w:ind w:left="340"/>
+      </w:pPr>
+      <w:r>
+        <w:t xml:space="preserve">The long axis of each lesion follows the </w:t>
+      </w:r>
+      <w:r>
+        <w:rPr>
+          <w:b/>
+        </w:rPr>
+        <w:t>planes of cleavage (Langer's lines)</w:t>
+      </w:r>
+    </w:p>
+    <w:p>
+      <w:pPr>
+        <w:pStyle w:val="ListBullet"/>
+        <w:ind w:left="340"/>
+      </w:pPr>
+      <w:r>
+        <w:t xml:space="preserve">On the posterior trunk, lesions run parallel to ribs → </w:t>
+      </w:r>
+      <w:r>
+        <w:rPr>
+          <w:b/>
+        </w:rPr>
+        <w:t>"Fir Tree" or "Christmas Tree" pattern</w:t>
+      </w:r>
+    </w:p>
+    <w:p>
+      <w:pPr>
+        <w:pStyle w:val="ListBullet"/>
+        <w:ind w:left="340"/>
+      </w:pPr>
+      <w:r>
+        <w:t xml:space="preserve">Lesions appear in </w:t>
+      </w:r>
+      <w:r>
+        <w:rPr>
+          <w:b/>
+        </w:rPr>
+        <w:t>crops</w:t>
+      </w:r>
+      <w:r>
+        <w:t xml:space="preserve"> (waves) every 7–10 days</w:t>
+      </w:r>
+    </w:p>
+    <w:p>
+      <w:pPr>
+        <w:pStyle w:val="ListBullet"/>
+        <w:ind w:left="340"/>
+      </w:pPr>
+      <w:r>
+        <w:rPr>
+          <w:b/>
+        </w:rPr>
+        <w:t>Total duration:</w:t>
+      </w:r>
+      <w:r>
+        <w:t xml:space="preserve"> typically 6–8 weeks (up to 2 months)</w:t>
+      </w:r>
+    </w:p>
+    <w:p>
+      <w:pPr>
+        <w:pStyle w:val="Heading3"/>
+      </w:pPr>
+      <w:r>
+        <w:t>Translated &amp; Tidied Audio Transcript</w:t>
+      </w:r>
+    </w:p>
+    <w:p>
+      <w:pPr/>
+      <w:r>
+        <w:rPr>
+          <w:b/>
+        </w:rPr>
+        <w:t xml:space="preserve">Dr. Eman:  </w:t>
+      </w:r>
+      <w:r>
+        <w:t>Everyone who has worked in a clinical dermatology setting has certainly seen Pityriasis Rosea. This is its characteristic appearance. Can anyone tell me what this image shows?</w:t>
+      </w:r>
+    </w:p>
+    <w:p>
+      <w:pPr/>
+      <w:r>
+        <w:rPr>
+          <w:b/>
+        </w:rPr>
+        <w:t xml:space="preserve">Student:  </w:t>
+      </w:r>
+      <w:r>
+        <w:t>The Herald Patch.</w:t>
+      </w:r>
+    </w:p>
+    <w:p>
+      <w:pPr/>
+      <w:r>
+        <w:rPr>
+          <w:b/>
+        </w:rPr>
+        <w:t xml:space="preserve">Dr. Eman:  </w:t>
+      </w:r>
+      <w:r>
+        <w:t>The Herald Patch. What is it exactly?</w:t>
+      </w:r>
+    </w:p>
+    <w:p>
+      <w:pPr/>
+      <w:r>
+        <w:rPr>
+          <w:b/>
+        </w:rPr>
+        <w:t xml:space="preserve">Student:  </w:t>
+      </w:r>
+      <w:r>
+        <w:t>It is the primary lesion — the first to appear.</w:t>
+      </w:r>
+    </w:p>
+    <w:p>
+      <w:pPr/>
+      <w:r>
+        <w:rPr>
+          <w:b/>
+        </w:rPr>
+        <w:t xml:space="preserve">Dr. Eman:  </w:t>
+      </w:r>
+      <w:r>
+        <w:t>Correct. It is the beginning. It usually starts as a large papule or large erythematous plaque with collarette scales. It appears in one location — usually the back or thigh — and then after days to weeks it spreads all over the body in a Christmas Tree pattern, as if following the rib lines and going upward.</w:t>
+      </w:r>
+    </w:p>
+    <w:p>
+      <w:pPr/>
+      <w:r>
+        <w:rPr>
+          <w:b/>
+        </w:rPr>
+        <w:t xml:space="preserve">Dr. Eman:  </w:t>
+      </w:r>
+      <w:r>
+        <w:t>The differential diagnosis is extremely important. Can anyone name the differentials?</w:t>
+      </w:r>
+    </w:p>
+    <w:p>
+      <w:pPr/>
+      <w:r>
+        <w:rPr>
+          <w:b/>
+        </w:rPr>
+        <w:t xml:space="preserve">Student:  </w:t>
+      </w:r>
+      <w:r>
+        <w:t>Secondary Syphilis.</w:t>
+      </w:r>
+    </w:p>
+    <w:p>
+      <w:pPr/>
+      <w:r>
+        <w:rPr>
+          <w:b/>
+        </w:rPr>
+        <w:t xml:space="preserve">Dr. Eman:  </w:t>
+      </w:r>
+      <w:r>
+        <w:t>Secondary Syphilis — correct. What else?</w:t>
+      </w:r>
+    </w:p>
+    <w:p>
+      <w:pPr/>
+      <w:r>
+        <w:rPr>
+          <w:b/>
+        </w:rPr>
+        <w:t xml:space="preserve">Student:  </w:t>
+      </w:r>
+      <w:r>
+        <w:t>Guttate Psoriasis.</w:t>
+      </w:r>
+    </w:p>
+    <w:p>
+      <w:pPr/>
+      <w:r>
+        <w:rPr>
+          <w:b/>
+        </w:rPr>
+        <w:t xml:space="preserve">Dr. Eman:  </w:t>
+      </w:r>
+      <w:r>
+        <w:t>Guttate Psoriasis — excellent. And also PLC. These four diseases are each other's differentials. The moment you see one, think of the other three: Guttate Psoriasis, Pityriasis Rosea, PLC, Secondary Syphilis. Remember them with the word "GPSS."</w:t>
+      </w:r>
+    </w:p>
+    <w:p>
+      <w:pPr/>
+      <w:r>
+        <w:rPr>
+          <w:b/>
+        </w:rPr>
+        <w:t xml:space="preserve">Dr. Eman:  </w:t>
+      </w:r>
+      <w:r>
+        <w:t xml:space="preserve">What makes Pityriasis Rosea unique among these? The </w:t>
+      </w:r>
+      <w:r>
+        <w:rPr>
+          <w:b/>
+        </w:rPr>
+        <w:t>collarette scales.</w:t>
+      </w:r>
+      <w:r>
+        <w:t xml:space="preserve"> The plaque has a ring of scales around the edge — like a collar or frill. PLC has </w:t>
+      </w:r>
+      <w:r>
+        <w:rPr>
+          <w:b/>
+        </w:rPr>
+        <w:t>Mica scales</w:t>
+      </w:r>
+      <w:r>
+        <w:t xml:space="preserve"> — scales that peel off entirely like a sheet. These two are the scale types that will differentiate these conditions for you.</w:t>
+      </w:r>
+    </w:p>
+    <w:p>
+      <w:pPr>
+        <w:pStyle w:val="Heading2"/>
+      </w:pPr>
+      <w:r>
+        <w:t>3. Pityriasis Rosea — Variants, Histopathology &amp; Treatment</w:t>
+      </w:r>
+    </w:p>
+    <w:p>
+      <w:pPr>
+        <w:pStyle w:val="Heading3"/>
+      </w:pPr>
+      <w:r>
+        <w:t>Summary</w:t>
+      </w:r>
+    </w:p>
+    <w:p>
+      <w:pPr>
+        <w:pStyle w:val="Heading4"/>
+      </w:pPr>
+      <w:r>
+        <w:t>Variants of Pityriasis Rosea</w:t>
+      </w:r>
+    </w:p>
+    <w:p>
+      <w:pPr/>
+      <w:r>
+        <w:rPr>
+          <w:b/>
+        </w:rPr>
+        <w:t>By site:</w:t>
+      </w:r>
+    </w:p>
+    <w:p>
+      <w:pPr>
+        <w:pStyle w:val="ListBullet"/>
+        <w:ind w:left="340"/>
+      </w:pPr>
+      <w:r>
+        <w:rPr>
+          <w:b/>
+        </w:rPr>
+        <w:t>Generalised</w:t>
+      </w:r>
+      <w:r>
+        <w:t xml:space="preserve"> — classic distribution (trunk + proximal limbs)</w:t>
+      </w:r>
+    </w:p>
+    <w:p>
+      <w:pPr>
+        <w:pStyle w:val="ListBullet"/>
+        <w:ind w:left="340"/>
+      </w:pPr>
+      <w:r>
+        <w:rPr>
+          <w:b/>
+        </w:rPr>
+        <w:t>Inverse</w:t>
+      </w:r>
+      <w:r>
+        <w:t xml:space="preserve"> — lesions appear in axillae and groin (intertriginous areas)</w:t>
+      </w:r>
+    </w:p>
+    <w:p>
+      <w:pPr>
+        <w:pStyle w:val="ListBullet"/>
+        <w:ind w:left="340"/>
+      </w:pPr>
+      <w:r>
+        <w:rPr>
+          <w:b/>
+        </w:rPr>
+        <w:t>Localised</w:t>
+      </w:r>
+      <w:r>
+        <w:t xml:space="preserve"> — very rare; limited to one area (difficult to diagnose clinically)</w:t>
+      </w:r>
+    </w:p>
+    <w:p>
+      <w:pPr/>
+      <w:r>
+        <w:rPr>
+          <w:b/>
+        </w:rPr>
+        <w:t>By morphology (rare variants):</w:t>
+      </w:r>
+    </w:p>
+    <w:p>
+      <w:pPr>
+        <w:pStyle w:val="ListBullet"/>
+        <w:ind w:left="340"/>
+      </w:pPr>
+      <w:r>
+        <w:rPr>
+          <w:b/>
+        </w:rPr>
+        <w:t>Papular</w:t>
+      </w:r>
+      <w:r>
+        <w:t xml:space="preserve"> — tiny papules with minimal scales; commonly seen with </w:t>
+      </w:r>
+      <w:r>
+        <w:rPr>
+          <w:b/>
+        </w:rPr>
+        <w:t>drug-induced Pityriasis Rosea</w:t>
+      </w:r>
+    </w:p>
+    <w:p>
+      <w:pPr>
+        <w:pStyle w:val="ListBullet"/>
+        <w:ind w:left="340"/>
+      </w:pPr>
+      <w:r>
+        <w:rPr>
+          <w:b/>
+        </w:rPr>
+        <w:t>Vesicular, Pustular, Urticarial, Purpuric, Lichenoid</w:t>
+      </w:r>
+      <w:r>
+        <w:t xml:space="preserve"> — extremely rare; usually only diagnosed by biopsy/exclusion</w:t>
+      </w:r>
+    </w:p>
+    <w:p>
+      <w:pPr/>
+      <w:r>
+        <w:rPr>
+          <w:b/>
+        </w:rPr>
+        <w:t>By Herald Patch presence:</w:t>
+      </w:r>
+    </w:p>
+    <w:p>
+      <w:pPr>
+        <w:pStyle w:val="ListBullet"/>
+        <w:ind w:left="340"/>
+      </w:pPr>
+      <w:r>
+        <w:rPr>
+          <w:b/>
+        </w:rPr>
+        <w:t>Abortive</w:t>
+      </w:r>
+      <w:r>
+        <w:t xml:space="preserve"> — only the Herald Patch appears; generalised eruption never develops (the disease "aborts")</w:t>
+      </w:r>
+    </w:p>
+    <w:p>
+      <w:pPr>
+        <w:pStyle w:val="ListBullet"/>
+        <w:ind w:left="340"/>
+      </w:pPr>
+      <w:r>
+        <w:rPr>
+          <w:b/>
+        </w:rPr>
+        <w:t>Without Herald Patch</w:t>
+      </w:r>
+      <w:r>
+        <w:t xml:space="preserve"> — generalised eruption appears without a preceding Herald Patch</w:t>
+      </w:r>
+    </w:p>
+    <w:p>
+      <w:pPr>
+        <w:pStyle w:val="Heading4"/>
+      </w:pPr>
+      <w:r>
+        <w:t>Drug-Induced Pityriasis Rosea</w:t>
+      </w:r>
+    </w:p>
+    <w:p>
+      <w:pPr/>
+      <w:r>
+        <w:t>Drugs that can trigger a Pityriasiform eruption:</w:t>
+      </w:r>
+    </w:p>
+    <w:p>
+      <w:pPr>
+        <w:pStyle w:val="ListBullet"/>
+        <w:ind w:left="340"/>
+      </w:pPr>
+      <w:r>
+        <w:rPr>
+          <w:b/>
+        </w:rPr>
+        <w:t>ACE inhibitors</w:t>
+      </w:r>
+    </w:p>
+    <w:p>
+      <w:pPr>
+        <w:pStyle w:val="ListBullet"/>
+        <w:ind w:left="340"/>
+      </w:pPr>
+      <w:r>
+        <w:rPr>
+          <w:b/>
+        </w:rPr>
+        <w:t>Beta-blockers</w:t>
+      </w:r>
+    </w:p>
+    <w:p>
+      <w:pPr>
+        <w:pStyle w:val="ListBullet"/>
+        <w:ind w:left="340"/>
+      </w:pPr>
+      <w:r>
+        <w:rPr>
+          <w:b/>
+        </w:rPr>
+        <w:t>Non-steroidal anti-inflammatory drugs (NSAIDs)</w:t>
+      </w:r>
+    </w:p>
+    <w:p>
+      <w:pPr>
+        <w:pStyle w:val="ListBullet"/>
+        <w:ind w:left="340"/>
+      </w:pPr>
+      <w:r>
+        <w:rPr>
+          <w:b/>
+        </w:rPr>
+        <w:t>BCG vaccine</w:t>
+      </w:r>
+    </w:p>
+    <w:p>
+      <w:pPr>
+        <w:pStyle w:val="ListBullet"/>
+        <w:ind w:left="340"/>
+      </w:pPr>
+      <w:r>
+        <w:rPr>
+          <w:b/>
+        </w:rPr>
+        <w:t>Gold</w:t>
+      </w:r>
+    </w:p>
+    <w:p>
+      <w:pPr>
+        <w:pStyle w:val="ListBullet"/>
+        <w:ind w:left="340"/>
+      </w:pPr>
+      <w:r>
+        <w:rPr>
+          <w:b/>
+        </w:rPr>
+        <w:t>Isotretinoin</w:t>
+      </w:r>
+    </w:p>
+    <w:p>
+      <w:pPr>
+        <w:pStyle w:val="ListBullet"/>
+      </w:pPr>
+      <w:r>
+        <w:rPr>
+          <w:b/>
+        </w:rPr>
+        <w:t>💡 Comparison with Psoriasis-triggering drugs (TIEPOD-LIBA from Lec3):</w:t>
+      </w:r>
+      <w:r>
+        <w:t xml:space="preserve"> Note the overlap — Beta-blockers appear in both lists. When a patient on Beta-blockers develops a papulosquamous eruption, consider BOTH Psoriasis and Pityriasis Rosea as possibilities.</w:t>
+      </w:r>
+    </w:p>
+    <w:p>
+      <w:pPr>
+        <w:pStyle w:val="Heading4"/>
+      </w:pPr>
+      <w:r>
+        <w:t>Histopathology — Non-Specific (but recognisable)</w:t>
+      </w:r>
+    </w:p>
+    <w:p>
+      <w:pPr/>
+      <w:r>
+        <w:t xml:space="preserve">Pityriasis Rosea histopathology is </w:t>
+      </w:r>
+      <w:r>
+        <w:rPr>
+          <w:b/>
+        </w:rPr>
+        <w:t>non-specific</w:t>
+      </w:r>
+      <w:r>
+        <w:t xml:space="preserve"> — it will NOT give a definitive diagnosis, but shows characteristic features:</w:t>
+      </w:r>
+    </w:p>
+    <w:tbl>
+      <w:tblPr>
+        <w:tblStyle w:val="TableGrid"/>
+        <w:tblW w:type="auto" w:w="0"/>
+        <w:tblLook w:firstColumn="1" w:firstRow="1" w:lastColumn="0" w:lastRow="0" w:noHBand="0" w:noVBand="1" w:val="04A0"/>
+      </w:tblPr>
+      <w:tblGrid>
+        <w:gridCol w:w="4680"/>
+        <w:gridCol w:w="4680"/>
+      </w:tblGrid>
+      <w:tr>
+        <w:tc>
+          <w:tcPr>
+            <w:tcW w:type="dxa" w:w="4680"/>
+            <w:shd w:val="clear" w:color="auto" w:fill="1F3964"/>
+          </w:tcPr>
+          <w:p>
+            <w:r>
+              <w:rPr>
+                <w:b/>
+                <w:color w:val="FFFFFF"/>
+              </w:rPr>
+              <w:t>Feature</w:t>
+            </w:r>
+          </w:p>
+        </w:tc>
+        <w:tc>
+          <w:tcPr>
+            <w:tcW w:type="dxa" w:w="4680"/>
+            <w:shd w:val="clear" w:color="auto" w:fill="1F3964"/>
+          </w:tcPr>
+          <w:p>
+            <w:r>
+              <w:rPr>
+                <w:b/>
+                <w:color w:val="FFFFFF"/>
+              </w:rPr>
+              <w:t>Description</w:t>
+            </w:r>
+          </w:p>
+        </w:tc>
+      </w:tr>
+      <w:tr>
+        <w:tc>
+          <w:tcPr>
+            <w:tcW w:type="dxa" w:w="4680"/>
+          </w:tcPr>
+          <w:p>
+            <w:r>
+              <w:rPr>
+                <w:b/>
+              </w:rPr>
+              <w:t>Small mounds of Parakeratosis</w:t>
+            </w:r>
+          </w:p>
+        </w:tc>
+        <w:tc>
+          <w:tcPr>
+            <w:tcW w:type="dxa" w:w="4680"/>
+          </w:tcPr>
+          <w:p>
+            <w:r>
+              <w:t>Small foci of retained nuclei in stratum corneum (much less than Psoriasis)</w:t>
+            </w:r>
+          </w:p>
+        </w:tc>
+      </w:tr>
+      <w:tr>
+        <w:tc>
+          <w:tcPr>
+            <w:tcW w:type="dxa" w:w="4680"/>
+            <w:shd w:val="clear" w:color="auto" w:fill="DCE6F1"/>
+          </w:tcPr>
+          <w:p>
+            <w:r>
+              <w:rPr>
+                <w:b/>
+              </w:rPr>
+              <w:t>Mild Acanthosis</w:t>
+            </w:r>
+          </w:p>
+        </w:tc>
+        <w:tc>
+          <w:tcPr>
+            <w:tcW w:type="dxa" w:w="4680"/>
+            <w:shd w:val="clear" w:color="auto" w:fill="DCE6F1"/>
+          </w:tcPr>
+          <w:p>
+            <w:r>
+              <w:t>Epidermal thickening (less regular/less prominent than Psoriasis)</w:t>
+            </w:r>
+          </w:p>
+        </w:tc>
+      </w:tr>
+      <w:tr>
+        <w:tc>
+          <w:tcPr>
+            <w:tcW w:type="dxa" w:w="4680"/>
+          </w:tcPr>
+          <w:p>
+            <w:r>
+              <w:rPr>
+                <w:b/>
+              </w:rPr>
+              <w:t>Spongiosis</w:t>
+            </w:r>
+          </w:p>
+        </w:tc>
+        <w:tc>
+          <w:tcPr>
+            <w:tcW w:type="dxa" w:w="4680"/>
+          </w:tcPr>
+          <w:p>
+            <w:r>
+              <w:t xml:space="preserve">Intercellular oedema between keratinocytes → the hallmark of </w:t>
+            </w:r>
+            <w:r>
+              <w:rPr>
+                <w:b/>
+              </w:rPr>
+              <w:t>acute eczema</w:t>
+            </w:r>
+            <w:r>
+              <w:t xml:space="preserve"> (shared with Pityriasis Rosea)</w:t>
+            </w:r>
+          </w:p>
+        </w:tc>
+      </w:tr>
+      <w:tr>
+        <w:tc>
+          <w:tcPr>
+            <w:tcW w:type="dxa" w:w="4680"/>
+            <w:shd w:val="clear" w:color="auto" w:fill="DCE6F1"/>
+          </w:tcPr>
+          <w:p>
+            <w:r>
+              <w:rPr>
+                <w:b/>
+              </w:rPr>
+              <w:t>Mild lymphocytic perivascular infiltrate</w:t>
+            </w:r>
+          </w:p>
+        </w:tc>
+        <w:tc>
+          <w:tcPr>
+            <w:tcW w:type="dxa" w:w="4680"/>
+            <w:shd w:val="clear" w:color="auto" w:fill="DCE6F1"/>
+          </w:tcPr>
+          <w:p>
+            <w:r>
+              <w:t>Lymphocytes around blood vessels in the dermis</w:t>
+            </w:r>
+          </w:p>
+        </w:tc>
+      </w:tr>
+      <w:tr>
+        <w:tc>
+          <w:tcPr>
+            <w:tcW w:type="dxa" w:w="4680"/>
+          </w:tcPr>
+          <w:p>
+            <w:r>
+              <w:rPr>
+                <w:b/>
+              </w:rPr>
+              <w:t>Interstitial lymphocytic infiltrate</w:t>
+            </w:r>
+          </w:p>
+        </w:tc>
+        <w:tc>
+          <w:tcPr>
+            <w:tcW w:type="dxa" w:w="4680"/>
+          </w:tcPr>
+          <w:p>
+            <w:r>
+              <w:t>Lymphocytes scattered between collagen fibres</w:t>
+            </w:r>
+          </w:p>
+        </w:tc>
+      </w:tr>
+      <w:tr>
+        <w:tc>
+          <w:tcPr>
+            <w:tcW w:type="dxa" w:w="4680"/>
+            <w:shd w:val="clear" w:color="auto" w:fill="DCE6F1"/>
+          </w:tcPr>
+          <w:p>
+            <w:r>
+              <w:rPr>
+                <w:b/>
+              </w:rPr>
+              <w:t>Erythrocyte extravasation</w:t>
+            </w:r>
+          </w:p>
+        </w:tc>
+        <w:tc>
+          <w:tcPr>
+            <w:tcW w:type="dxa" w:w="4680"/>
+            <w:shd w:val="clear" w:color="auto" w:fill="DCE6F1"/>
+          </w:tcPr>
+          <w:p>
+            <w:r>
+              <w:t>Small number of RBCs outside vessels (not clinically apparent)</w:t>
+            </w:r>
+          </w:p>
+        </w:tc>
+      </w:tr>
+    </w:tbl>
+    <w:p/>
+    <w:p>
+      <w:pPr>
+        <w:pStyle w:val="ListBullet"/>
+      </w:pPr>
+      <w:r>
+        <w:rPr>
+          <w:b/>
+        </w:rPr>
+        <w:t>💡 Key Histopathology Concept — Spongiosis:</w:t>
+      </w:r>
+      <w:r>
+        <w:t xml:space="preserve"> - Spongiosis = </w:t>
+      </w:r>
+      <w:r>
+        <w:rPr>
+          <w:b/>
+        </w:rPr>
+        <w:t>intercellular oedema</w:t>
+      </w:r>
+      <w:r>
+        <w:t xml:space="preserve"> (fluid between keratinocytes), causing them to separate and appear pale/vacuolated - Most characteristic of: </w:t>
+      </w:r>
+      <w:r>
+        <w:rPr>
+          <w:b/>
+        </w:rPr>
+        <w:t>Acute Eczema</w:t>
+      </w:r>
+      <w:r>
+        <w:t xml:space="preserve"> - Also seen in Pityriasis Rosea → makes it look eczematous on biopsy - The combination of Parakeratosis + Spongiosis + Mild Acanthosis places Pityriasis Rosea between Psoriasis and Eczema in the histopathological spectrum</w:t>
+      </w:r>
+    </w:p>
+    <w:p>
+      <w:pPr>
+        <w:pStyle w:val="Heading4"/>
+      </w:pPr>
+      <w:r>
+        <w:t>Treatment</w:t>
+      </w:r>
+    </w:p>
+    <w:p>
+      <w:pPr>
+        <w:pStyle w:val="ListBullet"/>
+        <w:ind w:left="340"/>
+      </w:pPr>
+      <w:r>
+        <w:rPr>
+          <w:b/>
+        </w:rPr>
+        <w:t>Most patients need NO treatment</w:t>
+      </w:r>
+      <w:r>
+        <w:t xml:space="preserve"> — the condition is self-limited</w:t>
+      </w:r>
+    </w:p>
+    <w:p>
+      <w:pPr>
+        <w:pStyle w:val="ListBullet"/>
+        <w:ind w:left="340"/>
+      </w:pPr>
+      <w:r>
+        <w:rPr>
+          <w:b/>
+        </w:rPr>
+        <w:t>First step always:</w:t>
+      </w:r>
+      <w:r>
+        <w:t xml:space="preserve"> Reassurance + Patient education (the condition resolves in 6–8 weeks)</w:t>
+      </w:r>
+    </w:p>
+    <w:p>
+      <w:pPr>
+        <w:pStyle w:val="ListBullet"/>
+        <w:ind w:left="340"/>
+      </w:pPr>
+      <w:r>
+        <w:rPr>
+          <w:b/>
+        </w:rPr>
+        <w:t>Symptomatic treatment for pruritus:</w:t>
+      </w:r>
+    </w:p>
+    <w:p>
+      <w:pPr>
+        <w:pStyle w:val="ListBullet2"/>
+        <w:ind w:left="624"/>
+      </w:pPr>
+      <w:r>
+        <w:rPr>
+          <w:b/>
+        </w:rPr>
+        <w:t>Emollients</w:t>
+      </w:r>
+      <w:r>
+        <w:t xml:space="preserve"> (moisturisers)</w:t>
+      </w:r>
+    </w:p>
+    <w:p>
+      <w:pPr>
+        <w:pStyle w:val="ListBullet2"/>
+        <w:ind w:left="624"/>
+      </w:pPr>
+      <w:r>
+        <w:rPr>
+          <w:b/>
+        </w:rPr>
+        <w:t>Mild topical corticosteroids</w:t>
+      </w:r>
+      <w:r>
+        <w:t xml:space="preserve"> (e.g., Hydrocortisone — avoid potent steroids like Betamethasone/Mometasone)</w:t>
+      </w:r>
+    </w:p>
+    <w:p>
+      <w:pPr>
+        <w:pStyle w:val="ListBullet2"/>
+        <w:ind w:left="624"/>
+      </w:pPr>
+      <w:r>
+        <w:rPr>
+          <w:b/>
+        </w:rPr>
+        <w:t>Antihistamines</w:t>
+      </w:r>
+      <w:r>
+        <w:t xml:space="preserve"> (for itch)</w:t>
+      </w:r>
+    </w:p>
+    <w:p>
+      <w:pPr>
+        <w:pStyle w:val="ListBullet2"/>
+        <w:ind w:left="624"/>
+      </w:pPr>
+      <w:r>
+        <w:t>Loose cotton clothing, cool showers</w:t>
+      </w:r>
+    </w:p>
+    <w:p>
+      <w:pPr>
+        <w:pStyle w:val="ListBullet"/>
+        <w:ind w:left="340"/>
+      </w:pPr>
+      <w:r>
+        <w:rPr>
+          <w:b/>
+        </w:rPr>
+        <w:t>Severe Pityriasis Rosea:</w:t>
+      </w:r>
+    </w:p>
+    <w:p>
+      <w:pPr>
+        <w:pStyle w:val="ListBullet2"/>
+        <w:ind w:left="624"/>
+      </w:pPr>
+      <w:r>
+        <w:rPr>
+          <w:b/>
+        </w:rPr>
+        <w:t>UVB phototherapy</w:t>
+      </w:r>
+    </w:p>
+    <w:p>
+      <w:pPr>
+        <w:pStyle w:val="ListBullet2"/>
+        <w:ind w:left="624"/>
+      </w:pPr>
+      <w:r>
+        <w:rPr>
+          <w:b/>
+        </w:rPr>
+        <w:t>Systemic corticosteroids</w:t>
+      </w:r>
+    </w:p>
+    <w:p>
+      <w:pPr>
+        <w:pStyle w:val="ListBullet2"/>
+        <w:ind w:left="624"/>
+      </w:pPr>
+      <w:r>
+        <w:rPr>
+          <w:b/>
+        </w:rPr>
+        <w:t>Acyclovir</w:t>
+      </w:r>
+      <w:r>
+        <w:t xml:space="preserve"> (antiviral — targets HHV-6 and HHV-7 association)</w:t>
+      </w:r>
+    </w:p>
+    <w:p>
+      <w:pPr>
+        <w:pStyle w:val="ListBullet2"/>
+        <w:ind w:left="624"/>
+      </w:pPr>
+      <w:r>
+        <w:rPr>
+          <w:b/>
+        </w:rPr>
+        <w:t>Erythromycin</w:t>
+      </w:r>
+      <w:r>
+        <w:t xml:space="preserve"> (antibiotic — used especially in PLC as well)</w:t>
+      </w:r>
+    </w:p>
+    <w:p>
+      <w:pPr>
+        <w:pStyle w:val="Heading3"/>
+      </w:pPr>
+      <w:r>
+        <w:t>Translated &amp; Tidied Audio Transcript</w:t>
+      </w:r>
+    </w:p>
+    <w:p>
+      <w:pPr/>
+      <w:r>
+        <w:rPr>
+          <w:b/>
+        </w:rPr>
+        <w:t xml:space="preserve">Dr. Eman:  </w:t>
+      </w:r>
+      <w:r>
+        <w:t xml:space="preserve">Now let us discuss the variants. The drug-induced type is usually </w:t>
+      </w:r>
+      <w:r>
+        <w:rPr>
+          <w:b/>
+        </w:rPr>
+        <w:t>papular</w:t>
+      </w:r>
+      <w:r>
+        <w:t xml:space="preserve"> — very small papules with minimal scales. This is the characteristic morphology of drug-induced Pityriasiform eruption. The drugs that cause it include ACE inhibitors, Beta-blockers, NSAIDs, BCG vaccine, Gold, and Isotretinoin.</w:t>
+      </w:r>
+    </w:p>
+    <w:p>
+      <w:pPr/>
+      <w:r>
+        <w:rPr>
+          <w:b/>
+        </w:rPr>
+        <w:t xml:space="preserve">Dr. Eman:  </w:t>
+      </w:r>
+      <w:r>
+        <w:t>What about the histopathology? It is non-specific. There is a small amount of Parakeratosis, mild Acanthosis, and Spongiosis. Can someone tell me what Spongiosis means?</w:t>
+      </w:r>
+    </w:p>
+    <w:p>
+      <w:pPr/>
+      <w:r>
+        <w:rPr>
+          <w:b/>
+        </w:rPr>
+        <w:t xml:space="preserve">Student:  </w:t>
+      </w:r>
+      <w:r>
+        <w:t>It is the halo around the cells.</w:t>
+      </w:r>
+    </w:p>
+    <w:p>
+      <w:pPr/>
+      <w:r>
+        <w:rPr>
+          <w:b/>
+        </w:rPr>
+        <w:t xml:space="preserve">Dr. Eman:  </w:t>
+      </w:r>
+      <w:r>
+        <w:t xml:space="preserve">Exactly. When inflammation causes oedema in the epidermis — fluid between the cells — the cells separate and appear pale. We call this </w:t>
+      </w:r>
+      <w:r>
+        <w:rPr>
+          <w:b/>
+        </w:rPr>
+        <w:t>Spongiosis.</w:t>
+      </w:r>
+      <w:r>
+        <w:t xml:space="preserve"> Where do we see it most? In </w:t>
+      </w:r>
+      <w:r>
+        <w:rPr>
+          <w:b/>
+        </w:rPr>
+        <w:t>acute eczema.</w:t>
+      </w:r>
+      <w:r>
+        <w:t xml:space="preserve"> So Pityriasis Rosea shares features with both Psoriasis and Eczema. That is why its histopathology is classified as non-specific.</w:t>
+      </w:r>
+    </w:p>
+    <w:p>
+      <w:pPr/>
+      <w:r>
+        <w:rPr>
+          <w:b/>
+        </w:rPr>
+        <w:t xml:space="preserve">Dr. Eman:  </w:t>
+      </w:r>
+      <w:r>
+        <w:t>For treatment — most patients need nothing beyond reassurance. The most important thing is to reassure the patient: this condition is self-limited and will resolve. The main concern is post-inflammatory hyperpigmentation from scratching, so we use an emollient and a mild steroid like Hydrocortisone. For severe cases: UVB, systemic steroids, or Acyclovir — because of the HHV-6 and HHV-7 link.</w:t>
+      </w:r>
+    </w:p>
+    <w:p>
+      <w:pPr/>
+      <w:r>
+        <w:rPr>
+          <w:b/>
+        </w:rPr>
+        <w:t xml:space="preserve">Student:  </w:t>
+      </w:r>
+      <w:r>
+        <w:t>Why give antiviral medication?</w:t>
+      </w:r>
+    </w:p>
+    <w:p>
+      <w:pPr/>
+      <w:r>
+        <w:rPr>
+          <w:b/>
+        </w:rPr>
+        <w:t xml:space="preserve">Dr. Eman:  </w:t>
+      </w:r>
+      <w:r>
+        <w:t xml:space="preserve">Because we found that HHV-6 and HHV-7 are associated with Pityriasis Rosea. In severe cases, Acyclovir can help. So for the exam — which viruses? </w:t>
+      </w:r>
+      <w:r>
+        <w:rPr>
+          <w:b/>
+        </w:rPr>
+        <w:t>HHV-6 and HHV-7.</w:t>
+      </w:r>
+    </w:p>
+    <w:p>
+      <w:pPr>
+        <w:pStyle w:val="Heading2"/>
+      </w:pPr>
+      <w:r>
+        <w:t>4. Pityriasis Rubra Pilaris (PRP) — Definition &amp; Clinical Features</w:t>
+      </w:r>
+    </w:p>
+    <w:p>
+      <w:pPr>
+        <w:pStyle w:val="Heading3"/>
+      </w:pPr>
+      <w:r>
+        <w:t>Summary</w:t>
+      </w:r>
+    </w:p>
+    <w:p>
+      <w:pPr>
+        <w:pStyle w:val="Heading4"/>
+      </w:pPr>
+      <w:r>
+        <w:t>Definition</w:t>
+      </w:r>
+    </w:p>
+    <w:p>
+      <w:pPr/>
+      <w:r>
+        <w:rPr>
+          <w:b/>
+        </w:rPr>
+        <w:t>Pityriasis Rubra Pilaris (PRP)</w:t>
+      </w:r>
+      <w:r>
+        <w:t xml:space="preserve"> = a papulosquamous disorder characterised by:</w:t>
+      </w:r>
+    </w:p>
+    <w:p>
+      <w:pPr>
+        <w:pStyle w:val="ListBullet"/>
+        <w:ind w:left="340"/>
+      </w:pPr>
+      <w:r>
+        <w:rPr>
+          <w:b/>
+        </w:rPr>
+        <w:t>Hyperkeratotic follicular papules on an erythematous base</w:t>
+      </w:r>
+    </w:p>
+    <w:p>
+      <w:pPr>
+        <w:pStyle w:val="ListBullet"/>
+        <w:ind w:left="340"/>
+      </w:pPr>
+      <w:r>
+        <w:t xml:space="preserve">Papules coalesce to form </w:t>
+      </w:r>
+      <w:r>
+        <w:rPr>
+          <w:b/>
+        </w:rPr>
+        <w:t>orange-red plaques</w:t>
+      </w:r>
+      <w:r>
+        <w:t xml:space="preserve"> with </w:t>
+      </w:r>
+      <w:r>
+        <w:rPr>
+          <w:b/>
+        </w:rPr>
+        <w:t>islands of normal skin</w:t>
+      </w:r>
+    </w:p>
+    <w:p>
+      <w:pPr>
+        <w:pStyle w:val="ListBullet"/>
+        <w:ind w:left="340"/>
+      </w:pPr>
+      <w:r>
+        <w:t>Associated with characteristic Palmoplantar and Scalp changes</w:t>
+      </w:r>
+    </w:p>
+    <w:p>
+      <w:pPr>
+        <w:pStyle w:val="ListBullet"/>
+      </w:pPr>
+      <w:r>
+        <w:rPr>
+          <w:b/>
+        </w:rPr>
+        <w:t>Translation of the name:</w:t>
+      </w:r>
+      <w:r>
+        <w:t xml:space="preserve"> - </w:t>
+      </w:r>
+      <w:r>
+        <w:rPr>
+          <w:b/>
+        </w:rPr>
+        <w:t>Pityriasis</w:t>
+      </w:r>
+      <w:r>
+        <w:t xml:space="preserve"> = scaly - </w:t>
+      </w:r>
+      <w:r>
+        <w:rPr>
+          <w:b/>
+        </w:rPr>
+        <w:t>Rubra</w:t>
+      </w:r>
+      <w:r>
+        <w:t xml:space="preserve"> = red/erythematous - </w:t>
+      </w:r>
+      <w:r>
+        <w:rPr>
+          <w:b/>
+        </w:rPr>
+        <w:t>Pilaris</w:t>
+      </w:r>
+      <w:r>
+        <w:t xml:space="preserve"> = related to hair follicles</w:t>
+      </w:r>
+    </w:p>
+    <w:p>
+      <w:pPr>
+        <w:pStyle w:val="Heading4"/>
+      </w:pPr>
+      <w:r>
+        <w:t>The 5 Key Clinical Hallmarks of PRP</w:t>
+      </w:r>
+    </w:p>
+    <w:tbl>
+      <w:tblPr>
+        <w:tblStyle w:val="TableGrid"/>
+        <w:tblW w:type="auto" w:w="0"/>
+        <w:tblLook w:firstColumn="1" w:firstRow="1" w:lastColumn="0" w:lastRow="0" w:noHBand="0" w:noVBand="1" w:val="04A0"/>
+      </w:tblPr>
+      <w:tblGrid>
+        <w:gridCol w:w="4680"/>
+        <w:gridCol w:w="4680"/>
+      </w:tblGrid>
+      <w:tr>
+        <w:tc>
+          <w:tcPr>
+            <w:tcW w:type="dxa" w:w="4680"/>
+            <w:shd w:val="clear" w:color="auto" w:fill="1F3964"/>
+          </w:tcPr>
+          <w:p>
+            <w:r>
+              <w:rPr>
+                <w:b/>
+                <w:color w:val="FFFFFF"/>
+              </w:rPr>
+              <w:t>Hallmark</w:t>
+            </w:r>
+          </w:p>
+        </w:tc>
+        <w:tc>
+          <w:tcPr>
+            <w:tcW w:type="dxa" w:w="4680"/>
+            <w:shd w:val="clear" w:color="auto" w:fill="1F3964"/>
+          </w:tcPr>
+          <w:p>
+            <w:r>
+              <w:rPr>
+                <w:b/>
+                <w:color w:val="FFFFFF"/>
+              </w:rPr>
+              <w:t>Description</w:t>
+            </w:r>
+          </w:p>
+        </w:tc>
+      </w:tr>
+      <w:tr>
+        <w:tc>
+          <w:tcPr>
+            <w:tcW w:type="dxa" w:w="4680"/>
+          </w:tcPr>
+          <w:p>
+            <w:r>
+              <w:rPr>
+                <w:b/>
+              </w:rPr>
+              <w:t>1. Nutmeg Grater sign</w:t>
+            </w:r>
+          </w:p>
+        </w:tc>
+        <w:tc>
+          <w:tcPr>
+            <w:tcW w:type="dxa" w:w="4680"/>
+          </w:tcPr>
+          <w:p>
+            <w:r>
+              <w:t>Skin feels rough like a nutmeg grater due to follicular hyperkeratotic papules — individual follicular spines palpable</w:t>
+            </w:r>
+          </w:p>
+        </w:tc>
+      </w:tr>
+      <w:tr>
+        <w:tc>
+          <w:tcPr>
+            <w:tcW w:type="dxa" w:w="4680"/>
+            <w:shd w:val="clear" w:color="auto" w:fill="DCE6F1"/>
+          </w:tcPr>
+          <w:p>
+            <w:r>
+              <w:rPr>
+                <w:b/>
+              </w:rPr>
+              <w:t>2. Islands of Normal Skin</w:t>
+            </w:r>
+          </w:p>
+        </w:tc>
+        <w:tc>
+          <w:tcPr>
+            <w:tcW w:type="dxa" w:w="4680"/>
+            <w:shd w:val="clear" w:color="auto" w:fill="DCE6F1"/>
+          </w:tcPr>
+          <w:p>
+            <w:r>
+              <w:t xml:space="preserve">Within the erythematous/scaly eruption, there are distinct areas of completely </w:t>
+            </w:r>
+            <w:r>
+              <w:rPr>
+                <w:b/>
+              </w:rPr>
+              <w:t>normal skin</w:t>
+            </w:r>
+            <w:r>
+              <w:t xml:space="preserve"> — pathognomonic</w:t>
+            </w:r>
+          </w:p>
+        </w:tc>
+      </w:tr>
+      <w:tr>
+        <w:tc>
+          <w:tcPr>
+            <w:tcW w:type="dxa" w:w="4680"/>
+          </w:tcPr>
+          <w:p>
+            <w:r>
+              <w:rPr>
+                <w:b/>
+              </w:rPr>
+              <w:t>3. Sandal Keratoderma</w:t>
+            </w:r>
+          </w:p>
+        </w:tc>
+        <w:tc>
+          <w:tcPr>
+            <w:tcW w:type="dxa" w:w="4680"/>
+          </w:tcPr>
+          <w:p>
+            <w:r>
+              <w:t xml:space="preserve">Waxy, </w:t>
+            </w:r>
+            <w:r>
+              <w:rPr>
+                <w:b/>
+              </w:rPr>
+              <w:t>yellow-orange Palmoplantar Keratoderma</w:t>
+            </w:r>
+            <w:r>
+              <w:t xml:space="preserve"> — looks like the patient is wearing a yellow sandal</w:t>
+            </w:r>
+          </w:p>
+        </w:tc>
+      </w:tr>
+      <w:tr>
+        <w:tc>
+          <w:tcPr>
+            <w:tcW w:type="dxa" w:w="4680"/>
+            <w:shd w:val="clear" w:color="auto" w:fill="DCE6F1"/>
+          </w:tcPr>
+          <w:p>
+            <w:r>
+              <w:rPr>
+                <w:b/>
+              </w:rPr>
+              <w:t>4. Scaly Scalp</w:t>
+            </w:r>
+          </w:p>
+        </w:tc>
+        <w:tc>
+          <w:tcPr>
+            <w:tcW w:type="dxa" w:w="4680"/>
+            <w:shd w:val="clear" w:color="auto" w:fill="DCE6F1"/>
+          </w:tcPr>
+          <w:p>
+            <w:r>
+              <w:t>Diffuse scalp scaling (resembles seborrhoeic dermatitis)</w:t>
+            </w:r>
+          </w:p>
+        </w:tc>
+      </w:tr>
+      <w:tr>
+        <w:tc>
+          <w:tcPr>
+            <w:tcW w:type="dxa" w:w="4680"/>
+          </w:tcPr>
+          <w:p>
+            <w:r>
+              <w:rPr>
+                <w:b/>
+              </w:rPr>
+              <w:t>5. Thickened Nails</w:t>
+            </w:r>
+          </w:p>
+        </w:tc>
+        <w:tc>
+          <w:tcPr>
+            <w:tcW w:type="dxa" w:w="4680"/>
+          </w:tcPr>
+          <w:p>
+            <w:r>
+              <w:t>Nail thickening (not pitting — unlike Psoriasis which gives PDRL)</w:t>
+            </w:r>
+          </w:p>
+        </w:tc>
+      </w:tr>
+    </w:tbl>
+    <w:p/>
+    <w:p>
+      <w:pPr>
+        <w:pStyle w:val="ListBullet"/>
+      </w:pPr>
+      <w:r>
+        <w:rPr>
+          <w:b/>
+        </w:rPr>
+        <w:t>⚠️ Key Distinction — PRP Nails vs Psoriasis Nails:</w:t>
+      </w:r>
+      <w:r>
+        <w:t xml:space="preserve"> - </w:t>
+      </w:r>
+      <w:r>
+        <w:rPr>
+          <w:b/>
+        </w:rPr>
+        <w:t>Psoriasis nails:</w:t>
+      </w:r>
+      <w:r>
+        <w:t xml:space="preserve"> PDRL (Pitting, Dystrophy, Red spot, Leukonychia) + HOOS (Hyperkeratosis, Onycholysis, Oil drop, Splinter haemorrhage) - </w:t>
+      </w:r>
+      <w:r>
+        <w:rPr>
+          <w:b/>
+        </w:rPr>
+        <w:t>PRP nails:</w:t>
+      </w:r>
+      <w:r>
+        <w:t xml:space="preserve"> </w:t>
+      </w:r>
+      <w:r>
+        <w:rPr>
+          <w:b/>
+        </w:rPr>
+        <w:t>Thickening</w:t>
+      </w:r>
+      <w:r>
+        <w:t xml:space="preserve"> — NOT pitting</w:t>
+      </w:r>
+    </w:p>
+    <w:p>
+      <w:pPr>
+        <w:pStyle w:val="Heading4"/>
+      </w:pPr>
+      <w:r>
+        <w:t>Age Groups</w:t>
+      </w:r>
+    </w:p>
+    <w:p>
+      <w:pPr>
+        <w:pStyle w:val="ListBullet"/>
+        <w:ind w:left="340"/>
+      </w:pPr>
+      <w:r>
+        <w:rPr>
+          <w:b/>
+        </w:rPr>
+        <w:t>Bimodal distribution:</w:t>
+      </w:r>
+    </w:p>
+    <w:p>
+      <w:pPr>
+        <w:pStyle w:val="ListBullet2"/>
+        <w:ind w:left="624"/>
+      </w:pPr>
+      <w:r>
+        <w:rPr>
+          <w:b/>
+        </w:rPr>
+        <w:t>Adults:</w:t>
+      </w:r>
+      <w:r>
+        <w:t xml:space="preserve"> 4th to 6th decade (40–60 years)</w:t>
+      </w:r>
+    </w:p>
+    <w:p>
+      <w:pPr>
+        <w:pStyle w:val="ListBullet2"/>
+        <w:ind w:left="624"/>
+      </w:pPr>
+      <w:r>
+        <w:rPr>
+          <w:b/>
+        </w:rPr>
+        <w:t>Children:</w:t>
+      </w:r>
+      <w:r>
+        <w:t xml:space="preserve"> 1st to 2nd decade (&lt; 20 years)</w:t>
+      </w:r>
+    </w:p>
+    <w:p>
+      <w:pPr>
+        <w:pStyle w:val="ListBullet"/>
+        <w:ind w:left="340"/>
+      </w:pPr>
+      <w:r>
+        <w:t>Equal sex distribution (M = F)</w:t>
+      </w:r>
+    </w:p>
+    <w:p>
+      <w:pPr>
+        <w:pStyle w:val="Heading4"/>
+      </w:pPr>
+      <w:r>
+        <w:t>Aetiology (Etiopathogenesis)</w:t>
+      </w:r>
+    </w:p>
+    <w:p>
+      <w:pPr>
+        <w:pStyle w:val="ListBullet"/>
+        <w:ind w:left="340"/>
+      </w:pPr>
+      <w:r>
+        <w:t xml:space="preserve">Largely </w:t>
+      </w:r>
+      <w:r>
+        <w:rPr>
+          <w:b/>
+        </w:rPr>
+        <w:t>unknown</w:t>
+      </w:r>
+    </w:p>
+    <w:p>
+      <w:pPr>
+        <w:pStyle w:val="ListBullet"/>
+        <w:ind w:left="340"/>
+      </w:pPr>
+      <w:r>
+        <w:rPr>
+          <w:b/>
+        </w:rPr>
+        <w:t>CARD14 gene mutation</w:t>
+      </w:r>
+      <w:r>
+        <w:t xml:space="preserve"> — the most important genetic association; must be memorised</w:t>
+      </w:r>
+    </w:p>
+    <w:p>
+      <w:pPr>
+        <w:pStyle w:val="ListBullet"/>
+        <w:ind w:left="340"/>
+      </w:pPr>
+      <w:r>
+        <w:t>Possible contributing factors:</w:t>
+      </w:r>
+    </w:p>
+    <w:p>
+      <w:pPr>
+        <w:pStyle w:val="ListBullet2"/>
+        <w:ind w:left="624"/>
+      </w:pPr>
+      <w:r>
+        <w:rPr>
+          <w:b/>
+        </w:rPr>
+        <w:t>Vitamin A deficiency</w:t>
+      </w:r>
+      <w:r>
+        <w:t xml:space="preserve"> (explains why Vitamin A derivatives are the main treatment)</w:t>
+      </w:r>
+    </w:p>
+    <w:p>
+      <w:pPr>
+        <w:pStyle w:val="ListBullet2"/>
+        <w:ind w:left="624"/>
+      </w:pPr>
+      <w:r>
+        <w:t>Disorder of keratinisation</w:t>
+      </w:r>
+    </w:p>
+    <w:p>
+      <w:pPr>
+        <w:pStyle w:val="ListBullet2"/>
+        <w:ind w:left="624"/>
+      </w:pPr>
+      <w:r>
+        <w:t>Autoimmune mechanism</w:t>
+      </w:r>
+    </w:p>
+    <w:p>
+      <w:pPr>
+        <w:pStyle w:val="ListBullet"/>
+      </w:pPr>
+      <w:r>
+        <w:rPr>
+          <w:b/>
+        </w:rPr>
+        <w:t>💡 CARD14 Mutation — Exam Pearl:</w:t>
+      </w:r>
+      <w:r>
+        <w:t xml:space="preserve"> CARD14 mutations are also seen in </w:t>
+      </w:r>
+      <w:r>
+        <w:rPr>
+          <w:b/>
+        </w:rPr>
+        <w:t>Psoriasis</w:t>
+      </w:r>
+      <w:r>
+        <w:t xml:space="preserve"> (specifically Familial Psoriasis). So both Psoriasis and PRP can share this genetic background, further explaining their clinical overlap.</w:t>
+      </w:r>
+    </w:p>
+    <w:p>
+      <w:pPr>
+        <w:pStyle w:val="Heading3"/>
+      </w:pPr>
+      <w:r>
+        <w:t>Translated &amp; Tidied Audio Transcript</w:t>
+      </w:r>
+    </w:p>
+    <w:p>
+      <w:pPr/>
+      <w:r>
+        <w:rPr>
+          <w:b/>
+        </w:rPr>
+        <w:t xml:space="preserve">Dr. Eman:  </w:t>
+      </w:r>
+      <w:r>
+        <w:t>Can anyone tell me what disease these images show?</w:t>
+      </w:r>
+    </w:p>
+    <w:p>
+      <w:pPr/>
+      <w:r>
+        <w:rPr>
+          <w:b/>
+        </w:rPr>
+        <w:t xml:space="preserve">Student:  </w:t>
+      </w:r>
+      <w:r>
+        <w:t>Is it PRP?</w:t>
+      </w:r>
+    </w:p>
+    <w:p>
+      <w:pPr/>
+      <w:r>
+        <w:rPr>
+          <w:b/>
+        </w:rPr>
+        <w:t xml:space="preserve">Dr. Eman:  </w:t>
+      </w:r>
+      <w:r>
+        <w:t xml:space="preserve">Yes — PRP. Pityriasis Rubra Pilaris. Let me explain. "Rubra" means red, "Pilaris" means related to hair follicles. So we have red colour on the hair follicles. It presents as </w:t>
+      </w:r>
+      <w:r>
+        <w:rPr>
+          <w:b/>
+        </w:rPr>
+        <w:t>hyperkeratotic follicular papules on an erythematous base</w:t>
+      </w:r>
+      <w:r>
+        <w:t xml:space="preserve"> that coalesce to form orange-red plaques. But what distinguishes it most is the </w:t>
+      </w:r>
+      <w:r>
+        <w:rPr>
+          <w:b/>
+        </w:rPr>
+        <w:t>islands of normal skin within the affected areas.</w:t>
+      </w:r>
+      <w:r>
+        <w:t xml:space="preserve"> If the whole body were red and scaly with no islands of sparing, we would be in Erythroderma territory — which PRP can progress to.</w:t>
+      </w:r>
+    </w:p>
+    <w:p>
+      <w:pPr/>
+      <w:r>
+        <w:rPr>
+          <w:b/>
+        </w:rPr>
+        <w:t xml:space="preserve">Dr. Eman:  </w:t>
+      </w:r>
+      <w:r>
+        <w:t xml:space="preserve">The five key words that define PRP are: </w:t>
+      </w:r>
+      <w:r>
+        <w:rPr>
+          <w:b/>
+        </w:rPr>
+        <w:t>Nutmeg grater, Islands of normal skin, Sandal keratoderma, Scaly scalp, and Thickened nails.</w:t>
+      </w:r>
+      <w:r>
+        <w:t xml:space="preserve"> If you hear "PRP" — think these five.</w:t>
+      </w:r>
+    </w:p>
+    <w:p>
+      <w:pPr/>
+      <w:r>
+        <w:rPr>
+          <w:b/>
+        </w:rPr>
+        <w:t xml:space="preserve">Dr. Eman:  </w:t>
+      </w:r>
+      <w:r>
+        <w:t>Why "Nutmeg Grater"? Because the skin surface is rough from individual follicular papules — like the texture of a nutmeg grater. And why "Sandal"? Because the palmoplantar keratoderma is waxy and yellow — it looks like the patient is wearing a yellow sandal.</w:t>
+      </w:r>
+    </w:p>
+    <w:p>
+      <w:pPr/>
+      <w:r>
+        <w:rPr>
+          <w:b/>
+        </w:rPr>
+        <w:t xml:space="preserve">Dr. Eman:  </w:t>
+      </w:r>
+      <w:r>
+        <w:t xml:space="preserve">For aetiology — largely unknown. But the genetic link is a </w:t>
+      </w:r>
+      <w:r>
+        <w:rPr>
+          <w:b/>
+        </w:rPr>
+        <w:t>CARD14 mutation</w:t>
+      </w:r>
+      <w:r>
+        <w:t xml:space="preserve"> — memorise this. This mutation is also associated with Psoriasis. Additionally, Vitamin A deficiency plays a role — which is why we treat with Vitamin A derivatives (Isotretinoin, Acitretin).</w:t>
+      </w:r>
+    </w:p>
+    <w:p>
+      <w:pPr>
+        <w:pStyle w:val="Heading2"/>
+      </w:pPr>
+      <w:r>
+        <w:t>5. PRP — Classification (6 Types), Histopathology &amp; Treatment</w:t>
+      </w:r>
+    </w:p>
+    <w:p>
+      <w:pPr>
+        <w:pStyle w:val="Heading3"/>
+      </w:pPr>
+      <w:r>
+        <w:t>Summary</w:t>
+      </w:r>
+    </w:p>
+    <w:p>
+      <w:pPr>
+        <w:pStyle w:val="Heading4"/>
+      </w:pPr>
+      <w:r>
+        <w:t>Classification — 6 Types (Griffiths Classification)</w:t>
+      </w:r>
+    </w:p>
+    <w:tbl>
+      <w:tblPr>
+        <w:tblStyle w:val="TableGrid"/>
+        <w:tblW w:type="auto" w:w="0"/>
+        <w:tblLook w:firstColumn="1" w:firstRow="1" w:lastColumn="0" w:lastRow="0" w:noHBand="0" w:noVBand="1" w:val="04A0"/>
+      </w:tblPr>
+      <w:tblGrid>
+        <w:gridCol w:w="2340"/>
+        <w:gridCol w:w="2340"/>
+        <w:gridCol w:w="2340"/>
+        <w:gridCol w:w="2340"/>
+      </w:tblGrid>
+      <w:tr>
+        <w:tc>
+          <w:tcPr>
+            <w:tcW w:type="dxa" w:w="2340"/>
+            <w:shd w:val="clear" w:color="auto" w:fill="1F3964"/>
+          </w:tcPr>
+          <w:p>
+            <w:r>
+              <w:rPr>
+                <w:b/>
+                <w:color w:val="FFFFFF"/>
+              </w:rPr>
+              <w:t>Type</w:t>
+            </w:r>
+          </w:p>
+        </w:tc>
+        <w:tc>
+          <w:tcPr>
+            <w:tcW w:type="dxa" w:w="2340"/>
+            <w:shd w:val="clear" w:color="auto" w:fill="1F3964"/>
+          </w:tcPr>
+          <w:p>
+            <w:r>
+              <w:rPr>
+                <w:b/>
+                <w:color w:val="FFFFFF"/>
+              </w:rPr>
+              <w:t>Category</w:t>
+            </w:r>
+          </w:p>
+        </w:tc>
+        <w:tc>
+          <w:tcPr>
+            <w:tcW w:type="dxa" w:w="2340"/>
+            <w:shd w:val="clear" w:color="auto" w:fill="1F3964"/>
+          </w:tcPr>
+          <w:p>
+            <w:r>
+              <w:rPr>
+                <w:b/>
+                <w:color w:val="FFFFFF"/>
+              </w:rPr>
+              <w:t>Key Features</w:t>
+            </w:r>
+          </w:p>
+        </w:tc>
+        <w:tc>
+          <w:tcPr>
+            <w:tcW w:type="dxa" w:w="2340"/>
+            <w:shd w:val="clear" w:color="auto" w:fill="1F3964"/>
+          </w:tcPr>
+          <w:p>
+            <w:r>
+              <w:rPr>
+                <w:b/>
+                <w:color w:val="FFFFFF"/>
+              </w:rPr>
+              <w:t>Frequency</w:t>
+            </w:r>
+          </w:p>
+        </w:tc>
+      </w:tr>
+      <w:tr>
+        <w:tc>
+          <w:tcPr>
+            <w:tcW w:type="dxa" w:w="2340"/>
+          </w:tcPr>
+          <w:p>
+            <w:r>
+              <w:rPr>
+                <w:b/>
+              </w:rPr>
+              <w:t>Type 1</w:t>
+            </w:r>
+          </w:p>
+        </w:tc>
+        <w:tc>
+          <w:tcPr>
+            <w:tcW w:type="dxa" w:w="2340"/>
+          </w:tcPr>
+          <w:p>
+            <w:r>
+              <w:t>Adult Classic (Generalised)</w:t>
+            </w:r>
+          </w:p>
+        </w:tc>
+        <w:tc>
+          <w:tcPr>
+            <w:tcW w:type="dxa" w:w="2340"/>
+          </w:tcPr>
+          <w:p>
+            <w:r>
+              <w:t>Red-orange plaques, islands of sparing, spreads caudally, sandal keratoderma, nutmeg grater</w:t>
+            </w:r>
+          </w:p>
+        </w:tc>
+        <w:tc>
+          <w:tcPr>
+            <w:tcW w:type="dxa" w:w="2340"/>
+          </w:tcPr>
+          <w:p>
+            <w:r>
+              <w:rPr>
+                <w:b/>
+              </w:rPr>
+              <w:t>55%</w:t>
+            </w:r>
+            <w:r>
+              <w:t xml:space="preserve"> — Most common</w:t>
+            </w:r>
+          </w:p>
+        </w:tc>
+      </w:tr>
+      <w:tr>
+        <w:tc>
+          <w:tcPr>
+            <w:tcW w:type="dxa" w:w="2340"/>
+            <w:shd w:val="clear" w:color="auto" w:fill="DCE6F1"/>
+          </w:tcPr>
+          <w:p>
+            <w:r>
+              <w:rPr>
+                <w:b/>
+              </w:rPr>
+              <w:t>Type 2</w:t>
+            </w:r>
+          </w:p>
+        </w:tc>
+        <w:tc>
+          <w:tcPr>
+            <w:tcW w:type="dxa" w:w="2340"/>
+            <w:shd w:val="clear" w:color="auto" w:fill="DCE6F1"/>
+          </w:tcPr>
+          <w:p>
+            <w:r>
+              <w:t>Adult Atypical (Generalised)</w:t>
+            </w:r>
+          </w:p>
+        </w:tc>
+        <w:tc>
+          <w:tcPr>
+            <w:tcW w:type="dxa" w:w="2340"/>
+            <w:shd w:val="clear" w:color="auto" w:fill="DCE6F1"/>
+          </w:tcPr>
+          <w:p>
+            <w:r>
+              <w:t>+ Lamellar scaling (like lamellar ichthyosis), eczema, alopecia</w:t>
+            </w:r>
+          </w:p>
+        </w:tc>
+        <w:tc>
+          <w:tcPr>
+            <w:tcW w:type="dxa" w:w="2340"/>
+            <w:shd w:val="clear" w:color="auto" w:fill="DCE6F1"/>
+          </w:tcPr>
+          <w:p>
+            <w:r>
+              <w:t>5%</w:t>
+            </w:r>
+          </w:p>
+        </w:tc>
+      </w:tr>
+      <w:tr>
+        <w:tc>
+          <w:tcPr>
+            <w:tcW w:type="dxa" w:w="2340"/>
+          </w:tcPr>
+          <w:p>
+            <w:r>
+              <w:rPr>
+                <w:b/>
+              </w:rPr>
+              <w:t>Type 3</w:t>
+            </w:r>
+          </w:p>
+        </w:tc>
+        <w:tc>
+          <w:tcPr>
+            <w:tcW w:type="dxa" w:w="2340"/>
+          </w:tcPr>
+          <w:p>
+            <w:r>
+              <w:t>Juvenile Classic (Generalised)</w:t>
+            </w:r>
+          </w:p>
+        </w:tc>
+        <w:tc>
+          <w:tcPr>
+            <w:tcW w:type="dxa" w:w="2340"/>
+          </w:tcPr>
+          <w:p>
+            <w:r>
+              <w:t>Same as Type 1 in children; peaks in first 2 years + adolescence</w:t>
+            </w:r>
+          </w:p>
+        </w:tc>
+        <w:tc>
+          <w:tcPr>
+            <w:tcW w:type="dxa" w:w="2340"/>
+          </w:tcPr>
+          <w:p>
+            <w:r>
+              <w:t>10%</w:t>
+            </w:r>
+          </w:p>
+        </w:tc>
+      </w:tr>
+      <w:tr>
+        <w:tc>
+          <w:tcPr>
+            <w:tcW w:type="dxa" w:w="2340"/>
+            <w:shd w:val="clear" w:color="auto" w:fill="DCE6F1"/>
+          </w:tcPr>
+          <w:p>
+            <w:r>
+              <w:rPr>
+                <w:b/>
+              </w:rPr>
+              <w:t>Type 4</w:t>
+            </w:r>
+          </w:p>
+        </w:tc>
+        <w:tc>
+          <w:tcPr>
+            <w:tcW w:type="dxa" w:w="2340"/>
+            <w:shd w:val="clear" w:color="auto" w:fill="DCE6F1"/>
+          </w:tcPr>
+          <w:p>
+            <w:r>
+              <w:t>Juvenile Focal</w:t>
+            </w:r>
+          </w:p>
+        </w:tc>
+        <w:tc>
+          <w:tcPr>
+            <w:tcW w:type="dxa" w:w="2340"/>
+            <w:shd w:val="clear" w:color="auto" w:fill="DCE6F1"/>
+          </w:tcPr>
+          <w:p>
+            <w:r>
+              <w:t xml:space="preserve">Follicular hyperkeratosis + erythema on </w:t>
+            </w:r>
+            <w:r>
+              <w:rPr>
+                <w:b/>
+              </w:rPr>
+              <w:t>elbows and knees</w:t>
+            </w:r>
+            <w:r>
+              <w:t>; pre-pubertal onset</w:t>
+            </w:r>
+          </w:p>
+        </w:tc>
+        <w:tc>
+          <w:tcPr>
+            <w:tcW w:type="dxa" w:w="2340"/>
+            <w:shd w:val="clear" w:color="auto" w:fill="DCE6F1"/>
+          </w:tcPr>
+          <w:p>
+            <w:r>
+              <w:t>25%</w:t>
+            </w:r>
+          </w:p>
+        </w:tc>
+      </w:tr>
+      <w:tr>
+        <w:tc>
+          <w:tcPr>
+            <w:tcW w:type="dxa" w:w="2340"/>
+          </w:tcPr>
+          <w:p>
+            <w:r>
+              <w:rPr>
+                <w:b/>
+              </w:rPr>
+              <w:t>Type 5</w:t>
+            </w:r>
+          </w:p>
+        </w:tc>
+        <w:tc>
+          <w:tcPr>
+            <w:tcW w:type="dxa" w:w="2340"/>
+          </w:tcPr>
+          <w:p>
+            <w:r>
+              <w:t>Juvenile Atypical</w:t>
+            </w:r>
+          </w:p>
+        </w:tc>
+        <w:tc>
+          <w:tcPr>
+            <w:tcW w:type="dxa" w:w="2340"/>
+          </w:tcPr>
+          <w:p>
+            <w:r>
+              <w:t xml:space="preserve">Follicular hyperkeratosis + erythema + </w:t>
+            </w:r>
+            <w:r>
+              <w:rPr>
+                <w:b/>
+              </w:rPr>
+              <w:t>scleroderma-like changes</w:t>
+            </w:r>
+            <w:r>
+              <w:t>; accounts for most familial cases</w:t>
+            </w:r>
+          </w:p>
+        </w:tc>
+        <w:tc>
+          <w:tcPr>
+            <w:tcW w:type="dxa" w:w="2340"/>
+          </w:tcPr>
+          <w:p>
+            <w:r>
+              <w:t>&lt; 5%</w:t>
+            </w:r>
+          </w:p>
+        </w:tc>
+      </w:tr>
+      <w:tr>
+        <w:tc>
+          <w:tcPr>
+            <w:tcW w:type="dxa" w:w="2340"/>
+            <w:shd w:val="clear" w:color="auto" w:fill="DCE6F1"/>
+          </w:tcPr>
+          <w:p>
+            <w:r>
+              <w:rPr>
+                <w:b/>
+              </w:rPr>
+              <w:t>Type 6</w:t>
+            </w:r>
+          </w:p>
+        </w:tc>
+        <w:tc>
+          <w:tcPr>
+            <w:tcW w:type="dxa" w:w="2340"/>
+            <w:shd w:val="clear" w:color="auto" w:fill="DCE6F1"/>
+          </w:tcPr>
+          <w:p>
+            <w:r>
+              <w:t>HIV-associated (Variable)</w:t>
+            </w:r>
+          </w:p>
+        </w:tc>
+        <w:tc>
+          <w:tcPr>
+            <w:tcW w:type="dxa" w:w="2340"/>
+            <w:shd w:val="clear" w:color="auto" w:fill="DCE6F1"/>
+          </w:tcPr>
+          <w:p>
+            <w:r>
+              <w:rPr>
+                <w:b/>
+              </w:rPr>
+              <w:t>Follicular spines</w:t>
+            </w:r>
+            <w:r>
+              <w:t xml:space="preserve"> + </w:t>
+            </w:r>
+            <w:r>
+              <w:rPr>
+                <w:b/>
+              </w:rPr>
+              <w:t>Acne conglobata</w:t>
+            </w:r>
+            <w:r>
+              <w:t xml:space="preserve"> + </w:t>
+            </w:r>
+            <w:r>
+              <w:rPr>
+                <w:b/>
+              </w:rPr>
+              <w:t>Hidradenitis suppurativa</w:t>
+            </w:r>
+            <w:r>
+              <w:t>; severe, generalised, treatment-resistant</w:t>
+            </w:r>
+          </w:p>
+        </w:tc>
+        <w:tc>
+          <w:tcPr>
+            <w:tcW w:type="dxa" w:w="2340"/>
+            <w:shd w:val="clear" w:color="auto" w:fill="DCE6F1"/>
+          </w:tcPr>
+          <w:p>
+            <w:r>
+              <w:t>1% (very rare)</w:t>
+            </w:r>
+          </w:p>
+        </w:tc>
+      </w:tr>
+    </w:tbl>
+    <w:p/>
+    <w:p>
+      <w:pPr>
+        <w:pStyle w:val="ListBullet"/>
+      </w:pPr>
+      <w:r>
+        <w:rPr>
+          <w:b/>
+        </w:rPr>
+        <w:t>💡 Type 6 = HIV Association — High-Yield Exam Pearl:</w:t>
+      </w:r>
+      <w:r>
+        <w:t xml:space="preserve"> If you see PRP that is: - </w:t>
+      </w:r>
+      <w:r>
+        <w:rPr>
+          <w:b/>
+        </w:rPr>
+        <w:t>Severe and widespread</w:t>
+      </w:r>
+      <w:r>
+        <w:t xml:space="preserve"> - </w:t>
+      </w:r>
+      <w:r>
+        <w:rPr>
+          <w:b/>
+        </w:rPr>
+        <w:t>Treatment-resistant</w:t>
+      </w:r>
+      <w:r>
+        <w:t xml:space="preserve"> - Has </w:t>
+      </w:r>
+      <w:r>
+        <w:rPr>
+          <w:b/>
+        </w:rPr>
+        <w:t>follicular spines</w:t>
+      </w:r>
+      <w:r>
+        <w:t xml:space="preserve"> (sharp, spiky follicular papules) - Associated with </w:t>
+      </w:r>
+      <w:r>
+        <w:rPr>
+          <w:b/>
+        </w:rPr>
+        <w:t>Acne conglobata</w:t>
+      </w:r>
+      <w:r>
+        <w:t xml:space="preserve"> AND/OR </w:t>
+      </w:r>
+      <w:r>
+        <w:rPr>
+          <w:b/>
+        </w:rPr>
+        <w:t>Hidradenitis suppurativa</w:t>
+      </w:r>
+    </w:p>
+    <w:p>
+      <w:pPr>
+        <w:pStyle w:val="ListBullet"/>
+      </w:pPr>
+      <w:r>
+        <w:t xml:space="preserve">→ </w:t>
+      </w:r>
+      <w:r>
+        <w:rPr>
+          <w:b/>
+        </w:rPr>
+        <w:t>Think HIV.</w:t>
+      </w:r>
+      <w:r>
+        <w:t xml:space="preserve"> Type 6 PRP is one of the cutaneous manifestations of HIV.</w:t>
+      </w:r>
+    </w:p>
+    <w:p>
+      <w:pPr>
+        <w:pStyle w:val="Heading4"/>
+      </w:pPr>
+      <w:r>
+        <w:t>Histopathology — The Checkerboard Pattern (Pathognomonic)</w:t>
+      </w:r>
+    </w:p>
+    <w:p>
+      <w:pPr/>
+      <w:r>
+        <w:t xml:space="preserve">PRP has one of the </w:t>
+      </w:r>
+      <w:r>
+        <w:rPr>
+          <w:b/>
+        </w:rPr>
+        <w:t>most characteristic histopathological patterns</w:t>
+      </w:r>
+      <w:r>
+        <w:t xml:space="preserve"> in dermatology:</w:t>
+      </w:r>
+    </w:p>
+    <w:p>
+      <w:pPr/>
+      <w:r>
+        <w:rPr>
+          <w:b/>
+        </w:rPr>
+        <w:t>Two components:</w:t>
+      </w:r>
+    </w:p>
+    <w:p>
+      <w:pPr/>
+      <w:r>
+        <w:rPr>
+          <w:b/>
+        </w:rPr>
+        <w:t>1. Hair Follicle Changes:</w:t>
+      </w:r>
+    </w:p>
+    <w:p>
+      <w:pPr>
+        <w:pStyle w:val="ListBullet"/>
+        <w:ind w:left="340"/>
+      </w:pPr>
+      <w:r>
+        <w:rPr>
+          <w:b/>
+        </w:rPr>
+        <w:t>Orthokeratotic plug</w:t>
+      </w:r>
+      <w:r>
+        <w:t xml:space="preserve"> filling the follicle (follicular plugging)</w:t>
+      </w:r>
+    </w:p>
+    <w:p>
+      <w:pPr>
+        <w:pStyle w:val="ListBullet"/>
+        <w:ind w:left="340"/>
+      </w:pPr>
+      <w:r>
+        <w:rPr>
+          <w:b/>
+        </w:rPr>
+        <w:t>"Shouldering" of Parakeratosis</w:t>
+      </w:r>
+      <w:r>
+        <w:t xml:space="preserve"> — parakeratosis flanking BOTH sides of the follicular ostium (the keratin column is surrounded on left and right by parakeratotic cells)</w:t>
+      </w:r>
+    </w:p>
+    <w:p>
+      <w:pPr/>
+      <w:r>
+        <w:rPr>
+          <w:b/>
+        </w:rPr>
+        <w:t>2. Interfollicular Epidermis — The Checkerboard:</w:t>
+      </w:r>
+    </w:p>
+    <w:p>
+      <w:pPr>
+        <w:pStyle w:val="ListBullet"/>
+        <w:ind w:left="340"/>
+      </w:pPr>
+      <w:r>
+        <w:rPr>
+          <w:b/>
+        </w:rPr>
+        <w:t>Alternating Orthokeratosis and Parakeratosis</w:t>
+      </w:r>
+      <w:r>
+        <w:t xml:space="preserve"> — both vertically (in columns) and horizontally (in rows)</w:t>
+      </w:r>
+    </w:p>
+    <w:p>
+      <w:pPr>
+        <w:pStyle w:val="ListBullet"/>
+        <w:ind w:left="340"/>
+      </w:pPr>
+      <w:r>
+        <w:t xml:space="preserve">This creates a </w:t>
+      </w:r>
+      <w:r>
+        <w:rPr>
+          <w:b/>
+        </w:rPr>
+        <w:t>checkerboard/chessboard pattern</w:t>
+      </w:r>
+      <w:r>
+        <w:t xml:space="preserve"> — areas with retained nuclei (parakeratosis) alternate with areas without (orthokeratosis) like black and white squares on a chess board</w:t>
+      </w:r>
+    </w:p>
+    <w:p>
+      <w:pPr>
+        <w:pStyle w:val="ListBullet"/>
+        <w:ind w:left="340"/>
+      </w:pPr>
+      <w:r>
+        <w:t xml:space="preserve">Also: </w:t>
+      </w:r>
+      <w:r>
+        <w:rPr>
+          <w:b/>
+        </w:rPr>
+        <w:t>Hypergranulosis</w:t>
+      </w:r>
+      <w:r>
+        <w:t xml:space="preserve"> (thickened granular cell layer — opposite to Psoriasis which has absent granular layer)</w:t>
+      </w:r>
+    </w:p>
+    <w:p>
+      <w:pPr>
+        <w:pStyle w:val="ListBullet"/>
+        <w:ind w:left="340"/>
+      </w:pPr>
+      <w:r>
+        <w:rPr>
+          <w:b/>
+        </w:rPr>
+        <w:t>Acanthosis</w:t>
+      </w:r>
+      <w:r>
+        <w:t xml:space="preserve"> (epidermal thickening)</w:t>
+      </w:r>
+    </w:p>
+    <w:p>
+      <w:pPr>
+        <w:pStyle w:val="ListBullet"/>
+        <w:ind w:left="340"/>
+      </w:pPr>
+      <w:r>
+        <w:rPr>
+          <w:b/>
+        </w:rPr>
+        <w:t>Perifollicular lymphocytic infiltrate</w:t>
+      </w:r>
+    </w:p>
+    <w:p>
+      <w:pPr>
+        <w:pStyle w:val="ListBullet"/>
+      </w:pPr>
+      <w:r>
+        <w:rPr>
+          <w:b/>
+        </w:rPr>
+        <w:t>🧠 PRP Histopathology Summary (memorise):</w:t>
+      </w:r>
+      <w:r>
+        <w:t xml:space="preserve"> 1. Follicular plugging (orthokeratotic plug) 2. Shouldering of parakeratosis around follicle 3. </w:t>
+      </w:r>
+      <w:r>
+        <w:rPr>
+          <w:b/>
+        </w:rPr>
+        <w:t>Checkerboard/Chessboard pattern</w:t>
+      </w:r>
+      <w:r>
+        <w:t xml:space="preserve"> (alternating ortho + parakeratosis, vertical + horizontal) 4. Hypergranulosis 5. Acanthosis 6. Perifollicular lymphocytic infiltrate</w:t>
+      </w:r>
+    </w:p>
+    <w:p>
+      <w:pPr>
+        <w:pStyle w:val="Heading4"/>
+      </w:pPr>
+      <w:r>
+        <w:t>Differential Diagnosis of PRP</w:t>
+      </w:r>
+    </w:p>
+    <w:p>
+      <w:pPr>
+        <w:pStyle w:val="ListBullet"/>
+        <w:ind w:left="340"/>
+      </w:pPr>
+      <w:r>
+        <w:rPr>
+          <w:b/>
+        </w:rPr>
+        <w:t>Psoriasis</w:t>
+      </w:r>
+      <w:r>
+        <w:t xml:space="preserve"> (most important — both give erythematous scaly plaques over large BSA)</w:t>
+      </w:r>
+    </w:p>
+    <w:p>
+      <w:pPr>
+        <w:pStyle w:val="ListBullet"/>
+        <w:ind w:left="340"/>
+      </w:pPr>
+      <w:r>
+        <w:rPr>
+          <w:b/>
+        </w:rPr>
+        <w:t>Seborrhoeic Dermatitis</w:t>
+      </w:r>
+      <w:r>
+        <w:t xml:space="preserve"> (especially for scalp involvement)</w:t>
+      </w:r>
+    </w:p>
+    <w:p>
+      <w:pPr>
+        <w:pStyle w:val="ListBullet"/>
+        <w:ind w:left="340"/>
+      </w:pPr>
+      <w:r>
+        <w:rPr>
+          <w:b/>
+        </w:rPr>
+        <w:t>Eczema</w:t>
+      </w:r>
+    </w:p>
+    <w:p>
+      <w:pPr>
+        <w:pStyle w:val="Heading4"/>
+      </w:pPr>
+      <w:r>
+        <w:t>Treatment</w:t>
+      </w:r>
+    </w:p>
+    <w:p>
+      <w:pPr>
+        <w:pStyle w:val="ListBullet"/>
+        <w:ind w:left="340"/>
+      </w:pPr>
+      <w:r>
+        <w:rPr>
+          <w:b/>
+        </w:rPr>
+        <w:t>Isotretinoin</w:t>
+      </w:r>
+      <w:r>
+        <w:t xml:space="preserve"> — </w:t>
+      </w:r>
+      <w:r>
+        <w:rPr>
+          <w:b/>
+        </w:rPr>
+        <w:t>Drug of choice</w:t>
+      </w:r>
+      <w:r>
+        <w:t xml:space="preserve">, at a </w:t>
+      </w:r>
+      <w:r>
+        <w:rPr>
+          <w:b/>
+        </w:rPr>
+        <w:t>higher dose than for acne:</w:t>
+      </w:r>
+    </w:p>
+    <w:p>
+      <w:pPr>
+        <w:pStyle w:val="ListBullet2"/>
+        <w:ind w:left="624"/>
+      </w:pPr>
+      <w:r>
+        <w:t>Normal acne dose: 0.5–1 mg/kg/day</w:t>
+      </w:r>
+    </w:p>
+    <w:p>
+      <w:pPr>
+        <w:pStyle w:val="ListBullet2"/>
+        <w:ind w:left="624"/>
+      </w:pPr>
+      <w:r>
+        <w:t xml:space="preserve">PRP dose: </w:t>
+      </w:r>
+      <w:r>
+        <w:rPr>
+          <w:b/>
+        </w:rPr>
+        <w:t>1.5–2 mg/kg/day</w:t>
+      </w:r>
+    </w:p>
+    <w:p>
+      <w:pPr>
+        <w:pStyle w:val="ListBullet"/>
+        <w:ind w:left="340"/>
+      </w:pPr>
+      <w:r>
+        <w:rPr>
+          <w:b/>
+        </w:rPr>
+        <w:t>Acitretin</w:t>
+      </w:r>
+      <w:r>
+        <w:t xml:space="preserve"> (systemic retinoid — Vitamin A derivative)</w:t>
+      </w:r>
+    </w:p>
+    <w:p>
+      <w:pPr>
+        <w:pStyle w:val="ListBullet"/>
+        <w:ind w:left="340"/>
+      </w:pPr>
+      <w:r>
+        <w:rPr>
+          <w:b/>
+        </w:rPr>
+        <w:t>Methotrexate</w:t>
+      </w:r>
+      <w:r>
+        <w:t xml:space="preserve"> (systemic immunosuppressant)</w:t>
+      </w:r>
+    </w:p>
+    <w:p>
+      <w:pPr>
+        <w:pStyle w:val="ListBullet"/>
+        <w:ind w:left="340"/>
+      </w:pPr>
+      <w:r>
+        <w:rPr>
+          <w:b/>
+        </w:rPr>
+        <w:t>Topical treatments:</w:t>
+      </w:r>
+      <w:r>
+        <w:t xml:space="preserve"> Retinoids, Calcineurin inhibitors, Vitamin D analogues (same as Psoriasis topicals)</w:t>
+      </w:r>
+    </w:p>
+    <w:p>
+      <w:pPr>
+        <w:pStyle w:val="ListBullet"/>
+        <w:ind w:left="340"/>
+      </w:pPr>
+      <w:r>
+        <w:rPr>
+          <w:b/>
+        </w:rPr>
+        <w:t>Phototherapy:</w:t>
+      </w:r>
+      <w:r>
+        <w:t xml:space="preserve"> Generally </w:t>
+      </w:r>
+      <w:r>
+        <w:rPr>
+          <w:b/>
+        </w:rPr>
+        <w:t>NOT recommended</w:t>
+      </w:r>
+      <w:r>
+        <w:t xml:space="preserve"> — can cause </w:t>
+      </w:r>
+      <w:r>
+        <w:rPr>
+          <w:b/>
+        </w:rPr>
+        <w:t>aggravation</w:t>
+      </w:r>
+      <w:r>
+        <w:t xml:space="preserve"> (worsening) of PRP</w:t>
+      </w:r>
+    </w:p>
+    <w:p>
+      <w:pPr>
+        <w:pStyle w:val="ListBullet"/>
+        <w:ind w:left="340"/>
+      </w:pPr>
+      <w:r>
+        <w:rPr>
+          <w:b/>
+        </w:rPr>
+        <w:t>Natural course:</w:t>
+      </w:r>
+      <w:r>
+        <w:t xml:space="preserve"> Self-limited — resolves in </w:t>
+      </w:r>
+      <w:r>
+        <w:rPr>
+          <w:b/>
+        </w:rPr>
+        <w:t>3–5 years</w:t>
+      </w:r>
+      <w:r>
+        <w:t xml:space="preserve"> without treatment in most cases</w:t>
+      </w:r>
+    </w:p>
+    <w:p>
+      <w:pPr>
+        <w:pStyle w:val="ListBullet"/>
+      </w:pPr>
+      <w:r>
+        <w:rPr>
+          <w:b/>
+        </w:rPr>
+        <w:t>💡 Why Isotretinoin and NOT plain Vitamin A?</w:t>
+      </w:r>
+      <w:r>
+        <w:t xml:space="preserve"> Although Vitamin A deficiency is a proposed mechanism, we do NOT give plain Vitamin A supplements. Instead, we give </w:t>
+      </w:r>
+      <w:r>
+        <w:rPr>
+          <w:b/>
+        </w:rPr>
+        <w:t>Vitamin A derivatives (retinoids)</w:t>
+      </w:r>
+      <w:r>
+        <w:t xml:space="preserve"> — Isotretinoin, Acitretin — because they have better tissue targeting and controlled activity compared to Vitamin A itself.</w:t>
+      </w:r>
+    </w:p>
+    <w:p>
+      <w:pPr>
+        <w:pStyle w:val="Heading3"/>
+      </w:pPr>
+      <w:r>
+        <w:t>Translated &amp; Tidied Audio Transcript</w:t>
+      </w:r>
+    </w:p>
+    <w:p>
+      <w:pPr/>
+      <w:r>
+        <w:rPr>
+          <w:b/>
+        </w:rPr>
+        <w:t xml:space="preserve">Dr. Eman:  </w:t>
+      </w:r>
+      <w:r>
+        <w:t>The classification has 6 types. Ignore Type 6 for now — it stands alone. Types 1–5: Adult Generalised Classic (Type 1 = 55%), Adult Generalised Atypical (Type 2), Juvenile Generalised Classic (Type 3), Juvenile Focal (Type 4 = on elbows and knees), Juvenile Atypical (Type 5 = with scleroderma-like changes). Type 6 is HIV-associated.</w:t>
+      </w:r>
+    </w:p>
+    <w:p>
+      <w:pPr/>
+      <w:r>
+        <w:rPr>
+          <w:b/>
+        </w:rPr>
+        <w:t xml:space="preserve">Dr. Eman:  </w:t>
+      </w:r>
+      <w:r>
+        <w:t>What is Type 6 associated with?</w:t>
+      </w:r>
+    </w:p>
+    <w:p>
+      <w:pPr/>
+      <w:r>
+        <w:rPr>
+          <w:b/>
+        </w:rPr>
+        <w:t xml:space="preserve">Student (Dr. Masara):  </w:t>
+      </w:r>
+      <w:r>
+        <w:t>HIV patients.</w:t>
+      </w:r>
+    </w:p>
+    <w:p>
+      <w:pPr/>
+      <w:r>
+        <w:rPr>
+          <w:b/>
+        </w:rPr>
+        <w:t xml:space="preserve">Dr. Eman:  </w:t>
+      </w:r>
+      <w:r>
+        <w:t>Exactly — HIV. So if you see a patient with severe, generalised, treatment-resistant PRP with follicular spines and associated Acne conglobata or Hidradenitis suppurativa — think HIV. This is Type 6 PRP, one of the cutaneous manifestations of HIV.</w:t>
+      </w:r>
+    </w:p>
+    <w:p>
+      <w:pPr/>
+      <w:r>
+        <w:rPr>
+          <w:b/>
+        </w:rPr>
+        <w:t xml:space="preserve">Dr. Eman:  </w:t>
+      </w:r>
+      <w:r>
+        <w:t xml:space="preserve">The histopathology of PRP is one of the most important in dermatology. The hair follicle shows an orthokeratotic plug (follicular plugging) with </w:t>
+      </w:r>
+      <w:r>
+        <w:rPr>
+          <w:b/>
+        </w:rPr>
+        <w:t>shouldering of parakeratosis</w:t>
+      </w:r>
+      <w:r>
+        <w:t xml:space="preserve"> on both sides. The surrounding skin shows the </w:t>
+      </w:r>
+      <w:r>
+        <w:rPr>
+          <w:b/>
+        </w:rPr>
+        <w:t>checkerboard pattern</w:t>
+      </w:r>
+      <w:r>
+        <w:t xml:space="preserve"> — alternating orthokeratosis and parakeratosis, both vertically and horizontally, like the squares on a chessboard. There is also hypergranulosis, acanthosis, and perifollicular lymphocytic infiltrate.</w:t>
+      </w:r>
+    </w:p>
+    <w:p>
+      <w:pPr/>
+      <w:r>
+        <w:rPr>
+          <w:b/>
+        </w:rPr>
+        <w:t xml:space="preserve">Student (Dr. Masara):  </w:t>
+      </w:r>
+      <w:r>
+        <w:t>Follicular plugging, parakeratosis, shouldering of parakeratosis, checkerboard pattern, acanthosis, hypergranulosis, lymphocytic infiltration.</w:t>
+      </w:r>
+    </w:p>
+    <w:p>
+      <w:pPr/>
+      <w:r>
+        <w:rPr>
+          <w:b/>
+        </w:rPr>
+        <w:t xml:space="preserve">Dr. Eman:  </w:t>
+      </w:r>
+      <w:r>
+        <w:t>Excellent — well done, Dr. Masara.</w:t>
+      </w:r>
+    </w:p>
+    <w:p>
+      <w:pPr/>
+      <w:r>
+        <w:rPr>
+          <w:b/>
+        </w:rPr>
+        <w:t xml:space="preserve">Dr. Eman:  </w:t>
+      </w:r>
+      <w:r>
+        <w:t xml:space="preserve">Treatment: the most important drug is </w:t>
+      </w:r>
+      <w:r>
+        <w:rPr>
+          <w:b/>
+        </w:rPr>
+        <w:t>Isotretinoin</w:t>
+      </w:r>
+      <w:r>
+        <w:t xml:space="preserve">, but at a </w:t>
+      </w:r>
+      <w:r>
+        <w:rPr>
+          <w:b/>
+        </w:rPr>
+        <w:t>higher dose than for acne</w:t>
+      </w:r>
+      <w:r>
+        <w:t xml:space="preserve"> — up to </w:t>
+      </w:r>
+      <w:r>
+        <w:rPr>
+          <w:b/>
+        </w:rPr>
+        <w:t>1.5–2 mg/kg/day.</w:t>
+      </w:r>
+      <w:r>
+        <w:t xml:space="preserve"> We can also use Acitretin or Methotrexate. Phototherapy is generally NOT used as it can worsen PRP. The disease is self-limited — it resolves in 3 to 5 years naturally.</w:t>
+      </w:r>
+    </w:p>
+    <w:p>
+      <w:pPr/>
+      <w:r>
+        <w:rPr>
+          <w:b/>
+        </w:rPr>
+        <w:t xml:space="preserve">Student:  </w:t>
+      </w:r>
+      <w:r>
+        <w:t>Why give Isotretinoin and not plain Vitamin A?</w:t>
+      </w:r>
+    </w:p>
+    <w:p>
+      <w:pPr/>
+      <w:r>
+        <w:rPr>
+          <w:b/>
+        </w:rPr>
+        <w:t xml:space="preserve">Dr. Eman:  </w:t>
+      </w:r>
+      <w:r>
+        <w:t xml:space="preserve">We give Vitamin A </w:t>
+      </w:r>
+      <w:r>
+        <w:rPr>
+          <w:b/>
+        </w:rPr>
+        <w:t>derivatives</w:t>
+      </w:r>
+      <w:r>
+        <w:t xml:space="preserve"> — Isotretinoin, Acitretin — because they are better targeted and controlled. Plain Vitamin A has its own side effects and is not as effective in this context.</w:t>
+      </w:r>
+    </w:p>
+    <w:p>
+      <w:pPr>
+        <w:pStyle w:val="Heading2"/>
+      </w:pPr>
+      <w:r>
+        <w:t>6. PLEVA and PLC — The Pityriasis Lichenoides Spectrum</w:t>
+      </w:r>
+    </w:p>
+    <w:p>
+      <w:pPr>
+        <w:pStyle w:val="Heading3"/>
+      </w:pPr>
+      <w:r>
+        <w:t>Summary</w:t>
+      </w:r>
+    </w:p>
+    <w:p>
+      <w:pPr>
+        <w:pStyle w:val="Heading4"/>
+      </w:pPr>
+      <w:r>
+        <w:t>Overview — A Spectrum, Not Two Separate Diseases</w:t>
+      </w:r>
+    </w:p>
+    <w:p>
+      <w:pPr/>
+      <w:r>
+        <w:t xml:space="preserve">PLEVA and PLC represent the </w:t>
+      </w:r>
+      <w:r>
+        <w:rPr>
+          <w:b/>
+        </w:rPr>
+        <w:t>two ends of a single disease spectrum</w:t>
+      </w:r>
+      <w:r>
+        <w:t xml:space="preserve"> — the </w:t>
+      </w:r>
+      <w:r>
+        <w:rPr>
+          <w:b/>
+        </w:rPr>
+        <w:t>Pityriasis Lichenoides spectrum:</w:t>
+      </w:r>
+    </w:p>
+    <w:tbl>
+      <w:tblPr>
+        <w:tblStyle w:val="TableGrid"/>
+        <w:tblW w:type="auto" w:w="0"/>
+        <w:tblLook w:firstColumn="1" w:firstRow="1" w:lastColumn="0" w:lastRow="0" w:noHBand="0" w:noVBand="1" w:val="04A0"/>
+      </w:tblPr>
+      <w:tblGrid>
+        <w:gridCol w:w="3120"/>
+        <w:gridCol w:w="3120"/>
+        <w:gridCol w:w="3120"/>
+      </w:tblGrid>
+      <w:tr>
+        <w:tc>
+          <w:tcPr>
+            <w:tcW w:type="dxa" w:w="3120"/>
+            <w:shd w:val="clear" w:color="auto" w:fill="1F3964"/>
+          </w:tcPr>
+          <w:p>
+            <w:r>
+              <w:rPr>
+                <w:b/>
+                <w:color w:val="FFFFFF"/>
+              </w:rPr>
+              <w:t>Feature</w:t>
+            </w:r>
+          </w:p>
+        </w:tc>
+        <w:tc>
+          <w:tcPr>
+            <w:tcW w:type="dxa" w:w="3120"/>
+            <w:shd w:val="clear" w:color="auto" w:fill="1F3964"/>
+          </w:tcPr>
+          <w:p>
+            <w:r>
+              <w:rPr>
+                <w:b/>
+                <w:color w:val="FFFFFF"/>
+              </w:rPr>
+              <w:t>PLEVA (Acute end)</w:t>
+            </w:r>
+          </w:p>
+        </w:tc>
+        <w:tc>
+          <w:tcPr>
+            <w:tcW w:type="dxa" w:w="3120"/>
+            <w:shd w:val="clear" w:color="auto" w:fill="1F3964"/>
+          </w:tcPr>
+          <w:p>
+            <w:r>
+              <w:rPr>
+                <w:b/>
+                <w:color w:val="FFFFFF"/>
+              </w:rPr>
+              <w:t>PLC (Chronic end)</w:t>
+            </w:r>
+          </w:p>
+        </w:tc>
+      </w:tr>
+      <w:tr>
+        <w:tc>
+          <w:tcPr>
+            <w:tcW w:type="dxa" w:w="3120"/>
+          </w:tcPr>
+          <w:p>
+            <w:r>
+              <w:rPr>
+                <w:b/>
+              </w:rPr>
+              <w:t>Full name</w:t>
+            </w:r>
+          </w:p>
+        </w:tc>
+        <w:tc>
+          <w:tcPr>
+            <w:tcW w:type="dxa" w:w="3120"/>
+          </w:tcPr>
+          <w:p>
+            <w:r>
+              <w:t xml:space="preserve">Pityriasis Lichenoides </w:t>
+            </w:r>
+            <w:r>
+              <w:rPr>
+                <w:b/>
+              </w:rPr>
+              <w:t>et Varioliformis Acuta</w:t>
+            </w:r>
+          </w:p>
+        </w:tc>
+        <w:tc>
+          <w:tcPr>
+            <w:tcW w:type="dxa" w:w="3120"/>
+          </w:tcPr>
+          <w:p>
+            <w:r>
+              <w:t xml:space="preserve">Pityriasis Lichenoides </w:t>
+            </w:r>
+            <w:r>
+              <w:rPr>
+                <w:b/>
+              </w:rPr>
+              <w:t>Chronica</w:t>
+            </w:r>
+          </w:p>
+        </w:tc>
+      </w:tr>
+      <w:tr>
+        <w:tc>
+          <w:tcPr>
+            <w:tcW w:type="dxa" w:w="3120"/>
+            <w:shd w:val="clear" w:color="auto" w:fill="DCE6F1"/>
+          </w:tcPr>
+          <w:p>
+            <w:r>
+              <w:rPr>
+                <w:b/>
+              </w:rPr>
+              <w:t>Nature</w:t>
+            </w:r>
+          </w:p>
+        </w:tc>
+        <w:tc>
+          <w:tcPr>
+            <w:tcW w:type="dxa" w:w="3120"/>
+            <w:shd w:val="clear" w:color="auto" w:fill="DCE6F1"/>
+          </w:tcPr>
+          <w:p>
+            <w:r>
+              <w:t>Acute, severe inflammation</w:t>
+            </w:r>
+          </w:p>
+        </w:tc>
+        <w:tc>
+          <w:tcPr>
+            <w:tcW w:type="dxa" w:w="3120"/>
+            <w:shd w:val="clear" w:color="auto" w:fill="DCE6F1"/>
+          </w:tcPr>
+          <w:p>
+            <w:r>
+              <w:t>Chronic, milder inflammation</w:t>
+            </w:r>
+          </w:p>
+        </w:tc>
+      </w:tr>
+      <w:tr>
+        <w:tc>
+          <w:tcPr>
+            <w:tcW w:type="dxa" w:w="3120"/>
+          </w:tcPr>
+          <w:p>
+            <w:r>
+              <w:rPr>
+                <w:b/>
+              </w:rPr>
+              <w:t>Primary lesion</w:t>
+            </w:r>
+          </w:p>
+        </w:tc>
+        <w:tc>
+          <w:tcPr>
+            <w:tcW w:type="dxa" w:w="3120"/>
+          </w:tcPr>
+          <w:p>
+            <w:r>
+              <w:t xml:space="preserve">Erythematous papules → </w:t>
+            </w:r>
+            <w:r>
+              <w:rPr>
+                <w:b/>
+              </w:rPr>
+              <w:t>vesicles, pustules, haemorrhagic crusts, necrosis</w:t>
+            </w:r>
+          </w:p>
+        </w:tc>
+        <w:tc>
+          <w:tcPr>
+            <w:tcW w:type="dxa" w:w="3120"/>
+          </w:tcPr>
+          <w:p>
+            <w:r>
+              <w:t xml:space="preserve">Erythematous papules with </w:t>
+            </w:r>
+            <w:r>
+              <w:rPr>
+                <w:b/>
+              </w:rPr>
+              <w:t>Mica scales</w:t>
+            </w:r>
+          </w:p>
+        </w:tc>
+      </w:tr>
+      <w:tr>
+        <w:tc>
+          <w:tcPr>
+            <w:tcW w:type="dxa" w:w="3120"/>
+            <w:shd w:val="clear" w:color="auto" w:fill="DCE6F1"/>
+          </w:tcPr>
+          <w:p>
+            <w:r>
+              <w:rPr>
+                <w:b/>
+              </w:rPr>
+              <w:t>Scale type</w:t>
+            </w:r>
+          </w:p>
+        </w:tc>
+        <w:tc>
+          <w:tcPr>
+            <w:tcW w:type="dxa" w:w="3120"/>
+            <w:shd w:val="clear" w:color="auto" w:fill="DCE6F1"/>
+          </w:tcPr>
+          <w:p>
+            <w:r>
+              <w:t>Haemorrhagic crust, necrotic tissue</w:t>
+            </w:r>
+          </w:p>
+        </w:tc>
+        <w:tc>
+          <w:tcPr>
+            <w:tcW w:type="dxa" w:w="3120"/>
+            <w:shd w:val="clear" w:color="auto" w:fill="DCE6F1"/>
+          </w:tcPr>
+          <w:p>
+            <w:r>
+              <w:rPr>
+                <w:b/>
+              </w:rPr>
+              <w:t>Mica scales</w:t>
+            </w:r>
+            <w:r>
+              <w:t xml:space="preserve"> (peel off in one complete piece)</w:t>
+            </w:r>
+          </w:p>
+        </w:tc>
+      </w:tr>
+      <w:tr>
+        <w:tc>
+          <w:tcPr>
+            <w:tcW w:type="dxa" w:w="3120"/>
+          </w:tcPr>
+          <w:p>
+            <w:r>
+              <w:rPr>
+                <w:b/>
+              </w:rPr>
+              <w:t>Histopathology</w:t>
+            </w:r>
+          </w:p>
+        </w:tc>
+        <w:tc>
+          <w:tcPr>
+            <w:tcW w:type="dxa" w:w="3120"/>
+          </w:tcPr>
+          <w:p>
+            <w:r>
+              <w:rPr>
+                <w:b/>
+              </w:rPr>
+              <w:t>Interface dermatitis</w:t>
+            </w:r>
+            <w:r>
+              <w:t xml:space="preserve"> (severe lymphocytic damage to BMZ)</w:t>
+            </w:r>
+          </w:p>
+        </w:tc>
+        <w:tc>
+          <w:tcPr>
+            <w:tcW w:type="dxa" w:w="3120"/>
+          </w:tcPr>
+          <w:p>
+            <w:r>
+              <w:t xml:space="preserve">Same but </w:t>
+            </w:r>
+            <w:r>
+              <w:rPr>
+                <w:b/>
+              </w:rPr>
+              <w:t>milder</w:t>
+            </w:r>
+            <w:r>
+              <w:t xml:space="preserve"> — no frank interface damage</w:t>
+            </w:r>
+          </w:p>
+        </w:tc>
+      </w:tr>
+      <w:tr>
+        <w:tc>
+          <w:tcPr>
+            <w:tcW w:type="dxa" w:w="3120"/>
+            <w:shd w:val="clear" w:color="auto" w:fill="DCE6F1"/>
+          </w:tcPr>
+          <w:p>
+            <w:r>
+              <w:rPr>
+                <w:b/>
+              </w:rPr>
+              <w:t>Treatment response</w:t>
+            </w:r>
+          </w:p>
+        </w:tc>
+        <w:tc>
+          <w:tcPr>
+            <w:tcW w:type="dxa" w:w="3120"/>
+            <w:shd w:val="clear" w:color="auto" w:fill="DCE6F1"/>
+          </w:tcPr>
+          <w:p>
+            <w:r>
+              <w:t>Responds to Erythromycin, PUVA</w:t>
+            </w:r>
+          </w:p>
+        </w:tc>
+        <w:tc>
+          <w:tcPr>
+            <w:tcW w:type="dxa" w:w="3120"/>
+            <w:shd w:val="clear" w:color="auto" w:fill="DCE6F1"/>
+          </w:tcPr>
+          <w:p>
+            <w:r>
+              <w:t>Responds to Erythromycin, PUVA</w:t>
+            </w:r>
+          </w:p>
+        </w:tc>
+      </w:tr>
+    </w:tbl>
+    <w:p/>
+    <w:p>
+      <w:pPr>
+        <w:pStyle w:val="Heading4"/>
+      </w:pPr>
+      <w:r>
+        <w:t>Pathological Classification — Clonal T-Cell Lymphoproliferative Disorder</w:t>
+      </w:r>
+    </w:p>
+    <w:p>
+      <w:pPr/>
+      <w:r>
+        <w:t>Both PLEVA and PLC are classified as:</w:t>
+      </w:r>
+    </w:p>
+    <w:p>
+      <w:pPr>
+        <w:pStyle w:val="ListBullet"/>
+        <w:ind w:left="340"/>
+      </w:pPr>
+      <w:r>
+        <w:rPr>
+          <w:b/>
+        </w:rPr>
+        <w:t>Clonal T-cell lymphoproliferative disorders</w:t>
+      </w:r>
+    </w:p>
+    <w:p>
+      <w:pPr>
+        <w:pStyle w:val="ListBullet"/>
+        <w:ind w:left="340"/>
+      </w:pPr>
+      <w:r>
+        <w:t xml:space="preserve">They involve </w:t>
+      </w:r>
+      <w:r>
+        <w:rPr>
+          <w:b/>
+        </w:rPr>
+        <w:t>proliferation of T-lymphocytes</w:t>
+      </w:r>
+      <w:r>
+        <w:t xml:space="preserve"> — similar to but not the same as frank malignancy</w:t>
+      </w:r>
+    </w:p>
+    <w:p>
+      <w:pPr>
+        <w:pStyle w:val="ListBullet"/>
+        <w:ind w:left="340"/>
+      </w:pPr>
+      <w:r>
+        <w:t xml:space="preserve">The T-cell infiltrate is often </w:t>
+      </w:r>
+      <w:r>
+        <w:rPr>
+          <w:b/>
+        </w:rPr>
+        <w:t>monoclonal</w:t>
+      </w:r>
+      <w:r>
+        <w:t xml:space="preserve"> (arising from one clone)</w:t>
+      </w:r>
+    </w:p>
+    <w:p>
+      <w:pPr>
+        <w:pStyle w:val="ListBullet"/>
+        <w:ind w:left="340"/>
+      </w:pPr>
+      <w:r>
+        <w:t>This is why they are sometimes classified under:</w:t>
+      </w:r>
+    </w:p>
+    <w:p>
+      <w:pPr>
+        <w:pStyle w:val="ListBullet2"/>
+        <w:ind w:left="624"/>
+      </w:pPr>
+      <w:r>
+        <w:rPr>
+          <w:b/>
+        </w:rPr>
+        <w:t>Vascular chapter</w:t>
+      </w:r>
+      <w:r>
+        <w:t xml:space="preserve"> (due to lymphocytic vasculitis component)</w:t>
+      </w:r>
+    </w:p>
+    <w:p>
+      <w:pPr>
+        <w:pStyle w:val="ListBullet2"/>
+        <w:ind w:left="624"/>
+      </w:pPr>
+      <w:r>
+        <w:rPr>
+          <w:b/>
+        </w:rPr>
+        <w:t>Tumour chapter</w:t>
+      </w:r>
+      <w:r>
+        <w:t xml:space="preserve"> (due to lymphoproliferative nature)</w:t>
+      </w:r>
+    </w:p>
+    <w:p>
+      <w:pPr>
+        <w:pStyle w:val="ListBullet2"/>
+        <w:ind w:left="624"/>
+      </w:pPr>
+      <w:r>
+        <w:rPr>
+          <w:b/>
+        </w:rPr>
+        <w:t>Papulosquamous chapter</w:t>
+      </w:r>
+      <w:r>
+        <w:t xml:space="preserve"> (clinical appearance)</w:t>
+      </w:r>
+    </w:p>
+    <w:p>
+      <w:pPr>
+        <w:pStyle w:val="ListBullet"/>
+      </w:pPr>
+      <w:r>
+        <w:rPr>
+          <w:b/>
+        </w:rPr>
+        <w:t>💡 Why are these classified under multiple chapters?</w:t>
+      </w:r>
+      <w:r>
+        <w:t xml:space="preserve"> - In Papulosquamous: because of the clinical presentation (papules + scales) - In Vascular: because there can be a </w:t>
+      </w:r>
+      <w:r>
+        <w:rPr>
+          <w:b/>
+        </w:rPr>
+        <w:t>lymphocytic vasculitis</w:t>
+      </w:r>
+      <w:r>
+        <w:t xml:space="preserve"> component - In Tumours: because they are clonal T-cell </w:t>
+      </w:r>
+      <w:r>
+        <w:rPr>
+          <w:b/>
+        </w:rPr>
+        <w:t>lymphoproliferative</w:t>
+      </w:r>
+      <w:r>
+        <w:t xml:space="preserve"> disorders</w:t>
+      </w:r>
+    </w:p>
+    <w:p>
+      <w:pPr>
+        <w:pStyle w:val="Heading4"/>
+      </w:pPr>
+      <w:r>
+        <w:t>PLEVA — Clinical Features</w:t>
+      </w:r>
+    </w:p>
+    <w:p>
+      <w:pPr>
+        <w:pStyle w:val="ListBullet"/>
+        <w:ind w:left="340"/>
+      </w:pPr>
+      <w:r>
+        <w:rPr>
+          <w:b/>
+        </w:rPr>
+        <w:t>Crops</w:t>
+      </w:r>
+      <w:r>
+        <w:t xml:space="preserve"> of erythematous papules that rapidly evolve to:</w:t>
+      </w:r>
+    </w:p>
+    <w:p>
+      <w:pPr>
+        <w:pStyle w:val="ListBullet2"/>
+        <w:ind w:left="624"/>
+      </w:pPr>
+      <w:r>
+        <w:t>Vesicles</w:t>
+      </w:r>
+    </w:p>
+    <w:p>
+      <w:pPr>
+        <w:pStyle w:val="ListBullet2"/>
+        <w:ind w:left="624"/>
+      </w:pPr>
+      <w:r>
+        <w:t>Pustules</w:t>
+      </w:r>
+    </w:p>
+    <w:p>
+      <w:pPr>
+        <w:pStyle w:val="ListBullet2"/>
+        <w:ind w:left="624"/>
+      </w:pPr>
+      <w:r>
+        <w:rPr>
+          <w:b/>
+        </w:rPr>
+        <w:t>Haemorrhagic vesicles/crusts</w:t>
+      </w:r>
+      <w:r>
+        <w:t xml:space="preserve"> (from necrosis of papule tops)</w:t>
+      </w:r>
+    </w:p>
+    <w:p>
+      <w:pPr>
+        <w:pStyle w:val="ListBullet2"/>
+        <w:ind w:left="624"/>
+      </w:pPr>
+      <w:r>
+        <w:t>Ulcers and necrotic tissue</w:t>
+      </w:r>
+    </w:p>
+    <w:p>
+      <w:pPr>
+        <w:pStyle w:val="ListBullet"/>
+        <w:ind w:left="340"/>
+      </w:pPr>
+      <w:r>
+        <w:t>Widespread distribution — trunk and extremities</w:t>
+      </w:r>
+    </w:p>
+    <w:p>
+      <w:pPr>
+        <w:pStyle w:val="ListBullet"/>
+        <w:ind w:left="340"/>
+      </w:pPr>
+      <w:r>
+        <w:t xml:space="preserve">Looks alarming — resembles </w:t>
+      </w:r>
+      <w:r>
+        <w:rPr>
+          <w:b/>
+        </w:rPr>
+        <w:t>vasculitis or Chickenpox</w:t>
+      </w:r>
+    </w:p>
+    <w:p>
+      <w:pPr>
+        <w:pStyle w:val="Heading4"/>
+      </w:pPr>
+      <w:r>
+        <w:t>PLC — Clinical Features</w:t>
+      </w:r>
+    </w:p>
+    <w:p>
+      <w:pPr>
+        <w:pStyle w:val="ListBullet"/>
+        <w:ind w:left="340"/>
+      </w:pPr>
+      <w:r>
+        <w:rPr>
+          <w:b/>
+        </w:rPr>
+        <w:t>Crops</w:t>
+      </w:r>
+      <w:r>
+        <w:t xml:space="preserve"> of erythematous papules with </w:t>
+      </w:r>
+      <w:r>
+        <w:rPr>
+          <w:b/>
+        </w:rPr>
+        <w:t>Mica scales</w:t>
+      </w:r>
+      <w:r>
+        <w:t xml:space="preserve"> (scales that peel off entirely as a sheet)</w:t>
+      </w:r>
+    </w:p>
+    <w:p>
+      <w:pPr>
+        <w:pStyle w:val="ListBullet"/>
+        <w:ind w:left="340"/>
+      </w:pPr>
+      <w:r>
+        <w:t>More chronic course</w:t>
+      </w:r>
+    </w:p>
+    <w:p>
+      <w:pPr>
+        <w:pStyle w:val="ListBullet"/>
+        <w:ind w:left="340"/>
+      </w:pPr>
+      <w:r>
+        <w:t>Less dramatic than PLEVA</w:t>
+      </w:r>
+    </w:p>
+    <w:p>
+      <w:pPr>
+        <w:pStyle w:val="ListBullet"/>
+        <w:ind w:left="340"/>
+      </w:pPr>
+      <w:r>
+        <w:t>Similar distribution to Pityriasis Rosea, Guttate Psoriasis</w:t>
+      </w:r>
+    </w:p>
+    <w:p>
+      <w:pPr>
+        <w:pStyle w:val="Heading4"/>
+      </w:pPr>
+      <w:r>
+        <w:t>Histopathology — PLEVA vs PLC</w:t>
+      </w:r>
+    </w:p>
+    <w:p>
+      <w:pPr/>
+      <w:r>
+        <w:rPr>
+          <w:b/>
+        </w:rPr>
+        <w:t>PLEVA:</w:t>
+      </w:r>
+    </w:p>
+    <w:p>
+      <w:pPr>
+        <w:pStyle w:val="ListBullet"/>
+        <w:ind w:left="340"/>
+      </w:pPr>
+      <w:r>
+        <w:rPr>
+          <w:b/>
+        </w:rPr>
+        <w:t>Interface Dermatitis</w:t>
+      </w:r>
+      <w:r>
+        <w:t xml:space="preserve"> (most important feature) = </w:t>
+      </w:r>
+      <w:r>
+        <w:rPr>
+          <w:b/>
+        </w:rPr>
+        <w:t>Vacuolar degeneration of the Basement Membrane Zone (Dermo-Epidermal Junction)</w:t>
+      </w:r>
+    </w:p>
+    <w:p>
+      <w:pPr>
+        <w:pStyle w:val="ListBullet"/>
+        <w:ind w:left="340"/>
+      </w:pPr>
+      <w:r>
+        <w:t>Dense lymphocytic infiltrate attacking the BMZ → damage → vesicle/blister/necrosis formation</w:t>
+      </w:r>
+    </w:p>
+    <w:p>
+      <w:pPr>
+        <w:pStyle w:val="ListBullet"/>
+        <w:ind w:left="340"/>
+      </w:pPr>
+      <w:r>
+        <w:t xml:space="preserve">Predominantly </w:t>
+      </w:r>
+      <w:r>
+        <w:rPr>
+          <w:b/>
+        </w:rPr>
+        <w:t>T-cell infiltrate</w:t>
+      </w:r>
+      <w:r>
+        <w:t xml:space="preserve">, often </w:t>
+      </w:r>
+      <w:r>
+        <w:rPr>
+          <w:b/>
+        </w:rPr>
+        <w:t>monoclonal</w:t>
+      </w:r>
+    </w:p>
+    <w:p>
+      <w:pPr>
+        <w:pStyle w:val="ListBullet"/>
+        <w:ind w:left="340"/>
+      </w:pPr>
+      <w:r>
+        <w:t>Erythrocyte extravasation</w:t>
+      </w:r>
+    </w:p>
+    <w:p>
+      <w:pPr/>
+      <w:r>
+        <w:rPr>
+          <w:b/>
+        </w:rPr>
+        <w:t>PLC:</w:t>
+      </w:r>
+    </w:p>
+    <w:p>
+      <w:pPr>
+        <w:pStyle w:val="ListBullet"/>
+        <w:ind w:left="340"/>
+      </w:pPr>
+      <w:r>
+        <w:t xml:space="preserve">Same pattern as PLEVA but </w:t>
+      </w:r>
+      <w:r>
+        <w:rPr>
+          <w:b/>
+        </w:rPr>
+        <w:t>mild</w:t>
+      </w:r>
+      <w:r>
+        <w:t xml:space="preserve"> — minimal interface damage</w:t>
+      </w:r>
+    </w:p>
+    <w:p>
+      <w:pPr>
+        <w:pStyle w:val="ListBullet"/>
+        <w:ind w:left="340"/>
+      </w:pPr>
+      <w:r>
+        <w:t>Lymphocytic infiltrate present but less intense</w:t>
+      </w:r>
+    </w:p>
+    <w:p>
+      <w:pPr>
+        <w:pStyle w:val="ListBullet"/>
+        <w:ind w:left="340"/>
+      </w:pPr>
+      <w:r>
+        <w:t>No frank vacuolar degeneration visible</w:t>
+      </w:r>
+    </w:p>
+    <w:p>
+      <w:pPr>
+        <w:pStyle w:val="ListBullet"/>
+      </w:pPr>
+      <w:r>
+        <w:rPr>
+          <w:b/>
+        </w:rPr>
+        <w:t>💡 Interface Dermatitis — Key Concept:</w:t>
+      </w:r>
+      <w:r>
+        <w:t xml:space="preserve"> Interface dermatitis = lymphocytes attacking the </w:t>
+      </w:r>
+      <w:r>
+        <w:rPr>
+          <w:b/>
+        </w:rPr>
+        <w:t>Dermo-Epidermal Junction (basement membrane zone)</w:t>
+      </w:r>
+      <w:r>
+        <w:t>. When severe (as in PLEVA), this destroys the BMZ → vesicles, blisters, necrosis appear. When mild (PLC), only subtle changes. Other diseases with interface dermatitis include: Lichen Planus, Lupus Erythematosus, Dermatomyositis.</w:t>
+      </w:r>
+    </w:p>
+    <w:p>
+      <w:pPr>
+        <w:pStyle w:val="Heading4"/>
+      </w:pPr>
+      <w:r>
+        <w:t>Differential Diagnoses</w:t>
+      </w:r>
+    </w:p>
+    <w:p>
+      <w:pPr/>
+      <w:r>
+        <w:rPr>
+          <w:b/>
+        </w:rPr>
+        <w:t>PLEVA Differentials:</w:t>
+      </w:r>
+    </w:p>
+    <w:p>
+      <w:pPr>
+        <w:pStyle w:val="ListBullet"/>
+        <w:ind w:left="340"/>
+      </w:pPr>
+      <w:r>
+        <w:rPr>
+          <w:b/>
+        </w:rPr>
+        <w:t>Vasculitis</w:t>
+      </w:r>
+      <w:r>
+        <w:t xml:space="preserve"> (purpuric papules, haemorrhagic vesicles, necrosis — VERY close mimicker)</w:t>
+      </w:r>
+    </w:p>
+    <w:p>
+      <w:pPr>
+        <w:pStyle w:val="ListBullet"/>
+        <w:ind w:left="340"/>
+      </w:pPr>
+      <w:r>
+        <w:rPr>
+          <w:b/>
+        </w:rPr>
+        <w:t>Drug eruption</w:t>
+      </w:r>
+      <w:r>
+        <w:t xml:space="preserve"> (similar widespread erythematous papules)</w:t>
+      </w:r>
+    </w:p>
+    <w:p>
+      <w:pPr>
+        <w:pStyle w:val="ListBullet"/>
+        <w:ind w:left="340"/>
+      </w:pPr>
+      <w:r>
+        <w:rPr>
+          <w:b/>
+        </w:rPr>
+        <w:t>Chickenpox</w:t>
+      </w:r>
+      <w:r>
+        <w:t xml:space="preserve"> (vesicular papules)</w:t>
+      </w:r>
+    </w:p>
+    <w:p>
+      <w:pPr>
+        <w:pStyle w:val="ListBullet"/>
+        <w:ind w:left="340"/>
+      </w:pPr>
+      <w:r>
+        <w:rPr>
+          <w:b/>
+        </w:rPr>
+        <w:t>Lymphomatoid Papulosis</w:t>
+      </w:r>
+      <w:r>
+        <w:t xml:space="preserve"> (most important — also a T-cell lymphoproliferative disorder; can be malignant)</w:t>
+      </w:r>
+    </w:p>
+    <w:p>
+      <w:pPr/>
+      <w:r>
+        <w:rPr>
+          <w:b/>
+        </w:rPr>
+        <w:t>PLC Differentials (the GPSS group again):</w:t>
+      </w:r>
+    </w:p>
+    <w:p>
+      <w:pPr>
+        <w:pStyle w:val="ListBullet"/>
+        <w:ind w:left="340"/>
+      </w:pPr>
+      <w:r>
+        <w:rPr>
+          <w:b/>
+        </w:rPr>
+        <w:t>Pityriasis Rosea</w:t>
+      </w:r>
+    </w:p>
+    <w:p>
+      <w:pPr>
+        <w:pStyle w:val="ListBullet"/>
+        <w:ind w:left="340"/>
+      </w:pPr>
+      <w:r>
+        <w:rPr>
+          <w:b/>
+        </w:rPr>
+        <w:t>Guttate Psoriasis</w:t>
+      </w:r>
+    </w:p>
+    <w:p>
+      <w:pPr>
+        <w:pStyle w:val="ListBullet"/>
+        <w:ind w:left="340"/>
+      </w:pPr>
+      <w:r>
+        <w:rPr>
+          <w:b/>
+        </w:rPr>
+        <w:t>Secondary Syphilis</w:t>
+      </w:r>
+    </w:p>
+    <w:p>
+      <w:pPr>
+        <w:pStyle w:val="Heading4"/>
+      </w:pPr>
+      <w:r>
+        <w:t>Treatment</w:t>
+      </w:r>
+    </w:p>
+    <w:p>
+      <w:pPr>
+        <w:pStyle w:val="ListBullet"/>
+        <w:ind w:left="340"/>
+      </w:pPr>
+      <w:r>
+        <w:rPr>
+          <w:b/>
+        </w:rPr>
+        <w:t>Erythromycin</w:t>
+      </w:r>
+      <w:r>
+        <w:t xml:space="preserve"> (antibiotic — most commonly used; mechanism not fully understood)</w:t>
+      </w:r>
+    </w:p>
+    <w:p>
+      <w:pPr>
+        <w:pStyle w:val="ListBullet"/>
+        <w:ind w:left="340"/>
+      </w:pPr>
+      <w:r>
+        <w:rPr>
+          <w:b/>
+        </w:rPr>
+        <w:t>PUVA</w:t>
+      </w:r>
+      <w:r>
+        <w:t xml:space="preserve"> (phototherapy — effective for both PLEVA and PLC)</w:t>
+      </w:r>
+    </w:p>
+    <w:p>
+      <w:pPr>
+        <w:pStyle w:val="ListBullet"/>
+        <w:ind w:left="340"/>
+      </w:pPr>
+      <w:r>
+        <w:rPr>
+          <w:b/>
+        </w:rPr>
+        <w:t>UVB</w:t>
+      </w:r>
+      <w:r>
+        <w:t xml:space="preserve"> — also used</w:t>
+      </w:r>
+    </w:p>
+    <w:p>
+      <w:pPr>
+        <w:pStyle w:val="ListBullet"/>
+        <w:ind w:left="340"/>
+      </w:pPr>
+      <w:r>
+        <w:rPr>
+          <w:b/>
+        </w:rPr>
+        <w:t>Methotrexate</w:t>
+      </w:r>
+      <w:r>
+        <w:t xml:space="preserve"> (for severe/recalcitrant cases)</w:t>
+      </w:r>
+    </w:p>
+    <w:p>
+      <w:pPr>
+        <w:pStyle w:val="ListBullet"/>
+        <w:ind w:left="340"/>
+      </w:pPr>
+      <w:r>
+        <w:rPr>
+          <w:b/>
+        </w:rPr>
+        <w:t>Tetracyclines</w:t>
+      </w:r>
+      <w:r>
+        <w:t xml:space="preserve"> (alternative antibiotic)</w:t>
+      </w:r>
+    </w:p>
+    <w:p>
+      <w:pPr>
+        <w:pStyle w:val="Heading3"/>
+      </w:pPr>
+      <w:r>
+        <w:t>Translated &amp; Tidied Audio Transcript</w:t>
+      </w:r>
+    </w:p>
+    <w:p>
+      <w:pPr/>
+      <w:r>
+        <w:rPr>
+          <w:b/>
+        </w:rPr>
+        <w:t xml:space="preserve">Dr. Eman:  </w:t>
+      </w:r>
+      <w:r>
+        <w:t>Now for the last two diseases of today — PLEVA and PLC. Has anyone heard of them before?</w:t>
+      </w:r>
+    </w:p>
+    <w:p>
+      <w:pPr/>
+      <w:r>
+        <w:rPr>
+          <w:b/>
+        </w:rPr>
+        <w:t xml:space="preserve">Student:  </w:t>
+      </w:r>
+      <w:r>
+        <w:t>PLEVA is similar to Chickenpox.</w:t>
+      </w:r>
+    </w:p>
+    <w:p>
+      <w:pPr/>
+      <w:r>
+        <w:rPr>
+          <w:b/>
+        </w:rPr>
+        <w:t xml:space="preserve">Dr. Eman:  </w:t>
+      </w:r>
+      <w:r>
+        <w:t>Yes, clinically it can look like Chickenpox. Can anyone give me the full name?</w:t>
+      </w:r>
+    </w:p>
+    <w:p>
+      <w:pPr/>
+      <w:r>
+        <w:rPr>
+          <w:b/>
+        </w:rPr>
+        <w:t xml:space="preserve">Dr. Eman:  </w:t>
+      </w:r>
+      <w:r>
+        <w:t xml:space="preserve">PLEVA = </w:t>
+      </w:r>
+      <w:r>
+        <w:rPr>
+          <w:b/>
+        </w:rPr>
+        <w:t>Pityriasis Lichenoides et Varioliformis Acuta.</w:t>
+      </w:r>
+      <w:r>
+        <w:t xml:space="preserve"> PLC = </w:t>
+      </w:r>
+      <w:r>
+        <w:rPr>
+          <w:b/>
+        </w:rPr>
+        <w:t>Pityriasis Lichenoides Chronica.</w:t>
+      </w:r>
+      <w:r>
+        <w:t xml:space="preserve"> They are the two ends of one disease spectrum. Both are characterised by crops of erythematous papules — but in PLEVA, the inflammation is so severe that it causes haemorrhage and necrosis inside the papule, creating vesicles, haemorrhagic crusts, and ulcers. In PLC, it is milder — just erythematous papules with Mica scales.</w:t>
+      </w:r>
+    </w:p>
+    <w:p>
+      <w:pPr/>
+      <w:r>
+        <w:rPr>
+          <w:b/>
+        </w:rPr>
+        <w:t xml:space="preserve">Dr. Eman:  </w:t>
+      </w:r>
+      <w:r>
+        <w:t>Now — why are these diseases classified under Vascular in some textbooks, and Tumours in others, and Papulosquamous in others?</w:t>
+      </w:r>
+    </w:p>
+    <w:p>
+      <w:pPr/>
+      <w:r>
+        <w:rPr>
+          <w:b/>
+        </w:rPr>
+        <w:t xml:space="preserve">Student:  </w:t>
+      </w:r>
+      <w:r>
+        <w:t>Because of lymphatic vessel inflammation?</w:t>
+      </w:r>
+    </w:p>
+    <w:p>
+      <w:pPr/>
+      <w:r>
+        <w:rPr>
+          <w:b/>
+        </w:rPr>
+        <w:t xml:space="preserve">Dr. Eman:  </w:t>
+      </w:r>
+      <w:r>
+        <w:t xml:space="preserve">No — not lymphatics. The reason is that both PLEVA and PLC are </w:t>
+      </w:r>
+      <w:r>
+        <w:rPr>
+          <w:b/>
+        </w:rPr>
+        <w:t>clonal T-cell lymphoproliferative disorders.</w:t>
+      </w:r>
+      <w:r>
+        <w:t xml:space="preserve"> They are classified under tumours because the T-cells are proliferating — but they are not malignant. They can go under Vascular because sometimes there is a </w:t>
+      </w:r>
+      <w:r>
+        <w:rPr>
+          <w:b/>
+        </w:rPr>
+        <w:t>lymphocytic vasculitis</w:t>
+      </w:r>
+      <w:r>
+        <w:t xml:space="preserve"> component. And they go under Papulosquamous because of the clinical appearance. The infiltrate is predominantly T-cells, often </w:t>
+      </w:r>
+      <w:r>
+        <w:rPr>
+          <w:b/>
+        </w:rPr>
+        <w:t>monoclonal</w:t>
+      </w:r>
+      <w:r>
+        <w:t xml:space="preserve"> — one cell line proliferating.</w:t>
+      </w:r>
+    </w:p>
+    <w:p>
+      <w:pPr/>
+      <w:r>
+        <w:rPr>
+          <w:b/>
+        </w:rPr>
+        <w:t xml:space="preserve">Dr. Eman:  </w:t>
+      </w:r>
+      <w:r>
+        <w:t>What are the differentials for PLEVA?</w:t>
+      </w:r>
+    </w:p>
+    <w:p>
+      <w:pPr/>
+      <w:r>
+        <w:rPr>
+          <w:b/>
+        </w:rPr>
+        <w:t xml:space="preserve">Student:  </w:t>
+      </w:r>
+      <w:r>
+        <w:t>Drug eruption.</w:t>
+      </w:r>
+    </w:p>
+    <w:p>
+      <w:pPr/>
+      <w:r>
+        <w:rPr>
+          <w:b/>
+        </w:rPr>
+        <w:t xml:space="preserve">Student:  </w:t>
+      </w:r>
+      <w:r>
+        <w:t>Vasculitis.</w:t>
+      </w:r>
+    </w:p>
+    <w:p>
+      <w:pPr/>
+      <w:r>
+        <w:rPr>
+          <w:b/>
+        </w:rPr>
+        <w:t xml:space="preserve">Dr. Eman:  </w:t>
+      </w:r>
+      <w:r>
+        <w:t>Vasculitis — absolutely. In vasculitis you will also find purpuric papules, haemorrhagic vesicles, necrotic tissue, and ulceration — exactly like PLEVA. What else?</w:t>
+      </w:r>
+    </w:p>
+    <w:p>
+      <w:pPr/>
+      <w:r>
+        <w:rPr>
+          <w:b/>
+        </w:rPr>
+        <w:t xml:space="preserve">Student:  </w:t>
+      </w:r>
+      <w:r>
+        <w:t>Lymphomatoid Papulosis.</w:t>
+      </w:r>
+    </w:p>
+    <w:p>
+      <w:pPr/>
+      <w:r>
+        <w:rPr>
+          <w:b/>
+        </w:rPr>
+        <w:t xml:space="preserve">Dr. Eman:  </w:t>
+      </w:r>
+      <w:r>
+        <w:t>Lymphomatoid Papulosis — excellent. That is one of the most important differentials for PLEVA. And for PLC?</w:t>
+      </w:r>
+    </w:p>
+    <w:p>
+      <w:pPr/>
+      <w:r>
+        <w:rPr>
+          <w:b/>
+        </w:rPr>
+        <w:t xml:space="preserve">Student:  </w:t>
+      </w:r>
+      <w:r>
+        <w:t>Pityriasis Rosea, Guttate Psoriasis, Secondary Syphilis.</w:t>
+      </w:r>
+    </w:p>
+    <w:p>
+      <w:pPr/>
+      <w:r>
+        <w:rPr>
+          <w:b/>
+        </w:rPr>
+        <w:t xml:space="preserve">Dr. Eman:  </w:t>
+      </w:r>
+      <w:r>
+        <w:t>Exactly — the GPSS group again. The same four conditions are each other's differentials.</w:t>
+      </w:r>
+    </w:p>
+    <w:p>
+      <w:pPr>
+        <w:pStyle w:val="Heading2"/>
+      </w:pPr>
+      <w:r>
+        <w:t>7. Comprehensive Comparison Table &amp; High-Yield MCQ Summary</w:t>
+      </w:r>
+    </w:p>
+    <w:p>
+      <w:pPr>
+        <w:pStyle w:val="Heading3"/>
+      </w:pPr>
+      <w:r>
+        <w:t>Summary</w:t>
+      </w:r>
+    </w:p>
+    <w:p>
+      <w:pPr>
+        <w:pStyle w:val="Heading4"/>
+      </w:pPr>
+      <w:r>
+        <w:t>Master Comparison Table — All 4 Diseases</w:t>
+      </w:r>
+    </w:p>
+    <w:tbl>
+      <w:tblPr>
+        <w:tblStyle w:val="TableGrid"/>
+        <w:tblW w:type="auto" w:w="0"/>
+        <w:tblLook w:firstColumn="1" w:firstRow="1" w:lastColumn="0" w:lastRow="0" w:noHBand="0" w:noVBand="1" w:val="04A0"/>
+      </w:tblPr>
+      <w:tblGrid>
+        <w:gridCol w:w="1872"/>
+        <w:gridCol w:w="1872"/>
+        <w:gridCol w:w="1872"/>
+        <w:gridCol w:w="1872"/>
+        <w:gridCol w:w="1872"/>
+      </w:tblGrid>
+      <w:tr>
+        <w:tc>
+          <w:tcPr>
+            <w:tcW w:type="dxa" w:w="1872"/>
+            <w:shd w:val="clear" w:color="auto" w:fill="1F3964"/>
+          </w:tcPr>
+          <w:p>
+            <w:r>
+              <w:rPr>
+                <w:b/>
+                <w:color w:val="FFFFFF"/>
+              </w:rPr>
+              <w:t>Feature</w:t>
+            </w:r>
+          </w:p>
+        </w:tc>
+        <w:tc>
+          <w:tcPr>
+            <w:tcW w:type="dxa" w:w="1872"/>
+            <w:shd w:val="clear" w:color="auto" w:fill="1F3964"/>
+          </w:tcPr>
+          <w:p>
+            <w:r>
+              <w:rPr>
+                <w:b/>
+                <w:color w:val="FFFFFF"/>
+              </w:rPr>
+              <w:t>Pityriasis Rosea</w:t>
+            </w:r>
+          </w:p>
+        </w:tc>
+        <w:tc>
+          <w:tcPr>
+            <w:tcW w:type="dxa" w:w="1872"/>
+            <w:shd w:val="clear" w:color="auto" w:fill="1F3964"/>
+          </w:tcPr>
+          <w:p>
+            <w:r>
+              <w:rPr>
+                <w:b/>
+                <w:color w:val="FFFFFF"/>
+              </w:rPr>
+              <w:t>PRP</w:t>
+            </w:r>
+          </w:p>
+        </w:tc>
+        <w:tc>
+          <w:tcPr>
+            <w:tcW w:type="dxa" w:w="1872"/>
+            <w:shd w:val="clear" w:color="auto" w:fill="1F3964"/>
+          </w:tcPr>
+          <w:p>
+            <w:r>
+              <w:rPr>
+                <w:b/>
+                <w:color w:val="FFFFFF"/>
+              </w:rPr>
+              <w:t>PLEVA</w:t>
+            </w:r>
+          </w:p>
+        </w:tc>
+        <w:tc>
+          <w:tcPr>
+            <w:tcW w:type="dxa" w:w="1872"/>
+            <w:shd w:val="clear" w:color="auto" w:fill="1F3964"/>
+          </w:tcPr>
+          <w:p>
+            <w:r>
+              <w:rPr>
+                <w:b/>
+                <w:color w:val="FFFFFF"/>
+              </w:rPr>
+              <w:t>PLC</w:t>
+            </w:r>
+          </w:p>
+        </w:tc>
+      </w:tr>
+      <w:tr>
+        <w:tc>
+          <w:tcPr>
+            <w:tcW w:type="dxa" w:w="1872"/>
+          </w:tcPr>
+          <w:p>
+            <w:r>
+              <w:rPr>
+                <w:b/>
+              </w:rPr>
+              <w:t>Primary lesion</w:t>
+            </w:r>
+          </w:p>
+        </w:tc>
+        <w:tc>
+          <w:tcPr>
+            <w:tcW w:type="dxa" w:w="1872"/>
+          </w:tcPr>
+          <w:p>
+            <w:r>
+              <w:t>Erythematous patch/plaque</w:t>
+            </w:r>
+          </w:p>
+        </w:tc>
+        <w:tc>
+          <w:tcPr>
+            <w:tcW w:type="dxa" w:w="1872"/>
+          </w:tcPr>
+          <w:p>
+            <w:r>
+              <w:t>Hyperkeratotic follicular papule</w:t>
+            </w:r>
+          </w:p>
+        </w:tc>
+        <w:tc>
+          <w:tcPr>
+            <w:tcW w:type="dxa" w:w="1872"/>
+          </w:tcPr>
+          <w:p>
+            <w:r>
+              <w:t>Erythematous papule → haemorrhagic vesicle</w:t>
+            </w:r>
+          </w:p>
+        </w:tc>
+        <w:tc>
+          <w:tcPr>
+            <w:tcW w:type="dxa" w:w="1872"/>
+          </w:tcPr>
+          <w:p>
+            <w:r>
+              <w:t>Erythematous papule</w:t>
+            </w:r>
+          </w:p>
+        </w:tc>
+      </w:tr>
+      <w:tr>
+        <w:tc>
+          <w:tcPr>
+            <w:tcW w:type="dxa" w:w="1872"/>
+            <w:shd w:val="clear" w:color="auto" w:fill="DCE6F1"/>
+          </w:tcPr>
+          <w:p>
+            <w:r>
+              <w:rPr>
+                <w:b/>
+              </w:rPr>
+              <w:t>Scale type</w:t>
+            </w:r>
+          </w:p>
+        </w:tc>
+        <w:tc>
+          <w:tcPr>
+            <w:tcW w:type="dxa" w:w="1872"/>
+            <w:shd w:val="clear" w:color="auto" w:fill="DCE6F1"/>
+          </w:tcPr>
+          <w:p>
+            <w:r>
+              <w:rPr>
+                <w:b/>
+              </w:rPr>
+              <w:t>Collarette</w:t>
+            </w:r>
+          </w:p>
+        </w:tc>
+        <w:tc>
+          <w:tcPr>
+            <w:tcW w:type="dxa" w:w="1872"/>
+            <w:shd w:val="clear" w:color="auto" w:fill="DCE6F1"/>
+          </w:tcPr>
+          <w:p>
+            <w:r>
+              <w:t>Follicular/keratotic</w:t>
+            </w:r>
+          </w:p>
+        </w:tc>
+        <w:tc>
+          <w:tcPr>
+            <w:tcW w:type="dxa" w:w="1872"/>
+            <w:shd w:val="clear" w:color="auto" w:fill="DCE6F1"/>
+          </w:tcPr>
+          <w:p>
+            <w:r>
+              <w:t>Haemorrhagic crust</w:t>
+            </w:r>
+          </w:p>
+        </w:tc>
+        <w:tc>
+          <w:tcPr>
+            <w:tcW w:type="dxa" w:w="1872"/>
+            <w:shd w:val="clear" w:color="auto" w:fill="DCE6F1"/>
+          </w:tcPr>
+          <w:p>
+            <w:r>
+              <w:rPr>
+                <w:b/>
+              </w:rPr>
+              <w:t>Mica</w:t>
+            </w:r>
+          </w:p>
+        </w:tc>
+      </w:tr>
+      <w:tr>
+        <w:tc>
+          <w:tcPr>
+            <w:tcW w:type="dxa" w:w="1872"/>
+          </w:tcPr>
+          <w:p>
+            <w:r>
+              <w:rPr>
+                <w:b/>
+              </w:rPr>
+              <w:t>Distribution</w:t>
+            </w:r>
+          </w:p>
+        </w:tc>
+        <w:tc>
+          <w:tcPr>
+            <w:tcW w:type="dxa" w:w="1872"/>
+          </w:tcPr>
+          <w:p>
+            <w:r>
+              <w:t>Trunk + proximal (Christmas tree)</w:t>
+            </w:r>
+          </w:p>
+        </w:tc>
+        <w:tc>
+          <w:tcPr>
+            <w:tcW w:type="dxa" w:w="1872"/>
+          </w:tcPr>
+          <w:p>
+            <w:r>
+              <w:t>Generalised + islands of sparing</w:t>
+            </w:r>
+          </w:p>
+        </w:tc>
+        <w:tc>
+          <w:tcPr>
+            <w:tcW w:type="dxa" w:w="1872"/>
+          </w:tcPr>
+          <w:p>
+            <w:r>
+              <w:t>Trunk + extremities</w:t>
+            </w:r>
+          </w:p>
+        </w:tc>
+        <w:tc>
+          <w:tcPr>
+            <w:tcW w:type="dxa" w:w="1872"/>
+          </w:tcPr>
+          <w:p>
+            <w:r>
+              <w:t>Trunk + extremities</w:t>
+            </w:r>
+          </w:p>
+        </w:tc>
+      </w:tr>
+      <w:tr>
+        <w:tc>
+          <w:tcPr>
+            <w:tcW w:type="dxa" w:w="1872"/>
+            <w:shd w:val="clear" w:color="auto" w:fill="DCE6F1"/>
+          </w:tcPr>
+          <w:p>
+            <w:r>
+              <w:rPr>
+                <w:b/>
+              </w:rPr>
+              <w:t>Pathognomonic sign</w:t>
+            </w:r>
+          </w:p>
+        </w:tc>
+        <w:tc>
+          <w:tcPr>
+            <w:tcW w:type="dxa" w:w="1872"/>
+            <w:shd w:val="clear" w:color="auto" w:fill="DCE6F1"/>
+          </w:tcPr>
+          <w:p>
+            <w:r>
+              <w:t>Herald Patch + Christmas tree</w:t>
+            </w:r>
+          </w:p>
+        </w:tc>
+        <w:tc>
+          <w:tcPr>
+            <w:tcW w:type="dxa" w:w="1872"/>
+            <w:shd w:val="clear" w:color="auto" w:fill="DCE6F1"/>
+          </w:tcPr>
+          <w:p>
+            <w:r>
+              <w:t>Islands of normal skin, Nutmeg grater, Sandal keratoderma</w:t>
+            </w:r>
+          </w:p>
+        </w:tc>
+        <w:tc>
+          <w:tcPr>
+            <w:tcW w:type="dxa" w:w="1872"/>
+            <w:shd w:val="clear" w:color="auto" w:fill="DCE6F1"/>
+          </w:tcPr>
+          <w:p>
+            <w:r>
+              <w:t>Haemorrhagic vesicles, necrosis</w:t>
+            </w:r>
+          </w:p>
+        </w:tc>
+        <w:tc>
+          <w:tcPr>
+            <w:tcW w:type="dxa" w:w="1872"/>
+            <w:shd w:val="clear" w:color="auto" w:fill="DCE6F1"/>
+          </w:tcPr>
+          <w:p>
+            <w:r>
+              <w:t>Mica scales</w:t>
+            </w:r>
+          </w:p>
+        </w:tc>
+      </w:tr>
+      <w:tr>
+        <w:tc>
+          <w:tcPr>
+            <w:tcW w:type="dxa" w:w="1872"/>
+          </w:tcPr>
+          <w:p>
+            <w:r>
+              <w:rPr>
+                <w:b/>
+              </w:rPr>
+              <w:t>Aetiology</w:t>
+            </w:r>
+          </w:p>
+        </w:tc>
+        <w:tc>
+          <w:tcPr>
+            <w:tcW w:type="dxa" w:w="1872"/>
+          </w:tcPr>
+          <w:p>
+            <w:r>
+              <w:t>HHV-6, HHV-7 (immune reaction)</w:t>
+            </w:r>
+          </w:p>
+        </w:tc>
+        <w:tc>
+          <w:tcPr>
+            <w:tcW w:type="dxa" w:w="1872"/>
+          </w:tcPr>
+          <w:p>
+            <w:r>
+              <w:t>CARD14 mutation, Vitamin A deficiency</w:t>
+            </w:r>
+          </w:p>
+        </w:tc>
+        <w:tc>
+          <w:tcPr>
+            <w:tcW w:type="dxa" w:w="1872"/>
+          </w:tcPr>
+          <w:p>
+            <w:r>
+              <w:t>Clonal T-cell lymphoproliferation</w:t>
+            </w:r>
+          </w:p>
+        </w:tc>
+        <w:tc>
+          <w:tcPr>
+            <w:tcW w:type="dxa" w:w="1872"/>
+          </w:tcPr>
+          <w:p>
+            <w:r>
+              <w:t>Clonal T-cell lymphoproliferation</w:t>
+            </w:r>
+          </w:p>
+        </w:tc>
+      </w:tr>
+      <w:tr>
+        <w:tc>
+          <w:tcPr>
+            <w:tcW w:type="dxa" w:w="1872"/>
+            <w:shd w:val="clear" w:color="auto" w:fill="DCE6F1"/>
+          </w:tcPr>
+          <w:p>
+            <w:r>
+              <w:rPr>
+                <w:b/>
+              </w:rPr>
+              <w:t>Histopathology</w:t>
+            </w:r>
+          </w:p>
+        </w:tc>
+        <w:tc>
+          <w:tcPr>
+            <w:tcW w:type="dxa" w:w="1872"/>
+            <w:shd w:val="clear" w:color="auto" w:fill="DCE6F1"/>
+          </w:tcPr>
+          <w:p>
+            <w:r>
+              <w:t>Parakeratosis + Spongiosis + mild acanthosis</w:t>
+            </w:r>
+          </w:p>
+        </w:tc>
+        <w:tc>
+          <w:tcPr>
+            <w:tcW w:type="dxa" w:w="1872"/>
+            <w:shd w:val="clear" w:color="auto" w:fill="DCE6F1"/>
+          </w:tcPr>
+          <w:p>
+            <w:r>
+              <w:rPr>
+                <w:b/>
+              </w:rPr>
+              <w:t>Checkerboard</w:t>
+            </w:r>
+            <w:r>
+              <w:t xml:space="preserve"> (alternating ortho/para) + follicular plugging + shouldering + hypergranulosis</w:t>
+            </w:r>
+          </w:p>
+        </w:tc>
+        <w:tc>
+          <w:tcPr>
+            <w:tcW w:type="dxa" w:w="1872"/>
+            <w:shd w:val="clear" w:color="auto" w:fill="DCE6F1"/>
+          </w:tcPr>
+          <w:p>
+            <w:r>
+              <w:rPr>
+                <w:b/>
+              </w:rPr>
+              <w:t>Interface dermatitis</w:t>
+            </w:r>
+            <w:r>
+              <w:t xml:space="preserve"> (severe)</w:t>
+            </w:r>
+          </w:p>
+        </w:tc>
+        <w:tc>
+          <w:tcPr>
+            <w:tcW w:type="dxa" w:w="1872"/>
+            <w:shd w:val="clear" w:color="auto" w:fill="DCE6F1"/>
+          </w:tcPr>
+          <w:p>
+            <w:r>
+              <w:t>Interface dermatitis (mild)</w:t>
+            </w:r>
+          </w:p>
+        </w:tc>
+      </w:tr>
+      <w:tr>
+        <w:tc>
+          <w:tcPr>
+            <w:tcW w:type="dxa" w:w="1872"/>
+          </w:tcPr>
+          <w:p>
+            <w:r>
+              <w:rPr>
+                <w:b/>
+              </w:rPr>
+              <w:t>Duration</w:t>
+            </w:r>
+          </w:p>
+        </w:tc>
+        <w:tc>
+          <w:tcPr>
+            <w:tcW w:type="dxa" w:w="1872"/>
+          </w:tcPr>
+          <w:p>
+            <w:r>
+              <w:t>6–8 weeks (self-limited)</w:t>
+            </w:r>
+          </w:p>
+        </w:tc>
+        <w:tc>
+          <w:tcPr>
+            <w:tcW w:type="dxa" w:w="1872"/>
+          </w:tcPr>
+          <w:p>
+            <w:r>
+              <w:t>3–5 years (self-limited)</w:t>
+            </w:r>
+          </w:p>
+        </w:tc>
+        <w:tc>
+          <w:tcPr>
+            <w:tcW w:type="dxa" w:w="1872"/>
+          </w:tcPr>
+          <w:p>
+            <w:r>
+              <w:t>Chronic/recurrent</w:t>
+            </w:r>
+          </w:p>
+        </w:tc>
+        <w:tc>
+          <w:tcPr>
+            <w:tcW w:type="dxa" w:w="1872"/>
+          </w:tcPr>
+          <w:p>
+            <w:r>
+              <w:t>Chronic/recurrent</w:t>
+            </w:r>
+          </w:p>
+        </w:tc>
+      </w:tr>
+      <w:tr>
+        <w:tc>
+          <w:tcPr>
+            <w:tcW w:type="dxa" w:w="1872"/>
+            <w:shd w:val="clear" w:color="auto" w:fill="DCE6F1"/>
+          </w:tcPr>
+          <w:p>
+            <w:r>
+              <w:rPr>
+                <w:b/>
+              </w:rPr>
+              <w:t>Key treatment</w:t>
+            </w:r>
+          </w:p>
+        </w:tc>
+        <w:tc>
+          <w:tcPr>
+            <w:tcW w:type="dxa" w:w="1872"/>
+            <w:shd w:val="clear" w:color="auto" w:fill="DCE6F1"/>
+          </w:tcPr>
+          <w:p>
+            <w:r>
+              <w:t>Reassurance, emollients; Acyclovir (HHV) if severe</w:t>
+            </w:r>
+          </w:p>
+        </w:tc>
+        <w:tc>
+          <w:tcPr>
+            <w:tcW w:type="dxa" w:w="1872"/>
+            <w:shd w:val="clear" w:color="auto" w:fill="DCE6F1"/>
+          </w:tcPr>
+          <w:p>
+            <w:r>
+              <w:rPr>
+                <w:b/>
+              </w:rPr>
+              <w:t>Isotretinoin 1.5–2 mg/kg</w:t>
+            </w:r>
+            <w:r>
+              <w:t xml:space="preserve"> (higher than acne dose)</w:t>
+            </w:r>
+          </w:p>
+        </w:tc>
+        <w:tc>
+          <w:tcPr>
+            <w:tcW w:type="dxa" w:w="1872"/>
+            <w:shd w:val="clear" w:color="auto" w:fill="DCE6F1"/>
+          </w:tcPr>
+          <w:p>
+            <w:r>
+              <w:t>Erythromycin, PUVA</w:t>
+            </w:r>
+          </w:p>
+        </w:tc>
+        <w:tc>
+          <w:tcPr>
+            <w:tcW w:type="dxa" w:w="1872"/>
+            <w:shd w:val="clear" w:color="auto" w:fill="DCE6F1"/>
+          </w:tcPr>
+          <w:p>
+            <w:r>
+              <w:t>Erythromycin, PUVA</w:t>
+            </w:r>
+          </w:p>
+        </w:tc>
+      </w:tr>
+      <w:tr>
+        <w:tc>
+          <w:tcPr>
+            <w:tcW w:type="dxa" w:w="1872"/>
+          </w:tcPr>
+          <w:p>
+            <w:r>
+              <w:rPr>
+                <w:b/>
+              </w:rPr>
+              <w:t>HIV association</w:t>
+            </w:r>
+          </w:p>
+        </w:tc>
+        <w:tc>
+          <w:tcPr>
+            <w:tcW w:type="dxa" w:w="1872"/>
+          </w:tcPr>
+          <w:p>
+            <w:r>
+              <w:t>No</w:t>
+            </w:r>
+          </w:p>
+        </w:tc>
+        <w:tc>
+          <w:tcPr>
+            <w:tcW w:type="dxa" w:w="1872"/>
+          </w:tcPr>
+          <w:p>
+            <w:r>
+              <w:rPr>
+                <w:b/>
+              </w:rPr>
+              <w:t>Type 6 PRP</w:t>
+            </w:r>
+          </w:p>
+        </w:tc>
+        <w:tc>
+          <w:tcPr>
+            <w:tcW w:type="dxa" w:w="1872"/>
+          </w:tcPr>
+          <w:p>
+            <w:r>
+              <w:t>No</w:t>
+            </w:r>
+          </w:p>
+        </w:tc>
+        <w:tc>
+          <w:tcPr>
+            <w:tcW w:type="dxa" w:w="1872"/>
+          </w:tcPr>
+          <w:p>
+            <w:r>
+              <w:t>No</w:t>
+            </w:r>
+          </w:p>
+        </w:tc>
+      </w:tr>
+      <w:tr>
+        <w:tc>
+          <w:tcPr>
+            <w:tcW w:type="dxa" w:w="1872"/>
+            <w:shd w:val="clear" w:color="auto" w:fill="DCE6F1"/>
+          </w:tcPr>
+          <w:p>
+            <w:r>
+              <w:rPr>
+                <w:b/>
+              </w:rPr>
+              <w:t>Key differentials</w:t>
+            </w:r>
+          </w:p>
+        </w:tc>
+        <w:tc>
+          <w:tcPr>
+            <w:tcW w:type="dxa" w:w="1872"/>
+            <w:shd w:val="clear" w:color="auto" w:fill="DCE6F1"/>
+          </w:tcPr>
+          <w:p>
+            <w:r>
+              <w:t>Guttate Psoriasis, Secondary Syphilis, PLC</w:t>
+            </w:r>
+          </w:p>
+        </w:tc>
+        <w:tc>
+          <w:tcPr>
+            <w:tcW w:type="dxa" w:w="1872"/>
+            <w:shd w:val="clear" w:color="auto" w:fill="DCE6F1"/>
+          </w:tcPr>
+          <w:p>
+            <w:r>
+              <w:t>Psoriasis, Seborrhoeic Dermatitis, Eczema</w:t>
+            </w:r>
+          </w:p>
+        </w:tc>
+        <w:tc>
+          <w:tcPr>
+            <w:tcW w:type="dxa" w:w="1872"/>
+            <w:shd w:val="clear" w:color="auto" w:fill="DCE6F1"/>
+          </w:tcPr>
+          <w:p>
+            <w:r>
+              <w:t>Vasculitis, Lymphomatoid Papulosis, Drug eruption, Chickenpox</w:t>
+            </w:r>
+          </w:p>
+        </w:tc>
+        <w:tc>
+          <w:tcPr>
+            <w:tcW w:type="dxa" w:w="1872"/>
+            <w:shd w:val="clear" w:color="auto" w:fill="DCE6F1"/>
+          </w:tcPr>
+          <w:p>
+            <w:r>
+              <w:t>Pityriasis Rosea, Guttate Psoriasis, Secondary Syphilis</w:t>
+            </w:r>
+          </w:p>
+        </w:tc>
+      </w:tr>
+    </w:tbl>
+    <w:p/>
+    <w:p>
+      <w:pPr>
+        <w:pStyle w:val="Heading4"/>
+      </w:pPr>
+      <w:r>
+        <w:t>High-Yield MCQ Facts</w:t>
+      </w:r>
+    </w:p>
+    <w:p>
+      <w:pPr/>
+      <w:r>
+        <w:rPr>
+          <w:b/>
+        </w:rPr>
+        <w:t>Pityriasis Rosea:</w:t>
+      </w:r>
+    </w:p>
+    <w:p>
+      <w:pPr>
+        <w:pStyle w:val="ListBullet"/>
+        <w:ind w:left="340"/>
+      </w:pPr>
+      <w:r>
+        <w:t xml:space="preserve">Associated viruses: </w:t>
+      </w:r>
+      <w:r>
+        <w:rPr>
+          <w:b/>
+        </w:rPr>
+        <w:t>HHV-6 and HHV-7</w:t>
+      </w:r>
+      <w:r>
+        <w:t xml:space="preserve"> (not a primary infection — immunological reaction)</w:t>
+      </w:r>
+    </w:p>
+    <w:p>
+      <w:pPr>
+        <w:pStyle w:val="ListBullet"/>
+        <w:ind w:left="340"/>
+      </w:pPr>
+      <w:r>
+        <w:t xml:space="preserve">Herald Patch: </w:t>
+      </w:r>
+      <w:r>
+        <w:rPr>
+          <w:b/>
+        </w:rPr>
+        <w:t>2–6 cm erythematous plaque with collarette scales</w:t>
+      </w:r>
+    </w:p>
+    <w:p>
+      <w:pPr>
+        <w:pStyle w:val="ListBullet"/>
+        <w:ind w:left="340"/>
+      </w:pPr>
+      <w:r>
+        <w:t xml:space="preserve">Distribution: </w:t>
+      </w:r>
+      <w:r>
+        <w:rPr>
+          <w:b/>
+        </w:rPr>
+        <w:t>Christmas tree / Fir tree</w:t>
+      </w:r>
+      <w:r>
+        <w:t xml:space="preserve"> on posterior trunk</w:t>
+      </w:r>
+    </w:p>
+    <w:p>
+      <w:pPr>
+        <w:pStyle w:val="ListBullet"/>
+        <w:ind w:left="340"/>
+      </w:pPr>
+      <w:r>
+        <w:t xml:space="preserve">Histopath: </w:t>
+      </w:r>
+      <w:r>
+        <w:rPr>
+          <w:b/>
+        </w:rPr>
+        <w:t>Spongiosis + small parakeratosis + mild acanthosis</w:t>
+      </w:r>
+      <w:r>
+        <w:t xml:space="preserve"> (non-specific)</w:t>
+      </w:r>
+    </w:p>
+    <w:p>
+      <w:pPr>
+        <w:pStyle w:val="ListBullet"/>
+        <w:ind w:left="340"/>
+      </w:pPr>
+      <w:r>
+        <w:t>Drug causes: ACE inhibitors, Beta-blockers, NSAIDs, BCG, Gold, Isotretinoin</w:t>
+      </w:r>
+    </w:p>
+    <w:p>
+      <w:pPr>
+        <w:pStyle w:val="ListBullet"/>
+        <w:ind w:left="340"/>
+      </w:pPr>
+      <w:r>
+        <w:t xml:space="preserve">Treatment: Reassurance; severe → </w:t>
+      </w:r>
+      <w:r>
+        <w:rPr>
+          <w:b/>
+        </w:rPr>
+        <w:t>UVB / Acyclovir / Erythromycin</w:t>
+      </w:r>
+    </w:p>
+    <w:p>
+      <w:pPr/>
+      <w:r>
+        <w:rPr>
+          <w:b/>
+        </w:rPr>
+        <w:t>PRP:</w:t>
+      </w:r>
+    </w:p>
+    <w:p>
+      <w:pPr>
+        <w:pStyle w:val="ListBullet"/>
+        <w:ind w:left="340"/>
+      </w:pPr>
+      <w:r>
+        <w:t xml:space="preserve">Mutation: </w:t>
+      </w:r>
+      <w:r>
+        <w:rPr>
+          <w:b/>
+        </w:rPr>
+        <w:t>CARD14</w:t>
+      </w:r>
+    </w:p>
+    <w:p>
+      <w:pPr>
+        <w:pStyle w:val="ListBullet"/>
+        <w:ind w:left="340"/>
+      </w:pPr>
+      <w:r>
+        <w:t xml:space="preserve">Most common type: </w:t>
+      </w:r>
+      <w:r>
+        <w:rPr>
+          <w:b/>
+        </w:rPr>
+        <w:t>Type 1 (Adult Classic Generalised) = 55%</w:t>
+      </w:r>
+    </w:p>
+    <w:p>
+      <w:pPr>
+        <w:pStyle w:val="ListBullet"/>
+        <w:ind w:left="340"/>
+      </w:pPr>
+      <w:r>
+        <w:t xml:space="preserve">HIV type: </w:t>
+      </w:r>
+      <w:r>
+        <w:rPr>
+          <w:b/>
+        </w:rPr>
+        <w:t>Type 6 = follicular spines + acne conglobata + hidradenitis suppurativa</w:t>
+      </w:r>
+    </w:p>
+    <w:p>
+      <w:pPr>
+        <w:pStyle w:val="ListBullet"/>
+        <w:ind w:left="340"/>
+      </w:pPr>
+      <w:r>
+        <w:t xml:space="preserve">Nails: </w:t>
+      </w:r>
+      <w:r>
+        <w:rPr>
+          <w:b/>
+        </w:rPr>
+        <w:t>Thickening</w:t>
+      </w:r>
+      <w:r>
+        <w:t xml:space="preserve"> (not pitting like Psoriasis)</w:t>
+      </w:r>
+    </w:p>
+    <w:p>
+      <w:pPr>
+        <w:pStyle w:val="ListBullet"/>
+        <w:ind w:left="340"/>
+      </w:pPr>
+      <w:r>
+        <w:t xml:space="preserve">Histopathology hallmark: </w:t>
+      </w:r>
+      <w:r>
+        <w:rPr>
+          <w:b/>
+        </w:rPr>
+        <w:t>Checkerboard pattern (alternating ortho + parakeratosis, vertical + horizontal)</w:t>
+      </w:r>
+    </w:p>
+    <w:p>
+      <w:pPr>
+        <w:pStyle w:val="ListBullet"/>
+        <w:ind w:left="340"/>
+      </w:pPr>
+      <w:r>
+        <w:t>Additional histopath: Follicular plugging, shouldering, hypergranulosis, acanthosis</w:t>
+      </w:r>
+    </w:p>
+    <w:p>
+      <w:pPr>
+        <w:pStyle w:val="ListBullet"/>
+        <w:ind w:left="340"/>
+      </w:pPr>
+      <w:r>
+        <w:t xml:space="preserve">Treatment: </w:t>
+      </w:r>
+      <w:r>
+        <w:rPr>
+          <w:b/>
+        </w:rPr>
+        <w:t>Isotretinoin 1.5–2 mg/kg</w:t>
+      </w:r>
+      <w:r>
+        <w:t xml:space="preserve"> (higher than acne dose of 0.5–1 mg/kg)</w:t>
+      </w:r>
+    </w:p>
+    <w:p>
+      <w:pPr>
+        <w:pStyle w:val="ListBullet"/>
+        <w:ind w:left="340"/>
+      </w:pPr>
+      <w:r>
+        <w:t xml:space="preserve">Phototherapy: </w:t>
+      </w:r>
+      <w:r>
+        <w:rPr>
+          <w:b/>
+        </w:rPr>
+        <w:t>Contraindicated / can worsen PRP</w:t>
+      </w:r>
+    </w:p>
+    <w:p>
+      <w:pPr/>
+      <w:r>
+        <w:rPr>
+          <w:b/>
+        </w:rPr>
+        <w:t>PLEVA:</w:t>
+      </w:r>
+    </w:p>
+    <w:p>
+      <w:pPr>
+        <w:pStyle w:val="ListBullet"/>
+        <w:ind w:left="340"/>
+      </w:pPr>
+      <w:r>
+        <w:t xml:space="preserve">Full name: Pityriasis Lichenoides </w:t>
+      </w:r>
+      <w:r>
+        <w:rPr>
+          <w:b/>
+        </w:rPr>
+        <w:t>et Varioliformis Acuta</w:t>
+      </w:r>
+    </w:p>
+    <w:p>
+      <w:pPr>
+        <w:pStyle w:val="ListBullet"/>
+        <w:ind w:left="340"/>
+      </w:pPr>
+      <w:r>
+        <w:t xml:space="preserve">Classification: </w:t>
+      </w:r>
+      <w:r>
+        <w:rPr>
+          <w:b/>
+        </w:rPr>
+        <w:t>Clonal T-cell lymphoproliferative disorder</w:t>
+      </w:r>
+    </w:p>
+    <w:p>
+      <w:pPr>
+        <w:pStyle w:val="ListBullet"/>
+        <w:ind w:left="340"/>
+      </w:pPr>
+      <w:r>
+        <w:t xml:space="preserve">Histopath: </w:t>
+      </w:r>
+      <w:r>
+        <w:rPr>
+          <w:b/>
+        </w:rPr>
+        <w:t>Interface dermatitis</w:t>
+      </w:r>
+      <w:r>
+        <w:t xml:space="preserve"> (vacuolar degeneration of BMZ)</w:t>
+      </w:r>
+    </w:p>
+    <w:p>
+      <w:pPr>
+        <w:pStyle w:val="ListBullet"/>
+        <w:ind w:left="340"/>
+      </w:pPr>
+      <w:r>
+        <w:t xml:space="preserve">Key differential: </w:t>
+      </w:r>
+      <w:r>
+        <w:rPr>
+          <w:b/>
+        </w:rPr>
+        <w:t>Lymphomatoid Papulosis</w:t>
+      </w:r>
+      <w:r>
+        <w:t xml:space="preserve"> (most specific important DD)</w:t>
+      </w:r>
+    </w:p>
+    <w:p>
+      <w:pPr>
+        <w:pStyle w:val="ListBullet"/>
+        <w:ind w:left="340"/>
+      </w:pPr>
+      <w:r>
+        <w:t>Treatment: Erythromycin, PUVA</w:t>
+      </w:r>
+    </w:p>
+    <w:p>
+      <w:pPr/>
+      <w:r>
+        <w:rPr>
+          <w:b/>
+        </w:rPr>
+        <w:t>PLC:</w:t>
+      </w:r>
+    </w:p>
+    <w:p>
+      <w:pPr>
+        <w:pStyle w:val="ListBullet"/>
+        <w:ind w:left="340"/>
+      </w:pPr>
+      <w:r>
+        <w:t xml:space="preserve">Full name: Pityriasis Lichenoides </w:t>
+      </w:r>
+      <w:r>
+        <w:rPr>
+          <w:b/>
+        </w:rPr>
+        <w:t>Chronica</w:t>
+      </w:r>
+    </w:p>
+    <w:p>
+      <w:pPr>
+        <w:pStyle w:val="ListBullet"/>
+        <w:ind w:left="340"/>
+      </w:pPr>
+      <w:r>
+        <w:t xml:space="preserve">Scale: </w:t>
+      </w:r>
+      <w:r>
+        <w:rPr>
+          <w:b/>
+        </w:rPr>
+        <w:t>Mica scales</w:t>
+      </w:r>
+      <w:r>
+        <w:t xml:space="preserve"> (peel off as complete sheets)</w:t>
+      </w:r>
+    </w:p>
+    <w:p>
+      <w:pPr>
+        <w:pStyle w:val="ListBullet"/>
+        <w:ind w:left="340"/>
+      </w:pPr>
+      <w:r>
+        <w:t xml:space="preserve">Histopath: Same as PLEVA but </w:t>
+      </w:r>
+      <w:r>
+        <w:rPr>
+          <w:b/>
+        </w:rPr>
+        <w:t>milder</w:t>
+      </w:r>
+      <w:r>
+        <w:t xml:space="preserve"> interface changes</w:t>
+      </w:r>
+    </w:p>
+    <w:p>
+      <w:pPr>
+        <w:pStyle w:val="ListBullet"/>
+        <w:ind w:left="340"/>
+      </w:pPr>
+      <w:r>
+        <w:t xml:space="preserve">Differentials: </w:t>
+      </w:r>
+      <w:r>
+        <w:rPr>
+          <w:b/>
+        </w:rPr>
+        <w:t>GPSS group</w:t>
+      </w:r>
+      <w:r>
+        <w:t xml:space="preserve"> (Guttate Psoriasis, Pityriasis Rosea, Secondary Syphilis)</w:t>
+      </w:r>
+    </w:p>
+    <w:p>
+      <w:pPr>
+        <w:pStyle w:val="ListBullet"/>
+        <w:ind w:left="340"/>
+      </w:pPr>
+      <w:r>
+        <w:t>Treatment: Erythromycin, PUVA</w:t>
+      </w:r>
+    </w:p>
+    <w:p>
+      <w:pPr>
+        <w:pStyle w:val="Heading4"/>
+      </w:pPr>
+      <w:r>
+        <w:t>The GPSS Cross-Differential Group</w:t>
+      </w:r>
+    </w:p>
+    <w:p>
+      <w:pPr/>
+      <w:r>
+        <w:t>These four always appear in each other's differential — whenever you see one, think of the others:</w:t>
+      </w:r>
+    </w:p>
+    <w:tbl>
+      <w:tblPr>
+        <w:tblStyle w:val="TableGrid"/>
+        <w:tblW w:type="auto" w:w="0"/>
+        <w:tblLook w:firstColumn="1" w:firstRow="1" w:lastColumn="0" w:lastRow="0" w:noHBand="0" w:noVBand="1" w:val="04A0"/>
+      </w:tblPr>
+      <w:tblGrid>
+        <w:gridCol w:w="2340"/>
+        <w:gridCol w:w="2340"/>
+        <w:gridCol w:w="2340"/>
+        <w:gridCol w:w="2340"/>
+      </w:tblGrid>
+      <w:tr>
+        <w:tc>
+          <w:tcPr>
+            <w:tcW w:type="dxa" w:w="2340"/>
+            <w:shd w:val="clear" w:color="auto" w:fill="1F3964"/>
+          </w:tcPr>
+          <w:p>
+            <w:r>
+              <w:rPr>
+                <w:b/>
+                <w:color w:val="FFFFFF"/>
+              </w:rPr>
+              <w:t>G</w:t>
+            </w:r>
+          </w:p>
+        </w:tc>
+        <w:tc>
+          <w:tcPr>
+            <w:tcW w:type="dxa" w:w="2340"/>
+            <w:shd w:val="clear" w:color="auto" w:fill="1F3964"/>
+          </w:tcPr>
+          <w:p>
+            <w:r>
+              <w:rPr>
+                <w:b/>
+                <w:color w:val="FFFFFF"/>
+              </w:rPr>
+              <w:t>P</w:t>
+            </w:r>
+          </w:p>
+        </w:tc>
+        <w:tc>
+          <w:tcPr>
+            <w:tcW w:type="dxa" w:w="2340"/>
+            <w:shd w:val="clear" w:color="auto" w:fill="1F3964"/>
+          </w:tcPr>
+          <w:p>
+            <w:r>
+              <w:rPr>
+                <w:b/>
+                <w:color w:val="FFFFFF"/>
+              </w:rPr>
+              <w:t>S</w:t>
+            </w:r>
+          </w:p>
+        </w:tc>
+        <w:tc>
+          <w:tcPr>
+            <w:tcW w:type="dxa" w:w="2340"/>
+            <w:shd w:val="clear" w:color="auto" w:fill="1F3964"/>
+          </w:tcPr>
+          <w:p>
+            <w:r>
+              <w:rPr>
+                <w:b/>
+                <w:color w:val="FFFFFF"/>
+              </w:rPr>
+              <w:t>S</w:t>
+            </w:r>
+          </w:p>
+        </w:tc>
+      </w:tr>
+      <w:tr>
+        <w:tc>
+          <w:tcPr>
+            <w:tcW w:type="dxa" w:w="2340"/>
+          </w:tcPr>
+          <w:p>
+            <w:r>
+              <w:rPr>
+                <w:b/>
+              </w:rPr>
+              <w:t>Guttate Psoriasis</w:t>
+            </w:r>
+          </w:p>
+        </w:tc>
+        <w:tc>
+          <w:tcPr>
+            <w:tcW w:type="dxa" w:w="2340"/>
+          </w:tcPr>
+          <w:p>
+            <w:r>
+              <w:rPr>
+                <w:b/>
+              </w:rPr>
+              <w:t>Pityriasis Rosea</w:t>
+            </w:r>
+          </w:p>
+        </w:tc>
+        <w:tc>
+          <w:tcPr>
+            <w:tcW w:type="dxa" w:w="2340"/>
+          </w:tcPr>
+          <w:p>
+            <w:r>
+              <w:rPr>
+                <w:b/>
+              </w:rPr>
+              <w:t>Secondary Syphilis</w:t>
+            </w:r>
+          </w:p>
+        </w:tc>
+        <w:tc>
+          <w:tcPr>
+            <w:tcW w:type="dxa" w:w="2340"/>
+          </w:tcPr>
+          <w:p>
+            <w:r>
+              <w:rPr>
+                <w:b/>
+              </w:rPr>
+              <w:t>PLEVA/PLC</w:t>
+            </w:r>
+          </w:p>
+        </w:tc>
+      </w:tr>
+      <w:tr>
+        <w:tc>
+          <w:tcPr>
+            <w:tcW w:type="dxa" w:w="2340"/>
+            <w:shd w:val="clear" w:color="auto" w:fill="DCE6F1"/>
+          </w:tcPr>
+          <w:p>
+            <w:r>
+              <w:rPr>
+                <w:b/>
+              </w:rPr>
+              <w:t>Silvery-white scales</w:t>
+            </w:r>
+          </w:p>
+        </w:tc>
+        <w:tc>
+          <w:tcPr>
+            <w:tcW w:type="dxa" w:w="2340"/>
+            <w:shd w:val="clear" w:color="auto" w:fill="DCE6F1"/>
+          </w:tcPr>
+          <w:p>
+            <w:r>
+              <w:t>Collarette scales</w:t>
+            </w:r>
+          </w:p>
+        </w:tc>
+        <w:tc>
+          <w:tcPr>
+            <w:tcW w:type="dxa" w:w="2340"/>
+            <w:shd w:val="clear" w:color="auto" w:fill="DCE6F1"/>
+          </w:tcPr>
+          <w:p>
+            <w:r>
+              <w:t>Pityriasiform, palm/sole involvement</w:t>
+            </w:r>
+          </w:p>
+        </w:tc>
+        <w:tc>
+          <w:tcPr>
+            <w:tcW w:type="dxa" w:w="2340"/>
+            <w:shd w:val="clear" w:color="auto" w:fill="DCE6F1"/>
+          </w:tcPr>
+          <w:p>
+            <w:r>
+              <w:t>Mica scales (PLC) / Haemorrhagic (PLEVA)</w:t>
+            </w:r>
+          </w:p>
+        </w:tc>
+      </w:tr>
+    </w:tbl>
+    <w:p/>
+    <w:p>
+      <w:pPr>
+        <w:pStyle w:val="Heading3"/>
+      </w:pPr>
+      <w:r>
+        <w:t>Translated &amp; Tidied Audio Transcript</w:t>
+      </w:r>
+    </w:p>
+    <w:p>
+      <w:pPr/>
+      <w:r>
+        <w:rPr>
+          <w:i/>
+        </w:rPr>
+        <w:t>(Note: The audio transcript covered all of these high-yield points during the main lecture discussions above. The final portion of the lecture focused on student Q&amp;A and study advice, and contained no additional unique educational content beyond what was covered in sections 2–6.)</w:t>
       </w:r>
     </w:p>
     <w:sectPr>
